--- a/fuentes/63550354_CF02_CFA.docx
+++ b/fuentes/63550354_CF02_CFA.docx
@@ -193,7 +193,7 @@
               </wp:anchor>
             </w:drawing>
           </mc:Choice>
-          <mc:Fallback xmlns:oel="http://schemas.microsoft.com/office/2019/extlst" xmlns:w16du="http://schemas.microsoft.com/office/word/2023/wordml/word16du" xmlns:w16sdtfl="http://schemas.microsoft.com/office/word/2024/wordml/sdtformatlock">
+          <mc:Fallback xmlns:w16sdtfl="http://schemas.microsoft.com/office/word/2024/wordml/sdtformatlock" xmlns:w16du="http://schemas.microsoft.com/office/word/2023/wordml/word16du" xmlns:oel="http://schemas.microsoft.com/office/2019/extlst">
             <w:pict>
               <v:rect w14:anchorId="7DFF263A" id="Rectángulo 3" o:spid="_x0000_s1026" alt="&quot;&quot;" style="position:absolute;margin-left:0;margin-top:24.85pt;width:613.85pt;height:164.25pt;z-index:-251655168;visibility:visible;mso-wrap-style:square;mso-height-percent:0;mso-wrap-distance-left:9pt;mso-wrap-distance-top:0;mso-wrap-distance-right:9pt;mso-wrap-distance-bottom:0;mso-position-horizontal:left;mso-position-horizontal-relative:page;mso-position-vertical:absolute;mso-position-vertical-relative:text;mso-height-percent:0;mso-height-relative:margin;v-text-anchor:middle" o:gfxdata="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" fillcolor="#00314d" stroked="f" strokeweight="1pt">
                 <w10:wrap anchorx="page"/>
@@ -452,7 +452,7 @@
         <w:pBdr>
           <w:bottom w:val="single" w:sz="12" w:space="1" w:color="auto"/>
         </w:pBdr>
-        <w:ind w:firstLine="1"/>
+        <w:ind w:firstLine="0"/>
         <w:rPr>
           <w:rFonts w:ascii="Calibri" w:hAnsi="Calibri"/>
           <w:color w:val="000000" w:themeColor="text1"/>
@@ -460,34 +460,6 @@
           <w14:ligatures w14:val="none"/>
         </w:rPr>
       </w:pPr>
-      <w:r>
-        <w:rPr>
-          <w:rFonts w:eastAsiaTheme="minorEastAsia"/>
-          <w:szCs w:val="28"/>
-        </w:rPr>
-        <w:tab/>
-      </w:r>
-      <w:r>
-        <w:rPr>
-          <w:rFonts w:eastAsiaTheme="minorEastAsia"/>
-          <w:szCs w:val="28"/>
-        </w:rPr>
-        <w:tab/>
-      </w:r>
-      <w:r>
-        <w:rPr>
-          <w:rFonts w:eastAsiaTheme="minorEastAsia"/>
-          <w:szCs w:val="28"/>
-        </w:rPr>
-        <w:tab/>
-      </w:r>
-      <w:r>
-        <w:rPr>
-          <w:rFonts w:eastAsiaTheme="minorEastAsia"/>
-          <w:szCs w:val="28"/>
-        </w:rPr>
-        <w:tab/>
-      </w:r>
     </w:p>
     <w:p>
       <w:pPr>
@@ -610,11 +582,24 @@
     </w:p>
     <w:p>
       <w:pPr>
-        <w:pStyle w:val="TtuloTDC"/>
-      </w:pPr>
-    </w:p>
-    <w:p/>
-    <w:p/>
+        <w:spacing w:before="0" w:after="160" w:line="259" w:lineRule="auto"/>
+        <w:ind w:firstLine="0"/>
+        <w:rPr>
+          <w:rFonts w:eastAsiaTheme="minorEastAsia"/>
+          <w:b/>
+          <w:bCs/>
+          <w:szCs w:val="28"/>
+        </w:rPr>
+      </w:pPr>
+      <w:r>
+        <w:rPr>
+          <w:rFonts w:eastAsiaTheme="minorEastAsia"/>
+          <w:bCs/>
+          <w:szCs w:val="28"/>
+        </w:rPr>
+        <w:br w:type="page"/>
+      </w:r>
+    </w:p>
     <w:sdt>
       <w:sdtPr>
         <w:rPr>
@@ -667,7 +652,7 @@
           <w:r>
             <w:fldChar w:fldCharType="separate"/>
           </w:r>
-          <w:hyperlink w:anchor="_Toc242449708" w:history="1">
+          <w:hyperlink w:anchor="_Toc243381194" w:history="1">
             <w:r>
               <w:rPr>
                 <w:rStyle w:val="Hipervnculo"/>
@@ -694,7 +679,7 @@
                 <w:noProof/>
                 <w:webHidden/>
               </w:rPr>
-              <w:instrText xml:space="preserve"> PAGEREF _Toc242449708 \h </w:instrText>
+              <w:instrText xml:space="preserve"> PAGEREF _Toc243381194 \h </w:instrText>
             </w:r>
             <w:r>
               <w:rPr>
@@ -740,7 +725,7 @@
               <w14:ligatures w14:val="none"/>
             </w:rPr>
           </w:pPr>
-          <w:hyperlink w:anchor="_Toc242449709" w:history="1">
+          <w:hyperlink w:anchor="_Toc243381195" w:history="1">
             <w:r>
               <w:rPr>
                 <w:rStyle w:val="Hipervnculo"/>
@@ -767,7 +752,7 @@
                 <w:noProof/>
                 <w:webHidden/>
               </w:rPr>
-              <w:instrText xml:space="preserve"> PAGEREF _Toc242449709 \h </w:instrText>
+              <w:instrText xml:space="preserve"> PAGEREF _Toc243381195 \h </w:instrText>
             </w:r>
             <w:r>
               <w:rPr>
@@ -813,7 +798,7 @@
               <w14:ligatures w14:val="none"/>
             </w:rPr>
           </w:pPr>
-          <w:hyperlink w:anchor="_Toc242449710" w:history="1">
+          <w:hyperlink w:anchor="_Toc243381196" w:history="1">
             <w:r>
               <w:rPr>
                 <w:rStyle w:val="Hipervnculo"/>
@@ -840,7 +825,7 @@
                 <w:noProof/>
                 <w:webHidden/>
               </w:rPr>
-              <w:instrText xml:space="preserve"> PAGEREF _Toc242449710 \h </w:instrText>
+              <w:instrText xml:space="preserve"> PAGEREF _Toc243381196 \h </w:instrText>
             </w:r>
             <w:r>
               <w:rPr>
@@ -886,7 +871,7 @@
               <w14:ligatures w14:val="none"/>
             </w:rPr>
           </w:pPr>
-          <w:hyperlink w:anchor="_Toc242449711" w:history="1">
+          <w:hyperlink w:anchor="_Toc243381197" w:history="1">
             <w:r>
               <w:rPr>
                 <w:rStyle w:val="Hipervnculo"/>
@@ -921,7 +906,7 @@
                 <w:noProof/>
                 <w:webHidden/>
               </w:rPr>
-              <w:instrText xml:space="preserve"> PAGEREF _Toc242449711 \h </w:instrText>
+              <w:instrText xml:space="preserve"> PAGEREF _Toc243381197 \h </w:instrText>
             </w:r>
             <w:r>
               <w:rPr>
@@ -967,7 +952,7 @@
               <w14:ligatures w14:val="none"/>
             </w:rPr>
           </w:pPr>
-          <w:hyperlink w:anchor="_Toc242449712" w:history="1">
+          <w:hyperlink w:anchor="_Toc243381198" w:history="1">
             <w:r>
               <w:rPr>
                 <w:rStyle w:val="Hipervnculo"/>
@@ -994,7 +979,7 @@
                 <w:noProof/>
                 <w:webHidden/>
               </w:rPr>
-              <w:instrText xml:space="preserve"> PAGEREF _Toc242449712 \h </w:instrText>
+              <w:instrText xml:space="preserve"> PAGEREF _Toc243381198 \h </w:instrText>
             </w:r>
             <w:r>
               <w:rPr>
@@ -1040,7 +1025,7 @@
               <w14:ligatures w14:val="none"/>
             </w:rPr>
           </w:pPr>
-          <w:hyperlink w:anchor="_Toc242449713" w:history="1">
+          <w:hyperlink w:anchor="_Toc243381199" w:history="1">
             <w:r>
               <w:rPr>
                 <w:rStyle w:val="Hipervnculo"/>
@@ -1067,7 +1052,7 @@
                 <w:noProof/>
                 <w:webHidden/>
               </w:rPr>
-              <w:instrText xml:space="preserve"> PAGEREF _Toc242449713 \h </w:instrText>
+              <w:instrText xml:space="preserve"> PAGEREF _Toc243381199 \h </w:instrText>
             </w:r>
             <w:r>
               <w:rPr>
@@ -1113,7 +1098,7 @@
               <w14:ligatures w14:val="none"/>
             </w:rPr>
           </w:pPr>
-          <w:hyperlink w:anchor="_Toc242449714" w:history="1">
+          <w:hyperlink w:anchor="_Toc243381200" w:history="1">
             <w:r>
               <w:rPr>
                 <w:rStyle w:val="Hipervnculo"/>
@@ -1141,7 +1126,7 @@
                 <w:noProof/>
                 <w:webHidden/>
               </w:rPr>
-              <w:instrText xml:space="preserve"> PAGEREF _Toc242449714 \h </w:instrText>
+              <w:instrText xml:space="preserve"> PAGEREF _Toc243381200 \h </w:instrText>
             </w:r>
             <w:r>
               <w:rPr>
@@ -1187,7 +1172,7 @@
               <w14:ligatures w14:val="none"/>
             </w:rPr>
           </w:pPr>
-          <w:hyperlink w:anchor="_Toc242449715" w:history="1">
+          <w:hyperlink w:anchor="_Toc243381201" w:history="1">
             <w:r>
               <w:rPr>
                 <w:rStyle w:val="Hipervnculo"/>
@@ -1215,7 +1200,7 @@
                 <w:noProof/>
                 <w:webHidden/>
               </w:rPr>
-              <w:instrText xml:space="preserve"> PAGEREF _Toc242449715 \h </w:instrText>
+              <w:instrText xml:space="preserve"> PAGEREF _Toc243381201 \h </w:instrText>
             </w:r>
             <w:r>
               <w:rPr>
@@ -1261,7 +1246,7 @@
               <w14:ligatures w14:val="none"/>
             </w:rPr>
           </w:pPr>
-          <w:hyperlink w:anchor="_Toc242449716" w:history="1">
+          <w:hyperlink w:anchor="_Toc243381202" w:history="1">
             <w:r>
               <w:rPr>
                 <w:rStyle w:val="Hipervnculo"/>
@@ -1289,7 +1274,7 @@
                 <w:noProof/>
                 <w:webHidden/>
               </w:rPr>
-              <w:instrText xml:space="preserve"> PAGEREF _Toc242449716 \h </w:instrText>
+              <w:instrText xml:space="preserve"> PAGEREF _Toc243381202 \h </w:instrText>
             </w:r>
             <w:r>
               <w:rPr>
@@ -1335,7 +1320,7 @@
               <w14:ligatures w14:val="none"/>
             </w:rPr>
           </w:pPr>
-          <w:hyperlink w:anchor="_Toc242449717" w:history="1">
+          <w:hyperlink w:anchor="_Toc243381203" w:history="1">
             <w:r>
               <w:rPr>
                 <w:rStyle w:val="Hipervnculo"/>
@@ -1363,7 +1348,7 @@
                 <w:noProof/>
                 <w:webHidden/>
               </w:rPr>
-              <w:instrText xml:space="preserve"> PAGEREF _Toc242449717 \h </w:instrText>
+              <w:instrText xml:space="preserve"> PAGEREF _Toc243381203 \h </w:instrText>
             </w:r>
             <w:r>
               <w:rPr>
@@ -1409,7 +1394,7 @@
               <w14:ligatures w14:val="none"/>
             </w:rPr>
           </w:pPr>
-          <w:hyperlink w:anchor="_Toc242449718" w:history="1">
+          <w:hyperlink w:anchor="_Toc243381204" w:history="1">
             <w:r>
               <w:rPr>
                 <w:rStyle w:val="Hipervnculo"/>
@@ -1436,7 +1421,7 @@
                 <w:noProof/>
                 <w:webHidden/>
               </w:rPr>
-              <w:instrText xml:space="preserve"> PAGEREF _Toc242449718 \h </w:instrText>
+              <w:instrText xml:space="preserve"> PAGEREF _Toc243381204 \h </w:instrText>
             </w:r>
             <w:r>
               <w:rPr>
@@ -1482,7 +1467,7 @@
               <w14:ligatures w14:val="none"/>
             </w:rPr>
           </w:pPr>
-          <w:hyperlink w:anchor="_Toc242449719" w:history="1">
+          <w:hyperlink w:anchor="_Toc243381205" w:history="1">
             <w:r>
               <w:rPr>
                 <w:rStyle w:val="Hipervnculo"/>
@@ -1510,7 +1495,7 @@
                 <w:noProof/>
                 <w:webHidden/>
               </w:rPr>
-              <w:instrText xml:space="preserve"> PAGEREF _Toc242449719 \h </w:instrText>
+              <w:instrText xml:space="preserve"> PAGEREF _Toc243381205 \h </w:instrText>
             </w:r>
             <w:r>
               <w:rPr>
@@ -1556,7 +1541,7 @@
               <w14:ligatures w14:val="none"/>
             </w:rPr>
           </w:pPr>
-          <w:hyperlink w:anchor="_Toc242449720" w:history="1">
+          <w:hyperlink w:anchor="_Toc243381206" w:history="1">
             <w:r>
               <w:rPr>
                 <w:rStyle w:val="Hipervnculo"/>
@@ -1584,7 +1569,7 @@
                 <w:noProof/>
                 <w:webHidden/>
               </w:rPr>
-              <w:instrText xml:space="preserve"> PAGEREF _Toc242449720 \h </w:instrText>
+              <w:instrText xml:space="preserve"> PAGEREF _Toc243381206 \h </w:instrText>
             </w:r>
             <w:r>
               <w:rPr>
@@ -1630,7 +1615,7 @@
               <w14:ligatures w14:val="none"/>
             </w:rPr>
           </w:pPr>
-          <w:hyperlink w:anchor="_Toc242449721" w:history="1">
+          <w:hyperlink w:anchor="_Toc243381207" w:history="1">
             <w:r>
               <w:rPr>
                 <w:rStyle w:val="Hipervnculo"/>
@@ -1658,7 +1643,7 @@
                 <w:noProof/>
                 <w:webHidden/>
               </w:rPr>
-              <w:instrText xml:space="preserve"> PAGEREF _Toc242449721 \h </w:instrText>
+              <w:instrText xml:space="preserve"> PAGEREF _Toc243381207 \h </w:instrText>
             </w:r>
             <w:r>
               <w:rPr>
@@ -1704,7 +1689,7 @@
               <w14:ligatures w14:val="none"/>
             </w:rPr>
           </w:pPr>
-          <w:hyperlink w:anchor="_Toc242449722" w:history="1">
+          <w:hyperlink w:anchor="_Toc243381208" w:history="1">
             <w:r>
               <w:rPr>
                 <w:rStyle w:val="Hipervnculo"/>
@@ -1731,7 +1716,7 @@
                 <w:noProof/>
                 <w:webHidden/>
               </w:rPr>
-              <w:instrText xml:space="preserve"> PAGEREF _Toc242449722 \h </w:instrText>
+              <w:instrText xml:space="preserve"> PAGEREF _Toc243381208 \h </w:instrText>
             </w:r>
             <w:r>
               <w:rPr>
@@ -1777,7 +1762,7 @@
               <w14:ligatures w14:val="none"/>
             </w:rPr>
           </w:pPr>
-          <w:hyperlink w:anchor="_Toc242449723" w:history="1">
+          <w:hyperlink w:anchor="_Toc243381209" w:history="1">
             <w:r>
               <w:rPr>
                 <w:rStyle w:val="Hipervnculo"/>
@@ -1805,7 +1790,7 @@
                 <w:noProof/>
                 <w:webHidden/>
               </w:rPr>
-              <w:instrText xml:space="preserve"> PAGEREF _Toc242449723 \h </w:instrText>
+              <w:instrText xml:space="preserve"> PAGEREF _Toc243381209 \h </w:instrText>
             </w:r>
             <w:r>
               <w:rPr>
@@ -1851,7 +1836,7 @@
               <w14:ligatures w14:val="none"/>
             </w:rPr>
           </w:pPr>
-          <w:hyperlink w:anchor="_Toc242449724" w:history="1">
+          <w:hyperlink w:anchor="_Toc243381210" w:history="1">
             <w:r>
               <w:rPr>
                 <w:rStyle w:val="Hipervnculo"/>
@@ -1879,7 +1864,7 @@
                 <w:noProof/>
                 <w:webHidden/>
               </w:rPr>
-              <w:instrText xml:space="preserve"> PAGEREF _Toc242449724 \h </w:instrText>
+              <w:instrText xml:space="preserve"> PAGEREF _Toc243381210 \h </w:instrText>
             </w:r>
             <w:r>
               <w:rPr>
@@ -1925,7 +1910,7 @@
               <w14:ligatures w14:val="none"/>
             </w:rPr>
           </w:pPr>
-          <w:hyperlink w:anchor="_Toc242449725" w:history="1">
+          <w:hyperlink w:anchor="_Toc243381211" w:history="1">
             <w:r>
               <w:rPr>
                 <w:rStyle w:val="Hipervnculo"/>
@@ -1953,7 +1938,7 @@
                 <w:noProof/>
                 <w:webHidden/>
               </w:rPr>
-              <w:instrText xml:space="preserve"> PAGEREF _Toc242449725 \h </w:instrText>
+              <w:instrText xml:space="preserve"> PAGEREF _Toc243381211 \h </w:instrText>
             </w:r>
             <w:r>
               <w:rPr>
@@ -1999,7 +1984,7 @@
               <w14:ligatures w14:val="none"/>
             </w:rPr>
           </w:pPr>
-          <w:hyperlink w:anchor="_Toc242449726" w:history="1">
+          <w:hyperlink w:anchor="_Toc243381212" w:history="1">
             <w:r>
               <w:rPr>
                 <w:rStyle w:val="Hipervnculo"/>
@@ -2026,7 +2011,7 @@
                 <w:noProof/>
                 <w:webHidden/>
               </w:rPr>
-              <w:instrText xml:space="preserve"> PAGEREF _Toc242449726 \h </w:instrText>
+              <w:instrText xml:space="preserve"> PAGEREF _Toc243381212 \h </w:instrText>
             </w:r>
             <w:r>
               <w:rPr>
@@ -2072,7 +2057,7 @@
               <w14:ligatures w14:val="none"/>
             </w:rPr>
           </w:pPr>
-          <w:hyperlink w:anchor="_Toc242449727" w:history="1">
+          <w:hyperlink w:anchor="_Toc243381213" w:history="1">
             <w:r>
               <w:rPr>
                 <w:rStyle w:val="Hipervnculo"/>
@@ -2100,7 +2085,7 @@
                 <w:noProof/>
                 <w:webHidden/>
               </w:rPr>
-              <w:instrText xml:space="preserve"> PAGEREF _Toc242449727 \h </w:instrText>
+              <w:instrText xml:space="preserve"> PAGEREF _Toc243381213 \h </w:instrText>
             </w:r>
             <w:r>
               <w:rPr>
@@ -2146,7 +2131,7 @@
               <w14:ligatures w14:val="none"/>
             </w:rPr>
           </w:pPr>
-          <w:hyperlink w:anchor="_Toc242449728" w:history="1">
+          <w:hyperlink w:anchor="_Toc243381214" w:history="1">
             <w:r>
               <w:rPr>
                 <w:rStyle w:val="Hipervnculo"/>
@@ -2174,7 +2159,7 @@
                 <w:noProof/>
                 <w:webHidden/>
               </w:rPr>
-              <w:instrText xml:space="preserve"> PAGEREF _Toc242449728 \h </w:instrText>
+              <w:instrText xml:space="preserve"> PAGEREF _Toc243381214 \h </w:instrText>
             </w:r>
             <w:r>
               <w:rPr>
@@ -2220,7 +2205,7 @@
               <w14:ligatures w14:val="none"/>
             </w:rPr>
           </w:pPr>
-          <w:hyperlink w:anchor="_Toc242449729" w:history="1">
+          <w:hyperlink w:anchor="_Toc243381215" w:history="1">
             <w:r>
               <w:rPr>
                 <w:rStyle w:val="Hipervnculo"/>
@@ -2248,7 +2233,7 @@
                 <w:noProof/>
                 <w:webHidden/>
               </w:rPr>
-              <w:instrText xml:space="preserve"> PAGEREF _Toc242449729 \h </w:instrText>
+              <w:instrText xml:space="preserve"> PAGEREF _Toc243381215 \h </w:instrText>
             </w:r>
             <w:r>
               <w:rPr>
@@ -2294,7 +2279,7 @@
               <w14:ligatures w14:val="none"/>
             </w:rPr>
           </w:pPr>
-          <w:hyperlink w:anchor="_Toc242449730" w:history="1">
+          <w:hyperlink w:anchor="_Toc243381216" w:history="1">
             <w:r>
               <w:rPr>
                 <w:rStyle w:val="Hipervnculo"/>
@@ -2322,7 +2307,7 @@
                 <w:noProof/>
                 <w:webHidden/>
               </w:rPr>
-              <w:instrText xml:space="preserve"> PAGEREF _Toc242449730 \h </w:instrText>
+              <w:instrText xml:space="preserve"> PAGEREF _Toc243381216 \h </w:instrText>
             </w:r>
             <w:r>
               <w:rPr>
@@ -2368,7 +2353,7 @@
               <w14:ligatures w14:val="none"/>
             </w:rPr>
           </w:pPr>
-          <w:hyperlink w:anchor="_Toc242449731" w:history="1">
+          <w:hyperlink w:anchor="_Toc243381217" w:history="1">
             <w:r>
               <w:rPr>
                 <w:rStyle w:val="Hipervnculo"/>
@@ -2396,7 +2381,7 @@
                 <w:noProof/>
                 <w:webHidden/>
               </w:rPr>
-              <w:instrText xml:space="preserve"> PAGEREF _Toc242449731 \h </w:instrText>
+              <w:instrText xml:space="preserve"> PAGEREF _Toc243381217 \h </w:instrText>
             </w:r>
             <w:r>
               <w:rPr>
@@ -2442,7 +2427,7 @@
               <w14:ligatures w14:val="none"/>
             </w:rPr>
           </w:pPr>
-          <w:hyperlink w:anchor="_Toc242449732" w:history="1">
+          <w:hyperlink w:anchor="_Toc243381218" w:history="1">
             <w:r>
               <w:rPr>
                 <w:rStyle w:val="Hipervnculo"/>
@@ -2470,7 +2455,7 @@
                 <w:noProof/>
                 <w:webHidden/>
               </w:rPr>
-              <w:instrText xml:space="preserve"> PAGEREF _Toc242449732 \h </w:instrText>
+              <w:instrText xml:space="preserve"> PAGEREF _Toc243381218 \h </w:instrText>
             </w:r>
             <w:r>
               <w:rPr>
@@ -2490,7 +2475,7 @@
                 <w:noProof/>
                 <w:webHidden/>
               </w:rPr>
-              <w:t>56</w:t>
+              <w:t>55</w:t>
             </w:r>
             <w:r>
               <w:rPr>
@@ -2516,7 +2501,7 @@
               <w14:ligatures w14:val="none"/>
             </w:rPr>
           </w:pPr>
-          <w:hyperlink w:anchor="_Toc242449733" w:history="1">
+          <w:hyperlink w:anchor="_Toc243381219" w:history="1">
             <w:r>
               <w:rPr>
                 <w:rStyle w:val="Hipervnculo"/>
@@ -2544,7 +2529,7 @@
                 <w:noProof/>
                 <w:webHidden/>
               </w:rPr>
-              <w:instrText xml:space="preserve"> PAGEREF _Toc242449733 \h </w:instrText>
+              <w:instrText xml:space="preserve"> PAGEREF _Toc243381219 \h </w:instrText>
             </w:r>
             <w:r>
               <w:rPr>
@@ -2564,7 +2549,7 @@
                 <w:noProof/>
                 <w:webHidden/>
               </w:rPr>
-              <w:t>58</w:t>
+              <w:t>57</w:t>
             </w:r>
             <w:r>
               <w:rPr>
@@ -2590,7 +2575,7 @@
               <w14:ligatures w14:val="none"/>
             </w:rPr>
           </w:pPr>
-          <w:hyperlink w:anchor="_Toc242449734" w:history="1">
+          <w:hyperlink w:anchor="_Toc243381220" w:history="1">
             <w:r>
               <w:rPr>
                 <w:rStyle w:val="Hipervnculo"/>
@@ -2617,7 +2602,7 @@
                 <w:noProof/>
                 <w:webHidden/>
               </w:rPr>
-              <w:instrText xml:space="preserve"> PAGEREF _Toc242449734 \h </w:instrText>
+              <w:instrText xml:space="preserve"> PAGEREF _Toc243381220 \h </w:instrText>
             </w:r>
             <w:r>
               <w:rPr>
@@ -2637,7 +2622,7 @@
                 <w:noProof/>
                 <w:webHidden/>
               </w:rPr>
-              <w:t>66</w:t>
+              <w:t>65</w:t>
             </w:r>
             <w:r>
               <w:rPr>
@@ -2663,7 +2648,7 @@
               <w14:ligatures w14:val="none"/>
             </w:rPr>
           </w:pPr>
-          <w:hyperlink w:anchor="_Toc242449735" w:history="1">
+          <w:hyperlink w:anchor="_Toc243381221" w:history="1">
             <w:r>
               <w:rPr>
                 <w:rStyle w:val="Hipervnculo"/>
@@ -2690,7 +2675,7 @@
                 <w:noProof/>
                 <w:webHidden/>
               </w:rPr>
-              <w:instrText xml:space="preserve"> PAGEREF _Toc242449735 \h </w:instrText>
+              <w:instrText xml:space="preserve"> PAGEREF _Toc243381221 \h </w:instrText>
             </w:r>
             <w:r>
               <w:rPr>
@@ -2710,7 +2695,7 @@
                 <w:noProof/>
                 <w:webHidden/>
               </w:rPr>
-              <w:t>68</w:t>
+              <w:t>67</w:t>
             </w:r>
             <w:r>
               <w:rPr>
@@ -2736,7 +2721,7 @@
               <w14:ligatures w14:val="none"/>
             </w:rPr>
           </w:pPr>
-          <w:hyperlink w:anchor="_Toc242449736" w:history="1">
+          <w:hyperlink w:anchor="_Toc243381222" w:history="1">
             <w:r>
               <w:rPr>
                 <w:rStyle w:val="Hipervnculo"/>
@@ -2763,7 +2748,7 @@
                 <w:noProof/>
                 <w:webHidden/>
               </w:rPr>
-              <w:instrText xml:space="preserve"> PAGEREF _Toc242449736 \h </w:instrText>
+              <w:instrText xml:space="preserve"> PAGEREF _Toc243381222 \h </w:instrText>
             </w:r>
             <w:r>
               <w:rPr>
@@ -2783,7 +2768,7 @@
                 <w:noProof/>
                 <w:webHidden/>
               </w:rPr>
-              <w:t>70</w:t>
+              <w:t>69</w:t>
             </w:r>
             <w:r>
               <w:rPr>
@@ -2809,7 +2794,7 @@
               <w14:ligatures w14:val="none"/>
             </w:rPr>
           </w:pPr>
-          <w:hyperlink w:anchor="_Toc242449737" w:history="1">
+          <w:hyperlink w:anchor="_Toc243381223" w:history="1">
             <w:r>
               <w:rPr>
                 <w:rStyle w:val="Hipervnculo"/>
@@ -2836,7 +2821,7 @@
                 <w:noProof/>
                 <w:webHidden/>
               </w:rPr>
-              <w:instrText xml:space="preserve"> PAGEREF _Toc242449737 \h </w:instrText>
+              <w:instrText xml:space="preserve"> PAGEREF _Toc243381223 \h </w:instrText>
             </w:r>
             <w:r>
               <w:rPr>
@@ -2856,7 +2841,7 @@
                 <w:noProof/>
                 <w:webHidden/>
               </w:rPr>
-              <w:t>72</w:t>
+              <w:t>71</w:t>
             </w:r>
             <w:r>
               <w:rPr>
@@ -2892,7 +2877,7 @@
       <w:pPr>
         <w:pStyle w:val="Titulosgenerales"/>
       </w:pPr>
-      <w:bookmarkStart w:id="8" w:name="_Toc242449708"/>
+      <w:bookmarkStart w:id="8" w:name="_Toc243381194"/>
       <w:r>
         <w:lastRenderedPageBreak/>
         <w:t>Introducción</w:t>
@@ -2948,7 +2933,7 @@
       <w:pPr>
         <w:pStyle w:val="Ttulo1"/>
       </w:pPr>
-      <w:bookmarkStart w:id="9" w:name="_Toc242449709"/>
+      <w:bookmarkStart w:id="9" w:name="_Toc243381195"/>
       <w:r>
         <w:lastRenderedPageBreak/>
         <w:t>Salsas: generalidades, clasificación y clases</w:t>
@@ -2974,7 +2959,7 @@
       <w:pPr>
         <w:pStyle w:val="Ttulo2"/>
       </w:pPr>
-      <w:bookmarkStart w:id="10" w:name="_Toc242449710"/>
+      <w:bookmarkStart w:id="10" w:name="_Toc243381196"/>
       <w:r>
         <w:t>Definición e importancia</w:t>
       </w:r>
@@ -3136,7 +3121,7 @@
           <w:lang w:val="es-419"/>
         </w:rPr>
       </w:pPr>
-      <w:bookmarkStart w:id="11" w:name="_Toc242449711"/>
+      <w:bookmarkStart w:id="11" w:name="_Toc243381197"/>
       <w:r>
         <w:t>Clasificación de las salsas</w:t>
       </w:r>
@@ -3150,7 +3135,15 @@
         <w:t>Las salsas para pastas se pueden clasificar según diversos criterios: por su base principal (tomate, crema, aceite, carne, mariscos), por su método de elaboración (cocidas o crudas), por su textura (espesas o líquidas) o por su origen regional (norte o sur de Italia). A continuación, se presenta una clasificación general de las salsas más representativas de la cocina italiana.</w:t>
       </w:r>
     </w:p>
-    <w:p/>
+    <w:p>
+      <w:pPr>
+        <w:spacing w:before="0" w:after="160" w:line="259" w:lineRule="auto"/>
+        <w:ind w:firstLine="0"/>
+      </w:pPr>
+      <w:r>
+        <w:br w:type="page"/>
+      </w:r>
+    </w:p>
     <w:p>
       <w:pPr>
         <w:pStyle w:val="Tabla"/>
@@ -4014,7 +4007,7 @@
       <w:pPr>
         <w:pStyle w:val="Ttulo2"/>
       </w:pPr>
-      <w:bookmarkStart w:id="12" w:name="_Toc242449712"/>
+      <w:bookmarkStart w:id="12" w:name="_Toc243381198"/>
       <w:r>
         <w:t>Clases de salsas</w:t>
       </w:r>
@@ -4053,7 +4046,13 @@
         <w:t>Europa</w:t>
       </w:r>
       <w:r>
-        <w:t xml:space="preserve"> desde américa en el siglo XVI, el tomate tardó varios siglos en </w:t>
+        <w:t xml:space="preserve"> desde </w:t>
+      </w:r>
+      <w:r>
+        <w:t>A</w:t>
+      </w:r>
+      <w:r>
+        <w:t xml:space="preserve">mérica en el siglo XVI, el tomate tardó varios siglos en </w:t>
       </w:r>
       <w:r>
         <w:lastRenderedPageBreak/>
@@ -4242,15 +4241,7 @@
       </w:r>
       <w:r>
         <w:lastRenderedPageBreak/>
-        <w:t xml:space="preserve">de tomate, ajo y aceite de oliva, ingredientes que conforman una salsa </w:t>
-      </w:r>
-      <w:proofErr w:type="gramStart"/>
-      <w:r>
-        <w:t>sencilla</w:t>
-      </w:r>
-      <w:proofErr w:type="gramEnd"/>
-      <w:r>
-        <w:t xml:space="preserve"> pero de sabor intenso. Se utiliza principalmente para acompañar pastas cortas.</w:t>
+        <w:t>de tomate, ajo y aceite de oliva, ingredientes que conforman una salsa sencilla pero de sabor intenso. Se utiliza principalmente para acompañar pastas cortas.</w:t>
       </w:r>
     </w:p>
     <w:p>
@@ -5745,7 +5736,13 @@
       </w:r>
       <w:proofErr w:type="spellEnd"/>
       <w:r>
-        <w:t>, y aceite de oliva virgen extra. Se prepara tradicionalmente en un mortero, majando los ajos con sal, luego añadiendo las hojas de albahaca poco a poco con movimientos circulares, luego los piñones, y finalmente los quesos y el aceite. si no se tiene mortero, se puede usar una batidora o procesador de alimentos, aunque el resultado no es exactamente igual.</w:t>
+        <w:t xml:space="preserve">, y aceite de oliva virgen extra. Se prepara tradicionalmente en un mortero, majando los ajos con sal, luego añadiendo las hojas de albahaca poco a poco con movimientos circulares, luego los piñones, y finalmente los quesos y el aceite. </w:t>
+      </w:r>
+      <w:r>
+        <w:t>S</w:t>
+      </w:r>
+      <w:r>
+        <w:t>i no se tiene mortero, se puede usar una batidora o procesador de alimentos, aunque el resultado no es exactamente igual.</w:t>
       </w:r>
     </w:p>
     <w:p>
@@ -7598,57 +7595,18 @@
     </w:p>
     <w:p>
       <w:pPr>
+        <w:spacing w:before="0" w:after="160" w:line="259" w:lineRule="auto"/>
         <w:ind w:firstLine="0"/>
-        <w:rPr>
-          <w:lang w:val="es-MX"/>
-        </w:rPr>
-      </w:pPr>
-    </w:p>
-    <w:p>
-      <w:pPr>
-        <w:ind w:firstLine="0"/>
-        <w:rPr>
-          <w:lang w:val="es-MX"/>
-        </w:rPr>
-      </w:pPr>
-    </w:p>
-    <w:p>
-      <w:pPr>
-        <w:ind w:firstLine="0"/>
-        <w:rPr>
-          <w:lang w:val="es-MX"/>
-        </w:rPr>
-      </w:pPr>
-    </w:p>
-    <w:p>
-      <w:pPr>
-        <w:ind w:firstLine="0"/>
-        <w:rPr>
-          <w:lang w:val="es-MX"/>
-        </w:rPr>
-      </w:pPr>
-    </w:p>
-    <w:p>
-      <w:pPr>
-        <w:ind w:firstLine="0"/>
-        <w:rPr>
-          <w:lang w:val="es-MX"/>
-        </w:rPr>
-      </w:pPr>
-    </w:p>
-    <w:p>
-      <w:pPr>
-        <w:ind w:firstLine="0"/>
-        <w:rPr>
-          <w:lang w:val="es-MX"/>
-        </w:rPr>
-      </w:pPr>
+      </w:pPr>
+      <w:r>
+        <w:br w:type="page"/>
+      </w:r>
     </w:p>
     <w:p>
       <w:pPr>
         <w:pStyle w:val="Ttulo1"/>
       </w:pPr>
-      <w:bookmarkStart w:id="13" w:name="_Toc242449713"/>
+      <w:bookmarkStart w:id="13" w:name="_Toc243381199"/>
       <w:r>
         <w:lastRenderedPageBreak/>
         <w:t>Formulación y elaboración de salsas</w:t>
@@ -7677,7 +7635,7 @@
           <w:lang w:val="es-MX"/>
         </w:rPr>
       </w:pPr>
-      <w:bookmarkStart w:id="14" w:name="_Toc242449714"/>
+      <w:bookmarkStart w:id="14" w:name="_Toc243381200"/>
       <w:r>
         <w:rPr>
           <w:lang w:val="es-MX"/>
@@ -8247,38 +8205,35 @@
     </w:tbl>
     <w:p>
       <w:pPr>
-        <w:pBdr>
-          <w:top w:val="nil"/>
-          <w:left w:val="nil"/>
-          <w:bottom w:val="nil"/>
-          <w:right w:val="nil"/>
-          <w:between w:val="nil"/>
-        </w:pBdr>
+        <w:pStyle w:val="Ttulo2"/>
+        <w:rPr>
+          <w:lang w:val="es-MX"/>
+        </w:rPr>
+      </w:pPr>
+      <w:bookmarkStart w:id="15" w:name="_Toc243381201"/>
+      <w:r>
+        <w:rPr>
+          <w:lang w:val="es-MX"/>
+        </w:rPr>
+        <w:t>Técnicas de preparación según el tipo de salsa</w:t>
+      </w:r>
+      <w:bookmarkEnd w:id="15"/>
+    </w:p>
+    <w:p>
+      <w:pPr>
+        <w:ind w:left="426"/>
+      </w:pPr>
+      <w:r>
+        <w:t>Las salsas para pastas se pueden clasificar según su método de preparación en salsas cocidas y salsas crudas (o en frío). Cada tipo requiere técnicas específicas.</w:t>
+      </w:r>
+    </w:p>
+    <w:p>
+      <w:pPr>
+        <w:spacing w:before="0" w:after="160" w:line="259" w:lineRule="auto"/>
         <w:ind w:firstLine="0"/>
       </w:pPr>
-    </w:p>
-    <w:p>
-      <w:pPr>
-        <w:pStyle w:val="Ttulo2"/>
-        <w:rPr>
-          <w:lang w:val="es-MX"/>
-        </w:rPr>
-      </w:pPr>
-      <w:bookmarkStart w:id="15" w:name="_Toc242449715"/>
-      <w:r>
-        <w:rPr>
-          <w:lang w:val="es-MX"/>
-        </w:rPr>
-        <w:t>Técnicas de preparación según el tipo de salsa</w:t>
-      </w:r>
-      <w:bookmarkEnd w:id="15"/>
-    </w:p>
-    <w:p>
-      <w:pPr>
-        <w:ind w:left="426"/>
-      </w:pPr>
-      <w:r>
-        <w:t>Las salsas para pastas se pueden clasificar según su método de preparación en salsas cocidas y salsas crudas (o en frío). Cada tipo requiere técnicas específicas.</w:t>
+      <w:r>
+        <w:br w:type="page"/>
       </w:r>
     </w:p>
     <w:p>
@@ -8519,7 +8474,7 @@
           <w:lang w:val="es-MX"/>
         </w:rPr>
       </w:pPr>
-      <w:bookmarkStart w:id="16" w:name="_Toc242449716"/>
+      <w:bookmarkStart w:id="16" w:name="_Toc243381202"/>
       <w:r>
         <w:rPr>
           <w:lang w:val="es-MX"/>
@@ -8564,15 +8519,7 @@
       </w:r>
       <w:proofErr w:type="spellEnd"/>
       <w:r>
-        <w:t xml:space="preserve">) deben ser </w:t>
-      </w:r>
-      <w:proofErr w:type="gramStart"/>
-      <w:r>
-        <w:t>fluidas</w:t>
-      </w:r>
-      <w:proofErr w:type="gramEnd"/>
-      <w:r>
-        <w:t xml:space="preserve"> pero no aguadas, para que recubran la pasta sin escurrirse. Las salsas para pastas cortas (</w:t>
+        <w:t>) deben ser fluidas pero no aguadas, para que recubran la pasta sin escurrirse. Las salsas para pastas cortas (</w:t>
       </w:r>
       <w:proofErr w:type="spellStart"/>
       <w:r>
@@ -8604,7 +8551,22 @@
       </w:r>
       <w:r>
         <w:lastRenderedPageBreak/>
-        <w:t>a retener la salsa. según el libro recetas de cocina italiana (recetas de rechupete, 2025), una salsa carbonara debe tener una textura cremosa y no debe cuajar el huevo.</w:t>
+        <w:t xml:space="preserve">a retener la salsa. </w:t>
+      </w:r>
+      <w:r>
+        <w:t>S</w:t>
+      </w:r>
+      <w:r>
+        <w:t xml:space="preserve">egún el libro recetas de cocina italiana (recetas de rechupete, 2025), una salsa </w:t>
+      </w:r>
+      <w:r>
+        <w:rPr>
+          <w:rStyle w:val="Extranjerismo"/>
+        </w:rPr>
+        <w:t>carbonara</w:t>
+      </w:r>
+      <w:r>
+        <w:t xml:space="preserve"> debe tener una textura cremosa y no debe cuajar el huevo.</w:t>
       </w:r>
     </w:p>
     <w:p>
@@ -8645,12 +8607,6 @@
     </w:p>
     <w:p>
       <w:pPr>
-        <w:pStyle w:val="Prrafodelista"/>
-        <w:ind w:left="1789" w:firstLine="0"/>
-      </w:pPr>
-    </w:p>
-    <w:p>
-      <w:pPr>
         <w:jc w:val="both"/>
         <w:rPr>
           <w:b/>
@@ -8662,7 +8618,22 @@
           <w:b/>
           <w:bCs/>
         </w:rPr>
-        <w:t>Lista de comprobación (checklist) de calidad para salsas</w:t>
+        <w:t>Lista de comprobación (</w:t>
+      </w:r>
+      <w:r>
+        <w:rPr>
+          <w:rStyle w:val="Extranjerismo"/>
+          <w:b/>
+          <w:bCs/>
+        </w:rPr>
+        <w:t>checklist</w:t>
+      </w:r>
+      <w:r>
+        <w:rPr>
+          <w:b/>
+          <w:bCs/>
+        </w:rPr>
+        <w:t>) de calidad para salsas</w:t>
       </w:r>
     </w:p>
     <w:p>
@@ -8747,7 +8718,6 @@
         <w:rPr>
           <w:rFonts w:ascii="Calibri" w:hAnsi="Calibri" w:cs="Calibri"/>
         </w:rPr>
-        <w:lastRenderedPageBreak/>
         <w:t>¿</w:t>
       </w:r>
       <w:r>
@@ -8775,6 +8745,7 @@
         <w:rPr>
           <w:rFonts w:ascii="Calibri" w:hAnsi="Calibri" w:cs="Calibri"/>
         </w:rPr>
+        <w:lastRenderedPageBreak/>
         <w:t>¿</w:t>
       </w:r>
       <w:r>
@@ -9028,7 +8999,7 @@
           <w:lang w:val="es-MX"/>
         </w:rPr>
       </w:pPr>
-      <w:bookmarkStart w:id="17" w:name="_Toc242449717"/>
+      <w:bookmarkStart w:id="17" w:name="_Toc243381203"/>
       <w:r>
         <w:rPr>
           <w:lang w:val="es-MX"/>
@@ -9050,7 +9021,6 @@
         <w:ind w:left="360"/>
       </w:pPr>
       <w:r>
-        <w:lastRenderedPageBreak/>
         <w:t>De acuerdo con Bernasconi y Teubner (2004), una selección adecuada favorece la distribución de la salsa y el equilibrio de sabores y texturas. Algunos criterios para orientar esta combinación son los siguientes:</w:t>
       </w:r>
     </w:p>
@@ -9067,6 +9037,7 @@
           <w:b/>
           <w:bCs/>
         </w:rPr>
+        <w:lastRenderedPageBreak/>
         <w:t>Pastas largas (</w:t>
       </w:r>
       <w:r>
@@ -9304,11 +9275,16 @@
         <w:t>Pastas para hornear (lasaña y canelones):</w:t>
       </w:r>
       <w:r>
-        <w:t xml:space="preserve"> requieren salsas con suficiente consistencia para mantener la estructura y humedad de la </w:t>
-      </w:r>
+        <w:t xml:space="preserve"> requieren salsas con suficiente consistencia para mantener la estructura y humedad de la preparación durante el horneado. Entre las combinaciones tradicionales se encuentran el ragú y la salsa bechamel.</w:t>
+      </w:r>
+    </w:p>
+    <w:p>
+      <w:pPr>
+        <w:ind w:left="426"/>
+      </w:pPr>
       <w:r>
         <w:lastRenderedPageBreak/>
-        <w:t>preparación durante el horneado. Entre las combinaciones tradicionales se encuentran el ragú y la salsa bechamel.</w:t>
+        <w:t>Para ampliar sus conocimientos sobre la clasificación, las técnicas de elaboración y el maridaje de las salsas para pastas, consulte el pódcast “Salsas para pastas: clasificación, técnicas de elaboración y maridaje”.</w:t>
       </w:r>
     </w:p>
     <w:p>
@@ -9316,7 +9292,7 @@
         <w:ind w:left="426"/>
       </w:pPr>
       <w:r>
-        <w:t>Para ampliar sus conocimientos sobre la clasificación, las técnicas de elaboración y el maridaje de las salsas para pastas, consulte el pódcast “Salsas para pastas: clasificación, técnicas de elaboración y maridaje”.</w:t>
+        <w:t>Lo invitamos a consultar el siguiente pódcast:</w:t>
       </w:r>
     </w:p>
     <w:tbl>
@@ -9910,7 +9886,19 @@
               <w:rPr>
                 <w:bCs/>
               </w:rPr>
-              <w:t xml:space="preserve"> Y si la pasta va rellena, como un </w:t>
+              <w:t xml:space="preserve"> </w:t>
+            </w:r>
+            <w:r>
+              <w:rPr>
+                <w:bCs/>
+              </w:rPr>
+              <w:t>y</w:t>
+            </w:r>
+            <w:r>
+              <w:rPr>
+                <w:bCs/>
+              </w:rPr>
+              <w:t xml:space="preserve"> si la pasta va rellena, como un </w:t>
             </w:r>
             <w:r>
               <w:rPr>
@@ -10049,34 +10037,18 @@
     </w:p>
     <w:p>
       <w:pPr>
+        <w:spacing w:before="0" w:after="160" w:line="259" w:lineRule="auto"/>
         <w:ind w:firstLine="0"/>
       </w:pPr>
-    </w:p>
-    <w:p>
-      <w:pPr>
-        <w:ind w:firstLine="0"/>
-      </w:pPr>
-    </w:p>
-    <w:p>
-      <w:pPr>
-        <w:ind w:firstLine="0"/>
-      </w:pPr>
-    </w:p>
-    <w:p>
-      <w:pPr>
-        <w:ind w:firstLine="0"/>
-      </w:pPr>
-    </w:p>
-    <w:p>
-      <w:pPr>
-        <w:ind w:firstLine="0"/>
-      </w:pPr>
+      <w:r>
+        <w:br w:type="page"/>
+      </w:r>
     </w:p>
     <w:p>
       <w:pPr>
         <w:pStyle w:val="Ttulo1"/>
       </w:pPr>
-      <w:bookmarkStart w:id="18" w:name="_Toc242449718"/>
+      <w:bookmarkStart w:id="18" w:name="_Toc243381204"/>
       <w:r>
         <w:lastRenderedPageBreak/>
         <w:t>Interpretación y aplicación de la receta estándar</w:t>
@@ -10099,7 +10071,7 @@
           <w:lang w:val="es-MX"/>
         </w:rPr>
       </w:pPr>
-      <w:bookmarkStart w:id="19" w:name="_Toc242449719"/>
+      <w:bookmarkStart w:id="19" w:name="_Toc243381205"/>
       <w:r>
         <w:rPr>
           <w:lang w:val="es-MX"/>
@@ -10137,6 +10109,52 @@
           <w:szCs w:val="28"/>
         </w:rPr>
         <w:t>; considerar los tiempos y temperaturas de cocción, evaluando también las características propias de la preparación para determinar el punto adecuado; y comprobar el rendimiento de la receta, con el fin de establecer el número de porciones y planificar las cantidades necesarias.</w:t>
+      </w:r>
+    </w:p>
+    <w:p>
+      <w:pPr>
+        <w:spacing w:before="0" w:after="160" w:line="259" w:lineRule="auto"/>
+        <w:ind w:firstLine="0"/>
+        <w:rPr>
+          <w:bCs/>
+          <w:szCs w:val="28"/>
+        </w:rPr>
+      </w:pPr>
+      <w:r>
+        <w:rPr>
+          <w:bCs/>
+          <w:szCs w:val="28"/>
+        </w:rPr>
+        <w:br w:type="page"/>
+      </w:r>
+    </w:p>
+    <w:p>
+      <w:pPr>
+        <w:pStyle w:val="Figura"/>
+      </w:pPr>
+      <w:r>
+        <w:lastRenderedPageBreak/>
+        <w:t xml:space="preserve">Ejemplo de receta estándar: </w:t>
+      </w:r>
+      <w:r>
+        <w:rPr>
+          <w:rStyle w:val="Extranjerismo"/>
+        </w:rPr>
+        <w:t xml:space="preserve">pesto </w:t>
+      </w:r>
+      <w:proofErr w:type="spellStart"/>
+      <w:r>
+        <w:rPr>
+          <w:rStyle w:val="Extranjerismo"/>
+        </w:rPr>
+        <w:t>alla</w:t>
+      </w:r>
+      <w:proofErr w:type="spellEnd"/>
+      <w:r>
+        <w:rPr>
+          <w:rStyle w:val="Extranjerismo"/>
+        </w:rPr>
+        <w:t xml:space="preserve"> Genovese</w:t>
       </w:r>
     </w:p>
     <w:p>
@@ -10150,16 +10168,13 @@
       </w:pPr>
       <w:r>
         <w:rPr>
-          <w:bCs/>
-          <w:noProof/>
-          <w:szCs w:val="28"/>
-        </w:rPr>
-        <w:lastRenderedPageBreak/>
+          <w:rStyle w:val="Extranjerismo"/>
+        </w:rPr>
         <w:drawing>
-          <wp:inline distT="0" distB="0" distL="0" distR="0" wp14:anchorId="7F537141" wp14:editId="4325DD4D">
+          <wp:inline distT="0" distB="0" distL="0" distR="0" wp14:anchorId="7F537141" wp14:editId="46EA9A84">
             <wp:extent cx="4680000" cy="3704400"/>
             <wp:effectExtent l="0" t="0" r="6350" b="0"/>
-            <wp:docPr id="1395412244" name="Imagen 3" descr="Nombre:  Pesto alla genovese &#10;Rendimiento:  200 ml (suficiente para 4 porciones de pasta).&#10;Tiempo de preparación: 15 minutos.&#10;Temperatura de servicio: &#10;ambiente (no calentar).&#10;&#10;Ingredientes: &#10;50 g de hojas de albahaca .fresca (solo hojas, sin tallos).&#10;15 g de piñones.&#10;1 diente de ajo pequeño .&#10;30 g de queso parmesano. (Parmigiano-Reggiano) recién rallado.&#10;20 g de queso pecorino romano recién rallado.&#10;80-100 ml de aceite de oliva virgen extra. &#10;Sal marina gruesa al gusto.&#10;&#10;Procedimiento: &#10;Lavar las hojas de albahaca con agua fría y secarlas completamente (puede usarse una centrifugadora de ensaladas o secar con papel de cocina). Es importante que no quede humedad.&#10;En un mortero de mármol, colocar el diente de ajo pelado y cortado por la mitad (retirar el germen interior si es viejo) y una pizca de sal gruesa. Machacar hasta obtener una pasta.&#10;Añadir las hojas de albahaca poco a poco, machacando con movimientos circulares hasta obtener una pasta verde homogénea. &#10;Agregar los piñones y continuar machacando. &#10;Incorporar los quesos rallados y mezclar. &#10;Verter el aceite de oliva en forma de hilo mientras se continúa mezclando, hasta lograr la consistencia deseada (debe ser una salsa espesa pero fluida). &#10;Probar y rectificar la sal si es necesario.&#10;&#10;Nota importante: si se usa batidora, procesar en pulsos cortos para evitar que la albahaca se oscurezca por el calor del motor. No calentar el pesto; mezclarlo con la pasta caliente justo antes de servir.&#10;&#10;Costo por porción: $2.200 COP (aproximado)."/>
+            <wp:docPr id="1395412244" name="Imagen 3" descr="La figura 1 ilustra la receta estándar de pesto alla Genovese con ingredientes, rendimiento, tiempo de preparación, temperatura de servicio y los pasos para la elaboración de la misma."/>
             <wp:cNvGraphicFramePr>
               <a:graphicFrameLocks xmlns:a="http://schemas.openxmlformats.org/drawingml/2006/main" noChangeAspect="1"/>
             </wp:cNvGraphicFramePr>
@@ -10167,7 +10182,7 @@
               <a:graphicData uri="http://schemas.openxmlformats.org/drawingml/2006/picture">
                 <pic:pic xmlns:pic="http://schemas.openxmlformats.org/drawingml/2006/picture">
                   <pic:nvPicPr>
-                    <pic:cNvPr id="1395412244" name="Imagen 3" descr="Nombre:  Pesto alla genovese &#10;Rendimiento:  200 ml (suficiente para 4 porciones de pasta).&#10;Tiempo de preparación: 15 minutos.&#10;Temperatura de servicio: &#10;ambiente (no calentar).&#10;&#10;Ingredientes: &#10;50 g de hojas de albahaca .fresca (solo hojas, sin tallos).&#10;15 g de piñones.&#10;1 diente de ajo pequeño .&#10;30 g de queso parmesano. (Parmigiano-Reggiano) recién rallado.&#10;20 g de queso pecorino romano recién rallado.&#10;80-100 ml de aceite de oliva virgen extra. &#10;Sal marina gruesa al gusto.&#10;&#10;Procedimiento: &#10;Lavar las hojas de albahaca con agua fría y secarlas completamente (puede usarse una centrifugadora de ensaladas o secar con papel de cocina). Es importante que no quede humedad.&#10;En un mortero de mármol, colocar el diente de ajo pelado y cortado por la mitad (retirar el germen interior si es viejo) y una pizca de sal gruesa. Machacar hasta obtener una pasta.&#10;Añadir las hojas de albahaca poco a poco, machacando con movimientos circulares hasta obtener una pasta verde homogénea. &#10;Agregar los piñones y continuar machacando. &#10;Incorporar los quesos rallados y mezclar. &#10;Verter el aceite de oliva en forma de hilo mientras se continúa mezclando, hasta lograr la consistencia deseada (debe ser una salsa espesa pero fluida). &#10;Probar y rectificar la sal si es necesario.&#10;&#10;Nota importante: si se usa batidora, procesar en pulsos cortos para evitar que la albahaca se oscurezca por el calor del motor. No calentar el pesto; mezclarlo con la pasta caliente justo antes de servir.&#10;&#10;Costo por porción: $2.200 COP (aproximado)."/>
+                    <pic:cNvPr id="1395412244" name="Imagen 3" descr="La figura 1 ilustra la receta estándar de pesto alla Genovese con ingredientes, rendimiento, tiempo de preparación, temperatura de servicio y los pasos para la elaboración de la misma."/>
                     <pic:cNvPicPr/>
                   </pic:nvPicPr>
                   <pic:blipFill>
@@ -10198,563 +10213,503 @@
         </w:drawing>
       </w:r>
     </w:p>
-    <w:p>
-      <w:pPr>
-        <w:rPr>
-          <w:b/>
-          <w:szCs w:val="28"/>
-        </w:rPr>
-      </w:pPr>
-      <w:r>
-        <w:rPr>
-          <w:b/>
-          <w:szCs w:val="28"/>
-        </w:rPr>
-        <w:t>Receta estándar:</w:t>
-      </w:r>
-      <w:r>
-        <w:rPr>
-          <w:b/>
-          <w:szCs w:val="28"/>
-        </w:rPr>
-        <w:t xml:space="preserve"> </w:t>
-      </w:r>
-      <w:r>
-        <w:rPr>
-          <w:b/>
-          <w:szCs w:val="28"/>
-        </w:rPr>
-        <w:t xml:space="preserve"> Pesto </w:t>
-      </w:r>
-      <w:proofErr w:type="spellStart"/>
-      <w:r>
-        <w:rPr>
-          <w:rStyle w:val="Extranjerismo"/>
-          <w:b/>
-          <w:bCs/>
-        </w:rPr>
-        <w:t>alla</w:t>
-      </w:r>
-      <w:proofErr w:type="spellEnd"/>
-      <w:r>
-        <w:rPr>
-          <w:rStyle w:val="Extranjerismo"/>
-          <w:b/>
-          <w:bCs/>
-        </w:rPr>
-        <w:t xml:space="preserve"> </w:t>
-      </w:r>
-      <w:proofErr w:type="spellStart"/>
-      <w:r>
-        <w:rPr>
-          <w:rStyle w:val="Extranjerismo"/>
-          <w:b/>
-          <w:bCs/>
-        </w:rPr>
-        <w:t>genovese</w:t>
-      </w:r>
-      <w:proofErr w:type="spellEnd"/>
-      <w:r>
-        <w:rPr>
-          <w:rStyle w:val="Extranjerismo"/>
-        </w:rPr>
-        <w:t xml:space="preserve"> </w:t>
-      </w:r>
-    </w:p>
-    <w:p>
-      <w:pPr>
-        <w:rPr>
-          <w:bCs/>
-          <w:szCs w:val="28"/>
-        </w:rPr>
-      </w:pPr>
-      <w:r>
-        <w:rPr>
-          <w:b/>
-          <w:szCs w:val="28"/>
-        </w:rPr>
-        <w:t>Rendimiento:</w:t>
-      </w:r>
-      <w:r>
-        <w:rPr>
-          <w:bCs/>
-          <w:szCs w:val="28"/>
-        </w:rPr>
-        <w:t xml:space="preserve"> </w:t>
-      </w:r>
-      <w:r>
-        <w:rPr>
-          <w:bCs/>
-          <w:szCs w:val="28"/>
-        </w:rPr>
-        <w:t>200 ml (suficiente para 4 porciones de pasta).</w:t>
-      </w:r>
-    </w:p>
-    <w:p>
-      <w:pPr>
-        <w:rPr>
-          <w:bCs/>
-          <w:szCs w:val="28"/>
-        </w:rPr>
-      </w:pPr>
-      <w:r>
-        <w:rPr>
-          <w:b/>
-          <w:szCs w:val="28"/>
-        </w:rPr>
-        <w:t>Tiempo de preparación:</w:t>
-      </w:r>
-      <w:r>
-        <w:rPr>
-          <w:bCs/>
-          <w:szCs w:val="28"/>
-        </w:rPr>
-        <w:t xml:space="preserve"> 15 minutos.</w:t>
-      </w:r>
-    </w:p>
-    <w:p>
-      <w:pPr>
-        <w:rPr>
-          <w:bCs/>
-          <w:szCs w:val="28"/>
-        </w:rPr>
-      </w:pPr>
-      <w:r>
-        <w:rPr>
-          <w:b/>
-          <w:szCs w:val="28"/>
-        </w:rPr>
-        <w:t>Temperatura de servicio:</w:t>
-      </w:r>
-      <w:r>
-        <w:rPr>
-          <w:bCs/>
-          <w:szCs w:val="28"/>
-        </w:rPr>
-        <w:t> ambiente (no calentar).</w:t>
-      </w:r>
-    </w:p>
-    <w:p>
-      <w:pPr>
-        <w:rPr>
-          <w:b/>
-          <w:szCs w:val="28"/>
-        </w:rPr>
-      </w:pPr>
-      <w:r>
-        <w:rPr>
-          <w:b/>
-          <w:szCs w:val="28"/>
-        </w:rPr>
-        <w:t>Ingredientes: </w:t>
-      </w:r>
-    </w:p>
-    <w:p>
-      <w:pPr>
-        <w:pStyle w:val="Prrafodelista"/>
-        <w:numPr>
-          <w:ilvl w:val="0"/>
-          <w:numId w:val="17"/>
-        </w:numPr>
-        <w:rPr>
-          <w:bCs/>
-          <w:szCs w:val="28"/>
-        </w:rPr>
-      </w:pPr>
-      <w:r>
-        <w:rPr>
-          <w:bCs/>
-          <w:szCs w:val="28"/>
-        </w:rPr>
-        <w:t xml:space="preserve">50 g de hojas de </w:t>
-      </w:r>
-      <w:proofErr w:type="gramStart"/>
-      <w:r>
-        <w:rPr>
-          <w:bCs/>
-          <w:szCs w:val="28"/>
-        </w:rPr>
-        <w:t>albahaca .fresca</w:t>
-      </w:r>
-      <w:proofErr w:type="gramEnd"/>
-      <w:r>
-        <w:rPr>
-          <w:bCs/>
-          <w:szCs w:val="28"/>
-        </w:rPr>
-        <w:t xml:space="preserve"> (solo hojas, sin tallos).</w:t>
-      </w:r>
-    </w:p>
-    <w:p>
-      <w:pPr>
-        <w:pStyle w:val="Prrafodelista"/>
-        <w:numPr>
-          <w:ilvl w:val="0"/>
-          <w:numId w:val="17"/>
-        </w:numPr>
-        <w:rPr>
-          <w:bCs/>
-          <w:szCs w:val="28"/>
-        </w:rPr>
-      </w:pPr>
-      <w:r>
-        <w:rPr>
-          <w:bCs/>
-          <w:szCs w:val="28"/>
-        </w:rPr>
-        <w:t>15 g de piñones.</w:t>
-      </w:r>
-    </w:p>
-    <w:p>
-      <w:pPr>
-        <w:pStyle w:val="Prrafodelista"/>
-        <w:numPr>
-          <w:ilvl w:val="0"/>
-          <w:numId w:val="17"/>
-        </w:numPr>
-        <w:rPr>
-          <w:bCs/>
-          <w:szCs w:val="28"/>
-        </w:rPr>
-      </w:pPr>
-      <w:r>
-        <w:rPr>
-          <w:bCs/>
-          <w:szCs w:val="28"/>
-        </w:rPr>
-        <w:t xml:space="preserve">1 diente de ajo </w:t>
-      </w:r>
-      <w:proofErr w:type="gramStart"/>
-      <w:r>
-        <w:rPr>
-          <w:bCs/>
-          <w:szCs w:val="28"/>
-        </w:rPr>
-        <w:t>pequeño .</w:t>
-      </w:r>
-      <w:proofErr w:type="gramEnd"/>
-    </w:p>
-    <w:p>
-      <w:pPr>
-        <w:pStyle w:val="Prrafodelista"/>
-        <w:numPr>
-          <w:ilvl w:val="0"/>
-          <w:numId w:val="17"/>
-        </w:numPr>
-        <w:rPr>
-          <w:bCs/>
-          <w:szCs w:val="28"/>
-        </w:rPr>
-      </w:pPr>
-      <w:r>
-        <w:rPr>
-          <w:bCs/>
-          <w:szCs w:val="28"/>
-        </w:rPr>
-        <w:t>30 g de queso parmesano. (</w:t>
-      </w:r>
-      <w:proofErr w:type="spellStart"/>
-      <w:r>
-        <w:rPr>
-          <w:bCs/>
-          <w:szCs w:val="28"/>
-        </w:rPr>
-        <w:t>Parmigiano-Reggiano</w:t>
-      </w:r>
-      <w:proofErr w:type="spellEnd"/>
-      <w:r>
-        <w:rPr>
-          <w:bCs/>
-          <w:szCs w:val="28"/>
-        </w:rPr>
-        <w:t>) recién rallado.</w:t>
-      </w:r>
-    </w:p>
-    <w:p>
-      <w:pPr>
-        <w:pStyle w:val="Prrafodelista"/>
-        <w:numPr>
-          <w:ilvl w:val="0"/>
-          <w:numId w:val="17"/>
-        </w:numPr>
-        <w:rPr>
-          <w:bCs/>
-          <w:szCs w:val="28"/>
-        </w:rPr>
-      </w:pPr>
-      <w:r>
-        <w:rPr>
-          <w:bCs/>
-          <w:szCs w:val="28"/>
-        </w:rPr>
-        <w:lastRenderedPageBreak/>
-        <w:t xml:space="preserve">20 g de queso </w:t>
-      </w:r>
-      <w:proofErr w:type="spellStart"/>
-      <w:r>
-        <w:rPr>
-          <w:bCs/>
-          <w:szCs w:val="28"/>
-        </w:rPr>
-        <w:t>pecorino</w:t>
-      </w:r>
-      <w:proofErr w:type="spellEnd"/>
-      <w:r>
-        <w:rPr>
-          <w:bCs/>
-          <w:szCs w:val="28"/>
-        </w:rPr>
-        <w:t xml:space="preserve"> romano recién rallado.</w:t>
-      </w:r>
-    </w:p>
-    <w:p>
-      <w:pPr>
-        <w:pStyle w:val="Prrafodelista"/>
-        <w:numPr>
-          <w:ilvl w:val="0"/>
-          <w:numId w:val="17"/>
-        </w:numPr>
-        <w:rPr>
-          <w:bCs/>
-          <w:szCs w:val="28"/>
-        </w:rPr>
-      </w:pPr>
-      <w:r>
-        <w:rPr>
-          <w:bCs/>
-          <w:szCs w:val="28"/>
-        </w:rPr>
-        <w:t xml:space="preserve">80-100 ml de aceite de oliva virgen extra. </w:t>
-      </w:r>
-    </w:p>
-    <w:p>
-      <w:pPr>
-        <w:pStyle w:val="Prrafodelista"/>
-        <w:numPr>
-          <w:ilvl w:val="0"/>
-          <w:numId w:val="17"/>
-        </w:numPr>
-        <w:rPr>
-          <w:bCs/>
-          <w:szCs w:val="28"/>
-        </w:rPr>
-      </w:pPr>
-      <w:r>
-        <w:rPr>
-          <w:bCs/>
-          <w:szCs w:val="28"/>
-        </w:rPr>
-        <w:t>Sal marina gruesa al gusto.</w:t>
-      </w:r>
-    </w:p>
-    <w:p>
-      <w:pPr>
-        <w:rPr>
-          <w:b/>
-          <w:szCs w:val="28"/>
-        </w:rPr>
-      </w:pPr>
-      <w:r>
-        <w:rPr>
-          <w:b/>
-          <w:szCs w:val="28"/>
-        </w:rPr>
-        <w:t>Procedimiento: </w:t>
-      </w:r>
-    </w:p>
-    <w:p>
-      <w:pPr>
-        <w:pStyle w:val="Prrafodelista"/>
-        <w:numPr>
-          <w:ilvl w:val="0"/>
-          <w:numId w:val="18"/>
-        </w:numPr>
-        <w:rPr>
-          <w:bCs/>
-          <w:szCs w:val="28"/>
-        </w:rPr>
-      </w:pPr>
-      <w:r>
-        <w:rPr>
-          <w:bCs/>
-          <w:szCs w:val="28"/>
-        </w:rPr>
-        <w:t>Lavar las hojas de albahaca con agua fría y secarlas completamente (puede usarse una centrifugadora de ensaladas o secar con papel de cocina). Es importante que no quede humedad.</w:t>
-      </w:r>
-    </w:p>
-    <w:p>
-      <w:pPr>
-        <w:pStyle w:val="Prrafodelista"/>
-        <w:numPr>
-          <w:ilvl w:val="0"/>
-          <w:numId w:val="18"/>
-        </w:numPr>
-        <w:rPr>
-          <w:bCs/>
-          <w:szCs w:val="28"/>
-        </w:rPr>
-      </w:pPr>
-      <w:r>
-        <w:rPr>
-          <w:bCs/>
-          <w:szCs w:val="28"/>
-        </w:rPr>
-        <w:t>En un mortero de mármol, colocar el diente de ajo pelado y cortado por la mitad (retirar el germen interior si es viejo) y una pizca de sal gruesa. Machacar hasta obtener una pasta.</w:t>
-      </w:r>
-    </w:p>
-    <w:p>
-      <w:pPr>
-        <w:pStyle w:val="Prrafodelista"/>
-        <w:numPr>
-          <w:ilvl w:val="0"/>
-          <w:numId w:val="18"/>
-        </w:numPr>
-        <w:rPr>
-          <w:bCs/>
-          <w:szCs w:val="28"/>
-        </w:rPr>
-      </w:pPr>
-      <w:r>
-        <w:rPr>
-          <w:bCs/>
-          <w:szCs w:val="28"/>
-        </w:rPr>
-        <w:t xml:space="preserve">Añadir las hojas de albahaca poco a poco, machacando con movimientos circulares hasta obtener una pasta verde homogénea. </w:t>
-      </w:r>
-    </w:p>
-    <w:p>
-      <w:pPr>
-        <w:pStyle w:val="Prrafodelista"/>
-        <w:numPr>
-          <w:ilvl w:val="0"/>
-          <w:numId w:val="18"/>
-        </w:numPr>
-        <w:rPr>
-          <w:bCs/>
-          <w:szCs w:val="28"/>
-        </w:rPr>
-      </w:pPr>
-      <w:r>
-        <w:rPr>
-          <w:bCs/>
-          <w:szCs w:val="28"/>
-        </w:rPr>
-        <w:t xml:space="preserve">Agregar los piñones y continuar machacando. </w:t>
-      </w:r>
-    </w:p>
-    <w:p>
-      <w:pPr>
-        <w:pStyle w:val="Prrafodelista"/>
-        <w:numPr>
-          <w:ilvl w:val="0"/>
-          <w:numId w:val="18"/>
-        </w:numPr>
-        <w:rPr>
-          <w:bCs/>
-          <w:szCs w:val="28"/>
-        </w:rPr>
-      </w:pPr>
-      <w:r>
-        <w:rPr>
-          <w:bCs/>
-          <w:szCs w:val="28"/>
-        </w:rPr>
-        <w:t xml:space="preserve">Incorporar los quesos rallados y mezclar. </w:t>
-      </w:r>
-    </w:p>
-    <w:p>
-      <w:pPr>
-        <w:pStyle w:val="Prrafodelista"/>
-        <w:numPr>
-          <w:ilvl w:val="0"/>
-          <w:numId w:val="18"/>
-        </w:numPr>
-        <w:rPr>
-          <w:bCs/>
-          <w:szCs w:val="28"/>
-        </w:rPr>
-      </w:pPr>
-      <w:r>
-        <w:rPr>
-          <w:bCs/>
-          <w:szCs w:val="28"/>
-        </w:rPr>
-        <w:t xml:space="preserve">Verter el aceite de oliva en forma de hilo mientras se continúa mezclando, hasta lograr la consistencia deseada (debe ser una salsa espesa pero fluida). </w:t>
-      </w:r>
-    </w:p>
-    <w:p>
-      <w:pPr>
-        <w:pStyle w:val="Prrafodelista"/>
-        <w:numPr>
-          <w:ilvl w:val="0"/>
-          <w:numId w:val="18"/>
-        </w:numPr>
-        <w:rPr>
-          <w:bCs/>
-          <w:szCs w:val="28"/>
-        </w:rPr>
-      </w:pPr>
-      <w:r>
-        <w:rPr>
-          <w:bCs/>
-          <w:szCs w:val="28"/>
-        </w:rPr>
-        <w:t>Probar y rectificar la sal si es necesario.</w:t>
-      </w:r>
-    </w:p>
-    <w:p>
-      <w:pPr>
-        <w:rPr>
-          <w:bCs/>
-          <w:szCs w:val="28"/>
-        </w:rPr>
-      </w:pPr>
-    </w:p>
-    <w:p>
-      <w:pPr>
-        <w:rPr>
-          <w:bCs/>
-          <w:szCs w:val="28"/>
-        </w:rPr>
-      </w:pPr>
-      <w:r>
-        <w:rPr>
-          <w:b/>
-          <w:szCs w:val="28"/>
-        </w:rPr>
-        <w:lastRenderedPageBreak/>
-        <w:t>Nota importante:</w:t>
-      </w:r>
-      <w:r>
-        <w:rPr>
-          <w:bCs/>
-          <w:szCs w:val="28"/>
-        </w:rPr>
-        <w:t xml:space="preserve"> si se usa batidora, procesar en pulsos cortos para evitar que la albahaca se oscurezca por el calor del motor. No calentar el pesto; mezclarlo con la pasta caliente justo antes de servir.</w:t>
-      </w:r>
-    </w:p>
-    <w:p>
-      <w:pPr>
-        <w:rPr>
-          <w:bCs/>
-          <w:szCs w:val="28"/>
-        </w:rPr>
-      </w:pPr>
-      <w:r>
-        <w:rPr>
-          <w:b/>
-          <w:szCs w:val="28"/>
-        </w:rPr>
-        <w:t>Costo por porción:</w:t>
-      </w:r>
-      <w:r>
-        <w:rPr>
-          <w:bCs/>
-          <w:szCs w:val="28"/>
-        </w:rPr>
-        <w:t xml:space="preserve"> $2.200 COP (aproximado).</w:t>
-      </w:r>
-    </w:p>
+    <w:tbl>
+      <w:tblPr>
+        <w:tblStyle w:val="Tablaconcuadrcula"/>
+        <w:tblW w:w="0" w:type="auto"/>
+        <w:tblLook w:val="04A0" w:firstRow="1" w:lastRow="0" w:firstColumn="1" w:lastColumn="0" w:noHBand="0" w:noVBand="1"/>
+      </w:tblPr>
+      <w:tblGrid>
+        <w:gridCol w:w="9962"/>
+      </w:tblGrid>
+      <w:tr>
+        <w:tc>
+          <w:tcPr>
+            <w:tcW w:w="9962" w:type="dxa"/>
+          </w:tcPr>
+          <w:p>
+            <w:pPr>
+              <w:spacing w:line="240" w:lineRule="auto"/>
+              <w:ind w:firstLine="0"/>
+              <w:rPr>
+                <w:b/>
+                <w:bCs/>
+                <w:lang w:val="es-419"/>
+              </w:rPr>
+            </w:pPr>
+            <w:r>
+              <w:rPr>
+                <w:b/>
+                <w:bCs/>
+                <w:lang w:val="es-419"/>
+              </w:rPr>
+              <w:t xml:space="preserve">Descripción de la figura. </w:t>
+            </w:r>
+            <w:r>
+              <w:rPr>
+                <w:b/>
+                <w:bCs/>
+                <w:lang w:val="es-419"/>
+              </w:rPr>
+              <w:t xml:space="preserve">Receta estándar:  </w:t>
+            </w:r>
+            <w:r>
+              <w:rPr>
+                <w:rStyle w:val="Extranjerismo"/>
+                <w:b/>
+                <w:bCs/>
+                <w:lang w:val="es-419"/>
+              </w:rPr>
+              <w:t xml:space="preserve">Pesto </w:t>
+            </w:r>
+            <w:proofErr w:type="spellStart"/>
+            <w:r>
+              <w:rPr>
+                <w:rStyle w:val="Extranjerismo"/>
+                <w:b/>
+                <w:bCs/>
+                <w:lang w:val="es-419"/>
+              </w:rPr>
+              <w:t>alla</w:t>
+            </w:r>
+            <w:proofErr w:type="spellEnd"/>
+            <w:r>
+              <w:rPr>
+                <w:rStyle w:val="Extranjerismo"/>
+                <w:b/>
+                <w:bCs/>
+                <w:lang w:val="es-419"/>
+              </w:rPr>
+              <w:t xml:space="preserve"> genovese</w:t>
+            </w:r>
+          </w:p>
+        </w:tc>
+      </w:tr>
+      <w:tr>
+        <w:tc>
+          <w:tcPr>
+            <w:tcW w:w="9962" w:type="dxa"/>
+          </w:tcPr>
+          <w:p>
+            <w:pPr>
+              <w:rPr>
+                <w:bCs/>
+              </w:rPr>
+            </w:pPr>
+            <w:r>
+              <w:rPr>
+                <w:b/>
+              </w:rPr>
+              <w:t>Rendimiento:</w:t>
+            </w:r>
+            <w:r>
+              <w:rPr>
+                <w:bCs/>
+              </w:rPr>
+              <w:t xml:space="preserve"> 200 ml (suficiente para 4 porciones de pasta).</w:t>
+            </w:r>
+          </w:p>
+          <w:p>
+            <w:pPr>
+              <w:rPr>
+                <w:bCs/>
+              </w:rPr>
+            </w:pPr>
+            <w:r>
+              <w:rPr>
+                <w:b/>
+              </w:rPr>
+              <w:t>Tiempo de preparación:</w:t>
+            </w:r>
+            <w:r>
+              <w:rPr>
+                <w:bCs/>
+              </w:rPr>
+              <w:t xml:space="preserve"> 15 minutos.</w:t>
+            </w:r>
+          </w:p>
+          <w:p>
+            <w:pPr>
+              <w:rPr>
+                <w:bCs/>
+              </w:rPr>
+            </w:pPr>
+            <w:r>
+              <w:rPr>
+                <w:b/>
+              </w:rPr>
+              <w:t>Temperatura de servicio:</w:t>
+            </w:r>
+            <w:r>
+              <w:rPr>
+                <w:bCs/>
+              </w:rPr>
+              <w:t> ambiente (no calentar).</w:t>
+            </w:r>
+          </w:p>
+          <w:p>
+            <w:pPr>
+              <w:rPr>
+                <w:b/>
+              </w:rPr>
+            </w:pPr>
+            <w:r>
+              <w:rPr>
+                <w:b/>
+              </w:rPr>
+              <w:t>Ingredientes: </w:t>
+            </w:r>
+          </w:p>
+          <w:p>
+            <w:pPr>
+              <w:numPr>
+                <w:ilvl w:val="0"/>
+                <w:numId w:val="17"/>
+              </w:numPr>
+              <w:rPr>
+                <w:bCs/>
+              </w:rPr>
+            </w:pPr>
+            <w:r>
+              <w:rPr>
+                <w:bCs/>
+              </w:rPr>
+              <w:t>50 g de hojas de albahaca fresca (solo hojas, sin tallos).</w:t>
+            </w:r>
+          </w:p>
+          <w:p>
+            <w:pPr>
+              <w:numPr>
+                <w:ilvl w:val="0"/>
+                <w:numId w:val="17"/>
+              </w:numPr>
+              <w:rPr>
+                <w:bCs/>
+              </w:rPr>
+            </w:pPr>
+            <w:r>
+              <w:rPr>
+                <w:bCs/>
+              </w:rPr>
+              <w:t>15 g de piñones.</w:t>
+            </w:r>
+          </w:p>
+          <w:p>
+            <w:pPr>
+              <w:numPr>
+                <w:ilvl w:val="0"/>
+                <w:numId w:val="17"/>
+              </w:numPr>
+              <w:rPr>
+                <w:bCs/>
+              </w:rPr>
+            </w:pPr>
+            <w:r>
+              <w:rPr>
+                <w:bCs/>
+              </w:rPr>
+              <w:lastRenderedPageBreak/>
+              <w:t xml:space="preserve">1 diente de ajo </w:t>
+            </w:r>
+            <w:r>
+              <w:rPr>
+                <w:bCs/>
+              </w:rPr>
+              <w:t>pequeño.</w:t>
+            </w:r>
+          </w:p>
+          <w:p>
+            <w:pPr>
+              <w:numPr>
+                <w:ilvl w:val="0"/>
+                <w:numId w:val="17"/>
+              </w:numPr>
+              <w:rPr>
+                <w:bCs/>
+              </w:rPr>
+            </w:pPr>
+            <w:r>
+              <w:rPr>
+                <w:bCs/>
+              </w:rPr>
+              <w:t>30 g de queso parmesano. (</w:t>
+            </w:r>
+            <w:proofErr w:type="spellStart"/>
+            <w:r>
+              <w:rPr>
+                <w:rStyle w:val="Extranjerismo"/>
+                <w:lang w:val="es-CO"/>
+              </w:rPr>
+              <w:t>Parmigiano-Reggiano</w:t>
+            </w:r>
+            <w:proofErr w:type="spellEnd"/>
+            <w:r>
+              <w:rPr>
+                <w:bCs/>
+              </w:rPr>
+              <w:t>) recién rallado.</w:t>
+            </w:r>
+          </w:p>
+          <w:p>
+            <w:pPr>
+              <w:numPr>
+                <w:ilvl w:val="0"/>
+                <w:numId w:val="17"/>
+              </w:numPr>
+              <w:rPr>
+                <w:bCs/>
+              </w:rPr>
+            </w:pPr>
+            <w:r>
+              <w:rPr>
+                <w:bCs/>
+              </w:rPr>
+              <w:t xml:space="preserve">20 g de queso </w:t>
+            </w:r>
+            <w:proofErr w:type="spellStart"/>
+            <w:r>
+              <w:rPr>
+                <w:rStyle w:val="Extranjerismo"/>
+                <w:lang w:val="es-CO"/>
+              </w:rPr>
+              <w:t>pecorino</w:t>
+            </w:r>
+            <w:proofErr w:type="spellEnd"/>
+            <w:r>
+              <w:rPr>
+                <w:bCs/>
+              </w:rPr>
+              <w:t xml:space="preserve"> romano recién rallado.</w:t>
+            </w:r>
+          </w:p>
+          <w:p>
+            <w:pPr>
+              <w:numPr>
+                <w:ilvl w:val="0"/>
+                <w:numId w:val="17"/>
+              </w:numPr>
+              <w:rPr>
+                <w:bCs/>
+              </w:rPr>
+            </w:pPr>
+            <w:r>
+              <w:rPr>
+                <w:bCs/>
+              </w:rPr>
+              <w:t xml:space="preserve">80-100 ml de aceite de oliva virgen extra. </w:t>
+            </w:r>
+          </w:p>
+          <w:p>
+            <w:pPr>
+              <w:numPr>
+                <w:ilvl w:val="0"/>
+                <w:numId w:val="17"/>
+              </w:numPr>
+              <w:rPr>
+                <w:bCs/>
+              </w:rPr>
+            </w:pPr>
+            <w:r>
+              <w:rPr>
+                <w:bCs/>
+              </w:rPr>
+              <w:t>Sal marina gruesa al gusto.</w:t>
+            </w:r>
+          </w:p>
+          <w:p>
+            <w:pPr>
+              <w:rPr>
+                <w:b/>
+              </w:rPr>
+            </w:pPr>
+            <w:r>
+              <w:rPr>
+                <w:b/>
+              </w:rPr>
+              <w:t>Procedimiento: </w:t>
+            </w:r>
+          </w:p>
+          <w:p>
+            <w:pPr>
+              <w:numPr>
+                <w:ilvl w:val="0"/>
+                <w:numId w:val="18"/>
+              </w:numPr>
+              <w:rPr>
+                <w:bCs/>
+              </w:rPr>
+            </w:pPr>
+            <w:r>
+              <w:rPr>
+                <w:bCs/>
+              </w:rPr>
+              <w:t>Lavar las hojas de albahaca con agua fría y secarlas completamente (puede usarse una centrifugadora de ensaladas o secar con papel de cocina). Es importante que no quede humedad.</w:t>
+            </w:r>
+          </w:p>
+          <w:p>
+            <w:pPr>
+              <w:numPr>
+                <w:ilvl w:val="0"/>
+                <w:numId w:val="18"/>
+              </w:numPr>
+              <w:rPr>
+                <w:bCs/>
+              </w:rPr>
+            </w:pPr>
+            <w:r>
+              <w:rPr>
+                <w:bCs/>
+              </w:rPr>
+              <w:t>En un mortero de mármol, colocar el diente de ajo pelado y cortado por la mitad (retirar el germen interior si es viejo) y una pizca de sal gruesa. Machacar hasta obtener una pasta.</w:t>
+            </w:r>
+          </w:p>
+          <w:p>
+            <w:pPr>
+              <w:numPr>
+                <w:ilvl w:val="0"/>
+                <w:numId w:val="18"/>
+              </w:numPr>
+              <w:rPr>
+                <w:bCs/>
+              </w:rPr>
+            </w:pPr>
+            <w:r>
+              <w:rPr>
+                <w:bCs/>
+              </w:rPr>
+              <w:t xml:space="preserve">Añadir las hojas de albahaca poco a poco, machacando con movimientos circulares hasta obtener una pasta verde homogénea. </w:t>
+            </w:r>
+          </w:p>
+          <w:p>
+            <w:pPr>
+              <w:numPr>
+                <w:ilvl w:val="0"/>
+                <w:numId w:val="18"/>
+              </w:numPr>
+              <w:rPr>
+                <w:bCs/>
+              </w:rPr>
+            </w:pPr>
+            <w:r>
+              <w:rPr>
+                <w:bCs/>
+              </w:rPr>
+              <w:t xml:space="preserve">Agregar los piñones y continuar machacando. </w:t>
+            </w:r>
+          </w:p>
+          <w:p>
+            <w:pPr>
+              <w:numPr>
+                <w:ilvl w:val="0"/>
+                <w:numId w:val="18"/>
+              </w:numPr>
+              <w:rPr>
+                <w:bCs/>
+              </w:rPr>
+            </w:pPr>
+            <w:r>
+              <w:rPr>
+                <w:bCs/>
+              </w:rPr>
+              <w:t xml:space="preserve">Incorporar los quesos rallados y mezclar. </w:t>
+            </w:r>
+          </w:p>
+          <w:p>
+            <w:pPr>
+              <w:numPr>
+                <w:ilvl w:val="0"/>
+                <w:numId w:val="18"/>
+              </w:numPr>
+              <w:rPr>
+                <w:bCs/>
+              </w:rPr>
+            </w:pPr>
+            <w:r>
+              <w:rPr>
+                <w:bCs/>
+              </w:rPr>
+              <w:t xml:space="preserve">Verter el aceite de oliva en forma de hilo mientras se continúa mezclando, hasta lograr la consistencia deseada (debe ser una salsa espesa pero fluida). </w:t>
+            </w:r>
+          </w:p>
+          <w:p>
+            <w:pPr>
+              <w:numPr>
+                <w:ilvl w:val="0"/>
+                <w:numId w:val="18"/>
+              </w:numPr>
+              <w:rPr>
+                <w:bCs/>
+              </w:rPr>
+            </w:pPr>
+            <w:r>
+              <w:rPr>
+                <w:bCs/>
+              </w:rPr>
+              <w:lastRenderedPageBreak/>
+              <w:t>Probar y rectificar la sal si es necesario.</w:t>
+            </w:r>
+          </w:p>
+          <w:p>
+            <w:pPr>
+              <w:rPr>
+                <w:bCs/>
+              </w:rPr>
+            </w:pPr>
+            <w:r>
+              <w:rPr>
+                <w:b/>
+              </w:rPr>
+              <w:t>Nota importante:</w:t>
+            </w:r>
+            <w:r>
+              <w:rPr>
+                <w:bCs/>
+              </w:rPr>
+              <w:t xml:space="preserve"> si se usa batidora, procesar en pulsos cortos para evitar que la albahaca se oscurezca por el calor del motor. No calentar el </w:t>
+            </w:r>
+            <w:r>
+              <w:rPr>
+                <w:rStyle w:val="Extranjerismo"/>
+                <w:lang w:val="es-CO"/>
+              </w:rPr>
+              <w:t>pesto</w:t>
+            </w:r>
+            <w:r>
+              <w:rPr>
+                <w:bCs/>
+              </w:rPr>
+              <w:t>; mezclarlo con la pasta caliente justo antes de servir.</w:t>
+            </w:r>
+          </w:p>
+          <w:p>
+            <w:pPr>
+              <w:rPr>
+                <w:bCs/>
+              </w:rPr>
+            </w:pPr>
+            <w:r>
+              <w:rPr>
+                <w:b/>
+              </w:rPr>
+              <w:t>Costo por porción:</w:t>
+            </w:r>
+            <w:r>
+              <w:rPr>
+                <w:bCs/>
+              </w:rPr>
+              <w:t xml:space="preserve"> $2.200 COP (aproximado).</w:t>
+            </w:r>
+          </w:p>
+          <w:p>
+            <w:pPr>
+              <w:rPr>
+                <w:lang w:val="es-419"/>
+              </w:rPr>
+            </w:pPr>
+          </w:p>
+        </w:tc>
+      </w:tr>
+    </w:tbl>
     <w:p>
       <w:pPr>
         <w:pStyle w:val="Ttulo2"/>
@@ -10763,11 +10718,12 @@
           <w:lang w:val="es-MX"/>
         </w:rPr>
       </w:pPr>
-      <w:bookmarkStart w:id="20" w:name="_Toc242449720"/>
+      <w:bookmarkStart w:id="20" w:name="_Toc243381206"/>
       <w:r>
         <w:rPr>
           <w:lang w:val="es-MX"/>
         </w:rPr>
+        <w:lastRenderedPageBreak/>
         <w:t>Factores de conversión y escalado para salsas</w:t>
       </w:r>
       <w:bookmarkEnd w:id="20"/>
@@ -10967,6 +10923,7 @@
           <w:szCs w:val="28"/>
           <w:lang w:val="es-MX"/>
         </w:rPr>
+        <w:lastRenderedPageBreak/>
         <w:t>Los tiempos de cocción no se multiplican por el factor de conversión; ollas más grandes pueden requerir más tiempo para alcanzar temperatura, pero la cocción final no se multiplica linealmente.</w:t>
       </w:r>
     </w:p>
@@ -10990,7 +10947,6 @@
           <w:szCs w:val="28"/>
           <w:lang w:val="es-MX"/>
         </w:rPr>
-        <w:lastRenderedPageBreak/>
         <w:t>Las especias y condimentos fuertes (</w:t>
       </w:r>
       <w:r>
@@ -11040,7 +10996,7 @@
           <w:lang w:val="es-MX"/>
         </w:rPr>
       </w:pPr>
-      <w:bookmarkStart w:id="21" w:name="_Toc242449721"/>
+      <w:bookmarkStart w:id="21" w:name="_Toc243381207"/>
       <w:r>
         <w:rPr>
           <w:lang w:val="es-MX"/>
@@ -11178,23 +11134,31 @@
           <w:szCs w:val="28"/>
           <w:lang w:val="es-MX"/>
         </w:rPr>
-        <w:t xml:space="preserve">Cálculo de costo por porción: costo por porción = (costo total de </w:t>
-      </w:r>
-      <w:proofErr w:type="gramStart"/>
+        <w:t>Cálculo de costo por porción: costo por porción = (costo total de ingredientes)/(número de porciones)</w:t>
+      </w:r>
       <w:r>
         <w:rPr>
           <w:szCs w:val="28"/>
           <w:lang w:val="es-MX"/>
         </w:rPr>
-        <w:t>ingredientes)/</w:t>
-      </w:r>
-      <w:proofErr w:type="gramEnd"/>
-      <w:r>
+        <w:t>.</w:t>
+      </w:r>
+    </w:p>
+    <w:p>
+      <w:pPr>
+        <w:spacing w:before="0" w:after="160" w:line="259" w:lineRule="auto"/>
+        <w:ind w:firstLine="0"/>
         <w:rPr>
           <w:szCs w:val="28"/>
           <w:lang w:val="es-MX"/>
         </w:rPr>
-        <w:t>(número de porciones)</w:t>
+      </w:pPr>
+      <w:r>
+        <w:rPr>
+          <w:szCs w:val="28"/>
+          <w:lang w:val="es-MX"/>
+        </w:rPr>
+        <w:br w:type="page"/>
       </w:r>
     </w:p>
     <w:p>
@@ -11214,6 +11178,7 @@
           <w:szCs w:val="28"/>
           <w:lang w:val="es-MX"/>
         </w:rPr>
+        <w:lastRenderedPageBreak/>
         <w:t>Ejemplo práctico</w:t>
       </w:r>
     </w:p>
@@ -11282,7 +11247,6 @@
           <w:szCs w:val="28"/>
           <w:lang w:val="es-MX"/>
         </w:rPr>
-        <w:lastRenderedPageBreak/>
         <w:t xml:space="preserve">Si se desea que el costo de alimentos no supere el 30 % del precio de venta del plato de pasta: </w:t>
       </w:r>
     </w:p>
@@ -11330,109 +11294,27 @@
     </w:p>
     <w:p>
       <w:pPr>
-        <w:ind w:left="426"/>
+        <w:spacing w:before="0" w:after="160" w:line="259" w:lineRule="auto"/>
+        <w:ind w:firstLine="0"/>
         <w:rPr>
           <w:szCs w:val="28"/>
           <w:lang w:val="es-MX"/>
         </w:rPr>
       </w:pPr>
-    </w:p>
-    <w:p>
-      <w:pPr>
-        <w:ind w:left="426"/>
+      <w:r>
         <w:rPr>
           <w:szCs w:val="28"/>
           <w:lang w:val="es-MX"/>
         </w:rPr>
-      </w:pPr>
-    </w:p>
-    <w:p>
-      <w:pPr>
-        <w:ind w:left="426"/>
-        <w:rPr>
-          <w:szCs w:val="28"/>
-          <w:lang w:val="es-MX"/>
-        </w:rPr>
-      </w:pPr>
-    </w:p>
-    <w:p>
-      <w:pPr>
-        <w:ind w:left="426"/>
-        <w:rPr>
-          <w:szCs w:val="28"/>
-          <w:lang w:val="es-MX"/>
-        </w:rPr>
-      </w:pPr>
-    </w:p>
-    <w:p>
-      <w:pPr>
-        <w:ind w:left="426"/>
-        <w:rPr>
-          <w:szCs w:val="28"/>
-          <w:lang w:val="es-MX"/>
-        </w:rPr>
-      </w:pPr>
-    </w:p>
-    <w:p>
-      <w:pPr>
-        <w:ind w:left="426"/>
-        <w:rPr>
-          <w:szCs w:val="28"/>
-          <w:lang w:val="es-MX"/>
-        </w:rPr>
-      </w:pPr>
-    </w:p>
-    <w:p>
-      <w:pPr>
-        <w:ind w:left="426"/>
-        <w:rPr>
-          <w:szCs w:val="28"/>
-          <w:lang w:val="es-MX"/>
-        </w:rPr>
-      </w:pPr>
-    </w:p>
-    <w:p>
-      <w:pPr>
-        <w:ind w:left="426"/>
-        <w:rPr>
-          <w:szCs w:val="28"/>
-          <w:lang w:val="es-MX"/>
-        </w:rPr>
-      </w:pPr>
-    </w:p>
-    <w:p>
-      <w:pPr>
-        <w:ind w:left="426"/>
-        <w:rPr>
-          <w:szCs w:val="28"/>
-          <w:lang w:val="es-MX"/>
-        </w:rPr>
-      </w:pPr>
-    </w:p>
-    <w:p>
-      <w:pPr>
-        <w:ind w:left="426"/>
-        <w:rPr>
-          <w:szCs w:val="28"/>
-          <w:lang w:val="es-MX"/>
-        </w:rPr>
-      </w:pPr>
-    </w:p>
-    <w:p>
-      <w:pPr>
-        <w:ind w:firstLine="0"/>
-        <w:rPr>
-          <w:szCs w:val="28"/>
-          <w:lang w:val="es-MX"/>
-        </w:rPr>
-      </w:pPr>
+        <w:br w:type="page"/>
+      </w:r>
     </w:p>
     <w:p>
       <w:pPr>
         <w:pStyle w:val="Ttulo1"/>
         <w:spacing w:line="360" w:lineRule="auto"/>
       </w:pPr>
-      <w:bookmarkStart w:id="22" w:name="_Toc242449722"/>
+      <w:bookmarkStart w:id="22" w:name="_Toc243381208"/>
       <w:r>
         <w:lastRenderedPageBreak/>
         <w:t>Clasificación de residuos</w:t>
@@ -11468,7 +11350,7 @@
           <w:lang w:val="es-MX"/>
         </w:rPr>
       </w:pPr>
-      <w:bookmarkStart w:id="23" w:name="_Toc242449723"/>
+      <w:bookmarkStart w:id="23" w:name="_Toc243381209"/>
       <w:r>
         <w:rPr>
           <w:lang w:val="es-MX"/>
@@ -11600,7 +11482,7 @@
           <w:lang w:val="es-MX"/>
         </w:rPr>
       </w:pPr>
-      <w:bookmarkStart w:id="24" w:name="_Toc242449724"/>
+      <w:bookmarkStart w:id="24" w:name="_Toc243381210"/>
       <w:r>
         <w:rPr>
           <w:lang w:val="es-MX"/>
@@ -11639,27 +11521,18 @@
     </w:p>
     <w:p>
       <w:pPr>
-        <w:ind w:left="426"/>
-        <w:rPr>
-          <w:szCs w:val="28"/>
-        </w:rPr>
-      </w:pPr>
-    </w:p>
-    <w:p>
-      <w:pPr>
-        <w:ind w:left="426"/>
-        <w:rPr>
-          <w:szCs w:val="28"/>
-        </w:rPr>
-      </w:pPr>
-    </w:p>
-    <w:p>
-      <w:pPr>
-        <w:ind w:left="426"/>
-        <w:rPr>
-          <w:szCs w:val="28"/>
-        </w:rPr>
-      </w:pPr>
+        <w:spacing w:before="0" w:after="160" w:line="259" w:lineRule="auto"/>
+        <w:ind w:firstLine="0"/>
+        <w:rPr>
+          <w:szCs w:val="28"/>
+        </w:rPr>
+      </w:pPr>
+      <w:r>
+        <w:rPr>
+          <w:szCs w:val="28"/>
+        </w:rPr>
+        <w:br w:type="page"/>
+      </w:r>
     </w:p>
     <w:p>
       <w:pPr>
@@ -11920,7 +11793,7 @@
           <w:lang w:val="es-MX"/>
         </w:rPr>
       </w:pPr>
-      <w:bookmarkStart w:id="25" w:name="_Toc242449725"/>
+      <w:bookmarkStart w:id="25" w:name="_Toc243381211"/>
       <w:r>
         <w:rPr>
           <w:lang w:val="es-MX"/>
@@ -12185,21 +12058,7 @@
               <w:rPr>
                 <w:bCs/>
               </w:rPr>
-              <w:t>Blanco (envases limpios de vidrio), Verde (</w:t>
-            </w:r>
-            <w:proofErr w:type="gramStart"/>
-            <w:r>
-              <w:rPr>
-                <w:bCs/>
-              </w:rPr>
-              <w:t>restos de grasa?</w:t>
-            </w:r>
-            <w:proofErr w:type="gramEnd"/>
-            <w:r>
-              <w:rPr>
-                <w:bCs/>
-              </w:rPr>
-              <w:t xml:space="preserve"> No, la grasa no es orgánica </w:t>
+              <w:t xml:space="preserve">Blanco (envases limpios de vidrio), Verde (restos de grasa? No, la grasa no es orgánica </w:t>
             </w:r>
             <w:proofErr w:type="spellStart"/>
             <w:r>
@@ -12417,97 +12276,24 @@
     </w:tbl>
     <w:p>
       <w:pPr>
+        <w:spacing w:before="0" w:after="160" w:line="259" w:lineRule="auto"/>
+        <w:ind w:firstLine="0"/>
         <w:rPr>
           <w:lang w:val="es-MX"/>
         </w:rPr>
       </w:pPr>
-    </w:p>
-    <w:p>
-      <w:pPr>
+      <w:r>
         <w:rPr>
           <w:lang w:val="es-MX"/>
         </w:rPr>
-      </w:pPr>
-    </w:p>
-    <w:p>
-      <w:pPr>
-        <w:rPr>
-          <w:lang w:val="es-MX"/>
-        </w:rPr>
-      </w:pPr>
-    </w:p>
-    <w:p>
-      <w:pPr>
-        <w:rPr>
-          <w:lang w:val="es-MX"/>
-        </w:rPr>
-      </w:pPr>
-    </w:p>
-    <w:p>
-      <w:pPr>
-        <w:ind w:firstLine="0"/>
-        <w:rPr>
-          <w:b/>
-          <w:bCs/>
-          <w:szCs w:val="28"/>
-        </w:rPr>
-      </w:pPr>
-    </w:p>
-    <w:p>
-      <w:pPr>
-        <w:ind w:firstLine="0"/>
-        <w:rPr>
-          <w:b/>
-          <w:bCs/>
-          <w:szCs w:val="28"/>
-        </w:rPr>
-      </w:pPr>
-    </w:p>
-    <w:p>
-      <w:pPr>
-        <w:ind w:firstLine="0"/>
-        <w:rPr>
-          <w:b/>
-          <w:bCs/>
-          <w:szCs w:val="28"/>
-        </w:rPr>
-      </w:pPr>
-    </w:p>
-    <w:p>
-      <w:pPr>
-        <w:ind w:firstLine="0"/>
-        <w:rPr>
-          <w:b/>
-          <w:bCs/>
-          <w:szCs w:val="28"/>
-        </w:rPr>
-      </w:pPr>
-    </w:p>
-    <w:p>
-      <w:pPr>
-        <w:ind w:firstLine="0"/>
-        <w:rPr>
-          <w:b/>
-          <w:bCs/>
-          <w:szCs w:val="28"/>
-        </w:rPr>
-      </w:pPr>
-    </w:p>
-    <w:p>
-      <w:pPr>
-        <w:ind w:firstLine="0"/>
-        <w:rPr>
-          <w:b/>
-          <w:bCs/>
-          <w:szCs w:val="28"/>
-        </w:rPr>
-      </w:pPr>
+        <w:br w:type="page"/>
+      </w:r>
     </w:p>
     <w:p>
       <w:pPr>
         <w:pStyle w:val="Ttulo1"/>
       </w:pPr>
-      <w:bookmarkStart w:id="26" w:name="_Toc242449726"/>
+      <w:bookmarkStart w:id="26" w:name="_Toc243381212"/>
       <w:r>
         <w:lastRenderedPageBreak/>
         <w:t>Gestión y disposición de residuos</w:t>
@@ -12540,7 +12326,7 @@
           <w:lang w:val="es-MX"/>
         </w:rPr>
       </w:pPr>
-      <w:bookmarkStart w:id="27" w:name="_Toc242449727"/>
+      <w:bookmarkStart w:id="27" w:name="_Toc243381213"/>
       <w:r>
         <w:rPr>
           <w:lang w:val="es-MX"/>
@@ -12925,92 +12711,87 @@
     </w:tbl>
     <w:p>
       <w:pPr>
-        <w:ind w:firstLine="0"/>
-        <w:jc w:val="both"/>
-        <w:rPr>
-          <w:bCs/>
-          <w:szCs w:val="28"/>
+        <w:ind w:left="360"/>
+        <w:rPr>
+          <w:szCs w:val="28"/>
+        </w:rPr>
+      </w:pPr>
+      <w:r>
+        <w:rPr>
+          <w:szCs w:val="28"/>
+        </w:rPr>
+        <w:t xml:space="preserve">En Colombia, la gestión de residuos sólidos en los establecimientos gastronómicos se encuentra orientada por disposiciones que promueven su manejo adecuado desde la generación hasta la recolección y aprovechamiento. </w:t>
+      </w:r>
+    </w:p>
+    <w:p>
+      <w:pPr>
+        <w:ind w:left="360"/>
+        <w:rPr>
+          <w:szCs w:val="28"/>
+        </w:rPr>
+      </w:pPr>
+      <w:r>
+        <w:rPr>
+          <w:szCs w:val="28"/>
+        </w:rPr>
+        <w:t xml:space="preserve">El Decreto 2981 de 2013, posteriormente compilado en el Decreto 1077 de 2015, reglamenta la prestación del servicio público de aseo y establece disposiciones </w:t>
+      </w:r>
+      <w:r>
+        <w:rPr>
+          <w:szCs w:val="28"/>
+        </w:rPr>
+        <w:lastRenderedPageBreak/>
+        <w:t xml:space="preserve">relacionadas con la gestión integral, almacenamiento y presentación de los residuos sólidos. </w:t>
+      </w:r>
+    </w:p>
+    <w:p>
+      <w:pPr>
+        <w:ind w:left="360"/>
+        <w:rPr>
+          <w:szCs w:val="28"/>
+        </w:rPr>
+      </w:pPr>
+      <w:r>
+        <w:rPr>
+          <w:szCs w:val="28"/>
+        </w:rPr>
+        <w:t>Por su parte, la Resolución 2184 de 2019 unificó el código de colores para la separación en la fuent</w:t>
+      </w:r>
+      <w:r>
+        <w:rPr>
+          <w:szCs w:val="28"/>
+        </w:rPr>
+        <w:t>e: blanco para residuos aprovechables, como plástico, vidrio, metales, papel y cartón; negro para residuos no aprovechables; y verde para residuos orgánicos aprovechables.</w:t>
+      </w:r>
+      <w:r>
+        <w:rPr>
+          <w:szCs w:val="28"/>
+        </w:rPr>
+        <w:t xml:space="preserve"> </w:t>
+      </w:r>
+    </w:p>
+    <w:p>
+      <w:pPr>
+        <w:ind w:left="360"/>
+        <w:rPr>
+          <w:szCs w:val="28"/>
+        </w:rPr>
+      </w:pPr>
+      <w:r>
+        <w:rPr>
+          <w:szCs w:val="28"/>
+        </w:rPr>
+        <w:t>La aplicación de estas disposiciones en los establecimientos gastronómicos facilita la correcta separación de los residuos generados durante la preparación de alimentos y contribuye a su aprovechamiento y adecuada gestión.</w:t>
+      </w:r>
+    </w:p>
+    <w:p>
+      <w:pPr>
+        <w:pStyle w:val="Ttulo2"/>
+        <w:rPr>
           <w:lang w:val="es-MX"/>
         </w:rPr>
       </w:pPr>
-    </w:p>
-    <w:p>
-      <w:pPr>
-        <w:ind w:left="360"/>
-        <w:rPr>
-          <w:szCs w:val="28"/>
-        </w:rPr>
-      </w:pPr>
-      <w:r>
-        <w:rPr>
-          <w:szCs w:val="28"/>
-        </w:rPr>
-        <w:t xml:space="preserve">En Colombia, la gestión de residuos sólidos en los establecimientos gastronómicos se encuentra orientada por disposiciones que promueven su manejo adecuado desde la generación hasta la recolección y aprovechamiento. </w:t>
-      </w:r>
-    </w:p>
-    <w:p>
-      <w:pPr>
-        <w:ind w:left="360"/>
-        <w:rPr>
-          <w:szCs w:val="28"/>
-        </w:rPr>
-      </w:pPr>
-      <w:r>
-        <w:rPr>
-          <w:szCs w:val="28"/>
-        </w:rPr>
-        <w:lastRenderedPageBreak/>
-        <w:t xml:space="preserve">El Decreto 2981 de 2013, posteriormente compilado en el Decreto 1077 de 2015, reglamenta la prestación del servicio público de aseo y establece disposiciones relacionadas con la gestión integral, almacenamiento y presentación de los residuos sólidos. </w:t>
-      </w:r>
-    </w:p>
-    <w:p>
-      <w:pPr>
-        <w:ind w:left="360"/>
-        <w:rPr>
-          <w:szCs w:val="28"/>
-        </w:rPr>
-      </w:pPr>
-      <w:r>
-        <w:rPr>
-          <w:szCs w:val="28"/>
-        </w:rPr>
-        <w:t>Por su parte, la Resolución 2184 de 2019 unificó el código de colores para la separación en la fuent</w:t>
-      </w:r>
-      <w:r>
-        <w:rPr>
-          <w:szCs w:val="28"/>
-        </w:rPr>
-        <w:t>e: blanco para residuos aprovechables, como plástico, vidrio, metales, papel y cartón; negro para residuos no aprovechables; y verde para residuos orgánicos aprovechables.</w:t>
-      </w:r>
-      <w:r>
-        <w:rPr>
-          <w:szCs w:val="28"/>
-        </w:rPr>
-        <w:t xml:space="preserve"> </w:t>
-      </w:r>
-    </w:p>
-    <w:p>
-      <w:pPr>
-        <w:ind w:left="360"/>
-        <w:rPr>
-          <w:szCs w:val="28"/>
-        </w:rPr>
-      </w:pPr>
-      <w:r>
-        <w:rPr>
-          <w:szCs w:val="28"/>
-        </w:rPr>
-        <w:t>La aplicación de estas disposiciones en los establecimientos gastronómicos facilita la correcta separación de los residuos generados durante la preparación de alimentos y contribuye a su aprovechamiento y adecuada gestión.</w:t>
-      </w:r>
-    </w:p>
-    <w:p>
-      <w:pPr>
-        <w:pStyle w:val="Ttulo2"/>
-        <w:rPr>
-          <w:lang w:val="es-MX"/>
-        </w:rPr>
-      </w:pPr>
-      <w:bookmarkStart w:id="28" w:name="_Toc242449728"/>
+      <w:bookmarkStart w:id="28" w:name="_Toc243381214"/>
       <w:r>
         <w:rPr>
           <w:lang w:val="es-MX"/>
@@ -13624,7 +13405,7 @@
           <w:lang w:val="es-MX"/>
         </w:rPr>
       </w:pPr>
-      <w:bookmarkStart w:id="29" w:name="_Toc242449729"/>
+      <w:bookmarkStart w:id="29" w:name="_Toc243381215"/>
       <w:r>
         <w:rPr>
           <w:lang w:val="es-MX"/>
@@ -14126,17 +13907,6 @@
     </w:tbl>
     <w:p>
       <w:pPr>
-        <w:ind w:firstLine="0"/>
-        <w:jc w:val="both"/>
-        <w:rPr>
-          <w:bCs/>
-          <w:szCs w:val="28"/>
-          <w:lang w:val="es-MX"/>
-        </w:rPr>
-      </w:pPr>
-    </w:p>
-    <w:p>
-      <w:pPr>
         <w:ind w:left="426"/>
         <w:rPr>
           <w:bCs/>
@@ -14167,15 +13937,6 @@
         <w:lastRenderedPageBreak/>
         <w:t>En los establecimientos gastronómicos, comprender este proceso permite aplicar prácticas adecuadas para el manejo de los residuos derivados de la elaboración de alimentos. A continuación, se presentan las principales etapas que conforman este ciclo y la relación existente entre ellas.</w:t>
       </w:r>
-    </w:p>
-    <w:p>
-      <w:pPr>
-        <w:ind w:left="426"/>
-        <w:rPr>
-          <w:bCs/>
-          <w:szCs w:val="28"/>
-        </w:rPr>
-      </w:pPr>
     </w:p>
     <w:p>
       <w:pPr>
@@ -14356,14 +14117,14 @@
         <w:rPr>
           <w:szCs w:val="28"/>
         </w:rPr>
-        <w:t xml:space="preserve">Los residuos aprovechables pueden reincorporarse a procesos productivos </w:t>
+        <w:t xml:space="preserve">Los residuos aprovechables pueden reincorporarse a procesos productivos mediante reciclaje, compostaje u otras alternativas de valorización. Los aceites </w:t>
       </w:r>
       <w:r>
         <w:rPr>
           <w:szCs w:val="28"/>
         </w:rPr>
         <w:lastRenderedPageBreak/>
-        <w:t>mediante reciclaje, compostaje u otras alternativas de valorización. Los aceites de cocina usados requieren gestión diferenciada y pueden destinarse, mediante gestores autorizados, a procesos de aprovechamiento como la producción de biocombustibles.</w:t>
+        <w:t>de cocina usados requieren gestión diferenciada y pueden destinarse, mediante gestores autorizados, a procesos de aprovechamiento como la producción de biocombustibles.</w:t>
       </w:r>
     </w:p>
     <w:p>
@@ -14407,7 +14168,7 @@
           <w:lang w:val="es-MX"/>
         </w:rPr>
       </w:pPr>
-      <w:bookmarkStart w:id="30" w:name="_Toc242449730"/>
+      <w:bookmarkStart w:id="30" w:name="_Toc243381216"/>
       <w:r>
         <w:rPr>
           <w:lang w:val="es-MX"/>
@@ -14839,17 +14600,6 @@
     </w:tbl>
     <w:p>
       <w:pPr>
-        <w:ind w:firstLine="0"/>
-        <w:rPr>
-          <w:b/>
-          <w:bCs/>
-          <w:szCs w:val="28"/>
-          <w:lang w:val="es-MX"/>
-        </w:rPr>
-      </w:pPr>
-    </w:p>
-    <w:p>
-      <w:pPr>
         <w:ind w:left="426"/>
         <w:rPr>
           <w:szCs w:val="28"/>
@@ -14981,6 +14731,25 @@
     </w:p>
     <w:p>
       <w:pPr>
+        <w:spacing w:before="0" w:after="160" w:line="259" w:lineRule="auto"/>
+        <w:ind w:firstLine="0"/>
+        <w:rPr>
+          <w:bCs/>
+          <w:szCs w:val="28"/>
+          <w:lang w:val="es-MX"/>
+        </w:rPr>
+      </w:pPr>
+      <w:r>
+        <w:rPr>
+          <w:bCs/>
+          <w:szCs w:val="28"/>
+          <w:lang w:val="es-MX"/>
+        </w:rPr>
+        <w:br w:type="page"/>
+      </w:r>
+    </w:p>
+    <w:p>
+      <w:pPr>
         <w:pStyle w:val="Prrafodelista"/>
         <w:ind w:left="360"/>
         <w:rPr>
@@ -14997,6 +14766,7 @@
           <w:szCs w:val="28"/>
           <w:lang w:val="es-MX"/>
         </w:rPr>
+        <w:lastRenderedPageBreak/>
         <w:t>Disposición de residuos al final de la jornada</w:t>
       </w:r>
     </w:p>
@@ -15015,7 +14785,6 @@
           <w:szCs w:val="28"/>
           <w:lang w:val="es-MX"/>
         </w:rPr>
-        <w:lastRenderedPageBreak/>
         <w:t xml:space="preserve">La disposición de residuos al final de la jornada es una actividad crítica para mantener la higiene y seguridad en el establecimiento gastronómico. Un cierre de jornada inadecuado puede generar contaminación cruzada, proliferación de plagas, malos olores y riesgos para la salud del personal y los comensales. </w:t>
       </w:r>
     </w:p>
@@ -15044,7 +14813,7 @@
           <w:lang w:val="es-MX"/>
         </w:rPr>
       </w:pPr>
-      <w:bookmarkStart w:id="31" w:name="_Toc242449731"/>
+      <w:bookmarkStart w:id="31" w:name="_Toc243381217"/>
       <w:r>
         <w:rPr>
           <w:lang w:val="es-MX"/>
@@ -15872,11 +15641,18 @@
     </w:tbl>
     <w:p>
       <w:pPr>
+        <w:spacing w:before="0" w:after="160" w:line="259" w:lineRule="auto"/>
         <w:ind w:firstLine="0"/>
         <w:rPr>
           <w:lang w:val="es-MX" w:eastAsia="es-CO"/>
         </w:rPr>
       </w:pPr>
+      <w:r>
+        <w:rPr>
+          <w:lang w:val="es-MX" w:eastAsia="es-CO"/>
+        </w:rPr>
+        <w:br w:type="page"/>
+      </w:r>
     </w:p>
     <w:p>
       <w:pPr>
@@ -15889,6 +15665,7 @@
         <w:rPr>
           <w:lang w:val="es-MX"/>
         </w:rPr>
+        <w:lastRenderedPageBreak/>
         <w:t>Lista de verificación de residuos</w:t>
       </w:r>
     </w:p>
@@ -15903,12 +15680,11 @@
         <w:rPr>
           <w:noProof/>
         </w:rPr>
-        <w:lastRenderedPageBreak/>
         <w:drawing>
-          <wp:inline distT="0" distB="0" distL="0" distR="0" wp14:anchorId="642A6349" wp14:editId="0747F15C">
-            <wp:extent cx="4680000" cy="7765200"/>
-            <wp:effectExtent l="0" t="0" r="0" b="0"/>
-            <wp:docPr id="1" name="Imagen 1" descr="La figura 1, describe una lista de verificación para el cierre de jornada y manejo de residuos. Incluye diez controles relacionados con retiro y clasificación de residuos, cierre de bolsas, condiciones de los materiales aprovechables, traslado al almacenamiento temporal, lavado y desinfección de contenedores, limpieza del área, diligenciamiento de la bitácora ambiental, ausencia de residuos de alimentos en superficies y almacenamiento adecuado del aceite de cocina usado. Contiene espacios para observaciones, firma del responsable y fecha. "/>
+          <wp:inline distT="0" distB="0" distL="0" distR="0" wp14:anchorId="3277DE79" wp14:editId="33F387AD">
+            <wp:extent cx="4680000" cy="3196800"/>
+            <wp:effectExtent l="0" t="0" r="6350" b="3810"/>
+            <wp:docPr id="2" name="Imagen 2" descr="La figura 2, describe una lista de verificación para el cierre de jornada y manejo de residuos. Incluye diez controles relacionados con retiro y clasificación de residuos, cierre de bolsas, condiciones de los materiales aprovechables, traslado al almacenamiento temporal, lavado y desinfección de contenedores, limpieza del área, diligenciamiento de la bitácora ambiental, ausencia de residuos de alimentos en superficies y almacenamiento adecuado del aceite de cocina usado. Contiene espacios para observaciones, firma del responsable y fecha."/>
             <wp:cNvGraphicFramePr>
               <a:graphicFrameLocks xmlns:a="http://schemas.openxmlformats.org/drawingml/2006/main" noChangeAspect="1"/>
             </wp:cNvGraphicFramePr>
@@ -15916,7 +15692,7 @@
               <a:graphicData uri="http://schemas.openxmlformats.org/drawingml/2006/picture">
                 <pic:pic xmlns:pic="http://schemas.openxmlformats.org/drawingml/2006/picture">
                   <pic:nvPicPr>
-                    <pic:cNvPr id="1" name="Imagen 1" descr="La figura 1, describe una lista de verificación para el cierre de jornada y manejo de residuos. Incluye diez controles relacionados con retiro y clasificación de residuos, cierre de bolsas, condiciones de los materiales aprovechables, traslado al almacenamiento temporal, lavado y desinfección de contenedores, limpieza del área, diligenciamiento de la bitácora ambiental, ausencia de residuos de alimentos en superficies y almacenamiento adecuado del aceite de cocina usado. Contiene espacios para observaciones, firma del responsable y fecha. "/>
+                    <pic:cNvPr id="2" name="Imagen 2" descr="La figura 2, describe una lista de verificación para el cierre de jornada y manejo de residuos. Incluye diez controles relacionados con retiro y clasificación de residuos, cierre de bolsas, condiciones de los materiales aprovechables, traslado al almacenamiento temporal, lavado y desinfección de contenedores, limpieza del área, diligenciamiento de la bitácora ambiental, ausencia de residuos de alimentos en superficies y almacenamiento adecuado del aceite de cocina usado. Contiene espacios para observaciones, firma del responsable y fecha."/>
                     <pic:cNvPicPr>
                       <a:picLocks noChangeAspect="1" noChangeArrowheads="1"/>
                     </pic:cNvPicPr>
@@ -15937,7 +15713,7 @@
                   <pic:spPr bwMode="auto">
                     <a:xfrm>
                       <a:off x="0" y="0"/>
-                      <a:ext cx="4680000" cy="7765200"/>
+                      <a:ext cx="4680000" cy="3196800"/>
                     </a:xfrm>
                     <a:prstGeom prst="rect">
                       <a:avLst/>
@@ -15961,12 +15737,11 @@
           <w:lang w:val="es-MX"/>
         </w:rPr>
       </w:pPr>
-      <w:bookmarkStart w:id="32" w:name="_Toc242449732"/>
+      <w:bookmarkStart w:id="32" w:name="_Toc243381218"/>
       <w:r>
         <w:rPr>
           <w:lang w:val="es-MX"/>
         </w:rPr>
-        <w:lastRenderedPageBreak/>
         <w:t>Limpieza y desinfección de áreas</w:t>
       </w:r>
       <w:bookmarkEnd w:id="32"/>
@@ -16161,6 +15936,7 @@
               <w:spacing w:line="360" w:lineRule="auto"/>
             </w:pPr>
             <w:r>
+              <w:lastRenderedPageBreak/>
               <w:t>Lavado</w:t>
             </w:r>
           </w:p>
@@ -16355,7 +16131,6 @@
               <w:spacing w:line="360" w:lineRule="auto"/>
             </w:pPr>
             <w:r>
-              <w:lastRenderedPageBreak/>
               <w:t>Enjuague final</w:t>
             </w:r>
           </w:p>
@@ -16473,86 +16248,48 @@
     </w:tbl>
     <w:p>
       <w:pPr>
-        <w:ind w:firstLine="0"/>
-        <w:rPr>
-          <w:bCs/>
-          <w:szCs w:val="28"/>
+        <w:ind w:left="426"/>
+        <w:rPr>
+          <w:bCs/>
+          <w:szCs w:val="28"/>
+        </w:rPr>
+      </w:pPr>
+      <w:r>
+        <w:rPr>
+          <w:bCs/>
+          <w:szCs w:val="28"/>
+        </w:rPr>
+        <w:t xml:space="preserve">Una vez establecidas las etapas del procedimiento de limpieza y desinfección, es necesario considerar que la eficacia de este proceso depende también del uso adecuado de los agentes desinfectantes, especialmente de su concentración y tiempo de contacto. </w:t>
+      </w:r>
+    </w:p>
+    <w:p>
+      <w:pPr>
+        <w:ind w:left="426"/>
+        <w:rPr>
+          <w:bCs/>
+          <w:szCs w:val="28"/>
+        </w:rPr>
+      </w:pPr>
+      <w:r>
+        <w:rPr>
+          <w:bCs/>
+          <w:szCs w:val="28"/>
+        </w:rPr>
+        <w:lastRenderedPageBreak/>
+        <w:t>Estos parámetros deben ajustarse al tipo de superficie o elemento y a las indicaciones del fabricante. La tabla a continuación, presenta las concentraciones y tiempos de contacto considerados para las diferentes áreas y elementos asociados al manejo de residuos.</w:t>
+      </w:r>
+    </w:p>
+    <w:p>
+      <w:pPr>
+        <w:pStyle w:val="Tabla"/>
+        <w:rPr>
           <w:lang w:val="es-MX"/>
         </w:rPr>
       </w:pPr>
-    </w:p>
-    <w:p>
-      <w:pPr>
-        <w:ind w:left="426"/>
-        <w:rPr>
-          <w:bCs/>
-          <w:szCs w:val="28"/>
-        </w:rPr>
-      </w:pPr>
-      <w:r>
-        <w:rPr>
-          <w:bCs/>
-          <w:szCs w:val="28"/>
-        </w:rPr>
-        <w:t xml:space="preserve">Una vez establecidas las etapas del procedimiento de limpieza y desinfección, es necesario considerar que la eficacia de este proceso depende también del uso adecuado de los agentes desinfectantes, especialmente de su concentración y tiempo de contacto. </w:t>
-      </w:r>
-    </w:p>
-    <w:p>
-      <w:pPr>
-        <w:ind w:left="426"/>
-        <w:rPr>
-          <w:bCs/>
-          <w:szCs w:val="28"/>
-        </w:rPr>
-      </w:pPr>
-      <w:r>
-        <w:rPr>
-          <w:bCs/>
-          <w:szCs w:val="28"/>
-        </w:rPr>
-        <w:t>Estos parámetros deben ajustarse al tipo de superficie o elemento y a las indicaciones del fabricante. La tabla a continuación, presenta las concentraciones y tiempos de contacto considerados para las diferentes áreas y elementos asociados al manejo de residuos.</w:t>
-      </w:r>
-    </w:p>
-    <w:p>
-      <w:pPr>
-        <w:ind w:left="426"/>
-        <w:rPr>
-          <w:bCs/>
-          <w:szCs w:val="28"/>
-        </w:rPr>
-      </w:pPr>
-    </w:p>
-    <w:p>
-      <w:pPr>
-        <w:ind w:left="426"/>
-        <w:rPr>
-          <w:bCs/>
-          <w:szCs w:val="28"/>
-        </w:rPr>
-      </w:pPr>
-    </w:p>
-    <w:p>
-      <w:pPr>
-        <w:ind w:left="426"/>
-        <w:rPr>
-          <w:bCs/>
-          <w:szCs w:val="28"/>
+      <w:r>
+        <w:rPr>
           <w:lang w:val="es-MX"/>
         </w:rPr>
-      </w:pPr>
-    </w:p>
-    <w:p>
-      <w:pPr>
-        <w:pStyle w:val="Tabla"/>
-        <w:rPr>
-          <w:lang w:val="es-MX"/>
-        </w:rPr>
-      </w:pPr>
-      <w:r>
-        <w:rPr>
-          <w:lang w:val="es-MX"/>
-        </w:rPr>
-        <w:lastRenderedPageBreak/>
         <w:t>Concentraciones de desinfectantes para áreas de residuos</w:t>
       </w:r>
     </w:p>
@@ -17021,30 +16758,16 @@
     </w:tbl>
     <w:p>
       <w:pPr>
-        <w:pStyle w:val="Prrafodelista"/>
-        <w:spacing w:before="0" w:after="0" w:line="276" w:lineRule="auto"/>
-        <w:ind w:left="792" w:firstLine="0"/>
-        <w:jc w:val="both"/>
-        <w:rPr>
-          <w:b/>
-          <w:bCs/>
-          <w:szCs w:val="28"/>
+        <w:pStyle w:val="Ttulo2"/>
+        <w:rPr>
           <w:lang w:val="es-MX"/>
         </w:rPr>
       </w:pPr>
-    </w:p>
-    <w:p>
-      <w:pPr>
-        <w:pStyle w:val="Ttulo2"/>
+      <w:bookmarkStart w:id="33" w:name="_Toc243381219"/>
+      <w:r>
         <w:rPr>
           <w:lang w:val="es-MX"/>
         </w:rPr>
-      </w:pPr>
-      <w:bookmarkStart w:id="33" w:name="_Toc242449733"/>
-      <w:r>
-        <w:rPr>
-          <w:lang w:val="es-MX"/>
-        </w:rPr>
         <w:t>Medidas de bioseguridad</w:t>
       </w:r>
       <w:bookmarkEnd w:id="33"/>
@@ -17062,7 +16785,7 @@
           <w:bCs/>
           <w:szCs w:val="28"/>
         </w:rPr>
-        <w:t xml:space="preserve">Las medidas de bioseguridad asociadas al manejo de residuos contribuyen a prevenir la contaminación de los alimentos, reducir la exposición del personal a agentes contaminantes y mantener condiciones higiénicas en las áreas de trabajo. Su aplicación comprende prácticas relacionadas con la protección personal, la higiene de manos, la organización de las áreas, la capacitación, la señalización y el </w:t>
+        <w:t xml:space="preserve">Las medidas de bioseguridad asociadas al manejo de residuos contribuyen a prevenir la contaminación de los alimentos, reducir la exposición del personal a </w:t>
       </w:r>
       <w:r>
         <w:rPr>
@@ -17070,7 +16793,7 @@
           <w:szCs w:val="28"/>
         </w:rPr>
         <w:lastRenderedPageBreak/>
-        <w:t>control de situaciones que puedan representar un riesgo durante la manipulación de residuos.</w:t>
+        <w:t>agentes contaminantes y mantener condiciones higiénicas en las áreas de trabajo. Su aplicación comprende prácticas relacionadas con la protección personal, la higiene de manos, la organización de las áreas, la capacitación, la señalización y el control de situaciones que puedan representar un riesgo durante la manipulación de residuos.</w:t>
       </w:r>
     </w:p>
     <w:p>
@@ -17223,6 +16946,7 @@
           <w:bCs/>
           <w:szCs w:val="28"/>
         </w:rPr>
+        <w:lastRenderedPageBreak/>
         <w:t>Señalización</w:t>
       </w:r>
       <w:r>
@@ -17252,7 +16976,6 @@
           <w:bCs/>
           <w:szCs w:val="28"/>
         </w:rPr>
-        <w:lastRenderedPageBreak/>
         <w:t>Control de plagas</w:t>
       </w:r>
       <w:r>
@@ -17374,6 +17097,7 @@
           <w:szCs w:val="28"/>
           <w:lang w:val="es-MX"/>
         </w:rPr>
+        <w:lastRenderedPageBreak/>
         <w:t>Traje o delantal: protege el uniforme y la piel de salpicaduras de residuos líquidos, aceites y productos de limpieza.</w:t>
       </w:r>
     </w:p>
@@ -17418,7 +17142,6 @@
           <w:szCs w:val="28"/>
           <w:lang w:val="es-MX"/>
         </w:rPr>
-        <w:lastRenderedPageBreak/>
         <w:t>Tapabocas común o para químicos: protege las vías respiratorias de partículas, olores y aerosoles que puedan generarse al manipular residuos orgánicos.</w:t>
       </w:r>
     </w:p>
@@ -17604,7 +17327,14 @@
               <w:rPr>
                 <w:bCs/>
               </w:rPr>
-              <w:t>Lavar la herida con agua y jabón. Aplicar presión con gasa estéril. Cubrir con apósito impermeable de color detectable (azul).</w:t>
+              <w:t xml:space="preserve">Lavar la herida con agua y jabón. Aplicar presión con gasa estéril. Cubrir con </w:t>
+            </w:r>
+            <w:r>
+              <w:rPr>
+                <w:bCs/>
+              </w:rPr>
+              <w:lastRenderedPageBreak/>
+              <w:t>apósito impermeable de color detectable (azul).</w:t>
             </w:r>
           </w:p>
         </w:tc>
@@ -17621,7 +17351,15 @@
               <w:rPr>
                 <w:bCs/>
               </w:rPr>
-              <w:t>Acudir al botiquín. Reportar al supervisor. Diligenciar el reporte de incidente de trabajo. Verificar estado de vacunación contra tétanos.</w:t>
+              <w:lastRenderedPageBreak/>
+              <w:t xml:space="preserve">Acudir al botiquín. Reportar al supervisor. Diligenciar el reporte de incidente de </w:t>
+            </w:r>
+            <w:r>
+              <w:rPr>
+                <w:bCs/>
+              </w:rPr>
+              <w:lastRenderedPageBreak/>
+              <w:t>trabajo. Verificar estado de vacunación contra tétanos.</w:t>
             </w:r>
           </w:p>
         </w:tc>
@@ -17644,6 +17382,7 @@
               <w:rPr>
                 <w:bCs/>
               </w:rPr>
+              <w:lastRenderedPageBreak/>
               <w:t>Salpicadura de aceite caliente</w:t>
             </w:r>
           </w:p>
@@ -17664,14 +17403,7 @@
               <w:rPr>
                 <w:bCs/>
               </w:rPr>
-              <w:t xml:space="preserve">Enfriar la zona afectada con agua corriente fría durante 10-15 minutos. No aplicar </w:t>
-            </w:r>
-            <w:r>
-              <w:rPr>
-                <w:bCs/>
-              </w:rPr>
-              <w:lastRenderedPageBreak/>
-              <w:t>hielo, cremas, mantequilla o aceite. Cubrir con gasa estéril.</w:t>
+              <w:t>Enfriar la zona afectada con agua corriente fría durante 10-15 minutos. No aplicar hielo, cremas, mantequilla o aceite. Cubrir con gasa estéril.</w:t>
             </w:r>
           </w:p>
         </w:tc>
@@ -17688,15 +17420,7 @@
               <w:rPr>
                 <w:bCs/>
               </w:rPr>
-              <w:lastRenderedPageBreak/>
-              <w:t xml:space="preserve">Acudir a urgencias si la quemadura es de segundo </w:t>
-            </w:r>
-            <w:r>
-              <w:rPr>
-                <w:bCs/>
-              </w:rPr>
-              <w:lastRenderedPageBreak/>
-              <w:t>grado (ampollas) o mayor. Reportar al supervisor.</w:t>
+              <w:t>Acudir a urgencias si la quemadura es de segundo grado (ampollas) o mayor. Reportar al supervisor.</w:t>
             </w:r>
           </w:p>
         </w:tc>
@@ -17720,7 +17444,6 @@
               <w:rPr>
                 <w:bCs/>
               </w:rPr>
-              <w:lastRenderedPageBreak/>
               <w:t>Contacto de productos químicos (cloro, desinfectantes) con piel u ojos</w:t>
             </w:r>
           </w:p>
@@ -17847,6 +17570,7 @@
         <w:rPr>
           <w:szCs w:val="28"/>
         </w:rPr>
+        <w:lastRenderedPageBreak/>
         <w:t xml:space="preserve">Para reforzar sus conocimientos sobre clasificación, manejo de residuos y cierre de jornada, </w:t>
       </w:r>
       <w:r>
@@ -17869,6 +17593,12 @@
           <w:szCs w:val="28"/>
         </w:rPr>
       </w:pPr>
+      <w:r>
+        <w:rPr>
+          <w:szCs w:val="28"/>
+        </w:rPr>
+        <w:t>¿Sabías qué? Lo invitamos a consultar el siguiente pódcast:</w:t>
+      </w:r>
     </w:p>
     <w:tbl>
       <w:tblPr>
@@ -17895,7 +17625,6 @@
               <w:rPr>
                 <w:b/>
               </w:rPr>
-              <w:lastRenderedPageBreak/>
               <w:t xml:space="preserve">Transcripción del pódcast. </w:t>
             </w:r>
             <w:r>
@@ -18118,6 +17847,7 @@
               <w:rPr>
                 <w:b/>
               </w:rPr>
+              <w:lastRenderedPageBreak/>
               <w:t>Hombre:</w:t>
             </w:r>
             <w:r>
@@ -18149,26 +17879,144 @@
               <w:rPr>
                 <w:b/>
               </w:rPr>
+              <w:t>Mujer:</w:t>
+            </w:r>
+            <w:r>
+              <w:rPr>
+                <w:bCs/>
+              </w:rPr>
+              <w:t xml:space="preserve"> </w:t>
+            </w:r>
+            <w:r>
+              <w:rPr>
+                <w:bCs/>
+              </w:rPr>
+              <w:t>a</w:t>
+            </w:r>
+            <w:r>
+              <w:rPr>
+                <w:bCs/>
+              </w:rPr>
+              <w:t>demás, la normativa establece condiciones para los establecimientos que generan grandes cantidades de residuos. Cuando se superan los mil kilogramos mensuales, se considera un gran generador y debe implementarse un plan de gestión integral. La Resolución 2210 de 2020 actualizó aspectos técnicos relacionados con esta regulación.</w:t>
+            </w:r>
+          </w:p>
+          <w:p>
+            <w:pPr>
+              <w:rPr>
+                <w:bCs/>
+              </w:rPr>
+            </w:pPr>
+            <w:r>
+              <w:rPr>
+                <w:b/>
+              </w:rPr>
+              <w:t>Hombre:</w:t>
+            </w:r>
+            <w:r>
+              <w:rPr>
+                <w:bCs/>
+              </w:rPr>
+              <w:t xml:space="preserve"> </w:t>
+            </w:r>
+            <w:r>
+              <w:rPr>
+                <w:bCs/>
+              </w:rPr>
+              <w:t>y</w:t>
+            </w:r>
+            <w:r>
+              <w:rPr>
+                <w:bCs/>
+              </w:rPr>
+              <w:t>a con la clasificación hecha, llega el cierre de la jornada. Primero se retiran los residuos de las estaciones de trabajo y se llevan a los contenedores correspondientes. Las bolsas de residuos orgánicos deben cerrarse herméticamente y los contenedores de aprovechables deben vaciarse.</w:t>
+            </w:r>
+          </w:p>
+          <w:p>
+            <w:pPr>
+              <w:rPr>
+                <w:bCs/>
+              </w:rPr>
+            </w:pPr>
+            <w:r>
+              <w:rPr>
+                <w:b/>
+              </w:rPr>
+              <w:t>Mujer:</w:t>
+            </w:r>
+            <w:r>
+              <w:rPr>
+                <w:bCs/>
+              </w:rPr>
+              <w:t xml:space="preserve"> </w:t>
+            </w:r>
+            <w:r>
+              <w:rPr>
+                <w:bCs/>
+              </w:rPr>
+              <w:t>d</w:t>
+            </w:r>
+            <w:r>
+              <w:rPr>
+                <w:bCs/>
+              </w:rPr>
+              <w:t>espués hay que revisar las áreas donde se prepararon los alimentos para comprobar que no haya quedado ningún residuo. Luego, todo se traslada al área de almacenamiento temporal, que debe estar separada físicamente de los espacios donde se preparan los alimentos.</w:t>
+            </w:r>
+          </w:p>
+          <w:p>
+            <w:pPr>
+              <w:rPr>
+                <w:bCs/>
+              </w:rPr>
+            </w:pPr>
+            <w:r>
+              <w:rPr>
+                <w:b/>
+              </w:rPr>
+              <w:t>Hombre:</w:t>
+            </w:r>
+            <w:r>
+              <w:rPr>
+                <w:bCs/>
+              </w:rPr>
+              <w:t xml:space="preserve"> l</w:t>
+            </w:r>
+            <w:r>
+              <w:rPr>
+                <w:bCs/>
+              </w:rPr>
+              <w:t>os contenedores pequeños también se deben limpiar y desinfectar. Al terminar, el área de almacenamiento debe quedar limpia, ordenada y libre de plagas.</w:t>
+            </w:r>
+          </w:p>
+          <w:p>
+            <w:pPr>
+              <w:rPr>
+                <w:bCs/>
+              </w:rPr>
+            </w:pPr>
+            <w:r>
+              <w:rPr>
+                <w:b/>
+              </w:rPr>
+              <w:t>Mujer:</w:t>
+            </w:r>
+            <w:r>
+              <w:rPr>
+                <w:bCs/>
+              </w:rPr>
+              <w:t xml:space="preserve"> p</w:t>
+            </w:r>
+            <w:r>
+              <w:rPr>
+                <w:bCs/>
+              </w:rPr>
+              <w:t xml:space="preserve">ara realizar estas tareas, el personal debe contar con los elementos de protección establecidos para la manipulación de residuos. Guantes de nitrilo, delantal </w:t>
+            </w:r>
+            <w:r>
+              <w:rPr>
+                <w:bCs/>
+              </w:rPr>
               <w:lastRenderedPageBreak/>
-              <w:t>Mujer:</w:t>
-            </w:r>
-            <w:r>
-              <w:rPr>
-                <w:bCs/>
-              </w:rPr>
-              <w:t xml:space="preserve"> </w:t>
-            </w:r>
-            <w:r>
-              <w:rPr>
-                <w:bCs/>
-              </w:rPr>
-              <w:t>a</w:t>
-            </w:r>
-            <w:r>
-              <w:rPr>
-                <w:bCs/>
-              </w:rPr>
-              <w:t>demás, la normativa establece condiciones para los establecimientos que generan grandes cantidades de residuos. Cuando se superan los mil kilogramos mensuales, se considera un gran generador y debe implementarse un plan de gestión integral. La Resolución 2210 de 2020 actualizó aspectos técnicos relacionados con esta regulación.</w:t>
+              <w:t>impermeable, gorro, tapabocas y calzado antideslizante hacen parte de esta protección.</w:t>
             </w:r>
           </w:p>
           <w:p>
@@ -18187,19 +18035,13 @@
               <w:rPr>
                 <w:bCs/>
               </w:rPr>
-              <w:t xml:space="preserve"> </w:t>
-            </w:r>
-            <w:r>
-              <w:rPr>
-                <w:bCs/>
-              </w:rPr>
-              <w:t>y</w:t>
-            </w:r>
-            <w:r>
-              <w:rPr>
-                <w:bCs/>
-              </w:rPr>
-              <w:t>a con la clasificación hecha, llega el cierre de la jornada. Primero se retiran los residuos de las estaciones de trabajo y se llevan a los contenedores correspondientes. Las bolsas de residuos orgánicos deben cerrarse herméticamente y los contenedores de aprovechables deben vaciarse.</w:t>
+              <w:t xml:space="preserve"> y</w:t>
+            </w:r>
+            <w:r>
+              <w:rPr>
+                <w:bCs/>
+              </w:rPr>
+              <w:t xml:space="preserve"> después de manipular los residuos, es obligatorio lavarse las manos durante al menos veinte segundos.</w:t>
             </w:r>
           </w:p>
           <w:p>
@@ -18212,113 +18054,6 @@
               <w:rPr>
                 <w:b/>
               </w:rPr>
-              <w:t>Mujer:</w:t>
-            </w:r>
-            <w:r>
-              <w:rPr>
-                <w:bCs/>
-              </w:rPr>
-              <w:t xml:space="preserve"> </w:t>
-            </w:r>
-            <w:r>
-              <w:rPr>
-                <w:bCs/>
-              </w:rPr>
-              <w:t>d</w:t>
-            </w:r>
-            <w:r>
-              <w:rPr>
-                <w:bCs/>
-              </w:rPr>
-              <w:t>espués hay que revisar las áreas donde se prepararon los alimentos para comprobar que no haya quedado ningún residuo. Luego, todo se traslada al área de almacenamiento temporal, que debe estar separada físicamente de los espacios donde se preparan los alimentos.</w:t>
-            </w:r>
-          </w:p>
-          <w:p>
-            <w:pPr>
-              <w:rPr>
-                <w:bCs/>
-              </w:rPr>
-            </w:pPr>
-            <w:r>
-              <w:rPr>
-                <w:b/>
-              </w:rPr>
-              <w:t>Hombre:</w:t>
-            </w:r>
-            <w:r>
-              <w:rPr>
-                <w:bCs/>
-              </w:rPr>
-              <w:t xml:space="preserve"> l</w:t>
-            </w:r>
-            <w:r>
-              <w:rPr>
-                <w:bCs/>
-              </w:rPr>
-              <w:t>os contenedores pequeños también se deben limpiar y desinfectar. Al terminar, el área de almacenamiento debe quedar limpia, ordenada y libre de plagas.</w:t>
-            </w:r>
-          </w:p>
-          <w:p>
-            <w:pPr>
-              <w:rPr>
-                <w:bCs/>
-              </w:rPr>
-            </w:pPr>
-            <w:r>
-              <w:rPr>
-                <w:b/>
-              </w:rPr>
-              <w:t>Mujer:</w:t>
-            </w:r>
-            <w:r>
-              <w:rPr>
-                <w:bCs/>
-              </w:rPr>
-              <w:t xml:space="preserve"> p</w:t>
-            </w:r>
-            <w:r>
-              <w:rPr>
-                <w:bCs/>
-              </w:rPr>
-              <w:t>ara realizar estas tareas, el personal debe contar con los elementos de protección establecidos para la manipulación de residuos. Guantes de nitrilo, delantal impermeable, gorro, tapabocas y calzado antideslizante hacen parte de esta protección.</w:t>
-            </w:r>
-          </w:p>
-          <w:p>
-            <w:pPr>
-              <w:rPr>
-                <w:bCs/>
-              </w:rPr>
-            </w:pPr>
-            <w:r>
-              <w:rPr>
-                <w:b/>
-              </w:rPr>
-              <w:t>Hombre:</w:t>
-            </w:r>
-            <w:r>
-              <w:rPr>
-                <w:bCs/>
-              </w:rPr>
-              <w:t xml:space="preserve"> y</w:t>
-            </w:r>
-            <w:r>
-              <w:rPr>
-                <w:bCs/>
-              </w:rPr>
-              <w:t xml:space="preserve"> después de manipular los residuos, es obligatorio lavarse las manos durante al menos veinte segundos.</w:t>
-            </w:r>
-          </w:p>
-          <w:p>
-            <w:pPr>
-              <w:rPr>
-                <w:bCs/>
-              </w:rPr>
-            </w:pPr>
-            <w:r>
-              <w:rPr>
-                <w:b/>
-              </w:rPr>
-              <w:lastRenderedPageBreak/>
               <w:t>Mujer:</w:t>
             </w:r>
             <w:r>
@@ -18439,61 +18174,19 @@
     </w:tbl>
     <w:p>
       <w:pPr>
-        <w:jc w:val="both"/>
-        <w:rPr>
-          <w:szCs w:val="28"/>
-        </w:rPr>
-      </w:pPr>
-    </w:p>
-    <w:p>
-      <w:pPr>
-        <w:jc w:val="both"/>
-        <w:rPr>
-          <w:b/>
-          <w:bCs/>
-          <w:szCs w:val="28"/>
-        </w:rPr>
-      </w:pPr>
-    </w:p>
-    <w:p>
-      <w:pPr>
-        <w:jc w:val="both"/>
-        <w:rPr>
-          <w:b/>
-          <w:bCs/>
-          <w:szCs w:val="28"/>
-        </w:rPr>
-      </w:pPr>
-    </w:p>
-    <w:p>
-      <w:pPr>
-        <w:jc w:val="both"/>
-        <w:rPr>
-          <w:b/>
-          <w:bCs/>
-          <w:szCs w:val="28"/>
-        </w:rPr>
-      </w:pPr>
-    </w:p>
-    <w:p>
-      <w:pPr>
-        <w:jc w:val="both"/>
-        <w:rPr>
-          <w:b/>
-          <w:bCs/>
-          <w:szCs w:val="28"/>
-        </w:rPr>
-      </w:pPr>
-    </w:p>
-    <w:p>
-      <w:pPr>
-        <w:jc w:val="both"/>
-        <w:rPr>
-          <w:b/>
-          <w:bCs/>
-          <w:szCs w:val="28"/>
-        </w:rPr>
-      </w:pPr>
+        <w:spacing w:before="0" w:after="160" w:line="259" w:lineRule="auto"/>
+        <w:ind w:firstLine="0"/>
+        <w:rPr>
+          <w:szCs w:val="28"/>
+        </w:rPr>
+      </w:pPr>
+      <w:r>
+        <w:rPr>
+          <w:szCs w:val="28"/>
+        </w:rPr>
+        <w:lastRenderedPageBreak/>
+        <w:br w:type="page"/>
+      </w:r>
     </w:p>
     <w:p>
       <w:pPr>
@@ -18504,7 +18197,7 @@
         </w:numPr>
         <w:ind w:left="360" w:hanging="360"/>
       </w:pPr>
-      <w:bookmarkStart w:id="34" w:name="_Toc242449734"/>
+      <w:bookmarkStart w:id="34" w:name="_Toc243381220"/>
       <w:r>
         <w:lastRenderedPageBreak/>
         <w:t>S</w:t>
@@ -18558,22 +18251,6 @@
         </w:rPr>
         <w:t>Finalmente, se integran procedimientos relacionados con el registro de la gestión de residuos, el cierre de jornada, la limpieza y desinfección de las áreas y las medidas de bioseguridad. De esta manera, el componente articula la elaboración técnica de salsas con prácticas de higiene y manejo responsable de residuos, favoreciendo procesos gastronómicos orientados a la calidad, la inocuidad y la sostenibilidad.</w:t>
       </w:r>
-    </w:p>
-    <w:p>
-      <w:pPr>
-        <w:rPr>
-          <w:bCs/>
-          <w:szCs w:val="28"/>
-        </w:rPr>
-      </w:pPr>
-    </w:p>
-    <w:p>
-      <w:pPr>
-        <w:rPr>
-          <w:bCs/>
-          <w:szCs w:val="28"/>
-        </w:rPr>
-      </w:pPr>
     </w:p>
     <w:p>
       <w:pPr>
@@ -18645,60 +18322,27 @@
     </w:p>
     <w:p>
       <w:pPr>
-        <w:jc w:val="both"/>
-        <w:rPr>
-          <w:b/>
-          <w:sz w:val="20"/>
-          <w:szCs w:val="20"/>
-        </w:rPr>
-      </w:pPr>
-    </w:p>
-    <w:p>
-      <w:pPr>
-        <w:jc w:val="both"/>
-        <w:rPr>
-          <w:b/>
-          <w:bCs/>
-          <w:szCs w:val="28"/>
-        </w:rPr>
-      </w:pPr>
-    </w:p>
-    <w:p>
-      <w:pPr>
-        <w:jc w:val="both"/>
-        <w:rPr>
-          <w:b/>
-          <w:bCs/>
-          <w:szCs w:val="28"/>
-        </w:rPr>
-      </w:pPr>
-    </w:p>
-    <w:p>
-      <w:pPr>
-        <w:jc w:val="both"/>
-        <w:rPr>
-          <w:b/>
-          <w:bCs/>
-          <w:szCs w:val="28"/>
-        </w:rPr>
-      </w:pPr>
-    </w:p>
-    <w:p>
-      <w:pPr>
-        <w:jc w:val="both"/>
-        <w:rPr>
-          <w:b/>
-          <w:bCs/>
-          <w:szCs w:val="28"/>
-        </w:rPr>
-      </w:pPr>
+        <w:spacing w:before="0" w:after="160" w:line="259" w:lineRule="auto"/>
+        <w:ind w:firstLine="0"/>
+        <w:rPr>
+          <w:bCs/>
+          <w:szCs w:val="28"/>
+        </w:rPr>
+      </w:pPr>
+      <w:r>
+        <w:rPr>
+          <w:bCs/>
+          <w:szCs w:val="28"/>
+        </w:rPr>
+        <w:br w:type="page"/>
+      </w:r>
     </w:p>
     <w:p>
       <w:pPr>
         <w:pStyle w:val="Titulosgenerales"/>
       </w:pPr>
       <w:bookmarkStart w:id="35" w:name="_Toc241858640"/>
-      <w:bookmarkStart w:id="36" w:name="_Toc242449735"/>
+      <w:bookmarkStart w:id="36" w:name="_Toc243381221"/>
       <w:r>
         <w:lastRenderedPageBreak/>
         <w:t>Glosario</w:t>
@@ -19259,17 +18903,8 @@
           <w:bCs/>
           <w:szCs w:val="28"/>
         </w:rPr>
-        <w:t xml:space="preserve"> residuos </w:t>
-      </w:r>
-      <w:proofErr w:type="gramStart"/>
-      <w:r>
-        <w:rPr>
-          <w:bCs/>
-          <w:szCs w:val="28"/>
-        </w:rPr>
-        <w:t>que</w:t>
-      </w:r>
-      <w:proofErr w:type="gramEnd"/>
+        <w:t xml:space="preserve"> residuos que</w:t>
+      </w:r>
       <w:r>
         <w:rPr>
           <w:bCs/>
@@ -19354,7 +18989,7 @@
         <w:pStyle w:val="Titulosgenerales"/>
       </w:pPr>
       <w:bookmarkStart w:id="37" w:name="_Toc241858641"/>
-      <w:bookmarkStart w:id="38" w:name="_Toc242449736"/>
+      <w:bookmarkStart w:id="38" w:name="_Toc243381222"/>
       <w:r>
         <w:lastRenderedPageBreak/>
         <w:t>Referencias bibliográficas</w:t>
@@ -19712,89 +19347,25 @@
     </w:p>
     <w:p>
       <w:pPr>
-        <w:rPr>
-          <w:szCs w:val="28"/>
-        </w:rPr>
-      </w:pPr>
-    </w:p>
-    <w:p>
-      <w:pPr>
-        <w:rPr>
-          <w:szCs w:val="28"/>
-        </w:rPr>
-      </w:pPr>
-    </w:p>
-    <w:p>
-      <w:pPr>
-        <w:rPr>
-          <w:szCs w:val="28"/>
-        </w:rPr>
-      </w:pPr>
-    </w:p>
-    <w:p>
-      <w:pPr>
-        <w:rPr>
-          <w:szCs w:val="28"/>
-        </w:rPr>
-      </w:pPr>
-    </w:p>
-    <w:p>
-      <w:pPr>
-        <w:rPr>
-          <w:szCs w:val="28"/>
-        </w:rPr>
-      </w:pPr>
-    </w:p>
-    <w:p>
-      <w:pPr>
-        <w:rPr>
-          <w:szCs w:val="28"/>
-        </w:rPr>
-      </w:pPr>
-    </w:p>
-    <w:p>
-      <w:pPr>
+        <w:spacing w:before="0" w:after="160" w:line="259" w:lineRule="auto"/>
         <w:ind w:firstLine="0"/>
         <w:rPr>
-          <w:b/>
-          <w:bCs/>
-          <w:szCs w:val="28"/>
-        </w:rPr>
-      </w:pPr>
-    </w:p>
-    <w:p>
-      <w:pPr>
-        <w:ind w:left="426"/>
-        <w:rPr>
-          <w:bCs/>
-          <w:szCs w:val="28"/>
-        </w:rPr>
-      </w:pPr>
-    </w:p>
-    <w:p>
-      <w:pPr>
-        <w:ind w:left="426"/>
-        <w:rPr>
-          <w:bCs/>
-          <w:szCs w:val="28"/>
-        </w:rPr>
-      </w:pPr>
-    </w:p>
-    <w:p>
-      <w:pPr>
-        <w:ind w:firstLine="0"/>
-        <w:rPr>
-          <w:bCs/>
-          <w:szCs w:val="28"/>
-        </w:rPr>
-      </w:pPr>
+          <w:szCs w:val="28"/>
+        </w:rPr>
+      </w:pPr>
+      <w:r>
+        <w:rPr>
+          <w:szCs w:val="28"/>
+        </w:rPr>
+        <w:br w:type="page"/>
+      </w:r>
     </w:p>
     <w:p>
       <w:pPr>
         <w:pStyle w:val="Titulosgenerales"/>
       </w:pPr>
       <w:bookmarkStart w:id="39" w:name="_Toc241858642"/>
-      <w:bookmarkStart w:id="40" w:name="_Toc242449737"/>
+      <w:bookmarkStart w:id="40" w:name="_Toc243381223"/>
       <w:r>
         <w:lastRenderedPageBreak/>
         <w:t>Créditos</w:t>
@@ -20889,118 +20460,6 @@
         </w:tc>
       </w:tr>
     </w:tbl>
-    <w:p>
-      <w:pPr>
-        <w:rPr>
-          <w:lang w:eastAsia="es-CO"/>
-        </w:rPr>
-      </w:pPr>
-    </w:p>
-    <w:p>
-      <w:pPr>
-        <w:ind w:firstLine="0"/>
-        <w:rPr>
-          <w:bCs/>
-          <w:szCs w:val="28"/>
-        </w:rPr>
-      </w:pPr>
-    </w:p>
-    <w:p>
-      <w:pPr>
-        <w:rPr>
-          <w:bCs/>
-          <w:szCs w:val="28"/>
-          <w:lang w:val="es-MX"/>
-        </w:rPr>
-      </w:pPr>
-    </w:p>
-    <w:p>
-      <w:pPr>
-        <w:rPr>
-          <w:bCs/>
-          <w:szCs w:val="28"/>
-        </w:rPr>
-      </w:pPr>
-    </w:p>
-    <w:p>
-      <w:pPr>
-        <w:ind w:left="426"/>
-        <w:rPr>
-          <w:b/>
-          <w:szCs w:val="28"/>
-        </w:rPr>
-      </w:pPr>
-    </w:p>
-    <w:p>
-      <w:pPr>
-        <w:spacing w:before="0" w:after="0"/>
-        <w:rPr>
-          <w:szCs w:val="28"/>
-        </w:rPr>
-      </w:pPr>
-    </w:p>
-    <w:p>
-      <w:pPr>
-        <w:spacing w:before="0" w:after="0"/>
-        <w:rPr>
-          <w:szCs w:val="28"/>
-          <w:lang w:val="es-MX"/>
-        </w:rPr>
-      </w:pPr>
-    </w:p>
-    <w:p>
-      <w:pPr>
-        <w:spacing w:before="0" w:after="0"/>
-        <w:rPr>
-          <w:bCs/>
-          <w:szCs w:val="28"/>
-        </w:rPr>
-      </w:pPr>
-    </w:p>
-    <w:p>
-      <w:pPr>
-        <w:ind w:left="720"/>
-        <w:rPr>
-          <w:szCs w:val="28"/>
-          <w:lang w:val="es-MX"/>
-        </w:rPr>
-      </w:pPr>
-    </w:p>
-    <w:p>
-      <w:pPr>
-        <w:rPr>
-          <w:szCs w:val="28"/>
-          <w:lang w:val="es-MX"/>
-        </w:rPr>
-      </w:pPr>
-    </w:p>
-    <w:p>
-      <w:pPr>
-        <w:ind w:left="426"/>
-        <w:rPr>
-          <w:b/>
-          <w:bCs/>
-          <w:szCs w:val="28"/>
-          <w:lang w:val="es-MX"/>
-        </w:rPr>
-      </w:pPr>
-    </w:p>
-    <w:p>
-      <w:pPr>
-        <w:pBdr>
-          <w:top w:val="nil"/>
-          <w:left w:val="nil"/>
-          <w:bottom w:val="nil"/>
-          <w:right w:val="nil"/>
-          <w:between w:val="nil"/>
-        </w:pBdr>
-        <w:ind w:firstLine="0"/>
-        <w:rPr>
-          <w:szCs w:val="28"/>
-          <w:lang w:val="es-MX"/>
-        </w:rPr>
-      </w:pPr>
-    </w:p>
     <w:p>
       <w:pPr>
         <w:ind w:firstLine="0"/>
@@ -24348,7 +23807,6 @@
   <w:style w:type="character" w:default="1" w:styleId="Fuentedeprrafopredeter">
     <w:name w:val="Default Paragraph Font"/>
     <w:uiPriority w:val="1"/>
-    <w:semiHidden/>
     <w:unhideWhenUsed/>
   </w:style>
   <w:style w:type="table" w:default="1" w:styleId="Tablanormal">
@@ -25722,15 +25180,6 @@
 </file>
 
 <file path=customXml/item1.xml><?xml version="1.0" encoding="utf-8"?>
-<?mso-contentType ?>
-<FormTemplates xmlns="http://schemas.microsoft.com/sharepoint/v3/contenttype/forms">
-  <Display>DocumentLibraryForm</Display>
-  <Edit>DocumentLibraryForm</Edit>
-  <New>DocumentLibraryForm</New>
-</FormTemplates>
-</file>
-
-<file path=customXml/item2.xml><?xml version="1.0" encoding="utf-8"?>
 <p:properties xmlns:p="http://schemas.microsoft.com/office/2006/metadata/properties" xmlns:xsi="http://www.w3.org/2001/XMLSchema-instance" xmlns:pc="http://schemas.microsoft.com/office/infopath/2007/PartnerControls">
   <documentManagement>
     <TaxCatchAll xmlns="67a0edcd-0de5-43ed-8c27-e32f38a00c91" xsi:nil="true"/>
@@ -25741,7 +25190,20 @@
 </p:properties>
 </file>
 
+<file path=customXml/item2.xml><?xml version="1.0" encoding="utf-8"?>
+<?mso-contentType ?>
+<FormTemplates xmlns="http://schemas.microsoft.com/sharepoint/v3/contenttype/forms">
+  <Display>DocumentLibraryForm</Display>
+  <Edit>DocumentLibraryForm</Edit>
+  <New>DocumentLibraryForm</New>
+</FormTemplates>
+</file>
+
 <file path=customXml/item3.xml><?xml version="1.0" encoding="utf-8"?>
+<b:Sources xmlns:b="http://schemas.openxmlformats.org/officeDocument/2006/bibliography" xmlns="http://schemas.openxmlformats.org/officeDocument/2006/bibliography" SelectedStyle="\APASixthEditionOfficeOnline.xsl" StyleName="APA" Version="6"/>
+</file>
+
+<file path=customXml/item4.xml><?xml version="1.0" encoding="utf-8"?>
 <ct:contentTypeSchema xmlns:ct="http://schemas.microsoft.com/office/2006/metadata/contentType" xmlns:ma="http://schemas.microsoft.com/office/2006/metadata/properties/metaAttributes" ct:_="" ma:_="" ma:contentTypeName="Documento" ma:contentTypeID="0x01010005252A1EF3BD024F856B47B579AB5244" ma:contentTypeVersion="13" ma:contentTypeDescription="Crear nuevo documento." ma:contentTypeScope="" ma:versionID="ddfaac56a287547bce89452cd31c5884">
   <xsd:schema xmlns:xsd="http://www.w3.org/2001/XMLSchema" xmlns:xs="http://www.w3.org/2001/XMLSchema" xmlns:p="http://schemas.microsoft.com/office/2006/metadata/properties" xmlns:ns2="42760c81-fd8e-4d59-8953-7cdb9f38b14f" xmlns:ns3="67a0edcd-0de5-43ed-8c27-e32f38a00c91" targetNamespace="http://schemas.microsoft.com/office/2006/metadata/properties" ma:root="true" ma:fieldsID="5ac878f7c8dbf4633d03f1982e859186" ns2:_="" ns3:_="">
     <xsd:import namespace="42760c81-fd8e-4d59-8953-7cdb9f38b14f"/>
@@ -25948,19 +25410,7 @@
 </ct:contentTypeSchema>
 </file>
 
-<file path=customXml/item4.xml><?xml version="1.0" encoding="utf-8"?>
-<b:Sources xmlns:b="http://schemas.openxmlformats.org/officeDocument/2006/bibliography" xmlns="http://schemas.openxmlformats.org/officeDocument/2006/bibliography" SelectedStyle="\APASixthEditionOfficeOnline.xsl" StyleName="APA" Version="6"/>
-</file>
-
 <file path=customXml/itemProps1.xml><?xml version="1.0" encoding="utf-8"?>
-<ds:datastoreItem xmlns:ds="http://schemas.openxmlformats.org/officeDocument/2006/customXml" ds:itemID="{10663269-2064-4804-8290-36D4A57F5557}">
-  <ds:schemaRefs>
-    <ds:schemaRef ds:uri="http://schemas.microsoft.com/sharepoint/v3/contenttype/forms"/>
-  </ds:schemaRefs>
-</ds:datastoreItem>
-</file>
-
-<file path=customXml/itemProps2.xml><?xml version="1.0" encoding="utf-8"?>
 <ds:datastoreItem xmlns:ds="http://schemas.openxmlformats.org/officeDocument/2006/customXml" ds:itemID="{1279454D-02BE-4A9C-A117-DCD1573E2608}">
   <ds:schemaRefs>
     <ds:schemaRef ds:uri="http://schemas.microsoft.com/office/2006/metadata/properties"/>
@@ -25971,7 +25421,23 @@
 </ds:datastoreItem>
 </file>
 
+<file path=customXml/itemProps2.xml><?xml version="1.0" encoding="utf-8"?>
+<ds:datastoreItem xmlns:ds="http://schemas.openxmlformats.org/officeDocument/2006/customXml" ds:itemID="{10663269-2064-4804-8290-36D4A57F5557}">
+  <ds:schemaRefs>
+    <ds:schemaRef ds:uri="http://schemas.microsoft.com/sharepoint/v3/contenttype/forms"/>
+  </ds:schemaRefs>
+</ds:datastoreItem>
+</file>
+
 <file path=customXml/itemProps3.xml><?xml version="1.0" encoding="utf-8"?>
+<ds:datastoreItem xmlns:ds="http://schemas.openxmlformats.org/officeDocument/2006/customXml" ds:itemID="{EAE431FD-7059-4C09-804B-C9D69EB7B213}">
+  <ds:schemaRefs>
+    <ds:schemaRef ds:uri="http://schemas.openxmlformats.org/officeDocument/2006/bibliography"/>
+  </ds:schemaRefs>
+</ds:datastoreItem>
+</file>
+
+<file path=customXml/itemProps4.xml><?xml version="1.0" encoding="utf-8"?>
 <ds:datastoreItem xmlns:ds="http://schemas.openxmlformats.org/officeDocument/2006/customXml" ds:itemID="{66B558E7-2289-4F36-AFA1-6355357045A3}">
   <ds:schemaRefs>
     <ds:schemaRef ds:uri="http://schemas.microsoft.com/office/2006/metadata/contentType"/>
@@ -25988,12 +25454,4 @@
     <ds:schemaRef ds:uri="http://schemas.microsoft.com/internal/obd"/>
   </ds:schemaRefs>
 </ds:datastoreItem>
-</file>
-
-<file path=customXml/itemProps4.xml><?xml version="1.0" encoding="utf-8"?>
-<ds:datastoreItem xmlns:ds="http://schemas.openxmlformats.org/officeDocument/2006/customXml" ds:itemID="{EAE431FD-7059-4C09-804B-C9D69EB7B213}">
-  <ds:schemaRefs>
-    <ds:schemaRef ds:uri="http://schemas.openxmlformats.org/officeDocument/2006/bibliography"/>
-  </ds:schemaRefs>
-</ds:datastoreItem>
 </file>
--- a/fuentes/63550354_CF02_CFA.docx
+++ b/fuentes/63550354_CF02_CFA.docx
@@ -193,7 +193,7 @@
               </wp:anchor>
             </w:drawing>
           </mc:Choice>
-          <mc:Fallback xmlns:w16sdtfl="http://schemas.microsoft.com/office/word/2024/wordml/sdtformatlock" xmlns:w16du="http://schemas.microsoft.com/office/word/2023/wordml/word16du" xmlns:oel="http://schemas.microsoft.com/office/2019/extlst">
+          <mc:Fallback xmlns:oel="http://schemas.microsoft.com/office/2019/extlst" xmlns:w16du="http://schemas.microsoft.com/office/word/2023/wordml/word16du" xmlns:w16sdtfl="http://schemas.microsoft.com/office/word/2024/wordml/sdtformatlock">
             <w:pict>
               <v:rect w14:anchorId="7DFF263A" id="Rectángulo 3" o:spid="_x0000_s1026" alt="&quot;&quot;" style="position:absolute;margin-left:0;margin-top:24.85pt;width:613.85pt;height:164.25pt;z-index:-251655168;visibility:visible;mso-wrap-style:square;mso-height-percent:0;mso-wrap-distance-left:9pt;mso-wrap-distance-top:0;mso-wrap-distance-right:9pt;mso-wrap-distance-bottom:0;mso-position-horizontal:left;mso-position-horizontal-relative:page;mso-position-vertical:absolute;mso-position-vertical-relative:text;mso-height-percent:0;mso-height-relative:margin;v-text-anchor:middle" o:gfxdata="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" fillcolor="#00314d" stroked="f" strokeweight="1pt">
                 <w10:wrap anchorx="page"/>
@@ -2980,15 +2980,7 @@
         <w:ind w:left="426"/>
       </w:pPr>
       <w:r>
-        <w:t xml:space="preserve">Una salsa puede definirse como una preparación culinaria líquida o semilíquida que se sirve junto con los alimentos para realzar sus características organolépticas. Según el libro pastas y salsas italianas (instituto gastronómico </w:t>
-      </w:r>
-      <w:proofErr w:type="spellStart"/>
-      <w:r>
-        <w:t>cuisine</w:t>
-      </w:r>
-      <w:proofErr w:type="spellEnd"/>
-      <w:r>
-        <w:t xml:space="preserve"> art, 2020), las pastas una vez cocidas requieren siempre un condimento que les añada color y sabor.</w:t>
+        <w:t>Una salsa puede definirse como una preparación culinaria líquida o semilíquida que se sirve junto con los alimentos para realzar sus características organolépticas. Según el libro pastas y salsas italianas (instituto gastronómico cuisine art, 2020), las pastas una vez cocidas requieren siempre un condimento que les añada color y sabor.</w:t>
       </w:r>
     </w:p>
     <w:p>
@@ -3092,17 +3084,8 @@
           <w:rStyle w:val="Extranjerismo"/>
           <w:lang w:val="es-CO"/>
         </w:rPr>
-        <w:t xml:space="preserve">primo </w:t>
-      </w:r>
-      <w:proofErr w:type="spellStart"/>
-      <w:r>
-        <w:rPr>
-          <w:rStyle w:val="Extranjerismo"/>
-          <w:lang w:val="es-CO"/>
-        </w:rPr>
-        <w:t>piatto</w:t>
-      </w:r>
-      <w:proofErr w:type="spellEnd"/>
+        <w:t>primo piatto</w:t>
+      </w:r>
       <w:r>
         <w:t xml:space="preserve"> (primer plato), antes del plato principal de carne o pescado. La salsa es la protagonista que define el carácter del plato. </w:t>
       </w:r>
@@ -3267,73 +3250,23 @@
                 <w:lang w:val="es-CO"/>
               </w:rPr>
             </w:pPr>
-            <w:proofErr w:type="spellStart"/>
             <w:r>
               <w:rPr>
                 <w:rStyle w:val="Extranjerismo"/>
                 <w:lang w:val="es-CO"/>
               </w:rPr>
-              <w:t>Sugo</w:t>
-            </w:r>
-            <w:proofErr w:type="spellEnd"/>
+              <w:t xml:space="preserve">Sugo di pomodoro, Marinara, </w:t>
+            </w:r>
+            <w:r>
+              <w:t>Napolitana</w:t>
+            </w:r>
             <w:r>
               <w:rPr>
                 <w:rStyle w:val="Extranjerismo"/>
                 <w:lang w:val="es-CO"/>
               </w:rPr>
-              <w:t xml:space="preserve"> di </w:t>
-            </w:r>
-            <w:proofErr w:type="spellStart"/>
-            <w:r>
-              <w:rPr>
-                <w:rStyle w:val="Extranjerismo"/>
-                <w:lang w:val="es-CO"/>
-              </w:rPr>
-              <w:t>pomodoro</w:t>
-            </w:r>
-            <w:proofErr w:type="spellEnd"/>
-            <w:r>
-              <w:rPr>
-                <w:rStyle w:val="Extranjerismo"/>
-                <w:lang w:val="es-CO"/>
-              </w:rPr>
-              <w:t xml:space="preserve">, Marinara, </w:t>
-            </w:r>
-            <w:r>
-              <w:t>Napolitana</w:t>
-            </w:r>
-            <w:r>
-              <w:rPr>
-                <w:rStyle w:val="Extranjerismo"/>
-                <w:lang w:val="es-CO"/>
-              </w:rPr>
-              <w:t xml:space="preserve">, </w:t>
-            </w:r>
-            <w:proofErr w:type="spellStart"/>
-            <w:r>
-              <w:rPr>
-                <w:rStyle w:val="Extranjerismo"/>
-                <w:lang w:val="es-CO"/>
-              </w:rPr>
-              <w:t>Arrabbiata</w:t>
-            </w:r>
-            <w:proofErr w:type="spellEnd"/>
-            <w:r>
-              <w:rPr>
-                <w:rStyle w:val="Extranjerismo"/>
-                <w:lang w:val="es-CO"/>
-              </w:rPr>
-              <w:t xml:space="preserve">, </w:t>
-            </w:r>
-            <w:proofErr w:type="spellStart"/>
-            <w:r>
-              <w:rPr>
-                <w:rStyle w:val="Extranjerismo"/>
-                <w:lang w:val="es-CO"/>
-              </w:rPr>
-              <w:t>Amatriciana</w:t>
-            </w:r>
-            <w:proofErr w:type="spellEnd"/>
+              <w:t>, Arrabbiata, Amatriciana</w:t>
+            </w:r>
           </w:p>
         </w:tc>
         <w:tc>
@@ -3401,53 +3334,28 @@
                 <w:rStyle w:val="Extranjerismo"/>
                 <w:lang w:val="es-CO"/>
               </w:rPr>
-              <w:t xml:space="preserve">Carbonara, Alfredo, Quattro </w:t>
-            </w:r>
-            <w:proofErr w:type="spellStart"/>
+              <w:t>Carbonara, Alfredo, Quattro formaggi, Gorgonzola</w:t>
+            </w:r>
+          </w:p>
+        </w:tc>
+        <w:tc>
+          <w:tcPr>
+            <w:tcW w:w="2506" w:type="dxa"/>
+          </w:tcPr>
+          <w:p>
+            <w:pPr>
+              <w:pStyle w:val="TextoTablas"/>
+              <w:spacing w:line="360" w:lineRule="auto"/>
+            </w:pPr>
+            <w:r>
+              <w:t>Huevo, queso (</w:t>
+            </w:r>
             <w:r>
               <w:rPr>
                 <w:rStyle w:val="Extranjerismo"/>
                 <w:lang w:val="es-CO"/>
               </w:rPr>
-              <w:t>formaggi</w:t>
-            </w:r>
-            <w:proofErr w:type="spellEnd"/>
-            <w:r>
-              <w:rPr>
-                <w:rStyle w:val="Extranjerismo"/>
-                <w:lang w:val="es-CO"/>
-              </w:rPr>
-              <w:t>, Gorgonzola</w:t>
-            </w:r>
-          </w:p>
-        </w:tc>
-        <w:tc>
-          <w:tcPr>
-            <w:tcW w:w="2506" w:type="dxa"/>
-          </w:tcPr>
-          <w:p>
-            <w:pPr>
-              <w:pStyle w:val="TextoTablas"/>
-              <w:spacing w:line="360" w:lineRule="auto"/>
-            </w:pPr>
-            <w:r>
-              <w:t>Huevo, queso (</w:t>
-            </w:r>
-            <w:proofErr w:type="spellStart"/>
-            <w:r>
-              <w:rPr>
-                <w:rStyle w:val="Extranjerismo"/>
-                <w:lang w:val="es-CO"/>
-              </w:rPr>
-              <w:t>pecorino</w:t>
-            </w:r>
-            <w:proofErr w:type="spellEnd"/>
-            <w:r>
-              <w:rPr>
-                <w:rStyle w:val="Extranjerismo"/>
-                <w:lang w:val="es-CO"/>
-              </w:rPr>
-              <w:t xml:space="preserve">, </w:t>
+              <w:t xml:space="preserve">pecorino, </w:t>
             </w:r>
             <w:r>
               <w:t>parmesano</w:t>
@@ -3516,65 +3424,8 @@
                 <w:rStyle w:val="Extranjerismo"/>
                 <w:lang w:val="es-CO"/>
               </w:rPr>
-              <w:t xml:space="preserve">Pesto </w:t>
-            </w:r>
-            <w:proofErr w:type="spellStart"/>
-            <w:r>
-              <w:rPr>
-                <w:rStyle w:val="Extranjerismo"/>
-                <w:lang w:val="es-CO"/>
-              </w:rPr>
-              <w:t>alla</w:t>
-            </w:r>
-            <w:proofErr w:type="spellEnd"/>
-            <w:r>
-              <w:rPr>
-                <w:rStyle w:val="Extranjerismo"/>
-                <w:lang w:val="es-CO"/>
-              </w:rPr>
-              <w:t xml:space="preserve"> genovese, Pesto </w:t>
-            </w:r>
-            <w:proofErr w:type="spellStart"/>
-            <w:r>
-              <w:rPr>
-                <w:rStyle w:val="Extranjerismo"/>
-                <w:lang w:val="es-CO"/>
-              </w:rPr>
-              <w:t>alla</w:t>
-            </w:r>
-            <w:proofErr w:type="spellEnd"/>
-            <w:r>
-              <w:rPr>
-                <w:rStyle w:val="Extranjerismo"/>
-                <w:lang w:val="es-CO"/>
-              </w:rPr>
-              <w:t xml:space="preserve"> </w:t>
-            </w:r>
-            <w:proofErr w:type="spellStart"/>
-            <w:r>
-              <w:rPr>
-                <w:rStyle w:val="Extranjerismo"/>
-                <w:lang w:val="es-CO"/>
-              </w:rPr>
-              <w:t>trapanese</w:t>
-            </w:r>
-            <w:proofErr w:type="spellEnd"/>
-            <w:r>
-              <w:rPr>
-                <w:rStyle w:val="Extranjerismo"/>
-                <w:lang w:val="es-CO"/>
-              </w:rPr>
-              <w:t xml:space="preserve">, </w:t>
-            </w:r>
-            <w:proofErr w:type="spellStart"/>
-            <w:r>
-              <w:rPr>
-                <w:rStyle w:val="Extranjerismo"/>
-                <w:lang w:val="es-CO"/>
-              </w:rPr>
-              <w:t>Agliata</w:t>
-            </w:r>
-            <w:proofErr w:type="spellEnd"/>
+              <w:t>Pesto alla genovese, Pesto alla trapanese, Agliata</w:t>
+            </w:r>
           </w:p>
         </w:tc>
         <w:tc>
@@ -3637,79 +3488,13 @@
                 <w:lang w:val="es-CO"/>
               </w:rPr>
             </w:pPr>
-            <w:proofErr w:type="spellStart"/>
             <w:r>
               <w:rPr>
                 <w:rStyle w:val="Extranjerismo"/>
                 <w:lang w:val="es-CO"/>
               </w:rPr>
-              <w:t>Ragù</w:t>
-            </w:r>
-            <w:proofErr w:type="spellEnd"/>
-            <w:r>
-              <w:rPr>
-                <w:rStyle w:val="Extranjerismo"/>
-                <w:lang w:val="es-CO"/>
-              </w:rPr>
-              <w:t xml:space="preserve"> </w:t>
-            </w:r>
-            <w:proofErr w:type="spellStart"/>
-            <w:r>
-              <w:rPr>
-                <w:rStyle w:val="Extranjerismo"/>
-                <w:lang w:val="es-CO"/>
-              </w:rPr>
-              <w:t>alla</w:t>
-            </w:r>
-            <w:proofErr w:type="spellEnd"/>
-            <w:r>
-              <w:rPr>
-                <w:rStyle w:val="Extranjerismo"/>
-                <w:lang w:val="es-CO"/>
-              </w:rPr>
-              <w:t xml:space="preserve"> </w:t>
-            </w:r>
-            <w:proofErr w:type="spellStart"/>
-            <w:r>
-              <w:rPr>
-                <w:rStyle w:val="Extranjerismo"/>
-                <w:lang w:val="es-CO"/>
-              </w:rPr>
-              <w:t>bolognese</w:t>
-            </w:r>
-            <w:proofErr w:type="spellEnd"/>
-            <w:r>
-              <w:rPr>
-                <w:rStyle w:val="Extranjerismo"/>
-                <w:lang w:val="es-CO"/>
-              </w:rPr>
-              <w:t xml:space="preserve">, </w:t>
-            </w:r>
-            <w:proofErr w:type="spellStart"/>
-            <w:r>
-              <w:rPr>
-                <w:rStyle w:val="Extranjerismo"/>
-                <w:lang w:val="es-CO"/>
-              </w:rPr>
-              <w:t>Ragù</w:t>
-            </w:r>
-            <w:proofErr w:type="spellEnd"/>
-            <w:r>
-              <w:rPr>
-                <w:rStyle w:val="Extranjerismo"/>
-                <w:lang w:val="es-CO"/>
-              </w:rPr>
-              <w:t xml:space="preserve"> </w:t>
-            </w:r>
-            <w:proofErr w:type="spellStart"/>
-            <w:r>
-              <w:rPr>
-                <w:rStyle w:val="Extranjerismo"/>
-                <w:lang w:val="es-CO"/>
-              </w:rPr>
-              <w:t>napoletano</w:t>
-            </w:r>
-            <w:proofErr w:type="spellEnd"/>
+              <w:t>Ragù alla bolognese, Ragù napoletano</w:t>
+            </w:r>
           </w:p>
         </w:tc>
         <w:tc>
@@ -3774,37 +3559,12 @@
                 <w:lang w:val="es-CO"/>
               </w:rPr>
             </w:pPr>
-            <w:proofErr w:type="spellStart"/>
             <w:r>
               <w:rPr>
                 <w:rStyle w:val="Extranjerismo"/>
                 <w:lang w:val="es-CO"/>
               </w:rPr>
-              <w:t>Vongole</w:t>
-            </w:r>
-            <w:proofErr w:type="spellEnd"/>
-            <w:r>
-              <w:rPr>
-                <w:rStyle w:val="Extranjerismo"/>
-                <w:lang w:val="es-CO"/>
-              </w:rPr>
-              <w:t xml:space="preserve"> (almejas), </w:t>
-            </w:r>
-            <w:proofErr w:type="spellStart"/>
-            <w:r>
-              <w:rPr>
-                <w:rStyle w:val="Extranjerismo"/>
-                <w:lang w:val="es-CO"/>
-              </w:rPr>
-              <w:t>Gamberi</w:t>
-            </w:r>
-            <w:proofErr w:type="spellEnd"/>
-            <w:r>
-              <w:rPr>
-                <w:rStyle w:val="Extranjerismo"/>
-                <w:lang w:val="es-CO"/>
-              </w:rPr>
-              <w:t xml:space="preserve"> </w:t>
+              <w:t xml:space="preserve">Vongole (almejas), Gamberi </w:t>
             </w:r>
             <w:r>
               <w:t>(camarones),</w:t>
@@ -3882,47 +3642,13 @@
                 <w:lang w:val="es-419"/>
               </w:rPr>
             </w:pPr>
-            <w:proofErr w:type="spellStart"/>
             <w:r>
               <w:rPr>
                 <w:rStyle w:val="Extranjerismo"/>
                 <w:lang w:val="es-CO"/>
               </w:rPr>
-              <w:t>Funghi</w:t>
-            </w:r>
-            <w:proofErr w:type="spellEnd"/>
-            <w:r>
-              <w:rPr>
-                <w:rStyle w:val="Extranjerismo"/>
-                <w:lang w:val="es-CO"/>
-              </w:rPr>
-              <w:t xml:space="preserve"> </w:t>
-            </w:r>
-            <w:proofErr w:type="spellStart"/>
-            <w:r>
-              <w:rPr>
-                <w:rStyle w:val="Extranjerismo"/>
-                <w:lang w:val="es-CO"/>
-              </w:rPr>
-              <w:t>porcini</w:t>
-            </w:r>
-            <w:proofErr w:type="spellEnd"/>
-            <w:r>
-              <w:rPr>
-                <w:rStyle w:val="Extranjerismo"/>
-                <w:lang w:val="es-CO"/>
-              </w:rPr>
-              <w:t xml:space="preserve">, </w:t>
-            </w:r>
-            <w:proofErr w:type="spellStart"/>
-            <w:r>
-              <w:rPr>
-                <w:rStyle w:val="Extranjerismo"/>
-                <w:lang w:val="es-CO"/>
-              </w:rPr>
-              <w:t>Melanzane</w:t>
-            </w:r>
-            <w:proofErr w:type="spellEnd"/>
+              <w:t>Funghi porcini, Melanzane</w:t>
+            </w:r>
             <w:r>
               <w:rPr>
                 <w:rStyle w:val="Extranjerismo"/>
@@ -3960,7 +3686,6 @@
             <w:r>
               <w:t xml:space="preserve">Hongos </w:t>
             </w:r>
-            <w:proofErr w:type="spellStart"/>
             <w:r>
               <w:rPr>
                 <w:rStyle w:val="Extranjerismo"/>
@@ -3968,7 +3693,6 @@
               </w:rPr>
               <w:t>porcini</w:t>
             </w:r>
-            <w:proofErr w:type="spellEnd"/>
             <w:r>
               <w:t>, berenjenas, calabacines, tomate, ajo, aceite de oliva</w:t>
             </w:r>
@@ -3992,15 +3716,7 @@
     </w:tbl>
     <w:p>
       <w:r>
-        <w:t xml:space="preserve">Nota. Adaptado de Bernasconi y Teubner (2004); Instituto Gastronómico </w:t>
-      </w:r>
-      <w:proofErr w:type="spellStart"/>
-      <w:r>
-        <w:t>Cuisine</w:t>
-      </w:r>
-      <w:proofErr w:type="spellEnd"/>
-      <w:r>
-        <w:t xml:space="preserve"> Art (2020); Recetas de Rechupete (2025).</w:t>
+        <w:t>Nota. Adaptado de Bernasconi y Teubner (2004); Instituto Gastronómico Cuisine Art (2020); Recetas de Rechupete (2025).</w:t>
       </w:r>
     </w:p>
     <w:p>
@@ -4106,7 +3822,6 @@
         </w:rPr>
         <w:t>Salsa de tomate simple (</w:t>
       </w:r>
-      <w:proofErr w:type="spellStart"/>
       <w:r>
         <w:rPr>
           <w:rStyle w:val="Extranjerismo"/>
@@ -4114,29 +3829,8 @@
           <w:bCs/>
           <w:lang w:val="es-CO"/>
         </w:rPr>
-        <w:t>sugo</w:t>
-      </w:r>
-      <w:proofErr w:type="spellEnd"/>
-      <w:r>
-        <w:rPr>
-          <w:rStyle w:val="Extranjerismo"/>
-          <w:b/>
-          <w:bCs/>
-          <w:lang w:val="es-CO"/>
-        </w:rPr>
-        <w:t xml:space="preserve"> di </w:t>
-      </w:r>
-      <w:proofErr w:type="spellStart"/>
-      <w:r>
-        <w:rPr>
-          <w:rStyle w:val="Extranjerismo"/>
-          <w:b/>
-          <w:bCs/>
-          <w:lang w:val="es-CO"/>
-        </w:rPr>
-        <w:t>pomodoro</w:t>
-      </w:r>
-      <w:proofErr w:type="spellEnd"/>
+        <w:t>sugo di pomodoro</w:t>
+      </w:r>
       <w:r>
         <w:rPr>
           <w:b/>
@@ -4207,7 +3901,6 @@
         </w:rPr>
         <w:t xml:space="preserve">Salsa </w:t>
       </w:r>
-      <w:proofErr w:type="spellStart"/>
       <w:r>
         <w:rPr>
           <w:rStyle w:val="Extranjerismo"/>
@@ -4217,7 +3910,6 @@
         </w:rPr>
         <w:t>arrabbiata</w:t>
       </w:r>
-      <w:proofErr w:type="spellEnd"/>
     </w:p>
     <w:p>
       <w:pPr>
@@ -4227,7 +3919,6 @@
       <w:r>
         <w:t xml:space="preserve">Salsa tradicional italiana caracterizada por su sabor picante, asociado al uso de guindilla o </w:t>
       </w:r>
-      <w:proofErr w:type="spellStart"/>
       <w:r>
         <w:rPr>
           <w:rStyle w:val="Extranjerismo"/>
@@ -4235,7 +3926,6 @@
         </w:rPr>
         <w:t>peperoncino</w:t>
       </w:r>
-      <w:proofErr w:type="spellEnd"/>
       <w:r>
         <w:t xml:space="preserve">. Se prepara a partir </w:t>
       </w:r>
@@ -4259,7 +3949,6 @@
       <w:r>
         <w:t xml:space="preserve"> tomate, ajo, guindilla o </w:t>
       </w:r>
-      <w:proofErr w:type="spellStart"/>
       <w:r>
         <w:rPr>
           <w:rStyle w:val="Extranjerismo"/>
@@ -4267,7 +3956,6 @@
         </w:rPr>
         <w:t>peperoncino</w:t>
       </w:r>
-      <w:proofErr w:type="spellEnd"/>
       <w:r>
         <w:t>, perejil y aceite de oliva.</w:t>
       </w:r>
@@ -4303,31 +3991,13 @@
       <w:r>
         <w:t xml:space="preserve"> especialmente </w:t>
       </w:r>
-      <w:proofErr w:type="spellStart"/>
       <w:r>
         <w:rPr>
           <w:rStyle w:val="Extranjerismo"/>
           <w:lang w:val="es-CO"/>
         </w:rPr>
-        <w:t>penne</w:t>
-      </w:r>
-      <w:proofErr w:type="spellEnd"/>
-      <w:r>
-        <w:rPr>
-          <w:rStyle w:val="Extranjerismo"/>
-          <w:lang w:val="es-CO"/>
-        </w:rPr>
-        <w:t xml:space="preserve"> y </w:t>
-      </w:r>
-      <w:proofErr w:type="spellStart"/>
-      <w:r>
-        <w:rPr>
-          <w:rStyle w:val="Extranjerismo"/>
-          <w:lang w:val="es-CO"/>
-        </w:rPr>
-        <w:t>rigatoni</w:t>
-      </w:r>
-      <w:proofErr w:type="spellEnd"/>
+        <w:t>penne y rigatoni</w:t>
+      </w:r>
       <w:r>
         <w:t>.</w:t>
       </w:r>
@@ -4366,17 +4036,8 @@
         <w:ind w:left="2509" w:firstLine="0"/>
       </w:pPr>
       <w:r>
-        <w:t xml:space="preserve">Preparación originaria de </w:t>
-      </w:r>
-      <w:proofErr w:type="spellStart"/>
-      <w:r>
-        <w:t>Amatrice</w:t>
-      </w:r>
-      <w:proofErr w:type="spellEnd"/>
-      <w:r>
-        <w:t xml:space="preserve">, Italia, reconocida por combinar tomate con </w:t>
-      </w:r>
-      <w:proofErr w:type="spellStart"/>
+        <w:t xml:space="preserve">Preparación originaria de Amatrice, Italia, reconocida por combinar tomate con </w:t>
+      </w:r>
       <w:r>
         <w:rPr>
           <w:rStyle w:val="Extranjerismo"/>
@@ -4384,11 +4045,9 @@
         </w:rPr>
         <w:t>guanciale</w:t>
       </w:r>
-      <w:proofErr w:type="spellEnd"/>
       <w:r>
         <w:t xml:space="preserve">, producto elaborado a partir de papada de cerdo curada. El queso </w:t>
       </w:r>
-      <w:proofErr w:type="spellStart"/>
       <w:r>
         <w:rPr>
           <w:rStyle w:val="Extranjerismo"/>
@@ -4396,7 +4055,6 @@
         </w:rPr>
         <w:t>pecorino</w:t>
       </w:r>
-      <w:proofErr w:type="spellEnd"/>
       <w:r>
         <w:t xml:space="preserve"> aporta intensidad y complementa el sabor característico de esta salsa. Su preparación requiere controlar la cocción para integrar adecuadamente sus ingredientes.</w:t>
       </w:r>
@@ -4416,7 +4074,6 @@
       <w:r>
         <w:t xml:space="preserve"> </w:t>
       </w:r>
-      <w:proofErr w:type="spellStart"/>
       <w:r>
         <w:rPr>
           <w:rStyle w:val="Extranjerismo"/>
@@ -4424,70 +4081,58 @@
         </w:rPr>
         <w:t>guanciale</w:t>
       </w:r>
-      <w:proofErr w:type="spellEnd"/>
       <w:r>
         <w:t xml:space="preserve"> —o panceta como alternativa—, tomate, guindilla, queso </w:t>
       </w:r>
-      <w:proofErr w:type="spellStart"/>
       <w:r>
         <w:rPr>
           <w:rStyle w:val="Extranjerismo"/>
           <w:lang w:val="es-CO"/>
         </w:rPr>
-        <w:t>pecorino</w:t>
-      </w:r>
-      <w:proofErr w:type="spellEnd"/>
+        <w:t xml:space="preserve">pecorino </w:t>
+      </w:r>
+      <w:r>
+        <w:t>y aceite de oliva.</w:t>
+      </w:r>
+    </w:p>
+    <w:p>
+      <w:pPr>
+        <w:pStyle w:val="Prrafodelista"/>
+        <w:ind w:left="2509" w:firstLine="0"/>
+      </w:pPr>
+      <w:r>
+        <w:rPr>
+          <w:b/>
+          <w:bCs/>
+        </w:rPr>
+        <w:t>Tiempo de cocción:</w:t>
+      </w:r>
+      <w:r>
+        <w:t xml:space="preserve"> aproximadamente 15 minutos.</w:t>
+      </w:r>
+    </w:p>
+    <w:p>
+      <w:pPr>
+        <w:pStyle w:val="Prrafodelista"/>
+        <w:ind w:left="2509" w:firstLine="0"/>
+      </w:pPr>
+      <w:r>
+        <w:rPr>
+          <w:b/>
+          <w:bCs/>
+        </w:rPr>
+        <w:t>Usos:</w:t>
+      </w:r>
+      <w:r>
+        <w:t xml:space="preserve"> tradicionalmente acompaña </w:t>
+      </w:r>
       <w:r>
         <w:rPr>
           <w:rStyle w:val="Extranjerismo"/>
           <w:lang w:val="es-CO"/>
         </w:rPr>
-        <w:t xml:space="preserve"> </w:t>
-      </w:r>
-      <w:r>
-        <w:t>y aceite de oliva.</w:t>
-      </w:r>
-    </w:p>
-    <w:p>
-      <w:pPr>
-        <w:pStyle w:val="Prrafodelista"/>
-        <w:ind w:left="2509" w:firstLine="0"/>
-      </w:pPr>
-      <w:r>
-        <w:rPr>
-          <w:b/>
-          <w:bCs/>
-        </w:rPr>
-        <w:t>Tiempo de cocción:</w:t>
-      </w:r>
-      <w:r>
-        <w:t xml:space="preserve"> aproximadamente 15 minutos.</w:t>
-      </w:r>
-    </w:p>
-    <w:p>
-      <w:pPr>
-        <w:pStyle w:val="Prrafodelista"/>
-        <w:ind w:left="2509" w:firstLine="0"/>
-      </w:pPr>
-      <w:r>
-        <w:rPr>
-          <w:b/>
-          <w:bCs/>
-        </w:rPr>
-        <w:t>Usos:</w:t>
-      </w:r>
-      <w:r>
-        <w:t xml:space="preserve"> tradicionalmente acompaña </w:t>
-      </w:r>
-      <w:proofErr w:type="spellStart"/>
-      <w:r>
-        <w:rPr>
-          <w:rStyle w:val="Extranjerismo"/>
-          <w:lang w:val="es-CO"/>
-        </w:rPr>
         <w:t>bucatini</w:t>
       </w:r>
-      <w:proofErr w:type="spellEnd"/>
       <w:r>
         <w:t xml:space="preserve"> y </w:t>
       </w:r>
@@ -4585,7 +4230,6 @@
       <w:r>
         <w:t xml:space="preserve"> y </w:t>
       </w:r>
-      <w:proofErr w:type="spellStart"/>
       <w:r>
         <w:rPr>
           <w:rStyle w:val="Extranjerismo"/>
@@ -4593,7 +4237,6 @@
         </w:rPr>
         <w:t>linguine</w:t>
       </w:r>
-      <w:proofErr w:type="spellEnd"/>
       <w:r>
         <w:t>, y preparaciones a base de tomate.</w:t>
       </w:r>
@@ -4630,45 +4273,18 @@
           <w:rStyle w:val="Extranjerismo"/>
           <w:lang w:val="es-CO"/>
         </w:rPr>
-        <w:t xml:space="preserve">, </w:t>
-      </w:r>
-      <w:proofErr w:type="spellStart"/>
+        <w:t>, pecorino, mozzarella, gorgonzola, ricotta</w:t>
+      </w:r>
+      <w:r>
+        <w:t xml:space="preserve"> y </w:t>
+      </w:r>
       <w:r>
         <w:rPr>
           <w:rStyle w:val="Extranjerismo"/>
           <w:lang w:val="es-CO"/>
         </w:rPr>
-        <w:t>pecorino</w:t>
-      </w:r>
-      <w:proofErr w:type="spellEnd"/>
-      <w:r>
-        <w:rPr>
-          <w:rStyle w:val="Extranjerismo"/>
-          <w:lang w:val="es-CO"/>
-        </w:rPr>
-        <w:t xml:space="preserve">, mozzarella, gorgonzola, </w:t>
-      </w:r>
-      <w:proofErr w:type="spellStart"/>
-      <w:r>
-        <w:rPr>
-          <w:rStyle w:val="Extranjerismo"/>
-          <w:lang w:val="es-CO"/>
-        </w:rPr>
-        <w:t>ricotta</w:t>
-      </w:r>
-      <w:proofErr w:type="spellEnd"/>
-      <w:r>
-        <w:t xml:space="preserve"> y </w:t>
-      </w:r>
-      <w:proofErr w:type="spellStart"/>
-      <w:r>
-        <w:rPr>
-          <w:rStyle w:val="Extranjerismo"/>
-          <w:lang w:val="es-CO"/>
-        </w:rPr>
         <w:t>provolone</w:t>
       </w:r>
-      <w:proofErr w:type="spellEnd"/>
       <w:r>
         <w:t xml:space="preserve"> se emplean en diferentes preparaciones y aportan sabor, textura y cremosidad a las salsas para pasta. Entre las preparaciones más representativas en las que el queso desempeña un papel fundamental se encuentran la carbonara, la Alfredo y la salsa cuatro quesos.</w:t>
       </w:r>
@@ -4719,34 +4335,23 @@
       <w:r>
         <w:t xml:space="preserve"> es una preparación tradicional italiana cuya receta se caracteriza por no incorporar nata ni crema de leche. Se elabora principalmente con huevo, queso </w:t>
       </w:r>
-      <w:proofErr w:type="spellStart"/>
       <w:r>
         <w:rPr>
           <w:rStyle w:val="Extranjerismo"/>
           <w:lang w:val="es-CO"/>
         </w:rPr>
-        <w:t>pecorino</w:t>
-      </w:r>
-      <w:proofErr w:type="spellEnd"/>
+        <w:t>pecorino romano</w:t>
+      </w:r>
+      <w:r>
+        <w:t xml:space="preserve"> —o parmesano en algunas versiones—, </w:t>
+      </w:r>
       <w:r>
         <w:rPr>
           <w:rStyle w:val="Extranjerismo"/>
           <w:lang w:val="es-CO"/>
         </w:rPr>
-        <w:t xml:space="preserve"> romano</w:t>
-      </w:r>
-      <w:r>
-        <w:t xml:space="preserve"> —o parmesano en algunas versiones—, </w:t>
-      </w:r>
-      <w:proofErr w:type="spellStart"/>
-      <w:r>
-        <w:rPr>
-          <w:rStyle w:val="Extranjerismo"/>
-          <w:lang w:val="es-CO"/>
-        </w:rPr>
         <w:t>guanciale</w:t>
       </w:r>
-      <w:proofErr w:type="spellEnd"/>
       <w:r>
         <w:t xml:space="preserve"> y pimienta negra. Para obtener su característica textura cremosa, la mezcla de huevo y queso se integra con la pasta caliente fuera del fuego, </w:t>
       </w:r>
@@ -4782,7 +4387,6 @@
       <w:r>
         <w:t xml:space="preserve"> originaria de Roma, en su versión tradicional se prepara con mantequilla y queso parmesano, que se integran con la pasta y parte del agua de cocción hasta obtener una textura cremosa. Algunas adaptaciones contemporáneas incorporan crema de leche para aumentar su cremosidad. Se emplea principalmente con </w:t>
       </w:r>
-      <w:proofErr w:type="spellStart"/>
       <w:r>
         <w:rPr>
           <w:rStyle w:val="Extranjerismo"/>
@@ -4790,7 +4394,6 @@
         </w:rPr>
         <w:t>fettuccine</w:t>
       </w:r>
-      <w:proofErr w:type="spellEnd"/>
       <w:r>
         <w:t xml:space="preserve">, preparación conocida como </w:t>
       </w:r>
@@ -4819,7 +4422,6 @@
         </w:rPr>
         <w:t>Salsa cuatro quesos (</w:t>
       </w:r>
-      <w:proofErr w:type="spellStart"/>
       <w:r>
         <w:rPr>
           <w:rStyle w:val="Extranjerismo"/>
@@ -4827,29 +4429,8 @@
           <w:bCs/>
           <w:lang w:val="es-CO"/>
         </w:rPr>
-        <w:t>quattro</w:t>
-      </w:r>
-      <w:proofErr w:type="spellEnd"/>
-      <w:r>
-        <w:rPr>
-          <w:rStyle w:val="Extranjerismo"/>
-          <w:b/>
-          <w:bCs/>
-          <w:lang w:val="es-CO"/>
-        </w:rPr>
-        <w:t xml:space="preserve"> </w:t>
-      </w:r>
-      <w:proofErr w:type="spellStart"/>
-      <w:r>
-        <w:rPr>
-          <w:rStyle w:val="Extranjerismo"/>
-          <w:b/>
-          <w:bCs/>
-          <w:lang w:val="es-CO"/>
-        </w:rPr>
-        <w:t>formaggi</w:t>
-      </w:r>
-      <w:proofErr w:type="spellEnd"/>
+        <w:t>quattro formaggi</w:t>
+      </w:r>
       <w:r>
         <w:rPr>
           <w:b/>
@@ -4870,7 +4451,6 @@
       <w:r>
         <w:t xml:space="preserve">, gorgonzola, parmesano y un queso de sabor más suave, como </w:t>
       </w:r>
-      <w:proofErr w:type="spellStart"/>
       <w:r>
         <w:rPr>
           <w:rStyle w:val="Extranjerismo"/>
@@ -4878,11 +4458,9 @@
         </w:rPr>
         <w:t>fontina</w:t>
       </w:r>
-      <w:proofErr w:type="spellEnd"/>
       <w:r>
         <w:t xml:space="preserve"> o </w:t>
       </w:r>
-      <w:proofErr w:type="spellStart"/>
       <w:r>
         <w:rPr>
           <w:rStyle w:val="Extranjerismo"/>
@@ -4890,11 +4468,9 @@
         </w:rPr>
         <w:t>ricotta</w:t>
       </w:r>
-      <w:proofErr w:type="spellEnd"/>
       <w:r>
         <w:t xml:space="preserve">. La combinación debe procurar un equilibrio entre sabor, aroma y textura. Esta salsa puede acompañar pastas cortas, como </w:t>
       </w:r>
-      <w:proofErr w:type="spellStart"/>
       <w:r>
         <w:rPr>
           <w:rStyle w:val="Extranjerismo"/>
@@ -4902,11 +4478,9 @@
         </w:rPr>
         <w:t>penne</w:t>
       </w:r>
-      <w:proofErr w:type="spellEnd"/>
       <w:r>
         <w:t xml:space="preserve"> y </w:t>
       </w:r>
-      <w:proofErr w:type="spellStart"/>
       <w:r>
         <w:rPr>
           <w:rStyle w:val="Extranjerismo"/>
@@ -4914,7 +4488,6 @@
         </w:rPr>
         <w:t>rigatoni</w:t>
       </w:r>
-      <w:proofErr w:type="spellEnd"/>
       <w:r>
         <w:t>, así como ñoquis.</w:t>
       </w:r>
@@ -5235,14 +4808,12 @@
             <w:r>
               <w:t xml:space="preserve">Pasta </w:t>
             </w:r>
-            <w:proofErr w:type="spellStart"/>
             <w:r>
               <w:rPr>
                 <w:rStyle w:val="Extranjerismo"/>
               </w:rPr>
               <w:t>filata</w:t>
             </w:r>
-            <w:proofErr w:type="spellEnd"/>
             <w:r>
               <w:t>, fresco</w:t>
             </w:r>
@@ -5292,16 +4863,8 @@
               <w:rPr>
                 <w:rStyle w:val="Extranjerismo"/>
               </w:rPr>
-              <w:t xml:space="preserve">quattro </w:t>
-            </w:r>
-            <w:proofErr w:type="spellStart"/>
-            <w:r>
-              <w:rPr>
-                <w:rStyle w:val="Extranjerismo"/>
-              </w:rPr>
-              <w:t>formaggi</w:t>
-            </w:r>
-            <w:proofErr w:type="spellEnd"/>
+              <w:t>quattro formaggi</w:t>
+            </w:r>
           </w:p>
         </w:tc>
       </w:tr>
@@ -5383,34 +4946,14 @@
             <w:r>
               <w:t xml:space="preserve">Salsas cremosas, </w:t>
             </w:r>
-            <w:proofErr w:type="spellStart"/>
             <w:r>
               <w:rPr>
                 <w:rStyle w:val="Extranjerismo"/>
                 <w:spacing w:val="0"/>
                 <w:lang w:val="es-419"/>
               </w:rPr>
-              <w:t>quattro</w:t>
-            </w:r>
-            <w:proofErr w:type="spellEnd"/>
-            <w:r>
-              <w:rPr>
-                <w:rStyle w:val="Extranjerismo"/>
-                <w:spacing w:val="0"/>
-                <w:lang w:val="es-419"/>
-              </w:rPr>
-              <w:t xml:space="preserve"> </w:t>
-            </w:r>
-            <w:proofErr w:type="spellStart"/>
-            <w:r>
-              <w:rPr>
-                <w:rStyle w:val="Extranjerismo"/>
-                <w:spacing w:val="0"/>
-                <w:lang w:val="es-419"/>
-              </w:rPr>
-              <w:t>formaggi</w:t>
-            </w:r>
-            <w:proofErr w:type="spellEnd"/>
+              <w:t>quattro formaggi</w:t>
+            </w:r>
           </w:p>
         </w:tc>
       </w:tr>
@@ -5644,7 +5187,6 @@
       <w:r>
         <w:t xml:space="preserve"> es una de las salsas más emblemáticas de la cocina italiana, originaria de La Liguria. La palabra pesto viene del genovés </w:t>
       </w:r>
-      <w:proofErr w:type="spellStart"/>
       <w:r>
         <w:rPr>
           <w:rStyle w:val="Extranjerismo"/>
@@ -5652,21 +5194,12 @@
         </w:rPr>
         <w:t>pestare</w:t>
       </w:r>
-      <w:proofErr w:type="spellEnd"/>
       <w:r>
         <w:t xml:space="preserve">, que significa machacar o </w:t>
       </w:r>
       <w:r>
         <w:lastRenderedPageBreak/>
-        <w:t xml:space="preserve">moler en un mortero, que es la forma en que tradicionalmente se prepara esta salsa (instituto gastronómico </w:t>
-      </w:r>
-      <w:proofErr w:type="spellStart"/>
-      <w:r>
-        <w:t>cuisine</w:t>
-      </w:r>
-      <w:proofErr w:type="spellEnd"/>
-      <w:r>
-        <w:t xml:space="preserve"> art, 2020).</w:t>
+        <w:t>moler en un mortero, que es la forma en que tradicionalmente se prepara esta salsa (instituto gastronómico cuisine art, 2020).</w:t>
       </w:r>
     </w:p>
     <w:p>
@@ -5705,7 +5238,6 @@
         </w:rPr>
         <w:t xml:space="preserve">Pesto </w:t>
       </w:r>
-      <w:proofErr w:type="spellStart"/>
       <w:r>
         <w:rPr>
           <w:rStyle w:val="Extranjerismo"/>
@@ -5715,7 +5247,6 @@
         </w:rPr>
         <w:t>alla</w:t>
       </w:r>
-      <w:proofErr w:type="spellEnd"/>
       <w:r>
         <w:rPr>
           <w:b/>
@@ -5726,7 +5257,6 @@
       <w:r>
         <w:t xml:space="preserve"> sus ingredientes principales son albahaca fresca (hojas tiernas), piñones, ajo, queso parmesano y/o </w:t>
       </w:r>
-      <w:proofErr w:type="spellStart"/>
       <w:r>
         <w:rPr>
           <w:rStyle w:val="Extranjerismo"/>
@@ -5734,7 +5264,6 @@
         </w:rPr>
         <w:t>pecorino</w:t>
       </w:r>
-      <w:proofErr w:type="spellEnd"/>
       <w:r>
         <w:t xml:space="preserve">, y aceite de oliva virgen extra. Se prepara tradicionalmente en un mortero, majando los ajos con sal, luego añadiendo las hojas de albahaca poco a poco con movimientos circulares, luego los piñones, y finalmente los quesos y el aceite. </w:t>
       </w:r>
@@ -5760,23 +5289,12 @@
           <w:bCs/>
           <w:lang w:val="es-CO"/>
         </w:rPr>
-        <w:t xml:space="preserve">Pesto </w:t>
-      </w:r>
-      <w:proofErr w:type="spellStart"/>
-      <w:r>
-        <w:rPr>
-          <w:rStyle w:val="Extranjerismo"/>
+        <w:t>Pesto rosso</w:t>
+      </w:r>
+      <w:r>
+        <w:rPr>
           <w:b/>
           <w:bCs/>
-          <w:lang w:val="es-CO"/>
-        </w:rPr>
-        <w:t>rosso</w:t>
-      </w:r>
-      <w:proofErr w:type="spellEnd"/>
-      <w:r>
-        <w:rPr>
-          <w:b/>
-          <w:bCs/>
         </w:rPr>
         <w:t xml:space="preserve"> (pesto rojo o siciliano):</w:t>
       </w:r>
@@ -5789,7 +5307,6 @@
       <w:r>
         <w:t xml:space="preserve">ste pesto tiene como ingrediente principal el tomate seco, aunque también puede incluir pimientos asados, queso </w:t>
       </w:r>
-      <w:proofErr w:type="spellStart"/>
       <w:r>
         <w:rPr>
           <w:rStyle w:val="Extranjerismo"/>
@@ -5797,7 +5314,6 @@
         </w:rPr>
         <w:t>pecorino</w:t>
       </w:r>
-      <w:proofErr w:type="spellEnd"/>
       <w:r>
         <w:t>, sal, aceite de oliva y, en algunas versiones, almendras en lugar de piñones.</w:t>
       </w:r>
@@ -5817,7 +5333,6 @@
         </w:rPr>
         <w:t xml:space="preserve">Pesto </w:t>
       </w:r>
-      <w:proofErr w:type="spellStart"/>
       <w:r>
         <w:rPr>
           <w:rStyle w:val="Extranjerismo"/>
@@ -5825,29 +5340,8 @@
           <w:bCs/>
           <w:lang w:val="es-CO"/>
         </w:rPr>
-        <w:t>alla</w:t>
-      </w:r>
-      <w:proofErr w:type="spellEnd"/>
-      <w:r>
-        <w:rPr>
-          <w:rStyle w:val="Extranjerismo"/>
-          <w:b/>
-          <w:bCs/>
-          <w:lang w:val="es-CO"/>
-        </w:rPr>
-        <w:t xml:space="preserve"> </w:t>
-      </w:r>
-      <w:proofErr w:type="spellStart"/>
-      <w:r>
-        <w:rPr>
-          <w:rStyle w:val="Extranjerismo"/>
-          <w:b/>
-          <w:bCs/>
-          <w:lang w:val="es-CO"/>
-        </w:rPr>
-        <w:t>trapanese</w:t>
-      </w:r>
-      <w:proofErr w:type="spellEnd"/>
+        <w:t>alla trapanese</w:t>
+      </w:r>
       <w:r>
         <w:rPr>
           <w:b/>
@@ -5946,7 +5440,6 @@
       <w:r>
         <w:t xml:space="preserve"> es una salsa de carne de cocción lenta, típica de la cocina italiana. La palabra ragú es una deformación del francés "</w:t>
       </w:r>
-      <w:proofErr w:type="spellStart"/>
       <w:r>
         <w:rPr>
           <w:rStyle w:val="Extranjerismo"/>
@@ -5954,7 +5447,6 @@
         </w:rPr>
         <w:t>ragoût</w:t>
       </w:r>
-      <w:proofErr w:type="spellEnd"/>
       <w:r>
         <w:t>". Se caracteriza por su larga cocción a fuego lento, que permite que los sabores se concentren y la carne se vuelva tierna y jugosa.</w:t>
       </w:r>
@@ -6022,7 +5514,6 @@
           <w:lang w:val="es-CO"/>
         </w:rPr>
       </w:pPr>
-      <w:proofErr w:type="spellStart"/>
       <w:r>
         <w:rPr>
           <w:rStyle w:val="Extranjerismo"/>
@@ -6030,49 +5521,8 @@
           <w:bCs/>
           <w:lang w:val="es-CO"/>
         </w:rPr>
-        <w:t>Ragù</w:t>
-      </w:r>
-      <w:proofErr w:type="spellEnd"/>
-      <w:r>
-        <w:rPr>
-          <w:rStyle w:val="Extranjerismo"/>
-          <w:b/>
-          <w:bCs/>
-          <w:lang w:val="es-CO"/>
-        </w:rPr>
-        <w:t xml:space="preserve"> </w:t>
-      </w:r>
-      <w:proofErr w:type="spellStart"/>
-      <w:r>
-        <w:rPr>
-          <w:rStyle w:val="Extranjerismo"/>
-          <w:b/>
-          <w:bCs/>
-          <w:lang w:val="es-CO"/>
-        </w:rPr>
-        <w:t>alla</w:t>
-      </w:r>
-      <w:proofErr w:type="spellEnd"/>
-      <w:r>
-        <w:rPr>
-          <w:rStyle w:val="Extranjerismo"/>
-          <w:b/>
-          <w:bCs/>
-          <w:lang w:val="es-CO"/>
-        </w:rPr>
-        <w:t xml:space="preserve"> </w:t>
-      </w:r>
-      <w:proofErr w:type="spellStart"/>
-      <w:r>
-        <w:rPr>
-          <w:rStyle w:val="Extranjerismo"/>
-          <w:b/>
-          <w:bCs/>
-          <w:lang w:val="es-CO"/>
-        </w:rPr>
-        <w:t>bolognese</w:t>
-      </w:r>
-      <w:proofErr w:type="spellEnd"/>
+        <w:t>Ragù alla bolognese</w:t>
+      </w:r>
     </w:p>
     <w:p>
       <w:pPr>
@@ -6172,7 +5622,6 @@
           <w:lang w:val="es-CO"/>
         </w:rPr>
       </w:pPr>
-      <w:proofErr w:type="spellStart"/>
       <w:r>
         <w:rPr>
           <w:rStyle w:val="Extranjerismo"/>
@@ -6180,29 +5629,8 @@
           <w:bCs/>
           <w:lang w:val="es-CO"/>
         </w:rPr>
-        <w:t>Ragù</w:t>
-      </w:r>
-      <w:proofErr w:type="spellEnd"/>
-      <w:r>
-        <w:rPr>
-          <w:rStyle w:val="Extranjerismo"/>
-          <w:b/>
-          <w:bCs/>
-          <w:lang w:val="es-CO"/>
-        </w:rPr>
-        <w:t xml:space="preserve"> </w:t>
-      </w:r>
-      <w:proofErr w:type="spellStart"/>
-      <w:r>
-        <w:rPr>
-          <w:rStyle w:val="Extranjerismo"/>
-          <w:b/>
-          <w:bCs/>
-          <w:lang w:val="es-CO"/>
-        </w:rPr>
-        <w:t>napoletano</w:t>
-      </w:r>
-      <w:proofErr w:type="spellEnd"/>
+        <w:t>Ragù napoletano</w:t>
+      </w:r>
     </w:p>
     <w:p>
       <w:pPr>
@@ -6279,31 +5707,13 @@
       <w:r>
         <w:t xml:space="preserve"> </w:t>
       </w:r>
-      <w:proofErr w:type="spellStart"/>
       <w:r>
         <w:rPr>
           <w:rStyle w:val="Extranjerismo"/>
           <w:lang w:val="es-CO"/>
         </w:rPr>
-        <w:t>ziti</w:t>
-      </w:r>
-      <w:proofErr w:type="spellEnd"/>
-      <w:r>
-        <w:rPr>
-          <w:rStyle w:val="Extranjerismo"/>
-          <w:lang w:val="es-CO"/>
-        </w:rPr>
-        <w:t xml:space="preserve">, </w:t>
-      </w:r>
-      <w:proofErr w:type="spellStart"/>
-      <w:r>
-        <w:rPr>
-          <w:rStyle w:val="Extranjerismo"/>
-          <w:lang w:val="es-CO"/>
-        </w:rPr>
-        <w:t>rigatoni</w:t>
-      </w:r>
-      <w:proofErr w:type="spellEnd"/>
+        <w:t>ziti, rigatoni</w:t>
+      </w:r>
       <w:r>
         <w:t xml:space="preserve"> y pastas al horno.</w:t>
       </w:r>
@@ -6353,7 +5763,6 @@
         </w:rPr>
         <w:t xml:space="preserve">Salsa </w:t>
       </w:r>
-      <w:proofErr w:type="spellStart"/>
       <w:r>
         <w:rPr>
           <w:rStyle w:val="Extranjerismo"/>
@@ -6363,7 +5772,6 @@
         </w:rPr>
         <w:t>vongole</w:t>
       </w:r>
-      <w:proofErr w:type="spellEnd"/>
       <w:r>
         <w:rPr>
           <w:b/>
@@ -6378,59 +5786,23 @@
         <w:lastRenderedPageBreak/>
         <w:t xml:space="preserve">cocinarse, estos aportan el sabor característico de la preparación. Existen dos variantes principales: </w:t>
       </w:r>
-      <w:proofErr w:type="spellStart"/>
       <w:r>
         <w:rPr>
           <w:rStyle w:val="Extranjerismo"/>
           <w:lang w:val="es-CO"/>
         </w:rPr>
-        <w:t>vongole</w:t>
-      </w:r>
-      <w:proofErr w:type="spellEnd"/>
+        <w:t>vongole in bianco</w:t>
+      </w:r>
+      <w:r>
+        <w:t xml:space="preserve">, elaborada con aceite de oliva, ajo, vino blanco y perejil, y </w:t>
+      </w:r>
       <w:r>
         <w:rPr>
           <w:rStyle w:val="Extranjerismo"/>
           <w:lang w:val="es-CO"/>
         </w:rPr>
-        <w:t xml:space="preserve"> in </w:t>
-      </w:r>
-      <w:proofErr w:type="spellStart"/>
-      <w:r>
-        <w:rPr>
-          <w:rStyle w:val="Extranjerismo"/>
-          <w:lang w:val="es-CO"/>
-        </w:rPr>
-        <w:t>bianco</w:t>
-      </w:r>
-      <w:proofErr w:type="spellEnd"/>
-      <w:r>
-        <w:t xml:space="preserve">, elaborada con aceite de oliva, ajo, vino blanco y perejil, y </w:t>
-      </w:r>
-      <w:proofErr w:type="spellStart"/>
-      <w:r>
-        <w:rPr>
-          <w:rStyle w:val="Extranjerismo"/>
-          <w:lang w:val="es-CO"/>
-        </w:rPr>
-        <w:t>vongole</w:t>
-      </w:r>
-      <w:proofErr w:type="spellEnd"/>
-      <w:r>
-        <w:rPr>
-          <w:rStyle w:val="Extranjerismo"/>
-          <w:lang w:val="es-CO"/>
-        </w:rPr>
-        <w:t xml:space="preserve"> </w:t>
-      </w:r>
-      <w:proofErr w:type="spellStart"/>
-      <w:r>
-        <w:rPr>
-          <w:rStyle w:val="Extranjerismo"/>
-          <w:lang w:val="es-CO"/>
-        </w:rPr>
-        <w:t>rosso</w:t>
-      </w:r>
-      <w:proofErr w:type="spellEnd"/>
+        <w:t>vongole rosso</w:t>
+      </w:r>
       <w:r>
         <w:t xml:space="preserve">, que incorpora tomate. Se sirve tradicionalmente con </w:t>
       </w:r>
@@ -6465,7 +5837,6 @@
         </w:rPr>
         <w:t>Salsa de mariscos mixtos (</w:t>
       </w:r>
-      <w:proofErr w:type="spellStart"/>
       <w:r>
         <w:rPr>
           <w:rStyle w:val="Extranjerismo"/>
@@ -6475,7 +5846,6 @@
         </w:rPr>
         <w:t>pescatore</w:t>
       </w:r>
-      <w:proofErr w:type="spellEnd"/>
       <w:r>
         <w:rPr>
           <w:b/>
@@ -6502,7 +5872,6 @@
         </w:rPr>
         <w:t xml:space="preserve">Salsa </w:t>
       </w:r>
-      <w:proofErr w:type="spellStart"/>
       <w:r>
         <w:rPr>
           <w:rStyle w:val="Extranjerismo"/>
@@ -6512,7 +5881,6 @@
         </w:rPr>
         <w:t>gamberi</w:t>
       </w:r>
-      <w:proofErr w:type="spellEnd"/>
       <w:r>
         <w:rPr>
           <w:b/>
@@ -6533,7 +5901,6 @@
       <w:r>
         <w:t xml:space="preserve"> y </w:t>
       </w:r>
-      <w:proofErr w:type="spellStart"/>
       <w:r>
         <w:rPr>
           <w:rStyle w:val="Extranjerismo"/>
@@ -6541,7 +5908,6 @@
         </w:rPr>
         <w:t>linguine</w:t>
       </w:r>
-      <w:proofErr w:type="spellEnd"/>
       <w:r>
         <w:t>.</w:t>
       </w:r>
@@ -6605,7 +5971,6 @@
         </w:rPr>
         <w:t xml:space="preserve">Salsa </w:t>
       </w:r>
-      <w:proofErr w:type="spellStart"/>
       <w:r>
         <w:rPr>
           <w:rStyle w:val="Extranjerismo"/>
@@ -6613,9 +5978,15 @@
           <w:bCs/>
           <w:lang w:val="es-CO"/>
         </w:rPr>
-        <w:t>funghi</w:t>
-      </w:r>
-      <w:proofErr w:type="spellEnd"/>
+        <w:t>funghi porcini</w:t>
+      </w:r>
+      <w:r>
+        <w:rPr>
+          <w:b/>
+          <w:bCs/>
+        </w:rPr>
+        <w:t xml:space="preserve"> (hongos </w:t>
+      </w:r>
       <w:r>
         <w:rPr>
           <w:rStyle w:val="Extranjerismo"/>
@@ -6623,48 +5994,18 @@
           <w:bCs/>
           <w:lang w:val="es-CO"/>
         </w:rPr>
-        <w:t xml:space="preserve"> </w:t>
-      </w:r>
-      <w:proofErr w:type="spellStart"/>
-      <w:r>
-        <w:rPr>
-          <w:rStyle w:val="Extranjerismo"/>
+        <w:t>porcini</w:t>
+      </w:r>
+      <w:r>
+        <w:rPr>
           <w:b/>
           <w:bCs/>
-          <w:lang w:val="es-CO"/>
-        </w:rPr>
-        <w:t>porcini</w:t>
-      </w:r>
-      <w:proofErr w:type="spellEnd"/>
-      <w:r>
-        <w:rPr>
-          <w:b/>
-          <w:bCs/>
-        </w:rPr>
-        <w:t xml:space="preserve"> (hongos </w:t>
-      </w:r>
-      <w:proofErr w:type="spellStart"/>
-      <w:r>
-        <w:rPr>
-          <w:rStyle w:val="Extranjerismo"/>
-          <w:b/>
-          <w:bCs/>
-          <w:lang w:val="es-CO"/>
-        </w:rPr>
-        <w:t>porcini</w:t>
-      </w:r>
-      <w:proofErr w:type="spellEnd"/>
-      <w:r>
-        <w:rPr>
-          <w:b/>
-          <w:bCs/>
         </w:rPr>
         <w:t>):</w:t>
       </w:r>
       <w:r>
         <w:t xml:space="preserve"> tiene como ingrediente principal el hongo </w:t>
       </w:r>
-      <w:proofErr w:type="spellStart"/>
       <w:r>
         <w:rPr>
           <w:rStyle w:val="Extranjerismo"/>
@@ -6672,7 +6013,6 @@
         </w:rPr>
         <w:t>porcini</w:t>
       </w:r>
-      <w:proofErr w:type="spellEnd"/>
       <w:r>
         <w:t>, que puede utilizarse fresco o deshidratado. Cuando no está disponible, puede sustituirse por otros tipos de hongos o champiñones. Se prepara generalmente con cebolla, ajo, crema de leche, queso parmesano y perejil, obteniendo una salsa de textura cremosa y sabor característico.</w:t>
       </w:r>
@@ -6692,7 +6032,6 @@
         </w:rPr>
         <w:t xml:space="preserve">Salsa </w:t>
       </w:r>
-      <w:proofErr w:type="spellStart"/>
       <w:r>
         <w:rPr>
           <w:rStyle w:val="Extranjerismo"/>
@@ -6702,7 +6041,6 @@
         </w:rPr>
         <w:t>melanzane</w:t>
       </w:r>
-      <w:proofErr w:type="spellEnd"/>
       <w:r>
         <w:rPr>
           <w:b/>
@@ -6713,50 +6051,23 @@
       <w:r>
         <w:t xml:space="preserve"> utiliza la berenjena como ingrediente principal, ampliamente empleado en la gastronomía del sur de Italia, especialmente en Sicilia. Una preparación representativa es la pasta </w:t>
       </w:r>
-      <w:proofErr w:type="spellStart"/>
       <w:r>
         <w:rPr>
           <w:rStyle w:val="Extranjerismo"/>
           <w:lang w:val="es-CO"/>
         </w:rPr>
-        <w:t>alla</w:t>
-      </w:r>
-      <w:proofErr w:type="spellEnd"/>
+        <w:t>alla Norma</w:t>
+      </w:r>
+      <w:r>
+        <w:t xml:space="preserve">, en la que la berenjena se combina con tomate, aceite de oliva, albahaca y </w:t>
+      </w:r>
       <w:r>
         <w:rPr>
           <w:rStyle w:val="Extranjerismo"/>
           <w:lang w:val="es-CO"/>
         </w:rPr>
-        <w:t xml:space="preserve"> Norma</w:t>
-      </w:r>
-      <w:r>
-        <w:t xml:space="preserve">, en la que la berenjena se combina con tomate, aceite de oliva, albahaca y </w:t>
-      </w:r>
-      <w:proofErr w:type="spellStart"/>
-      <w:r>
-        <w:rPr>
-          <w:rStyle w:val="Extranjerismo"/>
-          <w:lang w:val="es-CO"/>
-        </w:rPr>
-        <w:t>ricotta</w:t>
-      </w:r>
-      <w:proofErr w:type="spellEnd"/>
-      <w:r>
-        <w:rPr>
-          <w:rStyle w:val="Extranjerismo"/>
-          <w:lang w:val="es-CO"/>
-        </w:rPr>
-        <w:t xml:space="preserve"> </w:t>
-      </w:r>
-      <w:proofErr w:type="spellStart"/>
-      <w:r>
-        <w:rPr>
-          <w:rStyle w:val="Extranjerismo"/>
-          <w:lang w:val="es-CO"/>
-        </w:rPr>
-        <w:t>salata</w:t>
-      </w:r>
-      <w:proofErr w:type="spellEnd"/>
+        <w:t>ricotta salata</w:t>
+      </w:r>
       <w:r>
         <w:t>, logrando una salsa de sabores y texturas contrastantes.</w:t>
       </w:r>
@@ -6783,19 +6094,8 @@
           <w:bCs/>
           <w:lang w:val="es-CO"/>
         </w:rPr>
-        <w:t xml:space="preserve"> </w:t>
-      </w:r>
-      <w:proofErr w:type="spellStart"/>
-      <w:r>
-        <w:rPr>
-          <w:rStyle w:val="Extranjerismo"/>
-          <w:b/>
-          <w:bCs/>
-          <w:lang w:val="es-CO"/>
-        </w:rPr>
-        <w:t>zucchine</w:t>
-      </w:r>
-      <w:proofErr w:type="spellEnd"/>
+        <w:t xml:space="preserve"> zucchine</w:t>
+      </w:r>
       <w:r>
         <w:rPr>
           <w:b/>
@@ -6811,17 +6111,8 @@
           <w:rStyle w:val="Extranjerismo"/>
           <w:lang w:val="es-CO"/>
         </w:rPr>
-        <w:t xml:space="preserve"> </w:t>
-      </w:r>
-      <w:proofErr w:type="spellStart"/>
-      <w:r>
-        <w:rPr>
-          <w:rStyle w:val="Extranjerismo"/>
-          <w:lang w:val="es-CO"/>
-        </w:rPr>
-        <w:t>ricotta</w:t>
-      </w:r>
-      <w:proofErr w:type="spellEnd"/>
+        <w:t xml:space="preserve"> ricotta</w:t>
+      </w:r>
       <w:r>
         <w:t xml:space="preserve"> o crema de leche para aportar mayor cremosidad. Puede acompañar diferentes tipos de pasta, especialmente pastas cortas y largas.</w:t>
       </w:r>
@@ -6940,65 +6231,8 @@
                 <w:rStyle w:val="Extranjerismo"/>
                 <w:lang w:val="es-CO"/>
               </w:rPr>
-              <w:t xml:space="preserve">Carbonara, </w:t>
-            </w:r>
-            <w:proofErr w:type="spellStart"/>
-            <w:r>
-              <w:rPr>
-                <w:rStyle w:val="Extranjerismo"/>
-                <w:lang w:val="es-CO"/>
-              </w:rPr>
-              <w:t>Amatriciana</w:t>
-            </w:r>
-            <w:proofErr w:type="spellEnd"/>
-            <w:r>
-              <w:rPr>
-                <w:rStyle w:val="Extranjerismo"/>
-                <w:lang w:val="es-CO"/>
-              </w:rPr>
-              <w:t xml:space="preserve">, </w:t>
-            </w:r>
-            <w:proofErr w:type="spellStart"/>
-            <w:r>
-              <w:rPr>
-                <w:rStyle w:val="Extranjerismo"/>
-                <w:lang w:val="es-CO"/>
-              </w:rPr>
-              <w:t>Arrabbiata</w:t>
-            </w:r>
-            <w:proofErr w:type="spellEnd"/>
-            <w:r>
-              <w:rPr>
-                <w:rStyle w:val="Extranjerismo"/>
-                <w:lang w:val="es-CO"/>
-              </w:rPr>
-              <w:t xml:space="preserve">, </w:t>
-            </w:r>
-            <w:proofErr w:type="spellStart"/>
-            <w:r>
-              <w:rPr>
-                <w:rStyle w:val="Extranjerismo"/>
-                <w:lang w:val="es-CO"/>
-              </w:rPr>
-              <w:t>Vongole</w:t>
-            </w:r>
-            <w:proofErr w:type="spellEnd"/>
-            <w:r>
-              <w:rPr>
-                <w:rStyle w:val="Extranjerismo"/>
-                <w:lang w:val="es-CO"/>
-              </w:rPr>
-              <w:t xml:space="preserve">, </w:t>
-            </w:r>
-            <w:proofErr w:type="spellStart"/>
-            <w:r>
-              <w:rPr>
-                <w:rStyle w:val="Extranjerismo"/>
-                <w:lang w:val="es-CO"/>
-              </w:rPr>
-              <w:t>Puttanesca</w:t>
-            </w:r>
-            <w:proofErr w:type="spellEnd"/>
+              <w:t>Carbonara, Amatriciana, Arrabbiata, Vongole, Puttanesca</w:t>
+            </w:r>
           </w:p>
         </w:tc>
         <w:tc>
@@ -7061,81 +6295,8 @@
                 <w:rStyle w:val="Extranjerismo"/>
                 <w:lang w:val="es-CO"/>
               </w:rPr>
-              <w:t xml:space="preserve">Alfredo, </w:t>
-            </w:r>
-            <w:proofErr w:type="spellStart"/>
-            <w:r>
-              <w:rPr>
-                <w:rStyle w:val="Extranjerismo"/>
-                <w:lang w:val="es-CO"/>
-              </w:rPr>
-              <w:t>Ragù</w:t>
-            </w:r>
-            <w:proofErr w:type="spellEnd"/>
-            <w:r>
-              <w:rPr>
-                <w:rStyle w:val="Extranjerismo"/>
-                <w:lang w:val="es-CO"/>
-              </w:rPr>
-              <w:t xml:space="preserve"> </w:t>
-            </w:r>
-            <w:proofErr w:type="spellStart"/>
-            <w:r>
-              <w:rPr>
-                <w:rStyle w:val="Extranjerismo"/>
-                <w:lang w:val="es-CO"/>
-              </w:rPr>
-              <w:t>bolognese</w:t>
-            </w:r>
-            <w:proofErr w:type="spellEnd"/>
-            <w:r>
-              <w:rPr>
-                <w:rStyle w:val="Extranjerismo"/>
-                <w:lang w:val="es-CO"/>
-              </w:rPr>
-              <w:t xml:space="preserve">, </w:t>
-            </w:r>
-            <w:proofErr w:type="spellStart"/>
-            <w:r>
-              <w:rPr>
-                <w:rStyle w:val="Extranjerismo"/>
-                <w:lang w:val="es-CO"/>
-              </w:rPr>
-              <w:t>Funghi</w:t>
-            </w:r>
-            <w:proofErr w:type="spellEnd"/>
-            <w:r>
-              <w:rPr>
-                <w:rStyle w:val="Extranjerismo"/>
-                <w:lang w:val="es-CO"/>
-              </w:rPr>
-              <w:t xml:space="preserve"> </w:t>
-            </w:r>
-            <w:proofErr w:type="spellStart"/>
-            <w:r>
-              <w:rPr>
-                <w:rStyle w:val="Extranjerismo"/>
-                <w:lang w:val="es-CO"/>
-              </w:rPr>
-              <w:t>porcini</w:t>
-            </w:r>
-            <w:proofErr w:type="spellEnd"/>
-            <w:r>
-              <w:rPr>
-                <w:rStyle w:val="Extranjerismo"/>
-                <w:lang w:val="es-CO"/>
-              </w:rPr>
-              <w:t xml:space="preserve">, Quattro </w:t>
-            </w:r>
-            <w:proofErr w:type="spellStart"/>
-            <w:r>
-              <w:rPr>
-                <w:rStyle w:val="Extranjerismo"/>
-                <w:lang w:val="es-CO"/>
-              </w:rPr>
-              <w:t>formaggi</w:t>
-            </w:r>
-            <w:proofErr w:type="spellEnd"/>
+              <w:t>Alfredo, Ragù bolognese, Funghi porcini, Quattro formaggi</w:t>
+            </w:r>
           </w:p>
         </w:tc>
         <w:tc>
@@ -7187,94 +6348,51 @@
               <w:pStyle w:val="TextoTablas"/>
               <w:spacing w:line="360" w:lineRule="auto"/>
             </w:pPr>
-            <w:proofErr w:type="spellStart"/>
             <w:r>
               <w:rPr>
                 <w:rStyle w:val="Extranjerismo"/>
                 <w:lang w:val="es-CO"/>
               </w:rPr>
-              <w:t>Arrabbiata</w:t>
-            </w:r>
-            <w:proofErr w:type="spellEnd"/>
+              <w:t>Arrabbiata, Ragú napoletano,</w:t>
+            </w:r>
+            <w:r>
+              <w:t xml:space="preserve"> Salsas con trozos (verduras, carne)</w:t>
+            </w:r>
+          </w:p>
+        </w:tc>
+        <w:tc>
+          <w:tcPr>
+            <w:tcW w:w="3419" w:type="dxa"/>
+          </w:tcPr>
+          <w:p>
+            <w:pPr>
+              <w:pStyle w:val="TextoTablas"/>
+              <w:spacing w:line="360" w:lineRule="auto"/>
+            </w:pPr>
+            <w:r>
+              <w:t>La forma tubular y el corte oblicuo atrapan la salsa en el interior; perfectas para salsas con trozos.</w:t>
+            </w:r>
+          </w:p>
+        </w:tc>
+      </w:tr>
+      <w:tr>
+        <w:tc>
+          <w:tcPr>
+            <w:tcW w:w="3320" w:type="dxa"/>
+            <w:vAlign w:val="center"/>
+          </w:tcPr>
+          <w:p>
+            <w:pPr>
+              <w:pStyle w:val="TextoTablas"/>
+              <w:spacing w:line="360" w:lineRule="auto"/>
+            </w:pPr>
             <w:r>
               <w:rPr>
                 <w:rStyle w:val="Extranjerismo"/>
                 <w:lang w:val="es-CO"/>
               </w:rPr>
-              <w:t xml:space="preserve">, Ragú </w:t>
-            </w:r>
-            <w:proofErr w:type="spellStart"/>
-            <w:r>
-              <w:rPr>
-                <w:rStyle w:val="Extranjerismo"/>
-                <w:lang w:val="es-CO"/>
-              </w:rPr>
-              <w:t>napoletano</w:t>
-            </w:r>
-            <w:proofErr w:type="spellEnd"/>
-            <w:r>
-              <w:rPr>
-                <w:rStyle w:val="Extranjerismo"/>
-                <w:lang w:val="es-CO"/>
-              </w:rPr>
-              <w:t>,</w:t>
-            </w:r>
-            <w:r>
-              <w:t xml:space="preserve"> Salsas con trozos (verduras, carne)</w:t>
-            </w:r>
-          </w:p>
-        </w:tc>
-        <w:tc>
-          <w:tcPr>
-            <w:tcW w:w="3419" w:type="dxa"/>
-          </w:tcPr>
-          <w:p>
-            <w:pPr>
-              <w:pStyle w:val="TextoTablas"/>
-              <w:spacing w:line="360" w:lineRule="auto"/>
-            </w:pPr>
-            <w:r>
-              <w:t>La forma tubular y el corte oblicuo atrapan la salsa en el interior; perfectas para salsas con trozos.</w:t>
-            </w:r>
-          </w:p>
-        </w:tc>
-      </w:tr>
-      <w:tr>
-        <w:tc>
-          <w:tcPr>
-            <w:tcW w:w="3320" w:type="dxa"/>
-            <w:vAlign w:val="center"/>
-          </w:tcPr>
-          <w:p>
-            <w:pPr>
-              <w:pStyle w:val="TextoTablas"/>
-              <w:spacing w:line="360" w:lineRule="auto"/>
-            </w:pPr>
-            <w:proofErr w:type="spellStart"/>
-            <w:r>
-              <w:rPr>
-                <w:rStyle w:val="Extranjerismo"/>
-                <w:lang w:val="es-CO"/>
-              </w:rPr>
-              <w:t>Fusilli</w:t>
-            </w:r>
-            <w:proofErr w:type="spellEnd"/>
-            <w:r>
-              <w:rPr>
-                <w:rStyle w:val="Extranjerismo"/>
-                <w:lang w:val="es-CO"/>
-              </w:rPr>
-              <w:t xml:space="preserve"> / </w:t>
-            </w:r>
-            <w:proofErr w:type="spellStart"/>
-            <w:r>
-              <w:rPr>
-                <w:rStyle w:val="Extranjerismo"/>
-                <w:lang w:val="es-CO"/>
-              </w:rPr>
-              <w:t>Farfalle</w:t>
-            </w:r>
-            <w:proofErr w:type="spellEnd"/>
+              <w:t>Fusilli / Farfalle</w:t>
+            </w:r>
             <w:r>
               <w:t xml:space="preserve"> (corta, con formas)</w:t>
             </w:r>
@@ -7351,31 +6469,13 @@
               <w:pStyle w:val="TextoTablas"/>
               <w:spacing w:line="360" w:lineRule="auto"/>
             </w:pPr>
-            <w:proofErr w:type="spellStart"/>
             <w:r>
               <w:rPr>
                 <w:rStyle w:val="Extranjerismo"/>
                 <w:lang w:val="es-CO"/>
               </w:rPr>
-              <w:t>Ragù</w:t>
-            </w:r>
-            <w:proofErr w:type="spellEnd"/>
-            <w:r>
-              <w:rPr>
-                <w:rStyle w:val="Extranjerismo"/>
-                <w:lang w:val="es-CO"/>
-              </w:rPr>
-              <w:t xml:space="preserve"> di </w:t>
-            </w:r>
-            <w:proofErr w:type="spellStart"/>
-            <w:r>
-              <w:rPr>
-                <w:rStyle w:val="Extranjerismo"/>
-                <w:lang w:val="es-CO"/>
-              </w:rPr>
-              <w:t>cinghiale</w:t>
-            </w:r>
-            <w:proofErr w:type="spellEnd"/>
+              <w:t>Ragù di cinghiale</w:t>
+            </w:r>
             <w:r>
               <w:t xml:space="preserve"> (jabalí), Salsas de caza, Ragús contundentes</w:t>
             </w:r>
@@ -7539,31 +6639,13 @@
               <w:pStyle w:val="TextoTablas"/>
               <w:spacing w:line="360" w:lineRule="auto"/>
             </w:pPr>
-            <w:proofErr w:type="spellStart"/>
             <w:r>
               <w:rPr>
                 <w:rStyle w:val="Extranjerismo"/>
                 <w:lang w:val="es-CO"/>
               </w:rPr>
-              <w:t>Ragù</w:t>
-            </w:r>
-            <w:proofErr w:type="spellEnd"/>
-            <w:r>
-              <w:rPr>
-                <w:rStyle w:val="Extranjerismo"/>
-                <w:lang w:val="es-CO"/>
-              </w:rPr>
-              <w:t xml:space="preserve"> </w:t>
-            </w:r>
-            <w:proofErr w:type="spellStart"/>
-            <w:r>
-              <w:rPr>
-                <w:rStyle w:val="Extranjerismo"/>
-                <w:lang w:val="es-CO"/>
-              </w:rPr>
-              <w:t>bolognese</w:t>
-            </w:r>
-            <w:proofErr w:type="spellEnd"/>
+              <w:t>Ragù bolognese</w:t>
+            </w:r>
             <w:r>
               <w:t xml:space="preserve"> (para lasaña boloñesa), Ragú napolitano (para lasaña napolitana), Bechamel</w:t>
             </w:r>
@@ -7771,25 +6853,21 @@
             <w:r>
               <w:t xml:space="preserve">Pesto </w:t>
             </w:r>
-            <w:proofErr w:type="spellStart"/>
             <w:r>
               <w:rPr>
                 <w:rStyle w:val="Extranjerismo"/>
               </w:rPr>
               <w:t>alla</w:t>
             </w:r>
-            <w:proofErr w:type="spellEnd"/>
             <w:r>
               <w:t xml:space="preserve"> </w:t>
             </w:r>
-            <w:proofErr w:type="spellStart"/>
             <w:r>
               <w:rPr>
                 <w:rStyle w:val="Extranjerismo"/>
               </w:rPr>
               <w:t>genovese</w:t>
             </w:r>
-            <w:proofErr w:type="spellEnd"/>
           </w:p>
         </w:tc>
       </w:tr>
@@ -8267,7 +7345,6 @@
       <w:r>
         <w:t xml:space="preserve"> (</w:t>
       </w:r>
-      <w:proofErr w:type="spellStart"/>
       <w:r>
         <w:rPr>
           <w:rStyle w:val="Extranjerismo"/>
@@ -8275,7 +7352,6 @@
         </w:rPr>
         <w:t>battuto</w:t>
       </w:r>
-      <w:proofErr w:type="spellEnd"/>
       <w:r>
         <w:t>):</w:t>
       </w:r>
@@ -8285,7 +7361,6 @@
       <w:r>
         <w:t xml:space="preserve">es el primer paso de muchas salsas cocidas. Consiste en picar finamente verduras aromáticas (cebolla, zanahoria, apio, ajo) y rehogarlas en aceite de oliva o mantequilla a fuego lento hasta que estén tiernas y transparentes, sin que lleguen a dorarse. Según el manual de pastas y salsas (Instituto Argentino de Gastronomía, 2015), el </w:t>
       </w:r>
-      <w:proofErr w:type="spellStart"/>
       <w:r>
         <w:rPr>
           <w:rStyle w:val="Extranjerismo"/>
@@ -8293,19 +7368,9 @@
         </w:rPr>
         <w:t>soffritto</w:t>
       </w:r>
-      <w:proofErr w:type="spellEnd"/>
-      <w:r>
-        <w:t xml:space="preserve"> es el punto de partida de numerosos estofados italianos, desde el </w:t>
-      </w:r>
-      <w:proofErr w:type="spellStart"/>
-      <w:r>
-        <w:t>sugo</w:t>
-      </w:r>
-      <w:proofErr w:type="spellEnd"/>
-      <w:r>
-        <w:t xml:space="preserve"> y el ragú para acompañar la pasta hasta los platos de carne como el ossobuco o el </w:t>
-      </w:r>
-      <w:proofErr w:type="spellStart"/>
+      <w:r>
+        <w:t xml:space="preserve"> es el punto de partida de numerosos estofados italianos, desde el sugo y el ragú para acompañar la pasta hasta los platos de carne como el ossobuco o el </w:t>
+      </w:r>
       <w:r>
         <w:rPr>
           <w:rStyle w:val="Extranjerismo"/>
@@ -8313,7 +7378,6 @@
         </w:rPr>
         <w:t>brasato</w:t>
       </w:r>
-      <w:proofErr w:type="spellEnd"/>
       <w:r>
         <w:t>.</w:t>
       </w:r>
@@ -8338,13 +7402,8 @@
           <w:numId w:val="7"/>
         </w:numPr>
       </w:pPr>
-      <w:proofErr w:type="spellStart"/>
-      <w:r>
-        <w:t>Deglaseado</w:t>
-      </w:r>
-      <w:proofErr w:type="spellEnd"/>
-      <w:r>
-        <w:t xml:space="preserve"> con vino: después de dorar la carne, se añade vino (tinto o blanco, según la receta) y se deja evaporar el alcohol, raspando el fondo de la cacerola para incorporar los sabores caramelizados.</w:t>
+      <w:r>
+        <w:t>Deglaseado con vino: después de dorar la carne, se añade vino (tinto o blanco, según la receta) y se deja evaporar el alcohol, raspando el fondo de la cacerola para incorporar los sabores caramelizados.</w:t>
       </w:r>
     </w:p>
     <w:p>
@@ -8356,23 +7415,7 @@
         </w:numPr>
       </w:pPr>
       <w:r>
-        <w:t>Cocción lenta (</w:t>
-      </w:r>
-      <w:proofErr w:type="spellStart"/>
-      <w:r>
-        <w:t>soffritto</w:t>
-      </w:r>
-      <w:proofErr w:type="spellEnd"/>
-      <w:r>
-        <w:t xml:space="preserve">, </w:t>
-      </w:r>
-      <w:proofErr w:type="spellStart"/>
-      <w:r>
-        <w:t>stracotto</w:t>
-      </w:r>
-      <w:proofErr w:type="spellEnd"/>
-      <w:r>
-        <w:t>): una vez añadidos el tomate, el caldo y los condimentos, la salsa se cocina a fuego muy lento (a veces durante horas) para que los sabores se concentren y las carnes se ablanden. El ragú napolitano puede cocinarse hasta 4 horas.</w:t>
+        <w:t>Cocción lenta (soffritto, stracotto): una vez añadidos el tomate, el caldo y los condimentos, la salsa se cocina a fuego muy lento (a veces durante horas) para que los sabores se concentren y las carnes se ablanden. El ragú napolitano puede cocinarse hasta 4 horas.</w:t>
       </w:r>
     </w:p>
     <w:p>
@@ -8507,45 +7550,18 @@
           <w:rStyle w:val="Extranjerismo"/>
           <w:lang w:val="es-CO"/>
         </w:rPr>
-        <w:t xml:space="preserve">spaghetti, </w:t>
-      </w:r>
-      <w:proofErr w:type="spellStart"/>
+        <w:t>spaghetti, linguine</w:t>
+      </w:r>
+      <w:r>
+        <w:t>) deben ser fluidas pero no aguadas, para que recubran la pasta sin escurrirse. Las salsas para pastas cortas (</w:t>
+      </w:r>
       <w:r>
         <w:rPr>
           <w:rStyle w:val="Extranjerismo"/>
           <w:lang w:val="es-CO"/>
         </w:rPr>
-        <w:t>linguine</w:t>
-      </w:r>
-      <w:proofErr w:type="spellEnd"/>
-      <w:r>
-        <w:t>) deben ser fluidas pero no aguadas, para que recubran la pasta sin escurrirse. Las salsas para pastas cortas (</w:t>
-      </w:r>
-      <w:proofErr w:type="spellStart"/>
-      <w:r>
-        <w:rPr>
-          <w:rStyle w:val="Extranjerismo"/>
-          <w:lang w:val="es-CO"/>
-        </w:rPr>
-        <w:t>penne</w:t>
-      </w:r>
-      <w:proofErr w:type="spellEnd"/>
-      <w:r>
-        <w:rPr>
-          <w:rStyle w:val="Extranjerismo"/>
-          <w:lang w:val="es-CO"/>
-        </w:rPr>
-        <w:t xml:space="preserve">, </w:t>
-      </w:r>
-      <w:proofErr w:type="spellStart"/>
-      <w:r>
-        <w:rPr>
-          <w:rStyle w:val="Extranjerismo"/>
-          <w:lang w:val="es-CO"/>
-        </w:rPr>
-        <w:t>rigatoni</w:t>
-      </w:r>
-      <w:proofErr w:type="spellEnd"/>
+        <w:t>penne, rigatoni</w:t>
+      </w:r>
       <w:r>
         <w:t xml:space="preserve">) pueden ser más espesas o con trozos, ya que la forma de la pasta ayuda </w:t>
       </w:r>
@@ -8755,21 +7771,7 @@
         <w:rPr>
           <w:rStyle w:val="Extranjerismo"/>
         </w:rPr>
-        <w:t xml:space="preserve">mise </w:t>
-      </w:r>
-      <w:proofErr w:type="spellStart"/>
-      <w:r>
-        <w:rPr>
-          <w:rStyle w:val="Extranjerismo"/>
-        </w:rPr>
-        <w:t>en</w:t>
-      </w:r>
-      <w:proofErr w:type="spellEnd"/>
-      <w:r>
-        <w:rPr>
-          <w:rStyle w:val="Extranjerismo"/>
-        </w:rPr>
-        <w:t xml:space="preserve"> place</w:t>
+        <w:t>mise en place</w:t>
       </w:r>
       <w:r>
         <w:t xml:space="preserve"> (utensilios, equipos, recipientes listos)?</w:t>
@@ -9074,7 +8076,6 @@
         </w:rPr>
         <w:t>Pastas cortas y tubulares (</w:t>
       </w:r>
-      <w:proofErr w:type="spellStart"/>
       <w:r>
         <w:rPr>
           <w:rStyle w:val="Extranjerismo"/>
@@ -9082,49 +8083,8 @@
           <w:bCs/>
           <w:lang w:val="es-CO"/>
         </w:rPr>
-        <w:t>penne</w:t>
-      </w:r>
-      <w:proofErr w:type="spellEnd"/>
-      <w:r>
-        <w:rPr>
-          <w:rStyle w:val="Extranjerismo"/>
-          <w:b/>
-          <w:bCs/>
-          <w:lang w:val="es-CO"/>
-        </w:rPr>
-        <w:t xml:space="preserve">, </w:t>
-      </w:r>
-      <w:proofErr w:type="spellStart"/>
-      <w:r>
-        <w:rPr>
-          <w:rStyle w:val="Extranjerismo"/>
-          <w:b/>
-          <w:bCs/>
-          <w:lang w:val="es-CO"/>
-        </w:rPr>
-        <w:t>rigatoni</w:t>
-      </w:r>
-      <w:proofErr w:type="spellEnd"/>
-      <w:r>
-        <w:rPr>
-          <w:rStyle w:val="Extranjerismo"/>
-          <w:b/>
-          <w:bCs/>
-          <w:lang w:val="es-CO"/>
-        </w:rPr>
-        <w:t xml:space="preserve">, </w:t>
-      </w:r>
-      <w:proofErr w:type="spellStart"/>
-      <w:r>
-        <w:rPr>
-          <w:rStyle w:val="Extranjerismo"/>
-          <w:b/>
-          <w:bCs/>
-          <w:lang w:val="es-CO"/>
-        </w:rPr>
-        <w:t>ziti</w:t>
-      </w:r>
-      <w:proofErr w:type="spellEnd"/>
+        <w:t>penne, rigatoni, ziti</w:t>
+      </w:r>
       <w:r>
         <w:rPr>
           <w:b/>
@@ -9151,7 +8111,6 @@
         </w:rPr>
         <w:t>Pastas con formas (</w:t>
       </w:r>
-      <w:proofErr w:type="spellStart"/>
       <w:r>
         <w:rPr>
           <w:rStyle w:val="Extranjerismo"/>
@@ -9159,49 +8118,8 @@
           <w:bCs/>
           <w:lang w:val="es-CO"/>
         </w:rPr>
-        <w:t>fusilli</w:t>
-      </w:r>
-      <w:proofErr w:type="spellEnd"/>
-      <w:r>
-        <w:rPr>
-          <w:rStyle w:val="Extranjerismo"/>
-          <w:b/>
-          <w:bCs/>
-          <w:lang w:val="es-CO"/>
-        </w:rPr>
-        <w:t xml:space="preserve">, </w:t>
-      </w:r>
-      <w:proofErr w:type="spellStart"/>
-      <w:r>
-        <w:rPr>
-          <w:rStyle w:val="Extranjerismo"/>
-          <w:b/>
-          <w:bCs/>
-          <w:lang w:val="es-CO"/>
-        </w:rPr>
-        <w:t>farfalle</w:t>
-      </w:r>
-      <w:proofErr w:type="spellEnd"/>
-      <w:r>
-        <w:rPr>
-          <w:rStyle w:val="Extranjerismo"/>
-          <w:b/>
-          <w:bCs/>
-          <w:lang w:val="es-CO"/>
-        </w:rPr>
-        <w:t xml:space="preserve">, </w:t>
-      </w:r>
-      <w:proofErr w:type="spellStart"/>
-      <w:r>
-        <w:rPr>
-          <w:rStyle w:val="Extranjerismo"/>
-          <w:b/>
-          <w:bCs/>
-          <w:lang w:val="es-CO"/>
-        </w:rPr>
-        <w:t>orecchiette</w:t>
-      </w:r>
-      <w:proofErr w:type="spellEnd"/>
+        <w:t>fusilli, farfalle, orecchiette</w:t>
+      </w:r>
       <w:r>
         <w:rPr>
           <w:b/>
@@ -9235,19 +8153,8 @@
           <w:bCs/>
           <w:lang w:val="es-CO"/>
         </w:rPr>
-        <w:t xml:space="preserve">ravioli, tortellini, </w:t>
-      </w:r>
-      <w:proofErr w:type="spellStart"/>
-      <w:r>
-        <w:rPr>
-          <w:rStyle w:val="Extranjerismo"/>
-          <w:b/>
-          <w:bCs/>
-          <w:lang w:val="es-CO"/>
-        </w:rPr>
-        <w:t>agnolotti</w:t>
-      </w:r>
-      <w:proofErr w:type="spellEnd"/>
+        <w:t>ravioli, tortellini, agnolotti</w:t>
+      </w:r>
       <w:r>
         <w:rPr>
           <w:b/>
@@ -9451,98 +8358,245 @@
                 <w:rStyle w:val="Extranjerismo"/>
                 <w:lang w:val="es-CO"/>
               </w:rPr>
-              <w:t xml:space="preserve">el </w:t>
-            </w:r>
-            <w:proofErr w:type="spellStart"/>
+              <w:t>el sugo di pomodoro</w:t>
+            </w:r>
+            <w:r>
+              <w:rPr>
+                <w:bCs/>
+              </w:rPr>
+              <w:t xml:space="preserve">, la </w:t>
+            </w:r>
             <w:r>
               <w:rPr>
                 <w:rStyle w:val="Extranjerismo"/>
                 <w:lang w:val="es-CO"/>
               </w:rPr>
-              <w:t>sugo</w:t>
-            </w:r>
-            <w:proofErr w:type="spellEnd"/>
+              <w:t>arrabbiata</w:t>
+            </w:r>
+            <w:r>
+              <w:rPr>
+                <w:bCs/>
+              </w:rPr>
+              <w:t xml:space="preserve">, o joyas como la </w:t>
+            </w:r>
             <w:r>
               <w:rPr>
                 <w:rStyle w:val="Extranjerismo"/>
                 <w:lang w:val="es-CO"/>
               </w:rPr>
-              <w:t xml:space="preserve"> di </w:t>
-            </w:r>
-            <w:proofErr w:type="spellStart"/>
+              <w:t>amatriciana</w:t>
+            </w:r>
+            <w:r>
+              <w:rPr>
+                <w:bCs/>
+              </w:rPr>
+              <w:t xml:space="preserve">, cargada del sabor intenso del </w:t>
+            </w:r>
             <w:r>
               <w:rPr>
                 <w:rStyle w:val="Extranjerismo"/>
                 <w:lang w:val="es-CO"/>
               </w:rPr>
-              <w:t>pomodoro</w:t>
-            </w:r>
-            <w:proofErr w:type="spellEnd"/>
-            <w:r>
-              <w:rPr>
-                <w:bCs/>
-              </w:rPr>
-              <w:t xml:space="preserve">, la </w:t>
-            </w:r>
-            <w:proofErr w:type="spellStart"/>
+              <w:t>guanciale</w:t>
+            </w:r>
+            <w:r>
+              <w:rPr>
+                <w:bCs/>
+              </w:rPr>
+              <w:t xml:space="preserve"> y el queso </w:t>
+            </w:r>
             <w:r>
               <w:rPr>
                 <w:rStyle w:val="Extranjerismo"/>
                 <w:lang w:val="es-CO"/>
               </w:rPr>
-              <w:t>arrabbiata</w:t>
-            </w:r>
-            <w:proofErr w:type="spellEnd"/>
-            <w:r>
-              <w:rPr>
-                <w:bCs/>
-              </w:rPr>
-              <w:t xml:space="preserve">, o joyas como la </w:t>
-            </w:r>
-            <w:proofErr w:type="spellStart"/>
+              <w:t>pecorino</w:t>
+            </w:r>
+            <w:r>
+              <w:rPr>
+                <w:bCs/>
+              </w:rPr>
+              <w:t>.</w:t>
+            </w:r>
+          </w:p>
+          <w:p>
+            <w:pPr>
+              <w:rPr>
+                <w:bCs/>
+              </w:rPr>
+            </w:pPr>
+            <w:r>
+              <w:rPr>
+                <w:b/>
+                <w:bCs/>
+              </w:rPr>
+              <w:lastRenderedPageBreak/>
+              <w:t>Mujer:</w:t>
+            </w:r>
+            <w:r>
+              <w:t xml:space="preserve"> a</w:t>
+            </w:r>
+            <w:r>
+              <w:rPr>
+                <w:bCs/>
+              </w:rPr>
+              <w:t xml:space="preserve">hora, si desean algo más suave y cremoso, nos vamos a los tonos blancos: las bases de crema y queso, como el Alfredo, o la </w:t>
+            </w:r>
             <w:r>
               <w:rPr>
                 <w:rStyle w:val="Extranjerismo"/>
                 <w:lang w:val="es-CO"/>
               </w:rPr>
-              <w:t>amatriciana</w:t>
-            </w:r>
-            <w:proofErr w:type="spellEnd"/>
-            <w:r>
-              <w:rPr>
-                <w:bCs/>
-              </w:rPr>
-              <w:t xml:space="preserve">, cargada del sabor intenso del </w:t>
-            </w:r>
-            <w:proofErr w:type="spellStart"/>
+              <w:t>carbonara</w:t>
+            </w:r>
+            <w:r>
+              <w:rPr>
+                <w:bCs/>
+              </w:rPr>
+              <w:t xml:space="preserve">, cuya preparación combina huevos, </w:t>
+            </w:r>
             <w:r>
               <w:rPr>
                 <w:rStyle w:val="Extranjerismo"/>
                 <w:lang w:val="es-CO"/>
               </w:rPr>
-              <w:t>guanciale</w:t>
-            </w:r>
-            <w:proofErr w:type="spellEnd"/>
-            <w:r>
-              <w:rPr>
-                <w:bCs/>
-              </w:rPr>
-              <w:t xml:space="preserve"> y el queso </w:t>
-            </w:r>
-            <w:proofErr w:type="spellStart"/>
+              <w:t>pecorino, guanciale</w:t>
+            </w:r>
+            <w:r>
+              <w:rPr>
+                <w:bCs/>
+              </w:rPr>
+              <w:t xml:space="preserve"> y pimienta.</w:t>
+            </w:r>
+          </w:p>
+          <w:p>
+            <w:pPr>
+              <w:rPr>
+                <w:bCs/>
+              </w:rPr>
+            </w:pPr>
+            <w:r>
+              <w:rPr>
+                <w:b/>
+              </w:rPr>
+              <w:t>Hombre:</w:t>
+            </w:r>
+            <w:r>
+              <w:rPr>
+                <w:bCs/>
+              </w:rPr>
+              <w:t xml:space="preserve"> </w:t>
+            </w:r>
+            <w:r>
+              <w:rPr>
+                <w:bCs/>
+              </w:rPr>
+              <w:t>p</w:t>
+            </w:r>
+            <w:r>
+              <w:rPr>
+                <w:bCs/>
+              </w:rPr>
+              <w:t xml:space="preserve">or otro lado, las salsas crudas a base de aceite y hierbas exigen un trabajo rústico y de mucha paciencia. El mejor ejemplo es el famoso pesto </w:t>
+            </w:r>
+            <w:r>
+              <w:rPr>
+                <w:rStyle w:val="Extranjerismo"/>
+              </w:rPr>
+              <w:t>genovés</w:t>
+            </w:r>
+            <w:r>
+              <w:rPr>
+                <w:bCs/>
+              </w:rPr>
+              <w:t xml:space="preserve">, cuyo nombre viene justamente de </w:t>
+            </w:r>
+            <w:r>
+              <w:rPr>
+                <w:rStyle w:val="Extranjerismo"/>
+              </w:rPr>
+              <w:t>pestare</w:t>
+            </w:r>
+            <w:r>
+              <w:rPr>
+                <w:bCs/>
+              </w:rPr>
+              <w:t>, que significa machacar a pulso. La preparación combina albahaca, piñones, ajo y queso, y después se emulsiona con un hilo dorado de aceite de oliva.</w:t>
+            </w:r>
+          </w:p>
+          <w:p>
+            <w:pPr>
+              <w:rPr>
+                <w:bCs/>
+              </w:rPr>
+            </w:pPr>
+            <w:r>
+              <w:rPr>
+                <w:b/>
+              </w:rPr>
+              <w:t>Mujer:</w:t>
+            </w:r>
+            <w:r>
+              <w:rPr>
+                <w:bCs/>
+              </w:rPr>
+              <w:t xml:space="preserve"> </w:t>
+            </w:r>
+            <w:r>
+              <w:rPr>
+                <w:bCs/>
+              </w:rPr>
+              <w:t>p</w:t>
+            </w:r>
+            <w:r>
+              <w:rPr>
+                <w:bCs/>
+              </w:rPr>
+              <w:t>ero si tienen tiempo y quieren un sabor intenso, el mejor camino es el ragú. Salsas de carne que huelen a domingo, como la clásica boloñesa, o el ragú napolitano que exige hasta cuatro horas de cocción a fuego lento para que esos trozos de carne y embutidos suelten toda su esencia.</w:t>
+            </w:r>
+          </w:p>
+          <w:p>
+            <w:pPr>
+              <w:rPr>
+                <w:bCs/>
+              </w:rPr>
+            </w:pPr>
+            <w:r>
+              <w:rPr>
+                <w:b/>
+              </w:rPr>
+              <w:t>Hombre:</w:t>
+            </w:r>
+            <w:r>
+              <w:rPr>
+                <w:bCs/>
+              </w:rPr>
+              <w:t xml:space="preserve"> </w:t>
+            </w:r>
+            <w:r>
+              <w:rPr>
+                <w:bCs/>
+              </w:rPr>
+              <w:t>e</w:t>
+            </w:r>
+            <w:r>
+              <w:rPr>
+                <w:bCs/>
+              </w:rPr>
+              <w:t xml:space="preserve">n esas preparaciones aparece el </w:t>
+            </w:r>
             <w:r>
               <w:rPr>
                 <w:rStyle w:val="Extranjerismo"/>
                 <w:lang w:val="es-CO"/>
               </w:rPr>
-              <w:t>pecorino</w:t>
-            </w:r>
-            <w:proofErr w:type="spellEnd"/>
-            <w:r>
-              <w:rPr>
-                <w:bCs/>
-              </w:rPr>
-              <w:t>.</w:t>
+              <w:t>soffritto</w:t>
+            </w:r>
+            <w:r>
+              <w:rPr>
+                <w:bCs/>
+              </w:rPr>
+              <w:t>: cebolla, zanahoria, apio y ajo finamente picados y cocinados a fuego muy bajo con aceite de oliva o mantequilla. Luego se dora la carne y se hace el desglasado con vino, raspando el fondo de la sartén para incorporar esos sabores que quedaron adheridos a la preparación.</w:t>
             </w:r>
           </w:p>
           <w:p>
@@ -9554,63 +8608,110 @@
             <w:r>
               <w:rPr>
                 <w:b/>
-                <w:bCs/>
-              </w:rPr>
-              <w:lastRenderedPageBreak/>
+              </w:rPr>
               <w:t>Mujer:</w:t>
             </w:r>
             <w:r>
-              <w:t xml:space="preserve"> a</w:t>
-            </w:r>
-            <w:r>
-              <w:rPr>
-                <w:bCs/>
-              </w:rPr>
-              <w:t xml:space="preserve">hora, si desean algo más suave y cremoso, nos vamos a los tonos blancos: las bases de crema y queso, como el Alfredo, o la </w:t>
+              <w:rPr>
+                <w:bCs/>
+              </w:rPr>
+              <w:t xml:space="preserve"> </w:t>
+            </w:r>
+            <w:r>
+              <w:rPr>
+                <w:bCs/>
+              </w:rPr>
+              <w:t>t</w:t>
+            </w:r>
+            <w:r>
+              <w:rPr>
+                <w:bCs/>
+              </w:rPr>
+              <w:t xml:space="preserve">odo suena delicioso, pero si fallamos en el maridaje podríamos arruinar el plato. Una pasta larga, como el </w:t>
             </w:r>
             <w:r>
               <w:rPr>
                 <w:rStyle w:val="Extranjerismo"/>
                 <w:lang w:val="es-CO"/>
               </w:rPr>
-              <w:t>carbonara</w:t>
-            </w:r>
-            <w:r>
-              <w:rPr>
-                <w:bCs/>
-              </w:rPr>
-              <w:t xml:space="preserve">, cuya preparación combina huevos, </w:t>
-            </w:r>
-            <w:proofErr w:type="spellStart"/>
+              <w:t xml:space="preserve">spaghetti </w:t>
+            </w:r>
+            <w:r>
+              <w:rPr>
+                <w:bCs/>
+              </w:rPr>
+              <w:t xml:space="preserve">o el </w:t>
+            </w:r>
             <w:r>
               <w:rPr>
                 <w:rStyle w:val="Extranjerismo"/>
                 <w:lang w:val="es-CO"/>
               </w:rPr>
-              <w:t>pecorino</w:t>
-            </w:r>
-            <w:proofErr w:type="spellEnd"/>
+              <w:t>linguine</w:t>
+            </w:r>
+            <w:r>
+              <w:rPr>
+                <w:bCs/>
+              </w:rPr>
+              <w:t>, suele acompañarse con salsas más fluidas de aceite, tomate o crema, que se distribuyen bien sobre su superficie lisa.</w:t>
+            </w:r>
+          </w:p>
+          <w:p>
+            <w:pPr>
+              <w:rPr>
+                <w:bCs/>
+              </w:rPr>
+            </w:pPr>
+            <w:r>
+              <w:rPr>
+                <w:b/>
+              </w:rPr>
+              <w:lastRenderedPageBreak/>
+              <w:t>Hombre:</w:t>
+            </w:r>
+            <w:r>
+              <w:rPr>
+                <w:bCs/>
+              </w:rPr>
+              <w:t xml:space="preserve"> </w:t>
+            </w:r>
+            <w:r>
+              <w:rPr>
+                <w:bCs/>
+              </w:rPr>
+              <w:t>e</w:t>
+            </w:r>
+            <w:r>
+              <w:rPr>
+                <w:bCs/>
+              </w:rPr>
+              <w:t xml:space="preserve">n cambio, una salsa espesa y con trozos encuentra un buen aliado en los </w:t>
+            </w:r>
             <w:r>
               <w:rPr>
                 <w:rStyle w:val="Extranjerismo"/>
                 <w:lang w:val="es-CO"/>
               </w:rPr>
-              <w:t xml:space="preserve">, </w:t>
-            </w:r>
-            <w:proofErr w:type="spellStart"/>
+              <w:t>penne</w:t>
+            </w:r>
+            <w:r>
+              <w:rPr>
+                <w:bCs/>
+              </w:rPr>
+              <w:t xml:space="preserve"> o los </w:t>
+            </w:r>
             <w:r>
               <w:rPr>
                 <w:rStyle w:val="Extranjerismo"/>
                 <w:lang w:val="es-CO"/>
               </w:rPr>
-              <w:t>guanciale</w:t>
-            </w:r>
-            <w:proofErr w:type="spellEnd"/>
-            <w:r>
-              <w:rPr>
-                <w:bCs/>
-              </w:rPr>
-              <w:t xml:space="preserve"> y pimienta.</w:t>
+              <w:t>rigatoni</w:t>
+            </w:r>
+            <w:r>
+              <w:rPr>
+                <w:bCs/>
+              </w:rPr>
+              <w:t>: esos tubos tienen espacio suficiente para que la salsa se quede ahí, en cada bocado.</w:t>
             </w:r>
           </w:p>
           <w:p>
@@ -9623,7 +8724,7 @@
               <w:rPr>
                 <w:b/>
               </w:rPr>
-              <w:t>Hombre:</w:t>
+              <w:t>Mujer:</w:t>
             </w:r>
             <w:r>
               <w:rPr>
@@ -9635,118 +8736,26 @@
               <w:rPr>
                 <w:bCs/>
               </w:rPr>
-              <w:t>p</w:t>
-            </w:r>
-            <w:r>
-              <w:rPr>
-                <w:bCs/>
-              </w:rPr>
-              <w:t xml:space="preserve">or otro lado, las salsas crudas a base de aceite y hierbas exigen un trabajo rústico y de mucha paciencia. El mejor ejemplo es el famoso pesto </w:t>
-            </w:r>
-            <w:proofErr w:type="spellStart"/>
-            <w:r>
-              <w:rPr>
-                <w:rStyle w:val="Extranjerismo"/>
-              </w:rPr>
-              <w:t>genovés</w:t>
-            </w:r>
-            <w:proofErr w:type="spellEnd"/>
-            <w:r>
-              <w:rPr>
-                <w:bCs/>
-              </w:rPr>
-              <w:t xml:space="preserve">, cuyo nombre viene justamente de </w:t>
-            </w:r>
-            <w:proofErr w:type="spellStart"/>
-            <w:r>
-              <w:rPr>
-                <w:rStyle w:val="Extranjerismo"/>
-              </w:rPr>
-              <w:t>pestare</w:t>
-            </w:r>
-            <w:proofErr w:type="spellEnd"/>
-            <w:r>
-              <w:rPr>
-                <w:bCs/>
-              </w:rPr>
-              <w:t>, que significa machacar a pulso. La preparación combina albahaca, piñones, ajo y queso, y después se emulsiona con un hilo dorado de aceite de oliva.</w:t>
-            </w:r>
-          </w:p>
-          <w:p>
-            <w:pPr>
-              <w:rPr>
-                <w:bCs/>
-              </w:rPr>
-            </w:pPr>
-            <w:r>
-              <w:rPr>
-                <w:b/>
-              </w:rPr>
-              <w:t>Mujer:</w:t>
-            </w:r>
-            <w:r>
-              <w:rPr>
-                <w:bCs/>
-              </w:rPr>
-              <w:t xml:space="preserve"> </w:t>
-            </w:r>
-            <w:r>
-              <w:rPr>
-                <w:bCs/>
-              </w:rPr>
-              <w:t>p</w:t>
-            </w:r>
-            <w:r>
-              <w:rPr>
-                <w:bCs/>
-              </w:rPr>
-              <w:t>ero si tienen tiempo y quieren un sabor intenso, el mejor camino es el ragú. Salsas de carne que huelen a domingo, como la clásica boloñesa, o el ragú napolitano que exige hasta cuatro horas de cocción a fuego lento para que esos trozos de carne y embutidos suelten toda su esencia.</w:t>
-            </w:r>
-          </w:p>
-          <w:p>
-            <w:pPr>
-              <w:rPr>
-                <w:bCs/>
-              </w:rPr>
-            </w:pPr>
-            <w:r>
-              <w:rPr>
-                <w:b/>
-              </w:rPr>
-              <w:t>Hombre:</w:t>
-            </w:r>
-            <w:r>
-              <w:rPr>
-                <w:bCs/>
-              </w:rPr>
-              <w:t xml:space="preserve"> </w:t>
-            </w:r>
-            <w:r>
-              <w:rPr>
-                <w:bCs/>
-              </w:rPr>
-              <w:t>e</w:t>
-            </w:r>
-            <w:r>
-              <w:rPr>
-                <w:bCs/>
-              </w:rPr>
-              <w:t xml:space="preserve">n esas preparaciones aparece el </w:t>
-            </w:r>
-            <w:proofErr w:type="spellStart"/>
+              <w:t>y</w:t>
+            </w:r>
+            <w:r>
+              <w:rPr>
+                <w:bCs/>
+              </w:rPr>
+              <w:t xml:space="preserve"> si la pasta va rellena, como un </w:t>
+            </w:r>
             <w:r>
               <w:rPr>
                 <w:rStyle w:val="Extranjerismo"/>
                 <w:lang w:val="es-CO"/>
               </w:rPr>
-              <w:t>soffritto</w:t>
-            </w:r>
-            <w:proofErr w:type="spellEnd"/>
-            <w:r>
-              <w:rPr>
-                <w:bCs/>
-              </w:rPr>
-              <w:t>: cebolla, zanahoria, apio y ajo finamente picados y cocinados a fuego muy bajo con aceite de oliva o mantequilla. Luego se dora la carne y se hace el desglasado con vino, raspando el fondo de la sartén para incorporar esos sabores que quedaron adheridos a la preparación.</w:t>
+              <w:t>ravioli</w:t>
+            </w:r>
+            <w:r>
+              <w:rPr>
+                <w:bCs/>
+              </w:rPr>
+              <w:t>, lo mejor es darle espacio al relleno. Una preparación ligera, como mantequilla y salvia, puede acompañarlo sin esconderlo.</w:t>
             </w:r>
           </w:p>
           <w:p>
@@ -9759,7 +8768,7 @@
               <w:rPr>
                 <w:b/>
               </w:rPr>
-              <w:t>Mujer:</w:t>
+              <w:t>Hombre:</w:t>
             </w:r>
             <w:r>
               <w:rPr>
@@ -9771,222 +8780,32 @@
               <w:rPr>
                 <w:bCs/>
               </w:rPr>
-              <w:t>t</w:t>
-            </w:r>
-            <w:r>
-              <w:rPr>
-                <w:bCs/>
-              </w:rPr>
-              <w:t xml:space="preserve">odo suena delicioso, pero si fallamos en el maridaje podríamos arruinar el plato. Una pasta larga, como el </w:t>
+              <w:t>y</w:t>
+            </w:r>
+            <w:r>
+              <w:rPr>
+                <w:bCs/>
+              </w:rPr>
+              <w:t xml:space="preserve"> todavía falta una combinación: las pastas que van al horno. En una lasaña o unos canelones necesitamos salsas con más cuerpo, como el </w:t>
             </w:r>
             <w:r>
               <w:rPr>
                 <w:rStyle w:val="Extranjerismo"/>
                 <w:lang w:val="es-CO"/>
               </w:rPr>
-              <w:t xml:space="preserve">spaghetti </w:t>
-            </w:r>
-            <w:r>
-              <w:rPr>
-                <w:bCs/>
-              </w:rPr>
-              <w:t xml:space="preserve">o el </w:t>
-            </w:r>
-            <w:proofErr w:type="spellStart"/>
+              <w:t xml:space="preserve">ragù bolognese </w:t>
+            </w:r>
+            <w:r>
+              <w:rPr>
+                <w:bCs/>
+              </w:rPr>
+              <w:t xml:space="preserve">o la </w:t>
+            </w:r>
             <w:r>
               <w:rPr>
                 <w:rStyle w:val="Extranjerismo"/>
                 <w:lang w:val="es-CO"/>
               </w:rPr>
-              <w:t>linguine</w:t>
-            </w:r>
-            <w:proofErr w:type="spellEnd"/>
-            <w:r>
-              <w:rPr>
-                <w:bCs/>
-              </w:rPr>
-              <w:t>, suele acompañarse con salsas más fluidas de aceite, tomate o crema, que se distribuyen bien sobre su superficie lisa.</w:t>
-            </w:r>
-          </w:p>
-          <w:p>
-            <w:pPr>
-              <w:rPr>
-                <w:bCs/>
-              </w:rPr>
-            </w:pPr>
-            <w:r>
-              <w:rPr>
-                <w:b/>
-              </w:rPr>
-              <w:lastRenderedPageBreak/>
-              <w:t>Hombre:</w:t>
-            </w:r>
-            <w:r>
-              <w:rPr>
-                <w:bCs/>
-              </w:rPr>
-              <w:t xml:space="preserve"> </w:t>
-            </w:r>
-            <w:r>
-              <w:rPr>
-                <w:bCs/>
-              </w:rPr>
-              <w:t>e</w:t>
-            </w:r>
-            <w:r>
-              <w:rPr>
-                <w:bCs/>
-              </w:rPr>
-              <w:t xml:space="preserve">n cambio, una salsa espesa y con trozos encuentra un buen aliado en los </w:t>
-            </w:r>
-            <w:proofErr w:type="spellStart"/>
-            <w:r>
-              <w:rPr>
-                <w:rStyle w:val="Extranjerismo"/>
-                <w:lang w:val="es-CO"/>
-              </w:rPr>
-              <w:t>penne</w:t>
-            </w:r>
-            <w:proofErr w:type="spellEnd"/>
-            <w:r>
-              <w:rPr>
-                <w:bCs/>
-              </w:rPr>
-              <w:t xml:space="preserve"> o los </w:t>
-            </w:r>
-            <w:proofErr w:type="spellStart"/>
-            <w:r>
-              <w:rPr>
-                <w:rStyle w:val="Extranjerismo"/>
-                <w:lang w:val="es-CO"/>
-              </w:rPr>
-              <w:t>rigatoni</w:t>
-            </w:r>
-            <w:proofErr w:type="spellEnd"/>
-            <w:r>
-              <w:rPr>
-                <w:bCs/>
-              </w:rPr>
-              <w:t>: esos tubos tienen espacio suficiente para que la salsa se quede ahí, en cada bocado.</w:t>
-            </w:r>
-          </w:p>
-          <w:p>
-            <w:pPr>
-              <w:rPr>
-                <w:bCs/>
-              </w:rPr>
-            </w:pPr>
-            <w:r>
-              <w:rPr>
-                <w:b/>
-              </w:rPr>
-              <w:t>Mujer:</w:t>
-            </w:r>
-            <w:r>
-              <w:rPr>
-                <w:bCs/>
-              </w:rPr>
-              <w:t xml:space="preserve"> </w:t>
-            </w:r>
-            <w:r>
-              <w:rPr>
-                <w:bCs/>
-              </w:rPr>
-              <w:t>y</w:t>
-            </w:r>
-            <w:r>
-              <w:rPr>
-                <w:bCs/>
-              </w:rPr>
-              <w:t xml:space="preserve"> si la pasta va rellena, como un </w:t>
-            </w:r>
-            <w:r>
-              <w:rPr>
-                <w:rStyle w:val="Extranjerismo"/>
-                <w:lang w:val="es-CO"/>
-              </w:rPr>
-              <w:t>ravioli</w:t>
-            </w:r>
-            <w:r>
-              <w:rPr>
-                <w:bCs/>
-              </w:rPr>
-              <w:t>, lo mejor es darle espacio al relleno. Una preparación ligera, como mantequilla y salvia, puede acompañarlo sin esconderlo.</w:t>
-            </w:r>
-          </w:p>
-          <w:p>
-            <w:pPr>
-              <w:rPr>
-                <w:bCs/>
-              </w:rPr>
-            </w:pPr>
-            <w:r>
-              <w:rPr>
-                <w:b/>
-              </w:rPr>
-              <w:t>Hombre:</w:t>
-            </w:r>
-            <w:r>
-              <w:rPr>
-                <w:bCs/>
-              </w:rPr>
-              <w:t xml:space="preserve"> </w:t>
-            </w:r>
-            <w:r>
-              <w:rPr>
-                <w:bCs/>
-              </w:rPr>
-              <w:t>y</w:t>
-            </w:r>
-            <w:r>
-              <w:rPr>
-                <w:bCs/>
-              </w:rPr>
-              <w:t xml:space="preserve"> todavía falta una combinación: las pastas que van al horno. En una lasaña o unos canelones necesitamos salsas con más cuerpo, como el </w:t>
-            </w:r>
-            <w:proofErr w:type="spellStart"/>
-            <w:r>
-              <w:rPr>
-                <w:rStyle w:val="Extranjerismo"/>
-                <w:lang w:val="es-CO"/>
-              </w:rPr>
-              <w:t>ragù</w:t>
-            </w:r>
-            <w:proofErr w:type="spellEnd"/>
-            <w:r>
-              <w:rPr>
-                <w:rStyle w:val="Extranjerismo"/>
-                <w:lang w:val="es-CO"/>
-              </w:rPr>
-              <w:t xml:space="preserve"> </w:t>
-            </w:r>
-            <w:proofErr w:type="spellStart"/>
-            <w:r>
-              <w:rPr>
-                <w:rStyle w:val="Extranjerismo"/>
-                <w:lang w:val="es-CO"/>
-              </w:rPr>
-              <w:t>bolognese</w:t>
-            </w:r>
-            <w:proofErr w:type="spellEnd"/>
-            <w:r>
-              <w:rPr>
-                <w:rStyle w:val="Extranjerismo"/>
-                <w:lang w:val="es-CO"/>
-              </w:rPr>
-              <w:t xml:space="preserve"> </w:t>
-            </w:r>
-            <w:r>
-              <w:rPr>
-                <w:bCs/>
-              </w:rPr>
-              <w:t xml:space="preserve">o la </w:t>
-            </w:r>
-            <w:r>
-              <w:rPr>
-                <w:rStyle w:val="Extranjerismo"/>
-                <w:lang w:val="es-CO"/>
-              </w:rPr>
               <w:t>bechamel</w:t>
             </w:r>
             <w:r>
@@ -10140,21 +8959,7 @@
         <w:rPr>
           <w:rStyle w:val="Extranjerismo"/>
         </w:rPr>
-        <w:t xml:space="preserve">pesto </w:t>
-      </w:r>
-      <w:proofErr w:type="spellStart"/>
-      <w:r>
-        <w:rPr>
-          <w:rStyle w:val="Extranjerismo"/>
-        </w:rPr>
-        <w:t>alla</w:t>
-      </w:r>
-      <w:proofErr w:type="spellEnd"/>
-      <w:r>
-        <w:rPr>
-          <w:rStyle w:val="Extranjerismo"/>
-        </w:rPr>
-        <w:t xml:space="preserve"> Genovese</w:t>
+        <w:t>pesto alla Genovese</w:t>
       </w:r>
     </w:p>
     <w:p>
@@ -10169,6 +8974,7 @@
       <w:r>
         <w:rPr>
           <w:rStyle w:val="Extranjerismo"/>
+          <w:noProof/>
         </w:rPr>
         <w:drawing>
           <wp:inline distT="0" distB="0" distL="0" distR="0" wp14:anchorId="7F537141" wp14:editId="46EA9A84">
@@ -10260,27 +9066,7 @@
                 <w:bCs/>
                 <w:lang w:val="es-419"/>
               </w:rPr>
-              <w:t xml:space="preserve">Pesto </w:t>
-            </w:r>
-            <w:proofErr w:type="spellStart"/>
-            <w:r>
-              <w:rPr>
-                <w:rStyle w:val="Extranjerismo"/>
-                <w:b/>
-                <w:bCs/>
-                <w:lang w:val="es-419"/>
-              </w:rPr>
-              <w:t>alla</w:t>
-            </w:r>
-            <w:proofErr w:type="spellEnd"/>
-            <w:r>
-              <w:rPr>
-                <w:rStyle w:val="Extranjerismo"/>
-                <w:b/>
-                <w:bCs/>
-                <w:lang w:val="es-419"/>
-              </w:rPr>
-              <w:t xml:space="preserve"> genovese</w:t>
+              <w:t>Pesto alla genovese</w:t>
             </w:r>
           </w:p>
         </w:tc>
@@ -10409,13 +9195,7 @@
                 <w:bCs/>
               </w:rPr>
               <w:lastRenderedPageBreak/>
-              <w:t xml:space="preserve">1 diente de ajo </w:t>
-            </w:r>
-            <w:r>
-              <w:rPr>
-                <w:bCs/>
-              </w:rPr>
-              <w:t>pequeño.</w:t>
+              <w:t>1 diente de ajo pequeño.</w:t>
             </w:r>
           </w:p>
           <w:p>
@@ -10434,7 +9214,6 @@
               </w:rPr>
               <w:t>30 g de queso parmesano. (</w:t>
             </w:r>
-            <w:proofErr w:type="spellStart"/>
             <w:r>
               <w:rPr>
                 <w:rStyle w:val="Extranjerismo"/>
@@ -10442,7 +9221,6 @@
               </w:rPr>
               <w:t>Parmigiano-Reggiano</w:t>
             </w:r>
-            <w:proofErr w:type="spellEnd"/>
             <w:r>
               <w:rPr>
                 <w:bCs/>
@@ -10466,7 +9244,6 @@
               </w:rPr>
               <w:t xml:space="preserve">20 g de queso </w:t>
             </w:r>
-            <w:proofErr w:type="spellStart"/>
             <w:r>
               <w:rPr>
                 <w:rStyle w:val="Extranjerismo"/>
@@ -10474,7 +9251,6 @@
               </w:rPr>
               <w:t>pecorino</w:t>
             </w:r>
-            <w:proofErr w:type="spellEnd"/>
             <w:r>
               <w:rPr>
                 <w:bCs/>
@@ -10743,50 +9519,23 @@
           <w:szCs w:val="28"/>
           <w:lang w:val="es-MX"/>
         </w:rPr>
-        <w:t>En la operación diaria de una cocina, es frecuente que se requiera ajustar las cantidades de una receta de salsa para atender un mayor o menor número de comensales. El escalado se realiza mediante un factor de conversión (</w:t>
-      </w:r>
-      <w:proofErr w:type="spellStart"/>
-      <w:r>
-        <w:rPr>
-          <w:bCs/>
+        <w:t xml:space="preserve">En la operación diaria de una cocina, es frecuente que se requiera ajustar las cantidades de una receta de salsa para atender un mayor o menor número de comensales. El escalado se realiza mediante un factor de conversión (fc): </w:t>
+      </w:r>
+    </w:p>
+    <w:p>
+      <w:pPr>
+        <w:ind w:left="426"/>
+        <w:rPr>
           <w:szCs w:val="28"/>
           <w:lang w:val="es-MX"/>
         </w:rPr>
-        <w:t>fc</w:t>
-      </w:r>
-      <w:proofErr w:type="spellEnd"/>
-      <w:r>
-        <w:rPr>
-          <w:bCs/>
+      </w:pPr>
+      <w:r>
+        <w:rPr>
           <w:szCs w:val="28"/>
           <w:lang w:val="es-MX"/>
         </w:rPr>
-        <w:t xml:space="preserve">): </w:t>
-      </w:r>
-    </w:p>
-    <w:p>
-      <w:pPr>
-        <w:ind w:left="426"/>
-        <w:rPr>
-          <w:szCs w:val="28"/>
-          <w:lang w:val="es-MX"/>
-        </w:rPr>
-      </w:pPr>
-      <w:proofErr w:type="spellStart"/>
-      <w:r>
-        <w:rPr>
-          <w:szCs w:val="28"/>
-          <w:lang w:val="es-MX"/>
-        </w:rPr>
-        <w:t>fc</w:t>
-      </w:r>
-      <w:proofErr w:type="spellEnd"/>
-      <w:r>
-        <w:rPr>
-          <w:szCs w:val="28"/>
-          <w:lang w:val="es-MX"/>
-        </w:rPr>
-        <w:t xml:space="preserve"> = porciones deseadas/porciones originales de la receta</w:t>
+        <w:t>fc = porciones deseadas/porciones originales de la receta</w:t>
       </w:r>
     </w:p>
     <w:p>
@@ -10850,23 +9599,13 @@
           <w:lang w:val="es-MX"/>
         </w:rPr>
       </w:pPr>
-      <w:proofErr w:type="spellStart"/>
       <w:r>
         <w:rPr>
           <w:bCs/>
           <w:szCs w:val="28"/>
           <w:lang w:val="es-MX"/>
         </w:rPr>
-        <w:t>fc</w:t>
-      </w:r>
-      <w:proofErr w:type="spellEnd"/>
-      <w:r>
-        <w:rPr>
-          <w:bCs/>
-          <w:szCs w:val="28"/>
-          <w:lang w:val="es-MX"/>
-        </w:rPr>
-        <w:t xml:space="preserve"> = 12 / 4 = 3</w:t>
+        <w:t>fc = 12 / 4 = 3</w:t>
       </w:r>
     </w:p>
     <w:p>
@@ -11414,23 +10153,7 @@
           <w:szCs w:val="28"/>
           <w:lang w:val="es-MX"/>
         </w:rPr>
-        <w:t xml:space="preserve">Residuos no aprovechables: son aquellos que no pueden ser reciclados o reutilizados. Incluyen papeles y cartones contaminados con alimentos (servilletas usadas, envases de comida rápida), plásticos de un solo uso no reciclables, </w:t>
-      </w:r>
-      <w:proofErr w:type="spellStart"/>
-      <w:r>
-        <w:rPr>
-          <w:szCs w:val="28"/>
-          <w:lang w:val="es-MX"/>
-        </w:rPr>
-        <w:t>icopor</w:t>
-      </w:r>
-      <w:proofErr w:type="spellEnd"/>
-      <w:r>
-        <w:rPr>
-          <w:szCs w:val="28"/>
-          <w:lang w:val="es-MX"/>
-        </w:rPr>
-        <w:t>, residuos sanitarios (toallas húmedas, papel higiénico, pañuelos desechables).</w:t>
+        <w:t>Residuos no aprovechables: son aquellos que no pueden ser reciclados o reutilizados. Incluyen papeles y cartones contaminados con alimentos (servilletas usadas, envases de comida rápida), plásticos de un solo uso no reciclables, icopor, residuos sanitarios (toallas húmedas, papel higiénico, pañuelos desechables).</w:t>
       </w:r>
     </w:p>
     <w:p>
@@ -11703,15 +10426,7 @@
               <w:t>film</w:t>
             </w:r>
             <w:r>
-              <w:t xml:space="preserve">, papel encerado, </w:t>
-            </w:r>
-            <w:proofErr w:type="spellStart"/>
-            <w:r>
-              <w:t>icopor</w:t>
-            </w:r>
-            <w:proofErr w:type="spellEnd"/>
-            <w:r>
-              <w:t>, envases de plástico de un solo uso sucios, residuos sanitarios (pañuelos desechables)</w:t>
+              <w:t>, papel encerado, icopor, envases de plástico de un solo uso sucios, residuos sanitarios (pañuelos desechables)</w:t>
             </w:r>
             <w:r>
               <w:t>.</w:t>
@@ -12058,21 +10773,7 @@
               <w:rPr>
                 <w:bCs/>
               </w:rPr>
-              <w:t xml:space="preserve">Blanco (envases limpios de vidrio), Verde (restos de grasa? No, la grasa no es orgánica </w:t>
-            </w:r>
-            <w:proofErr w:type="spellStart"/>
-            <w:r>
-              <w:rPr>
-                <w:bCs/>
-              </w:rPr>
-              <w:t>compostable</w:t>
-            </w:r>
-            <w:proofErr w:type="spellEnd"/>
-            <w:r>
-              <w:rPr>
-                <w:bCs/>
-              </w:rPr>
-              <w:t xml:space="preserve"> en pequeñas cantidades; consultar normativa local)</w:t>
+              <w:t>Blanco (envases limpios de vidrio), Verde (restos de grasa? No, la grasa no es orgánica compostable en pequeñas cantidades; consultar normativa local)</w:t>
             </w:r>
           </w:p>
         </w:tc>
@@ -12903,6 +11604,13 @@
         </w:rPr>
         <w:t>Clasificación correcta de residuos según la Resolución 2184 de 2019</w:t>
       </w:r>
+      <w:r>
+        <w:rPr>
+          <w:bCs/>
+          <w:szCs w:val="28"/>
+        </w:rPr>
+        <w:t>:</w:t>
+      </w:r>
     </w:p>
     <w:p>
       <w:pPr>
@@ -13553,35 +12261,7 @@
               <w:rPr>
                 <w:bCs/>
               </w:rPr>
-              <w:t xml:space="preserve">Compostaje, </w:t>
-            </w:r>
-            <w:proofErr w:type="spellStart"/>
-            <w:r>
-              <w:rPr>
-                <w:bCs/>
-              </w:rPr>
-              <w:t>lombricultura</w:t>
-            </w:r>
-            <w:proofErr w:type="spellEnd"/>
-            <w:r>
-              <w:rPr>
-                <w:bCs/>
-              </w:rPr>
-              <w:t xml:space="preserve"> (</w:t>
-            </w:r>
-            <w:proofErr w:type="spellStart"/>
-            <w:r>
-              <w:rPr>
-                <w:bCs/>
-              </w:rPr>
-              <w:t>vermicompostaje</w:t>
-            </w:r>
-            <w:proofErr w:type="spellEnd"/>
-            <w:r>
-              <w:rPr>
-                <w:bCs/>
-              </w:rPr>
-              <w:t>), producción de biogás</w:t>
+              <w:t>Compostaje, lombricultura (vermicompostaje), producción de biogás</w:t>
             </w:r>
           </w:p>
         </w:tc>
@@ -13759,21 +12439,7 @@
               <w:rPr>
                 <w:bCs/>
               </w:rPr>
-              <w:t xml:space="preserve">Reciclaje mecánico (triturado, lavado, </w:t>
-            </w:r>
-            <w:proofErr w:type="spellStart"/>
-            <w:r>
-              <w:rPr>
-                <w:bCs/>
-              </w:rPr>
-              <w:t>peletizado</w:t>
-            </w:r>
-            <w:proofErr w:type="spellEnd"/>
-            <w:r>
-              <w:rPr>
-                <w:bCs/>
-              </w:rPr>
-              <w:t>, fabricación de nuevos productos)</w:t>
+              <w:t>Reciclaje mecánico (triturado, lavado, peletizado, fabricación de nuevos productos)</w:t>
             </w:r>
           </w:p>
         </w:tc>
@@ -17763,21 +16429,7 @@
               <w:rPr>
                 <w:bCs/>
               </w:rPr>
-              <w:t xml:space="preserve">n el contenedor verde van los residuos orgánicos. Allí terminan las cáscaras de verduras, los restos de alimentos, las cáscaras de huevo y los </w:t>
-            </w:r>
-            <w:proofErr w:type="spellStart"/>
-            <w:r>
-              <w:rPr>
-                <w:bCs/>
-              </w:rPr>
-              <w:t>posos</w:t>
-            </w:r>
-            <w:proofErr w:type="spellEnd"/>
-            <w:r>
-              <w:rPr>
-                <w:bCs/>
-              </w:rPr>
-              <w:t xml:space="preserve"> de café.</w:t>
+              <w:t>n el contenedor verde van los residuos orgánicos. Allí terminan las cáscaras de verduras, los restos de alimentos, las cáscaras de huevo y los posos de café.</w:t>
             </w:r>
           </w:p>
           <w:p>
@@ -17820,21 +16472,7 @@
               <w:rPr>
                 <w:bCs/>
               </w:rPr>
-              <w:t xml:space="preserve">, el </w:t>
-            </w:r>
-            <w:proofErr w:type="spellStart"/>
-            <w:r>
-              <w:rPr>
-                <w:bCs/>
-              </w:rPr>
-              <w:t>icopor</w:t>
-            </w:r>
-            <w:proofErr w:type="spellEnd"/>
-            <w:r>
-              <w:rPr>
-                <w:bCs/>
-              </w:rPr>
-              <w:t xml:space="preserve"> y los envases plásticos que quedaron sucios.</w:t>
+              <w:t>, el icopor y los envases plásticos que quedaron sucios.</w:t>
             </w:r>
           </w:p>
           <w:p>
@@ -18429,7 +17067,6 @@
         </w:rPr>
         <w:t xml:space="preserve"> salsa italiana originaria de Roma, elaborada a base de huevos, queso (</w:t>
       </w:r>
-      <w:proofErr w:type="spellStart"/>
       <w:r>
         <w:rPr>
           <w:rStyle w:val="Extranjerismo"/>
@@ -18437,7 +17074,6 @@
         </w:rPr>
         <w:t>pecorino</w:t>
       </w:r>
-      <w:proofErr w:type="spellEnd"/>
       <w:r>
         <w:rPr>
           <w:bCs/>
@@ -18445,7 +17081,6 @@
         </w:rPr>
         <w:t xml:space="preserve"> o parmesano), panceta o </w:t>
       </w:r>
-      <w:proofErr w:type="spellStart"/>
       <w:r>
         <w:rPr>
           <w:rStyle w:val="Extranjerismo"/>
@@ -18453,7 +17088,6 @@
         </w:rPr>
         <w:t>guanciale</w:t>
       </w:r>
-      <w:proofErr w:type="spellEnd"/>
       <w:r>
         <w:rPr>
           <w:bCs/>
@@ -18736,7 +17370,6 @@
         </w:rPr>
         <w:t>“</w:t>
       </w:r>
-      <w:proofErr w:type="spellStart"/>
       <w:r>
         <w:rPr>
           <w:rStyle w:val="Extranjerismo"/>
@@ -18744,7 +17377,6 @@
         </w:rPr>
         <w:t>ragoût</w:t>
       </w:r>
-      <w:proofErr w:type="spellEnd"/>
       <w:r>
         <w:rPr>
           <w:bCs/>
@@ -19066,77 +17698,7 @@
         <w:rPr>
           <w:szCs w:val="28"/>
         </w:rPr>
-        <w:t xml:space="preserve">Grupo Editorial </w:t>
-      </w:r>
-      <w:proofErr w:type="spellStart"/>
-      <w:r>
-        <w:rPr>
-          <w:szCs w:val="28"/>
-        </w:rPr>
-        <w:t>Taquina</w:t>
-      </w:r>
-      <w:proofErr w:type="spellEnd"/>
-      <w:r>
-        <w:rPr>
-          <w:szCs w:val="28"/>
-        </w:rPr>
-        <w:t xml:space="preserve"> </w:t>
-      </w:r>
-      <w:proofErr w:type="spellStart"/>
-      <w:r>
-        <w:rPr>
-          <w:szCs w:val="28"/>
-        </w:rPr>
-        <w:t>Editaquina</w:t>
-      </w:r>
-      <w:proofErr w:type="spellEnd"/>
-      <w:r>
-        <w:rPr>
-          <w:szCs w:val="28"/>
-        </w:rPr>
-        <w:t xml:space="preserve"> </w:t>
-      </w:r>
-      <w:proofErr w:type="spellStart"/>
-      <w:r>
-        <w:rPr>
-          <w:szCs w:val="28"/>
-        </w:rPr>
-        <w:t>Cia</w:t>
-      </w:r>
-      <w:proofErr w:type="spellEnd"/>
-      <w:r>
-        <w:rPr>
-          <w:szCs w:val="28"/>
-        </w:rPr>
-        <w:t xml:space="preserve">. Ltda. (2013). Italia al dente (Grupo Editorial </w:t>
-      </w:r>
-      <w:proofErr w:type="spellStart"/>
-      <w:r>
-        <w:rPr>
-          <w:szCs w:val="28"/>
-        </w:rPr>
-        <w:t>Taquina</w:t>
-      </w:r>
-      <w:proofErr w:type="spellEnd"/>
-      <w:r>
-        <w:rPr>
-          <w:szCs w:val="28"/>
-        </w:rPr>
-        <w:t xml:space="preserve"> </w:t>
-      </w:r>
-      <w:proofErr w:type="spellStart"/>
-      <w:r>
-        <w:rPr>
-          <w:szCs w:val="28"/>
-        </w:rPr>
-        <w:t>Editaquina</w:t>
-      </w:r>
-      <w:proofErr w:type="spellEnd"/>
-      <w:r>
-        <w:rPr>
-          <w:szCs w:val="28"/>
-        </w:rPr>
-        <w:t xml:space="preserve"> Cía. Ltda., Ed.). </w:t>
+        <w:t xml:space="preserve">Grupo Editorial Taquina Editaquina Cia. Ltda. (2013). Italia al dente (Grupo Editorial Taquina Editaquina Cía. Ltda., Ed.). </w:t>
       </w:r>
       <w:hyperlink r:id="rId18" w:history="1">
         <w:r>
@@ -23807,6 +22369,7 @@
   <w:style w:type="character" w:default="1" w:styleId="Fuentedeprrafopredeter">
     <w:name w:val="Default Paragraph Font"/>
     <w:uiPriority w:val="1"/>
+    <w:semiHidden/>
     <w:unhideWhenUsed/>
   </w:style>
   <w:style w:type="table" w:default="1" w:styleId="Tablanormal">
@@ -25180,6 +23743,15 @@
 </file>
 
 <file path=customXml/item1.xml><?xml version="1.0" encoding="utf-8"?>
+<?mso-contentType ?>
+<FormTemplates xmlns="http://schemas.microsoft.com/sharepoint/v3/contenttype/forms">
+  <Display>DocumentLibraryForm</Display>
+  <Edit>DocumentLibraryForm</Edit>
+  <New>DocumentLibraryForm</New>
+</FormTemplates>
+</file>
+
+<file path=customXml/item2.xml><?xml version="1.0" encoding="utf-8"?>
 <p:properties xmlns:p="http://schemas.microsoft.com/office/2006/metadata/properties" xmlns:xsi="http://www.w3.org/2001/XMLSchema-instance" xmlns:pc="http://schemas.microsoft.com/office/infopath/2007/PartnerControls">
   <documentManagement>
     <TaxCatchAll xmlns="67a0edcd-0de5-43ed-8c27-e32f38a00c91" xsi:nil="true"/>
@@ -25190,20 +23762,7 @@
 </p:properties>
 </file>
 
-<file path=customXml/item2.xml><?xml version="1.0" encoding="utf-8"?>
-<?mso-contentType ?>
-<FormTemplates xmlns="http://schemas.microsoft.com/sharepoint/v3/contenttype/forms">
-  <Display>DocumentLibraryForm</Display>
-  <Edit>DocumentLibraryForm</Edit>
-  <New>DocumentLibraryForm</New>
-</FormTemplates>
-</file>
-
 <file path=customXml/item3.xml><?xml version="1.0" encoding="utf-8"?>
-<b:Sources xmlns:b="http://schemas.openxmlformats.org/officeDocument/2006/bibliography" xmlns="http://schemas.openxmlformats.org/officeDocument/2006/bibliography" SelectedStyle="\APASixthEditionOfficeOnline.xsl" StyleName="APA" Version="6"/>
-</file>
-
-<file path=customXml/item4.xml><?xml version="1.0" encoding="utf-8"?>
 <ct:contentTypeSchema xmlns:ct="http://schemas.microsoft.com/office/2006/metadata/contentType" xmlns:ma="http://schemas.microsoft.com/office/2006/metadata/properties/metaAttributes" ct:_="" ma:_="" ma:contentTypeName="Documento" ma:contentTypeID="0x01010005252A1EF3BD024F856B47B579AB5244" ma:contentTypeVersion="13" ma:contentTypeDescription="Crear nuevo documento." ma:contentTypeScope="" ma:versionID="ddfaac56a287547bce89452cd31c5884">
   <xsd:schema xmlns:xsd="http://www.w3.org/2001/XMLSchema" xmlns:xs="http://www.w3.org/2001/XMLSchema" xmlns:p="http://schemas.microsoft.com/office/2006/metadata/properties" xmlns:ns2="42760c81-fd8e-4d59-8953-7cdb9f38b14f" xmlns:ns3="67a0edcd-0de5-43ed-8c27-e32f38a00c91" targetNamespace="http://schemas.microsoft.com/office/2006/metadata/properties" ma:root="true" ma:fieldsID="5ac878f7c8dbf4633d03f1982e859186" ns2:_="" ns3:_="">
     <xsd:import namespace="42760c81-fd8e-4d59-8953-7cdb9f38b14f"/>
@@ -25410,7 +23969,19 @@
 </ct:contentTypeSchema>
 </file>
 
+<file path=customXml/item4.xml><?xml version="1.0" encoding="utf-8"?>
+<b:Sources xmlns:b="http://schemas.openxmlformats.org/officeDocument/2006/bibliography" xmlns="http://schemas.openxmlformats.org/officeDocument/2006/bibliography" SelectedStyle="\APASixthEditionOfficeOnline.xsl" StyleName="APA" Version="6"/>
+</file>
+
 <file path=customXml/itemProps1.xml><?xml version="1.0" encoding="utf-8"?>
+<ds:datastoreItem xmlns:ds="http://schemas.openxmlformats.org/officeDocument/2006/customXml" ds:itemID="{10663269-2064-4804-8290-36D4A57F5557}">
+  <ds:schemaRefs>
+    <ds:schemaRef ds:uri="http://schemas.microsoft.com/sharepoint/v3/contenttype/forms"/>
+  </ds:schemaRefs>
+</ds:datastoreItem>
+</file>
+
+<file path=customXml/itemProps2.xml><?xml version="1.0" encoding="utf-8"?>
 <ds:datastoreItem xmlns:ds="http://schemas.openxmlformats.org/officeDocument/2006/customXml" ds:itemID="{1279454D-02BE-4A9C-A117-DCD1573E2608}">
   <ds:schemaRefs>
     <ds:schemaRef ds:uri="http://schemas.microsoft.com/office/2006/metadata/properties"/>
@@ -25421,23 +23992,7 @@
 </ds:datastoreItem>
 </file>
 
-<file path=customXml/itemProps2.xml><?xml version="1.0" encoding="utf-8"?>
-<ds:datastoreItem xmlns:ds="http://schemas.openxmlformats.org/officeDocument/2006/customXml" ds:itemID="{10663269-2064-4804-8290-36D4A57F5557}">
-  <ds:schemaRefs>
-    <ds:schemaRef ds:uri="http://schemas.microsoft.com/sharepoint/v3/contenttype/forms"/>
-  </ds:schemaRefs>
-</ds:datastoreItem>
-</file>
-
 <file path=customXml/itemProps3.xml><?xml version="1.0" encoding="utf-8"?>
-<ds:datastoreItem xmlns:ds="http://schemas.openxmlformats.org/officeDocument/2006/customXml" ds:itemID="{EAE431FD-7059-4C09-804B-C9D69EB7B213}">
-  <ds:schemaRefs>
-    <ds:schemaRef ds:uri="http://schemas.openxmlformats.org/officeDocument/2006/bibliography"/>
-  </ds:schemaRefs>
-</ds:datastoreItem>
-</file>
-
-<file path=customXml/itemProps4.xml><?xml version="1.0" encoding="utf-8"?>
 <ds:datastoreItem xmlns:ds="http://schemas.openxmlformats.org/officeDocument/2006/customXml" ds:itemID="{66B558E7-2289-4F36-AFA1-6355357045A3}">
   <ds:schemaRefs>
     <ds:schemaRef ds:uri="http://schemas.microsoft.com/office/2006/metadata/contentType"/>
@@ -25454,4 +24009,12 @@
     <ds:schemaRef ds:uri="http://schemas.microsoft.com/internal/obd"/>
   </ds:schemaRefs>
 </ds:datastoreItem>
+</file>
+
+<file path=customXml/itemProps4.xml><?xml version="1.0" encoding="utf-8"?>
+<ds:datastoreItem xmlns:ds="http://schemas.openxmlformats.org/officeDocument/2006/customXml" ds:itemID="{EAE431FD-7059-4C09-804B-C9D69EB7B213}">
+  <ds:schemaRefs>
+    <ds:schemaRef ds:uri="http://schemas.openxmlformats.org/officeDocument/2006/bibliography"/>
+  </ds:schemaRefs>
+</ds:datastoreItem>
 </file>
--- a/fuentes/63550354_CF02_CFA.docx
+++ b/fuentes/63550354_CF02_CFA.docx
@@ -193,7 +193,7 @@
               </wp:anchor>
             </w:drawing>
           </mc:Choice>
-          <mc:Fallback xmlns:oel="http://schemas.microsoft.com/office/2019/extlst" xmlns:w16du="http://schemas.microsoft.com/office/word/2023/wordml/word16du" xmlns:w16sdtfl="http://schemas.microsoft.com/office/word/2024/wordml/sdtformatlock">
+          <mc:Fallback xmlns:w16sdtfl="http://schemas.microsoft.com/office/word/2024/wordml/sdtformatlock" xmlns:w16du="http://schemas.microsoft.com/office/word/2023/wordml/word16du" xmlns:oel="http://schemas.microsoft.com/office/2019/extlst">
             <w:pict>
               <v:rect w14:anchorId="7DFF263A" id="Rectángulo 3" o:spid="_x0000_s1026" alt="&quot;&quot;" style="position:absolute;margin-left:0;margin-top:24.85pt;width:613.85pt;height:164.25pt;z-index:-251655168;visibility:visible;mso-wrap-style:square;mso-height-percent:0;mso-wrap-distance-left:9pt;mso-wrap-distance-top:0;mso-wrap-distance-right:9pt;mso-wrap-distance-bottom:0;mso-position-horizontal:left;mso-position-horizontal-relative:page;mso-position-vertical:absolute;mso-position-vertical-relative:text;mso-height-percent:0;mso-height-relative:margin;v-text-anchor:middle" o:gfxdata="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" fillcolor="#00314d" stroked="f" strokeweight="1pt">
                 <w10:wrap anchorx="page"/>
@@ -652,7 +652,7 @@
           <w:r>
             <w:fldChar w:fldCharType="separate"/>
           </w:r>
-          <w:hyperlink w:anchor="_Toc243381194" w:history="1">
+          <w:hyperlink w:anchor="_Toc243559205" w:history="1">
             <w:r>
               <w:rPr>
                 <w:rStyle w:val="Hipervnculo"/>
@@ -679,7 +679,7 @@
                 <w:noProof/>
                 <w:webHidden/>
               </w:rPr>
-              <w:instrText xml:space="preserve"> PAGEREF _Toc243381194 \h </w:instrText>
+              <w:instrText xml:space="preserve"> PAGEREF _Toc243559205 \h </w:instrText>
             </w:r>
             <w:r>
               <w:rPr>
@@ -725,7 +725,7 @@
               <w14:ligatures w14:val="none"/>
             </w:rPr>
           </w:pPr>
-          <w:hyperlink w:anchor="_Toc243381195" w:history="1">
+          <w:hyperlink w:anchor="_Toc243559206" w:history="1">
             <w:r>
               <w:rPr>
                 <w:rStyle w:val="Hipervnculo"/>
@@ -752,7 +752,7 @@
                 <w:noProof/>
                 <w:webHidden/>
               </w:rPr>
-              <w:instrText xml:space="preserve"> PAGEREF _Toc243381195 \h </w:instrText>
+              <w:instrText xml:space="preserve"> PAGEREF _Toc243559206 \h </w:instrText>
             </w:r>
             <w:r>
               <w:rPr>
@@ -798,7 +798,7 @@
               <w14:ligatures w14:val="none"/>
             </w:rPr>
           </w:pPr>
-          <w:hyperlink w:anchor="_Toc243381196" w:history="1">
+          <w:hyperlink w:anchor="_Toc243559207" w:history="1">
             <w:r>
               <w:rPr>
                 <w:rStyle w:val="Hipervnculo"/>
@@ -825,7 +825,7 @@
                 <w:noProof/>
                 <w:webHidden/>
               </w:rPr>
-              <w:instrText xml:space="preserve"> PAGEREF _Toc243381196 \h </w:instrText>
+              <w:instrText xml:space="preserve"> PAGEREF _Toc243559207 \h </w:instrText>
             </w:r>
             <w:r>
               <w:rPr>
@@ -871,7 +871,7 @@
               <w14:ligatures w14:val="none"/>
             </w:rPr>
           </w:pPr>
-          <w:hyperlink w:anchor="_Toc243381197" w:history="1">
+          <w:hyperlink w:anchor="_Toc243559208" w:history="1">
             <w:r>
               <w:rPr>
                 <w:rStyle w:val="Hipervnculo"/>
@@ -906,7 +906,7 @@
                 <w:noProof/>
                 <w:webHidden/>
               </w:rPr>
-              <w:instrText xml:space="preserve"> PAGEREF _Toc243381197 \h </w:instrText>
+              <w:instrText xml:space="preserve"> PAGEREF _Toc243559208 \h </w:instrText>
             </w:r>
             <w:r>
               <w:rPr>
@@ -952,7 +952,7 @@
               <w14:ligatures w14:val="none"/>
             </w:rPr>
           </w:pPr>
-          <w:hyperlink w:anchor="_Toc243381198" w:history="1">
+          <w:hyperlink w:anchor="_Toc243559209" w:history="1">
             <w:r>
               <w:rPr>
                 <w:rStyle w:val="Hipervnculo"/>
@@ -979,7 +979,7 @@
                 <w:noProof/>
                 <w:webHidden/>
               </w:rPr>
-              <w:instrText xml:space="preserve"> PAGEREF _Toc243381198 \h </w:instrText>
+              <w:instrText xml:space="preserve"> PAGEREF _Toc243559209 \h </w:instrText>
             </w:r>
             <w:r>
               <w:rPr>
@@ -1025,7 +1025,7 @@
               <w14:ligatures w14:val="none"/>
             </w:rPr>
           </w:pPr>
-          <w:hyperlink w:anchor="_Toc243381199" w:history="1">
+          <w:hyperlink w:anchor="_Toc243559210" w:history="1">
             <w:r>
               <w:rPr>
                 <w:rStyle w:val="Hipervnculo"/>
@@ -1052,7 +1052,7 @@
                 <w:noProof/>
                 <w:webHidden/>
               </w:rPr>
-              <w:instrText xml:space="preserve"> PAGEREF _Toc243381199 \h </w:instrText>
+              <w:instrText xml:space="preserve"> PAGEREF _Toc243559210 \h </w:instrText>
             </w:r>
             <w:r>
               <w:rPr>
@@ -1098,7 +1098,7 @@
               <w14:ligatures w14:val="none"/>
             </w:rPr>
           </w:pPr>
-          <w:hyperlink w:anchor="_Toc243381200" w:history="1">
+          <w:hyperlink w:anchor="_Toc243559211" w:history="1">
             <w:r>
               <w:rPr>
                 <w:rStyle w:val="Hipervnculo"/>
@@ -1126,7 +1126,7 @@
                 <w:noProof/>
                 <w:webHidden/>
               </w:rPr>
-              <w:instrText xml:space="preserve"> PAGEREF _Toc243381200 \h </w:instrText>
+              <w:instrText xml:space="preserve"> PAGEREF _Toc243559211 \h </w:instrText>
             </w:r>
             <w:r>
               <w:rPr>
@@ -1172,7 +1172,7 @@
               <w14:ligatures w14:val="none"/>
             </w:rPr>
           </w:pPr>
-          <w:hyperlink w:anchor="_Toc243381201" w:history="1">
+          <w:hyperlink w:anchor="_Toc243559212" w:history="1">
             <w:r>
               <w:rPr>
                 <w:rStyle w:val="Hipervnculo"/>
@@ -1200,7 +1200,7 @@
                 <w:noProof/>
                 <w:webHidden/>
               </w:rPr>
-              <w:instrText xml:space="preserve"> PAGEREF _Toc243381201 \h </w:instrText>
+              <w:instrText xml:space="preserve"> PAGEREF _Toc243559212 \h </w:instrText>
             </w:r>
             <w:r>
               <w:rPr>
@@ -1246,7 +1246,7 @@
               <w14:ligatures w14:val="none"/>
             </w:rPr>
           </w:pPr>
-          <w:hyperlink w:anchor="_Toc243381202" w:history="1">
+          <w:hyperlink w:anchor="_Toc243559213" w:history="1">
             <w:r>
               <w:rPr>
                 <w:rStyle w:val="Hipervnculo"/>
@@ -1274,7 +1274,7 @@
                 <w:noProof/>
                 <w:webHidden/>
               </w:rPr>
-              <w:instrText xml:space="preserve"> PAGEREF _Toc243381202 \h </w:instrText>
+              <w:instrText xml:space="preserve"> PAGEREF _Toc243559213 \h </w:instrText>
             </w:r>
             <w:r>
               <w:rPr>
@@ -1320,7 +1320,7 @@
               <w14:ligatures w14:val="none"/>
             </w:rPr>
           </w:pPr>
-          <w:hyperlink w:anchor="_Toc243381203" w:history="1">
+          <w:hyperlink w:anchor="_Toc243559214" w:history="1">
             <w:r>
               <w:rPr>
                 <w:rStyle w:val="Hipervnculo"/>
@@ -1348,7 +1348,7 @@
                 <w:noProof/>
                 <w:webHidden/>
               </w:rPr>
-              <w:instrText xml:space="preserve"> PAGEREF _Toc243381203 \h </w:instrText>
+              <w:instrText xml:space="preserve"> PAGEREF _Toc243559214 \h </w:instrText>
             </w:r>
             <w:r>
               <w:rPr>
@@ -1394,7 +1394,7 @@
               <w14:ligatures w14:val="none"/>
             </w:rPr>
           </w:pPr>
-          <w:hyperlink w:anchor="_Toc243381204" w:history="1">
+          <w:hyperlink w:anchor="_Toc243559215" w:history="1">
             <w:r>
               <w:rPr>
                 <w:rStyle w:val="Hipervnculo"/>
@@ -1421,7 +1421,7 @@
                 <w:noProof/>
                 <w:webHidden/>
               </w:rPr>
-              <w:instrText xml:space="preserve"> PAGEREF _Toc243381204 \h </w:instrText>
+              <w:instrText xml:space="preserve"> PAGEREF _Toc243559215 \h </w:instrText>
             </w:r>
             <w:r>
               <w:rPr>
@@ -1467,7 +1467,7 @@
               <w14:ligatures w14:val="none"/>
             </w:rPr>
           </w:pPr>
-          <w:hyperlink w:anchor="_Toc243381205" w:history="1">
+          <w:hyperlink w:anchor="_Toc243559216" w:history="1">
             <w:r>
               <w:rPr>
                 <w:rStyle w:val="Hipervnculo"/>
@@ -1495,7 +1495,7 @@
                 <w:noProof/>
                 <w:webHidden/>
               </w:rPr>
-              <w:instrText xml:space="preserve"> PAGEREF _Toc243381205 \h </w:instrText>
+              <w:instrText xml:space="preserve"> PAGEREF _Toc243559216 \h </w:instrText>
             </w:r>
             <w:r>
               <w:rPr>
@@ -1541,7 +1541,7 @@
               <w14:ligatures w14:val="none"/>
             </w:rPr>
           </w:pPr>
-          <w:hyperlink w:anchor="_Toc243381206" w:history="1">
+          <w:hyperlink w:anchor="_Toc243559217" w:history="1">
             <w:r>
               <w:rPr>
                 <w:rStyle w:val="Hipervnculo"/>
@@ -1569,7 +1569,7 @@
                 <w:noProof/>
                 <w:webHidden/>
               </w:rPr>
-              <w:instrText xml:space="preserve"> PAGEREF _Toc243381206 \h </w:instrText>
+              <w:instrText xml:space="preserve"> PAGEREF _Toc243559217 \h </w:instrText>
             </w:r>
             <w:r>
               <w:rPr>
@@ -1615,7 +1615,7 @@
               <w14:ligatures w14:val="none"/>
             </w:rPr>
           </w:pPr>
-          <w:hyperlink w:anchor="_Toc243381207" w:history="1">
+          <w:hyperlink w:anchor="_Toc243559218" w:history="1">
             <w:r>
               <w:rPr>
                 <w:rStyle w:val="Hipervnculo"/>
@@ -1643,7 +1643,7 @@
                 <w:noProof/>
                 <w:webHidden/>
               </w:rPr>
-              <w:instrText xml:space="preserve"> PAGEREF _Toc243381207 \h </w:instrText>
+              <w:instrText xml:space="preserve"> PAGEREF _Toc243559218 \h </w:instrText>
             </w:r>
             <w:r>
               <w:rPr>
@@ -1689,7 +1689,7 @@
               <w14:ligatures w14:val="none"/>
             </w:rPr>
           </w:pPr>
-          <w:hyperlink w:anchor="_Toc243381208" w:history="1">
+          <w:hyperlink w:anchor="_Toc243559219" w:history="1">
             <w:r>
               <w:rPr>
                 <w:rStyle w:val="Hipervnculo"/>
@@ -1716,7 +1716,7 @@
                 <w:noProof/>
                 <w:webHidden/>
               </w:rPr>
-              <w:instrText xml:space="preserve"> PAGEREF _Toc243381208 \h </w:instrText>
+              <w:instrText xml:space="preserve"> PAGEREF _Toc243559219 \h </w:instrText>
             </w:r>
             <w:r>
               <w:rPr>
@@ -1762,7 +1762,7 @@
               <w14:ligatures w14:val="none"/>
             </w:rPr>
           </w:pPr>
-          <w:hyperlink w:anchor="_Toc243381209" w:history="1">
+          <w:hyperlink w:anchor="_Toc243559220" w:history="1">
             <w:r>
               <w:rPr>
                 <w:rStyle w:val="Hipervnculo"/>
@@ -1790,7 +1790,7 @@
                 <w:noProof/>
                 <w:webHidden/>
               </w:rPr>
-              <w:instrText xml:space="preserve"> PAGEREF _Toc243381209 \h </w:instrText>
+              <w:instrText xml:space="preserve"> PAGEREF _Toc243559220 \h </w:instrText>
             </w:r>
             <w:r>
               <w:rPr>
@@ -1836,7 +1836,7 @@
               <w14:ligatures w14:val="none"/>
             </w:rPr>
           </w:pPr>
-          <w:hyperlink w:anchor="_Toc243381210" w:history="1">
+          <w:hyperlink w:anchor="_Toc243559221" w:history="1">
             <w:r>
               <w:rPr>
                 <w:rStyle w:val="Hipervnculo"/>
@@ -1864,7 +1864,7 @@
                 <w:noProof/>
                 <w:webHidden/>
               </w:rPr>
-              <w:instrText xml:space="preserve"> PAGEREF _Toc243381210 \h </w:instrText>
+              <w:instrText xml:space="preserve"> PAGEREF _Toc243559221 \h </w:instrText>
             </w:r>
             <w:r>
               <w:rPr>
@@ -1910,7 +1910,7 @@
               <w14:ligatures w14:val="none"/>
             </w:rPr>
           </w:pPr>
-          <w:hyperlink w:anchor="_Toc243381211" w:history="1">
+          <w:hyperlink w:anchor="_Toc243559222" w:history="1">
             <w:r>
               <w:rPr>
                 <w:rStyle w:val="Hipervnculo"/>
@@ -1938,7 +1938,7 @@
                 <w:noProof/>
                 <w:webHidden/>
               </w:rPr>
-              <w:instrText xml:space="preserve"> PAGEREF _Toc243381211 \h </w:instrText>
+              <w:instrText xml:space="preserve"> PAGEREF _Toc243559222 \h </w:instrText>
             </w:r>
             <w:r>
               <w:rPr>
@@ -1984,7 +1984,7 @@
               <w14:ligatures w14:val="none"/>
             </w:rPr>
           </w:pPr>
-          <w:hyperlink w:anchor="_Toc243381212" w:history="1">
+          <w:hyperlink w:anchor="_Toc243559223" w:history="1">
             <w:r>
               <w:rPr>
                 <w:rStyle w:val="Hipervnculo"/>
@@ -2011,7 +2011,7 @@
                 <w:noProof/>
                 <w:webHidden/>
               </w:rPr>
-              <w:instrText xml:space="preserve"> PAGEREF _Toc243381212 \h </w:instrText>
+              <w:instrText xml:space="preserve"> PAGEREF _Toc243559223 \h </w:instrText>
             </w:r>
             <w:r>
               <w:rPr>
@@ -2057,7 +2057,7 @@
               <w14:ligatures w14:val="none"/>
             </w:rPr>
           </w:pPr>
-          <w:hyperlink w:anchor="_Toc243381213" w:history="1">
+          <w:hyperlink w:anchor="_Toc243559224" w:history="1">
             <w:r>
               <w:rPr>
                 <w:rStyle w:val="Hipervnculo"/>
@@ -2085,7 +2085,7 @@
                 <w:noProof/>
                 <w:webHidden/>
               </w:rPr>
-              <w:instrText xml:space="preserve"> PAGEREF _Toc243381213 \h </w:instrText>
+              <w:instrText xml:space="preserve"> PAGEREF _Toc243559224 \h </w:instrText>
             </w:r>
             <w:r>
               <w:rPr>
@@ -2131,7 +2131,7 @@
               <w14:ligatures w14:val="none"/>
             </w:rPr>
           </w:pPr>
-          <w:hyperlink w:anchor="_Toc243381214" w:history="1">
+          <w:hyperlink w:anchor="_Toc243559225" w:history="1">
             <w:r>
               <w:rPr>
                 <w:rStyle w:val="Hipervnculo"/>
@@ -2159,7 +2159,7 @@
                 <w:noProof/>
                 <w:webHidden/>
               </w:rPr>
-              <w:instrText xml:space="preserve"> PAGEREF _Toc243381214 \h </w:instrText>
+              <w:instrText xml:space="preserve"> PAGEREF _Toc243559225 \h </w:instrText>
             </w:r>
             <w:r>
               <w:rPr>
@@ -2205,7 +2205,7 @@
               <w14:ligatures w14:val="none"/>
             </w:rPr>
           </w:pPr>
-          <w:hyperlink w:anchor="_Toc243381215" w:history="1">
+          <w:hyperlink w:anchor="_Toc243559226" w:history="1">
             <w:r>
               <w:rPr>
                 <w:rStyle w:val="Hipervnculo"/>
@@ -2233,7 +2233,7 @@
                 <w:noProof/>
                 <w:webHidden/>
               </w:rPr>
-              <w:instrText xml:space="preserve"> PAGEREF _Toc243381215 \h </w:instrText>
+              <w:instrText xml:space="preserve"> PAGEREF _Toc243559226 \h </w:instrText>
             </w:r>
             <w:r>
               <w:rPr>
@@ -2279,7 +2279,7 @@
               <w14:ligatures w14:val="none"/>
             </w:rPr>
           </w:pPr>
-          <w:hyperlink w:anchor="_Toc243381216" w:history="1">
+          <w:hyperlink w:anchor="_Toc243559227" w:history="1">
             <w:r>
               <w:rPr>
                 <w:rStyle w:val="Hipervnculo"/>
@@ -2307,7 +2307,7 @@
                 <w:noProof/>
                 <w:webHidden/>
               </w:rPr>
-              <w:instrText xml:space="preserve"> PAGEREF _Toc243381216 \h </w:instrText>
+              <w:instrText xml:space="preserve"> PAGEREF _Toc243559227 \h </w:instrText>
             </w:r>
             <w:r>
               <w:rPr>
@@ -2353,7 +2353,7 @@
               <w14:ligatures w14:val="none"/>
             </w:rPr>
           </w:pPr>
-          <w:hyperlink w:anchor="_Toc243381217" w:history="1">
+          <w:hyperlink w:anchor="_Toc243559228" w:history="1">
             <w:r>
               <w:rPr>
                 <w:rStyle w:val="Hipervnculo"/>
@@ -2381,7 +2381,7 @@
                 <w:noProof/>
                 <w:webHidden/>
               </w:rPr>
-              <w:instrText xml:space="preserve"> PAGEREF _Toc243381217 \h </w:instrText>
+              <w:instrText xml:space="preserve"> PAGEREF _Toc243559228 \h </w:instrText>
             </w:r>
             <w:r>
               <w:rPr>
@@ -2427,7 +2427,7 @@
               <w14:ligatures w14:val="none"/>
             </w:rPr>
           </w:pPr>
-          <w:hyperlink w:anchor="_Toc243381218" w:history="1">
+          <w:hyperlink w:anchor="_Toc243559229" w:history="1">
             <w:r>
               <w:rPr>
                 <w:rStyle w:val="Hipervnculo"/>
@@ -2455,7 +2455,7 @@
                 <w:noProof/>
                 <w:webHidden/>
               </w:rPr>
-              <w:instrText xml:space="preserve"> PAGEREF _Toc243381218 \h </w:instrText>
+              <w:instrText xml:space="preserve"> PAGEREF _Toc243559229 \h </w:instrText>
             </w:r>
             <w:r>
               <w:rPr>
@@ -2501,7 +2501,7 @@
               <w14:ligatures w14:val="none"/>
             </w:rPr>
           </w:pPr>
-          <w:hyperlink w:anchor="_Toc243381219" w:history="1">
+          <w:hyperlink w:anchor="_Toc243559230" w:history="1">
             <w:r>
               <w:rPr>
                 <w:rStyle w:val="Hipervnculo"/>
@@ -2529,7 +2529,7 @@
                 <w:noProof/>
                 <w:webHidden/>
               </w:rPr>
-              <w:instrText xml:space="preserve"> PAGEREF _Toc243381219 \h </w:instrText>
+              <w:instrText xml:space="preserve"> PAGEREF _Toc243559230 \h </w:instrText>
             </w:r>
             <w:r>
               <w:rPr>
@@ -2575,7 +2575,7 @@
               <w14:ligatures w14:val="none"/>
             </w:rPr>
           </w:pPr>
-          <w:hyperlink w:anchor="_Toc243381220" w:history="1">
+          <w:hyperlink w:anchor="_Toc243559231" w:history="1">
             <w:r>
               <w:rPr>
                 <w:rStyle w:val="Hipervnculo"/>
@@ -2602,7 +2602,7 @@
                 <w:noProof/>
                 <w:webHidden/>
               </w:rPr>
-              <w:instrText xml:space="preserve"> PAGEREF _Toc243381220 \h </w:instrText>
+              <w:instrText xml:space="preserve"> PAGEREF _Toc243559231 \h </w:instrText>
             </w:r>
             <w:r>
               <w:rPr>
@@ -2648,7 +2648,7 @@
               <w14:ligatures w14:val="none"/>
             </w:rPr>
           </w:pPr>
-          <w:hyperlink w:anchor="_Toc243381221" w:history="1">
+          <w:hyperlink w:anchor="_Toc243559232" w:history="1">
             <w:r>
               <w:rPr>
                 <w:rStyle w:val="Hipervnculo"/>
@@ -2675,7 +2675,7 @@
                 <w:noProof/>
                 <w:webHidden/>
               </w:rPr>
-              <w:instrText xml:space="preserve"> PAGEREF _Toc243381221 \h </w:instrText>
+              <w:instrText xml:space="preserve"> PAGEREF _Toc243559232 \h </w:instrText>
             </w:r>
             <w:r>
               <w:rPr>
@@ -2721,7 +2721,7 @@
               <w14:ligatures w14:val="none"/>
             </w:rPr>
           </w:pPr>
-          <w:hyperlink w:anchor="_Toc243381222" w:history="1">
+          <w:hyperlink w:anchor="_Toc243559233" w:history="1">
             <w:r>
               <w:rPr>
                 <w:rStyle w:val="Hipervnculo"/>
@@ -2748,7 +2748,7 @@
                 <w:noProof/>
                 <w:webHidden/>
               </w:rPr>
-              <w:instrText xml:space="preserve"> PAGEREF _Toc243381222 \h </w:instrText>
+              <w:instrText xml:space="preserve"> PAGEREF _Toc243559233 \h </w:instrText>
             </w:r>
             <w:r>
               <w:rPr>
@@ -2794,7 +2794,7 @@
               <w14:ligatures w14:val="none"/>
             </w:rPr>
           </w:pPr>
-          <w:hyperlink w:anchor="_Toc243381223" w:history="1">
+          <w:hyperlink w:anchor="_Toc243559234" w:history="1">
             <w:r>
               <w:rPr>
                 <w:rStyle w:val="Hipervnculo"/>
@@ -2821,7 +2821,7 @@
                 <w:noProof/>
                 <w:webHidden/>
               </w:rPr>
-              <w:instrText xml:space="preserve"> PAGEREF _Toc243381223 \h </w:instrText>
+              <w:instrText xml:space="preserve"> PAGEREF _Toc243559234 \h </w:instrText>
             </w:r>
             <w:r>
               <w:rPr>
@@ -2877,7 +2877,7 @@
       <w:pPr>
         <w:pStyle w:val="Titulosgenerales"/>
       </w:pPr>
-      <w:bookmarkStart w:id="8" w:name="_Toc243381194"/>
+      <w:bookmarkStart w:id="8" w:name="_Toc243559205"/>
       <w:r>
         <w:lastRenderedPageBreak/>
         <w:t>Introducción</w:t>
@@ -2933,7 +2933,7 @@
       <w:pPr>
         <w:pStyle w:val="Ttulo1"/>
       </w:pPr>
-      <w:bookmarkStart w:id="9" w:name="_Toc243381195"/>
+      <w:bookmarkStart w:id="9" w:name="_Toc243559206"/>
       <w:r>
         <w:lastRenderedPageBreak/>
         <w:t>Salsas: generalidades, clasificación y clases</w:t>
@@ -2959,7 +2959,7 @@
       <w:pPr>
         <w:pStyle w:val="Ttulo2"/>
       </w:pPr>
-      <w:bookmarkStart w:id="10" w:name="_Toc243381196"/>
+      <w:bookmarkStart w:id="10" w:name="_Toc243559207"/>
       <w:r>
         <w:t>Definición e importancia</w:t>
       </w:r>
@@ -3084,15 +3084,32 @@
           <w:rStyle w:val="Extranjerismo"/>
           <w:lang w:val="es-CO"/>
         </w:rPr>
-        <w:t>primo piatto</w:t>
-      </w:r>
+        <w:t xml:space="preserve">primo </w:t>
+      </w:r>
+      <w:proofErr w:type="spellStart"/>
+      <w:r>
+        <w:rPr>
+          <w:rStyle w:val="Extranjerismo"/>
+          <w:lang w:val="es-CO"/>
+        </w:rPr>
+        <w:t>piatto</w:t>
+      </w:r>
+      <w:proofErr w:type="spellEnd"/>
       <w:r>
         <w:t xml:space="preserve"> (primer plato), antes del plato principal de carne o pescado. La salsa es la protagonista que define el carácter del plato. </w:t>
       </w:r>
     </w:p>
     <w:p>
       <w:r>
-        <w:t>Según Bernasconi y Teubner (2004), en el norte de Italia las salsas suelen ser más ligeras, a base de mantequilla, queso y hierbas, mientras que en el sur predominan las salsas de tomate con sabores intensos y contundentes. Esta diversidad regional refleja la riqueza de la gastronomía italiana y la importancia de las salsas como expresión de la identidad culinaria local.</w:t>
+        <w:t xml:space="preserve">Según Bernasconi y </w:t>
+      </w:r>
+      <w:proofErr w:type="spellStart"/>
+      <w:r>
+        <w:t>Teubner</w:t>
+      </w:r>
+      <w:proofErr w:type="spellEnd"/>
+      <w:r>
+        <w:t xml:space="preserve"> (2004), en el norte de Italia las salsas suelen ser más ligeras, a base de mantequilla, queso y hierbas, mientras que en el sur predominan las salsas de tomate con sabores intensos y contundentes. Esta diversidad regional refleja la riqueza de la gastronomía italiana y la importancia de las salsas como expresión de la identidad culinaria local.</w:t>
       </w:r>
     </w:p>
     <w:p>
@@ -3104,7 +3121,7 @@
           <w:lang w:val="es-419"/>
         </w:rPr>
       </w:pPr>
-      <w:bookmarkStart w:id="11" w:name="_Toc243381197"/>
+      <w:bookmarkStart w:id="11" w:name="_Toc243559208"/>
       <w:r>
         <w:t>Clasificación de las salsas</w:t>
       </w:r>
@@ -3250,23 +3267,73 @@
                 <w:lang w:val="es-CO"/>
               </w:rPr>
             </w:pPr>
+            <w:proofErr w:type="spellStart"/>
             <w:r>
               <w:rPr>
                 <w:rStyle w:val="Extranjerismo"/>
                 <w:lang w:val="es-CO"/>
               </w:rPr>
-              <w:t xml:space="preserve">Sugo di pomodoro, Marinara, </w:t>
-            </w:r>
-            <w:r>
-              <w:t>Napolitana</w:t>
-            </w:r>
+              <w:t>Sugo</w:t>
+            </w:r>
+            <w:proofErr w:type="spellEnd"/>
             <w:r>
               <w:rPr>
                 <w:rStyle w:val="Extranjerismo"/>
                 <w:lang w:val="es-CO"/>
               </w:rPr>
-              <w:t>, Arrabbiata, Amatriciana</w:t>
-            </w:r>
+              <w:t xml:space="preserve"> di </w:t>
+            </w:r>
+            <w:proofErr w:type="spellStart"/>
+            <w:r>
+              <w:rPr>
+                <w:rStyle w:val="Extranjerismo"/>
+                <w:lang w:val="es-CO"/>
+              </w:rPr>
+              <w:t>pomodoro</w:t>
+            </w:r>
+            <w:proofErr w:type="spellEnd"/>
+            <w:r>
+              <w:rPr>
+                <w:rStyle w:val="Extranjerismo"/>
+                <w:lang w:val="es-CO"/>
+              </w:rPr>
+              <w:t xml:space="preserve">, Marinara, </w:t>
+            </w:r>
+            <w:r>
+              <w:t>Napolitana</w:t>
+            </w:r>
+            <w:r>
+              <w:rPr>
+                <w:rStyle w:val="Extranjerismo"/>
+                <w:lang w:val="es-CO"/>
+              </w:rPr>
+              <w:t xml:space="preserve">, </w:t>
+            </w:r>
+            <w:proofErr w:type="spellStart"/>
+            <w:r>
+              <w:rPr>
+                <w:rStyle w:val="Extranjerismo"/>
+                <w:lang w:val="es-CO"/>
+              </w:rPr>
+              <w:t>Arrabbiata</w:t>
+            </w:r>
+            <w:proofErr w:type="spellEnd"/>
+            <w:r>
+              <w:rPr>
+                <w:rStyle w:val="Extranjerismo"/>
+                <w:lang w:val="es-CO"/>
+              </w:rPr>
+              <w:t xml:space="preserve">, </w:t>
+            </w:r>
+            <w:proofErr w:type="spellStart"/>
+            <w:r>
+              <w:rPr>
+                <w:rStyle w:val="Extranjerismo"/>
+                <w:lang w:val="es-CO"/>
+              </w:rPr>
+              <w:t>Amatriciana</w:t>
+            </w:r>
+            <w:proofErr w:type="spellEnd"/>
           </w:p>
         </w:tc>
         <w:tc>
@@ -3334,7 +3401,23 @@
                 <w:rStyle w:val="Extranjerismo"/>
                 <w:lang w:val="es-CO"/>
               </w:rPr>
-              <w:t>Carbonara, Alfredo, Quattro formaggi, Gorgonzola</w:t>
+              <w:t xml:space="preserve">Carbonara, Alfredo, Quattro </w:t>
+            </w:r>
+            <w:proofErr w:type="spellStart"/>
+            <w:r>
+              <w:rPr>
+                <w:rStyle w:val="Extranjerismo"/>
+                <w:lang w:val="es-CO"/>
+              </w:rPr>
+              <w:t>formaggi</w:t>
+            </w:r>
+            <w:proofErr w:type="spellEnd"/>
+            <w:r>
+              <w:rPr>
+                <w:rStyle w:val="Extranjerismo"/>
+                <w:lang w:val="es-CO"/>
+              </w:rPr>
+              <w:t>, Gorgonzola</w:t>
             </w:r>
           </w:p>
         </w:tc>
@@ -3424,8 +3507,81 @@
                 <w:rStyle w:val="Extranjerismo"/>
                 <w:lang w:val="es-CO"/>
               </w:rPr>
-              <w:t>Pesto alla genovese, Pesto alla trapanese, Agliata</w:t>
-            </w:r>
+              <w:t xml:space="preserve">Pesto </w:t>
+            </w:r>
+            <w:proofErr w:type="spellStart"/>
+            <w:r>
+              <w:rPr>
+                <w:rStyle w:val="Extranjerismo"/>
+                <w:lang w:val="es-CO"/>
+              </w:rPr>
+              <w:t>alla</w:t>
+            </w:r>
+            <w:proofErr w:type="spellEnd"/>
+            <w:r>
+              <w:rPr>
+                <w:rStyle w:val="Extranjerismo"/>
+                <w:lang w:val="es-CO"/>
+              </w:rPr>
+              <w:t xml:space="preserve"> </w:t>
+            </w:r>
+            <w:proofErr w:type="spellStart"/>
+            <w:r>
+              <w:rPr>
+                <w:rStyle w:val="Extranjerismo"/>
+                <w:lang w:val="es-CO"/>
+              </w:rPr>
+              <w:t>genovese</w:t>
+            </w:r>
+            <w:proofErr w:type="spellEnd"/>
+            <w:r>
+              <w:rPr>
+                <w:rStyle w:val="Extranjerismo"/>
+                <w:lang w:val="es-CO"/>
+              </w:rPr>
+              <w:t xml:space="preserve">, Pesto </w:t>
+            </w:r>
+            <w:proofErr w:type="spellStart"/>
+            <w:r>
+              <w:rPr>
+                <w:rStyle w:val="Extranjerismo"/>
+                <w:lang w:val="es-CO"/>
+              </w:rPr>
+              <w:t>alla</w:t>
+            </w:r>
+            <w:proofErr w:type="spellEnd"/>
+            <w:r>
+              <w:rPr>
+                <w:rStyle w:val="Extranjerismo"/>
+                <w:lang w:val="es-CO"/>
+              </w:rPr>
+              <w:t xml:space="preserve"> </w:t>
+            </w:r>
+            <w:proofErr w:type="spellStart"/>
+            <w:r>
+              <w:rPr>
+                <w:rStyle w:val="Extranjerismo"/>
+                <w:lang w:val="es-CO"/>
+              </w:rPr>
+              <w:t>trapanese</w:t>
+            </w:r>
+            <w:proofErr w:type="spellEnd"/>
+            <w:r>
+              <w:rPr>
+                <w:rStyle w:val="Extranjerismo"/>
+                <w:lang w:val="es-CO"/>
+              </w:rPr>
+              <w:t xml:space="preserve">, </w:t>
+            </w:r>
+            <w:proofErr w:type="spellStart"/>
+            <w:r>
+              <w:rPr>
+                <w:rStyle w:val="Extranjerismo"/>
+                <w:lang w:val="es-CO"/>
+              </w:rPr>
+              <w:t>Agliata</w:t>
+            </w:r>
+            <w:proofErr w:type="spellEnd"/>
           </w:p>
         </w:tc>
         <w:tc>
@@ -3488,13 +3644,79 @@
                 <w:lang w:val="es-CO"/>
               </w:rPr>
             </w:pPr>
+            <w:proofErr w:type="spellStart"/>
             <w:r>
               <w:rPr>
                 <w:rStyle w:val="Extranjerismo"/>
                 <w:lang w:val="es-CO"/>
               </w:rPr>
-              <w:t>Ragù alla bolognese, Ragù napoletano</w:t>
-            </w:r>
+              <w:t>Ragù</w:t>
+            </w:r>
+            <w:proofErr w:type="spellEnd"/>
+            <w:r>
+              <w:rPr>
+                <w:rStyle w:val="Extranjerismo"/>
+                <w:lang w:val="es-CO"/>
+              </w:rPr>
+              <w:t xml:space="preserve"> </w:t>
+            </w:r>
+            <w:proofErr w:type="spellStart"/>
+            <w:r>
+              <w:rPr>
+                <w:rStyle w:val="Extranjerismo"/>
+                <w:lang w:val="es-CO"/>
+              </w:rPr>
+              <w:t>alla</w:t>
+            </w:r>
+            <w:proofErr w:type="spellEnd"/>
+            <w:r>
+              <w:rPr>
+                <w:rStyle w:val="Extranjerismo"/>
+                <w:lang w:val="es-CO"/>
+              </w:rPr>
+              <w:t xml:space="preserve"> </w:t>
+            </w:r>
+            <w:proofErr w:type="spellStart"/>
+            <w:r>
+              <w:rPr>
+                <w:rStyle w:val="Extranjerismo"/>
+                <w:lang w:val="es-CO"/>
+              </w:rPr>
+              <w:t>bolognese</w:t>
+            </w:r>
+            <w:proofErr w:type="spellEnd"/>
+            <w:r>
+              <w:rPr>
+                <w:rStyle w:val="Extranjerismo"/>
+                <w:lang w:val="es-CO"/>
+              </w:rPr>
+              <w:t xml:space="preserve">, </w:t>
+            </w:r>
+            <w:proofErr w:type="spellStart"/>
+            <w:r>
+              <w:rPr>
+                <w:rStyle w:val="Extranjerismo"/>
+                <w:lang w:val="es-CO"/>
+              </w:rPr>
+              <w:t>Ragù</w:t>
+            </w:r>
+            <w:proofErr w:type="spellEnd"/>
+            <w:r>
+              <w:rPr>
+                <w:rStyle w:val="Extranjerismo"/>
+                <w:lang w:val="es-CO"/>
+              </w:rPr>
+              <w:t xml:space="preserve"> </w:t>
+            </w:r>
+            <w:proofErr w:type="spellStart"/>
+            <w:r>
+              <w:rPr>
+                <w:rStyle w:val="Extranjerismo"/>
+                <w:lang w:val="es-CO"/>
+              </w:rPr>
+              <w:t>napoletano</w:t>
+            </w:r>
+            <w:proofErr w:type="spellEnd"/>
           </w:p>
         </w:tc>
         <w:tc>
@@ -3559,22 +3781,63 @@
                 <w:lang w:val="es-CO"/>
               </w:rPr>
             </w:pPr>
+            <w:proofErr w:type="spellStart"/>
             <w:r>
               <w:rPr>
                 <w:rStyle w:val="Extranjerismo"/>
                 <w:lang w:val="es-CO"/>
               </w:rPr>
-              <w:t xml:space="preserve">Vongole (almejas), Gamberi </w:t>
-            </w:r>
-            <w:r>
-              <w:t>(camarones),</w:t>
-            </w:r>
+              <w:t>Vongole</w:t>
+            </w:r>
+            <w:proofErr w:type="spellEnd"/>
             <w:r>
               <w:rPr>
                 <w:rStyle w:val="Extranjerismo"/>
                 <w:lang w:val="es-CO"/>
               </w:rPr>
-              <w:t xml:space="preserve"> Pescatore </w:t>
+              <w:t xml:space="preserve"> (almejas), </w:t>
+            </w:r>
+            <w:proofErr w:type="spellStart"/>
+            <w:r>
+              <w:rPr>
+                <w:rStyle w:val="Extranjerismo"/>
+                <w:lang w:val="es-CO"/>
+              </w:rPr>
+              <w:t>Gamberi</w:t>
+            </w:r>
+            <w:proofErr w:type="spellEnd"/>
+            <w:r>
+              <w:rPr>
+                <w:rStyle w:val="Extranjerismo"/>
+                <w:lang w:val="es-CO"/>
+              </w:rPr>
+              <w:t xml:space="preserve"> </w:t>
+            </w:r>
+            <w:r>
+              <w:t>(camarones),</w:t>
+            </w:r>
+            <w:r>
+              <w:rPr>
+                <w:rStyle w:val="Extranjerismo"/>
+                <w:lang w:val="es-CO"/>
+              </w:rPr>
+              <w:t xml:space="preserve"> </w:t>
+            </w:r>
+            <w:proofErr w:type="spellStart"/>
+            <w:r>
+              <w:rPr>
+                <w:rStyle w:val="Extranjerismo"/>
+                <w:lang w:val="es-CO"/>
+              </w:rPr>
+              <w:t>Pescatore</w:t>
+            </w:r>
+            <w:proofErr w:type="spellEnd"/>
+            <w:r>
+              <w:rPr>
+                <w:rStyle w:val="Extranjerismo"/>
+                <w:lang w:val="es-CO"/>
+              </w:rPr>
+              <w:t xml:space="preserve"> </w:t>
             </w:r>
             <w:r>
               <w:t>(mariscos mixtos)</w:t>
@@ -3716,14 +3979,22 @@
     </w:tbl>
     <w:p>
       <w:r>
-        <w:t>Nota. Adaptado de Bernasconi y Teubner (2004); Instituto Gastronómico Cuisine Art (2020); Recetas de Rechupete (2025).</w:t>
+        <w:t xml:space="preserve">Nota. Adaptado de Bernasconi y </w:t>
+      </w:r>
+      <w:proofErr w:type="spellStart"/>
+      <w:r>
+        <w:t>Teubner</w:t>
+      </w:r>
+      <w:proofErr w:type="spellEnd"/>
+      <w:r>
+        <w:t xml:space="preserve"> (2004); Instituto Gastronómico Cuisine Art (2020); Recetas de Rechupete (2025).</w:t>
       </w:r>
     </w:p>
     <w:p>
       <w:pPr>
         <w:pStyle w:val="Ttulo2"/>
       </w:pPr>
-      <w:bookmarkStart w:id="12" w:name="_Toc243381198"/>
+      <w:bookmarkStart w:id="12" w:name="_Toc243559209"/>
       <w:r>
         <w:t>Clases de salsas</w:t>
       </w:r>
@@ -3822,6 +4093,7 @@
         </w:rPr>
         <w:t>Salsa de tomate simple (</w:t>
       </w:r>
+      <w:proofErr w:type="spellStart"/>
       <w:r>
         <w:rPr>
           <w:rStyle w:val="Extranjerismo"/>
@@ -3829,8 +4101,29 @@
           <w:bCs/>
           <w:lang w:val="es-CO"/>
         </w:rPr>
-        <w:t>sugo di pomodoro</w:t>
-      </w:r>
+        <w:t>sugo</w:t>
+      </w:r>
+      <w:proofErr w:type="spellEnd"/>
+      <w:r>
+        <w:rPr>
+          <w:rStyle w:val="Extranjerismo"/>
+          <w:b/>
+          <w:bCs/>
+          <w:lang w:val="es-CO"/>
+        </w:rPr>
+        <w:t xml:space="preserve"> di </w:t>
+      </w:r>
+      <w:proofErr w:type="spellStart"/>
+      <w:r>
+        <w:rPr>
+          <w:rStyle w:val="Extranjerismo"/>
+          <w:b/>
+          <w:bCs/>
+          <w:lang w:val="es-CO"/>
+        </w:rPr>
+        <w:t>pomodoro</w:t>
+      </w:r>
+      <w:proofErr w:type="spellEnd"/>
       <w:r>
         <w:rPr>
           <w:b/>
@@ -3901,6 +4194,7 @@
         </w:rPr>
         <w:t xml:space="preserve">Salsa </w:t>
       </w:r>
+      <w:proofErr w:type="spellStart"/>
       <w:r>
         <w:rPr>
           <w:rStyle w:val="Extranjerismo"/>
@@ -3910,6 +4204,7 @@
         </w:rPr>
         <w:t>arrabbiata</w:t>
       </w:r>
+      <w:proofErr w:type="spellEnd"/>
     </w:p>
     <w:p>
       <w:pPr>
@@ -3919,6 +4214,7 @@
       <w:r>
         <w:t xml:space="preserve">Salsa tradicional italiana caracterizada por su sabor picante, asociado al uso de guindilla o </w:t>
       </w:r>
+      <w:proofErr w:type="spellStart"/>
       <w:r>
         <w:rPr>
           <w:rStyle w:val="Extranjerismo"/>
@@ -3926,6 +4222,7 @@
         </w:rPr>
         <w:t>peperoncino</w:t>
       </w:r>
+      <w:proofErr w:type="spellEnd"/>
       <w:r>
         <w:t xml:space="preserve">. Se prepara a partir </w:t>
       </w:r>
@@ -3949,6 +4246,7 @@
       <w:r>
         <w:t xml:space="preserve"> tomate, ajo, guindilla o </w:t>
       </w:r>
+      <w:proofErr w:type="spellStart"/>
       <w:r>
         <w:rPr>
           <w:rStyle w:val="Extranjerismo"/>
@@ -3956,6 +4254,7 @@
         </w:rPr>
         <w:t>peperoncino</w:t>
       </w:r>
+      <w:proofErr w:type="spellEnd"/>
       <w:r>
         <w:t>, perejil y aceite de oliva.</w:t>
       </w:r>
@@ -3991,13 +4290,31 @@
       <w:r>
         <w:t xml:space="preserve"> especialmente </w:t>
       </w:r>
+      <w:proofErr w:type="spellStart"/>
       <w:r>
         <w:rPr>
           <w:rStyle w:val="Extranjerismo"/>
           <w:lang w:val="es-CO"/>
         </w:rPr>
-        <w:t>penne y rigatoni</w:t>
-      </w:r>
+        <w:t>penne</w:t>
+      </w:r>
+      <w:proofErr w:type="spellEnd"/>
+      <w:r>
+        <w:rPr>
+          <w:rStyle w:val="Extranjerismo"/>
+          <w:lang w:val="es-CO"/>
+        </w:rPr>
+        <w:t xml:space="preserve"> y </w:t>
+      </w:r>
+      <w:proofErr w:type="spellStart"/>
+      <w:r>
+        <w:rPr>
+          <w:rStyle w:val="Extranjerismo"/>
+          <w:lang w:val="es-CO"/>
+        </w:rPr>
+        <w:t>rigatoni</w:t>
+      </w:r>
+      <w:proofErr w:type="spellEnd"/>
       <w:r>
         <w:t>.</w:t>
       </w:r>
@@ -4038,6 +4355,7 @@
       <w:r>
         <w:t xml:space="preserve">Preparación originaria de Amatrice, Italia, reconocida por combinar tomate con </w:t>
       </w:r>
+      <w:proofErr w:type="spellStart"/>
       <w:r>
         <w:rPr>
           <w:rStyle w:val="Extranjerismo"/>
@@ -4045,6 +4363,7 @@
         </w:rPr>
         <w:t>guanciale</w:t>
       </w:r>
+      <w:proofErr w:type="spellEnd"/>
       <w:r>
         <w:t xml:space="preserve">, producto elaborado a partir de papada de cerdo curada. El queso </w:t>
       </w:r>
@@ -4074,6 +4393,7 @@
       <w:r>
         <w:t xml:space="preserve"> </w:t>
       </w:r>
+      <w:proofErr w:type="spellStart"/>
       <w:r>
         <w:rPr>
           <w:rStyle w:val="Extranjerismo"/>
@@ -4081,6 +4401,7 @@
         </w:rPr>
         <w:t>guanciale</w:t>
       </w:r>
+      <w:proofErr w:type="spellEnd"/>
       <w:r>
         <w:t xml:space="preserve"> —o panceta como alternativa—, tomate, guindilla, queso </w:t>
       </w:r>
@@ -4126,6 +4447,7 @@
       <w:r>
         <w:t xml:space="preserve"> tradicionalmente acompaña </w:t>
       </w:r>
+      <w:proofErr w:type="spellStart"/>
       <w:r>
         <w:rPr>
           <w:rStyle w:val="Extranjerismo"/>
@@ -4133,6 +4455,7 @@
         </w:rPr>
         <w:t>bucatini</w:t>
       </w:r>
+      <w:proofErr w:type="spellEnd"/>
       <w:r>
         <w:t xml:space="preserve"> y </w:t>
       </w:r>
@@ -4230,6 +4553,7 @@
       <w:r>
         <w:t xml:space="preserve"> y </w:t>
       </w:r>
+      <w:proofErr w:type="spellStart"/>
       <w:r>
         <w:rPr>
           <w:rStyle w:val="Extranjerismo"/>
@@ -4237,6 +4561,7 @@
         </w:rPr>
         <w:t>linguine</w:t>
       </w:r>
+      <w:proofErr w:type="spellEnd"/>
       <w:r>
         <w:t>, y preparaciones a base de tomate.</w:t>
       </w:r>
@@ -4273,20 +4598,40 @@
           <w:rStyle w:val="Extranjerismo"/>
           <w:lang w:val="es-CO"/>
         </w:rPr>
-        <w:t>, pecorino, mozzarella, gorgonzola, ricotta</w:t>
-      </w:r>
-      <w:r>
-        <w:t xml:space="preserve"> y </w:t>
-      </w:r>
+        <w:t xml:space="preserve">, pecorino, mozzarella, gorgonzola, </w:t>
+      </w:r>
+      <w:proofErr w:type="spellStart"/>
       <w:r>
         <w:rPr>
           <w:rStyle w:val="Extranjerismo"/>
           <w:lang w:val="es-CO"/>
         </w:rPr>
+        <w:t>ricotta</w:t>
+      </w:r>
+      <w:proofErr w:type="spellEnd"/>
+      <w:r>
+        <w:t xml:space="preserve"> y </w:t>
+      </w:r>
+      <w:proofErr w:type="spellStart"/>
+      <w:r>
+        <w:rPr>
+          <w:rStyle w:val="Extranjerismo"/>
+          <w:lang w:val="es-CO"/>
+        </w:rPr>
         <w:t>provolone</w:t>
       </w:r>
-      <w:r>
-        <w:t xml:space="preserve"> se emplean en diferentes preparaciones y aportan sabor, textura y cremosidad a las salsas para pasta. Entre las preparaciones más representativas en las que el queso desempeña un papel fundamental se encuentran la carbonara, la Alfredo y la salsa cuatro quesos.</w:t>
+      <w:proofErr w:type="spellEnd"/>
+      <w:r>
+        <w:t xml:space="preserve"> se emplean en diferentes preparaciones y aportan sabor, textura y cremosidad a las salsas para pasta. Entre las preparaciones más representativas en las que el queso desempeña un papel fundamental se encuentran la </w:t>
+      </w:r>
+      <w:r>
+        <w:rPr>
+          <w:rStyle w:val="Extranjerismo"/>
+        </w:rPr>
+        <w:t>carbonara</w:t>
+      </w:r>
+      <w:r>
+        <w:t>, la Alfredo y la salsa cuatro quesos.</w:t>
       </w:r>
     </w:p>
     <w:p>
@@ -4330,7 +4675,22 @@
           <w:b/>
           <w:bCs/>
         </w:rPr>
-        <w:t>Salsa carbonara:</w:t>
+        <w:t xml:space="preserve">Salsa </w:t>
+      </w:r>
+      <w:r>
+        <w:rPr>
+          <w:rStyle w:val="Extranjerismo"/>
+          <w:b/>
+          <w:bCs/>
+        </w:rPr>
+        <w:t>carbonara</w:t>
+      </w:r>
+      <w:r>
+        <w:rPr>
+          <w:b/>
+          <w:bCs/>
+        </w:rPr>
+        <w:t>:</w:t>
       </w:r>
       <w:r>
         <w:t xml:space="preserve"> es una preparación tradicional italiana cuya receta se caracteriza por no incorporar nata ni crema de leche. Se elabora principalmente con huevo, queso </w:t>
@@ -4345,6 +4705,7 @@
       <w:r>
         <w:t xml:space="preserve"> —o parmesano en algunas versiones—, </w:t>
       </w:r>
+      <w:proofErr w:type="spellStart"/>
       <w:r>
         <w:rPr>
           <w:rStyle w:val="Extranjerismo"/>
@@ -4352,6 +4713,7 @@
         </w:rPr>
         <w:t>guanciale</w:t>
       </w:r>
+      <w:proofErr w:type="spellEnd"/>
       <w:r>
         <w:t xml:space="preserve"> y pimienta negra. Para obtener su característica textura cremosa, la mezcla de huevo y queso se integra con la pasta caliente fuera del fuego, </w:t>
       </w:r>
@@ -4387,6 +4749,7 @@
       <w:r>
         <w:t xml:space="preserve"> originaria de Roma, en su versión tradicional se prepara con mantequilla y queso parmesano, que se integran con la pasta y parte del agua de cocción hasta obtener una textura cremosa. Algunas adaptaciones contemporáneas incorporan crema de leche para aumentar su cremosidad. Se emplea principalmente con </w:t>
       </w:r>
+      <w:proofErr w:type="spellStart"/>
       <w:r>
         <w:rPr>
           <w:rStyle w:val="Extranjerismo"/>
@@ -4394,6 +4757,7 @@
         </w:rPr>
         <w:t>fettuccine</w:t>
       </w:r>
+      <w:proofErr w:type="spellEnd"/>
       <w:r>
         <w:t xml:space="preserve">, preparación conocida como </w:t>
       </w:r>
@@ -4422,6 +4786,7 @@
         </w:rPr>
         <w:t>Salsa cuatro quesos (</w:t>
       </w:r>
+      <w:proofErr w:type="spellStart"/>
       <w:r>
         <w:rPr>
           <w:rStyle w:val="Extranjerismo"/>
@@ -4429,8 +4794,29 @@
           <w:bCs/>
           <w:lang w:val="es-CO"/>
         </w:rPr>
-        <w:t>quattro formaggi</w:t>
-      </w:r>
+        <w:t>quattro</w:t>
+      </w:r>
+      <w:proofErr w:type="spellEnd"/>
+      <w:r>
+        <w:rPr>
+          <w:rStyle w:val="Extranjerismo"/>
+          <w:b/>
+          <w:bCs/>
+          <w:lang w:val="es-CO"/>
+        </w:rPr>
+        <w:t xml:space="preserve"> </w:t>
+      </w:r>
+      <w:proofErr w:type="spellStart"/>
+      <w:r>
+        <w:rPr>
+          <w:rStyle w:val="Extranjerismo"/>
+          <w:b/>
+          <w:bCs/>
+          <w:lang w:val="es-CO"/>
+        </w:rPr>
+        <w:t>formaggi</w:t>
+      </w:r>
+      <w:proofErr w:type="spellEnd"/>
       <w:r>
         <w:rPr>
           <w:b/>
@@ -4451,6 +4837,7 @@
       <w:r>
         <w:t xml:space="preserve">, gorgonzola, parmesano y un queso de sabor más suave, como </w:t>
       </w:r>
+      <w:proofErr w:type="spellStart"/>
       <w:r>
         <w:rPr>
           <w:rStyle w:val="Extranjerismo"/>
@@ -4458,9 +4845,11 @@
         </w:rPr>
         <w:t>fontina</w:t>
       </w:r>
+      <w:proofErr w:type="spellEnd"/>
       <w:r>
         <w:t xml:space="preserve"> o </w:t>
       </w:r>
+      <w:proofErr w:type="spellStart"/>
       <w:r>
         <w:rPr>
           <w:rStyle w:val="Extranjerismo"/>
@@ -4468,9 +4857,11 @@
         </w:rPr>
         <w:t>ricotta</w:t>
       </w:r>
+      <w:proofErr w:type="spellEnd"/>
       <w:r>
         <w:t xml:space="preserve">. La combinación debe procurar un equilibrio entre sabor, aroma y textura. Esta salsa puede acompañar pastas cortas, como </w:t>
       </w:r>
+      <w:proofErr w:type="spellStart"/>
       <w:r>
         <w:rPr>
           <w:rStyle w:val="Extranjerismo"/>
@@ -4478,9 +4869,11 @@
         </w:rPr>
         <w:t>penne</w:t>
       </w:r>
+      <w:proofErr w:type="spellEnd"/>
       <w:r>
         <w:t xml:space="preserve"> y </w:t>
       </w:r>
+      <w:proofErr w:type="spellStart"/>
       <w:r>
         <w:rPr>
           <w:rStyle w:val="Extranjerismo"/>
@@ -4488,6 +4881,7 @@
         </w:rPr>
         <w:t>rigatoni</w:t>
       </w:r>
+      <w:proofErr w:type="spellEnd"/>
       <w:r>
         <w:t>, así como ñoquis.</w:t>
       </w:r>
@@ -4679,7 +5073,13 @@
               <w:spacing w:line="360" w:lineRule="auto"/>
             </w:pPr>
             <w:r>
-              <w:t>Espolvorear sobre pastas, salsas Alfredo, pesto</w:t>
+              <w:t xml:space="preserve">Espolvorear sobre pastas, salsas Alfredo, </w:t>
+            </w:r>
+            <w:r>
+              <w:rPr>
+                <w:rStyle w:val="Extranjerismo"/>
+              </w:rPr>
+              <w:t>pesto</w:t>
             </w:r>
           </w:p>
         </w:tc>
@@ -4766,7 +5166,13 @@
               <w:t>Carbonara, Amatriciana,</w:t>
             </w:r>
             <w:r>
-              <w:t xml:space="preserve"> pesto</w:t>
+              <w:t xml:space="preserve"> </w:t>
+            </w:r>
+            <w:r>
+              <w:rPr>
+                <w:rStyle w:val="Extranjerismo"/>
+              </w:rPr>
+              <w:t>pesto</w:t>
             </w:r>
           </w:p>
         </w:tc>
@@ -4808,12 +5214,14 @@
             <w:r>
               <w:t xml:space="preserve">Pasta </w:t>
             </w:r>
+            <w:proofErr w:type="spellStart"/>
             <w:r>
               <w:rPr>
                 <w:rStyle w:val="Extranjerismo"/>
               </w:rPr>
               <w:t>filata</w:t>
             </w:r>
+            <w:proofErr w:type="spellEnd"/>
             <w:r>
               <w:t>, fresco</w:t>
             </w:r>
@@ -4863,8 +5271,16 @@
               <w:rPr>
                 <w:rStyle w:val="Extranjerismo"/>
               </w:rPr>
-              <w:t>quattro formaggi</w:t>
-            </w:r>
+              <w:t xml:space="preserve">quattro </w:t>
+            </w:r>
+            <w:proofErr w:type="spellStart"/>
+            <w:r>
+              <w:rPr>
+                <w:rStyle w:val="Extranjerismo"/>
+              </w:rPr>
+              <w:t>formaggi</w:t>
+            </w:r>
+            <w:proofErr w:type="spellEnd"/>
           </w:p>
         </w:tc>
       </w:tr>
@@ -4946,14 +5362,34 @@
             <w:r>
               <w:t xml:space="preserve">Salsas cremosas, </w:t>
             </w:r>
+            <w:proofErr w:type="spellStart"/>
             <w:r>
               <w:rPr>
                 <w:rStyle w:val="Extranjerismo"/>
                 <w:spacing w:val="0"/>
                 <w:lang w:val="es-419"/>
               </w:rPr>
-              <w:t>quattro formaggi</w:t>
-            </w:r>
+              <w:t>quattro</w:t>
+            </w:r>
+            <w:proofErr w:type="spellEnd"/>
+            <w:r>
+              <w:rPr>
+                <w:rStyle w:val="Extranjerismo"/>
+                <w:spacing w:val="0"/>
+                <w:lang w:val="es-419"/>
+              </w:rPr>
+              <w:t xml:space="preserve"> </w:t>
+            </w:r>
+            <w:proofErr w:type="spellStart"/>
+            <w:r>
+              <w:rPr>
+                <w:rStyle w:val="Extranjerismo"/>
+                <w:spacing w:val="0"/>
+                <w:lang w:val="es-419"/>
+              </w:rPr>
+              <w:t>formaggi</w:t>
+            </w:r>
+            <w:proofErr w:type="spellEnd"/>
           </w:p>
         </w:tc>
       </w:tr>
@@ -5140,8 +5576,26 @@
         <w:ind w:left="360"/>
       </w:pPr>
       <w:r>
-        <w:t>Nota. Adaptado de Bernasconi y Teubner (2004).</w:t>
-      </w:r>
+        <w:t xml:space="preserve">Nota. Adaptado de Bernasconi y </w:t>
+      </w:r>
+      <w:proofErr w:type="spellStart"/>
+      <w:r>
+        <w:t>Teubner</w:t>
+      </w:r>
+      <w:proofErr w:type="spellEnd"/>
+      <w:r>
+        <w:t xml:space="preserve"> (2004).</w:t>
+      </w:r>
+    </w:p>
+    <w:p>
+      <w:pPr>
+        <w:ind w:left="360"/>
+      </w:pPr>
+    </w:p>
+    <w:p>
+      <w:pPr>
+        <w:ind w:left="360"/>
+      </w:pPr>
     </w:p>
     <w:p>
       <w:pPr>
@@ -5157,10 +5611,12 @@
           <w:b/>
           <w:bCs/>
         </w:rPr>
+        <w:lastRenderedPageBreak/>
         <w:t>Salsas a base de aceite y hierbas (</w:t>
       </w:r>
       <w:r>
         <w:rPr>
+          <w:rStyle w:val="Extranjerismo"/>
           <w:b/>
           <w:bCs/>
         </w:rPr>
@@ -5182,11 +5638,24 @@
         <w:t xml:space="preserve">El </w:t>
       </w:r>
       <w:r>
+        <w:rPr>
+          <w:rStyle w:val="Extranjerismo"/>
+        </w:rPr>
         <w:t>pesto</w:t>
       </w:r>
       <w:r>
-        <w:t xml:space="preserve"> es una de las salsas más emblemáticas de la cocina italiana, originaria de La Liguria. La palabra pesto viene del genovés </w:t>
-      </w:r>
+        <w:t xml:space="preserve"> es una de las salsas más emblemáticas de la cocina italiana, originaria de La Liguria. La palabra </w:t>
+      </w:r>
+      <w:r>
+        <w:rPr>
+          <w:rStyle w:val="Extranjerismo"/>
+        </w:rPr>
+        <w:t>pesto</w:t>
+      </w:r>
+      <w:r>
+        <w:t xml:space="preserve"> viene del genovés </w:t>
+      </w:r>
+      <w:proofErr w:type="spellStart"/>
       <w:r>
         <w:rPr>
           <w:rStyle w:val="Extranjerismo"/>
@@ -5194,12 +5663,9 @@
         </w:rPr>
         <w:t>pestare</w:t>
       </w:r>
-      <w:r>
-        <w:t xml:space="preserve">, que significa machacar o </w:t>
-      </w:r>
-      <w:r>
-        <w:lastRenderedPageBreak/>
-        <w:t>moler en un mortero, que es la forma en que tradicionalmente se prepara esta salsa (instituto gastronómico cuisine art, 2020).</w:t>
+      <w:proofErr w:type="spellEnd"/>
+      <w:r>
+        <w:t>, que significa machacar o moler en un mortero, que es la forma en que tradicionalmente se prepara esta salsa (instituto gastronómico cuisine art, 2020).</w:t>
       </w:r>
     </w:p>
     <w:p>
@@ -5220,7 +5686,15 @@
           <w:b/>
           <w:bCs/>
         </w:rPr>
-        <w:t>Tipos de pesto</w:t>
+        <w:t xml:space="preserve">Tipos de </w:t>
+      </w:r>
+      <w:r>
+        <w:rPr>
+          <w:rStyle w:val="Extranjerismo"/>
+          <w:b/>
+          <w:bCs/>
+        </w:rPr>
+        <w:t>pesto</w:t>
       </w:r>
     </w:p>
     <w:p>
@@ -5233,26 +5707,67 @@
       </w:pPr>
       <w:r>
         <w:rPr>
-          <w:b/>
-          <w:bCs/>
-        </w:rPr>
-        <w:t xml:space="preserve">Pesto </w:t>
-      </w:r>
-      <w:r>
-        <w:rPr>
           <w:rStyle w:val="Extranjerismo"/>
           <w:b/>
           <w:bCs/>
+        </w:rPr>
+        <w:t>Pesto</w:t>
+      </w:r>
+      <w:r>
+        <w:rPr>
+          <w:b/>
+          <w:bCs/>
+        </w:rPr>
+        <w:t xml:space="preserve"> </w:t>
+      </w:r>
+      <w:proofErr w:type="spellStart"/>
+      <w:r>
+        <w:rPr>
+          <w:rStyle w:val="Extranjerismo"/>
+          <w:b/>
+          <w:bCs/>
           <w:lang w:val="es-CO"/>
         </w:rPr>
         <w:t>alla</w:t>
       </w:r>
+      <w:proofErr w:type="spellEnd"/>
       <w:r>
         <w:rPr>
           <w:b/>
           <w:bCs/>
         </w:rPr>
-        <w:t xml:space="preserve"> genovese (pesto verde):</w:t>
+        <w:t xml:space="preserve"> </w:t>
+      </w:r>
+      <w:proofErr w:type="spellStart"/>
+      <w:r>
+        <w:rPr>
+          <w:b/>
+          <w:bCs/>
+        </w:rPr>
+        <w:t>genovese</w:t>
+      </w:r>
+      <w:proofErr w:type="spellEnd"/>
+      <w:r>
+        <w:rPr>
+          <w:b/>
+          <w:bCs/>
+        </w:rPr>
+        <w:t xml:space="preserve"> (</w:t>
+      </w:r>
+      <w:r>
+        <w:rPr>
+          <w:rStyle w:val="Extranjerismo"/>
+          <w:b/>
+          <w:bCs/>
+        </w:rPr>
+        <w:t>pesto</w:t>
+      </w:r>
+      <w:r>
+        <w:rPr>
+          <w:b/>
+          <w:bCs/>
+        </w:rPr>
+        <w:t xml:space="preserve"> verde):</w:t>
       </w:r>
       <w:r>
         <w:t xml:space="preserve"> sus ingredientes principales son albahaca fresca (hojas tiernas), piñones, ajo, queso parmesano y/o </w:t>
@@ -5289,23 +5804,67 @@
           <w:bCs/>
           <w:lang w:val="es-CO"/>
         </w:rPr>
-        <w:t>Pesto rosso</w:t>
-      </w:r>
-      <w:r>
-        <w:rPr>
+        <w:t xml:space="preserve">Pesto </w:t>
+      </w:r>
+      <w:proofErr w:type="spellStart"/>
+      <w:r>
+        <w:rPr>
+          <w:rStyle w:val="Extranjerismo"/>
           <w:b/>
           <w:bCs/>
-        </w:rPr>
-        <w:t xml:space="preserve"> (pesto rojo o siciliano):</w:t>
-      </w:r>
-      <w:r>
-        <w:t xml:space="preserve"> variante del pesto que se elabora con tomates secos. </w:t>
+          <w:lang w:val="es-CO"/>
+        </w:rPr>
+        <w:t>rosso</w:t>
+      </w:r>
+      <w:proofErr w:type="spellEnd"/>
+      <w:r>
+        <w:rPr>
+          <w:b/>
+          <w:bCs/>
+        </w:rPr>
+        <w:t xml:space="preserve"> (</w:t>
+      </w:r>
+      <w:r>
+        <w:rPr>
+          <w:rStyle w:val="Extranjerismo"/>
+          <w:b/>
+          <w:bCs/>
+        </w:rPr>
+        <w:t>pesto</w:t>
+      </w:r>
+      <w:r>
+        <w:rPr>
+          <w:b/>
+          <w:bCs/>
+        </w:rPr>
+        <w:t xml:space="preserve"> rojo o siciliano):</w:t>
+      </w:r>
+      <w:r>
+        <w:t xml:space="preserve"> variante del </w:t>
+      </w:r>
+      <w:r>
+        <w:rPr>
+          <w:rStyle w:val="Extranjerismo"/>
+        </w:rPr>
+        <w:t>pesto</w:t>
+      </w:r>
+      <w:r>
+        <w:t xml:space="preserve"> que se elabora con tomates secos. </w:t>
       </w:r>
       <w:r>
         <w:t>E</w:t>
       </w:r>
       <w:r>
-        <w:t xml:space="preserve">ste pesto tiene como ingrediente principal el tomate seco, aunque también puede incluir pimientos asados, queso </w:t>
+        <w:t xml:space="preserve">ste </w:t>
+      </w:r>
+      <w:r>
+        <w:rPr>
+          <w:rStyle w:val="Extranjerismo"/>
+        </w:rPr>
+        <w:t>pesto</w:t>
+      </w:r>
+      <w:r>
+        <w:t xml:space="preserve"> tiene como ingrediente principal el tomate seco, aunque también puede incluir pimientos asados, queso </w:t>
       </w:r>
       <w:r>
         <w:rPr>
@@ -5328,39 +5887,78 @@
       </w:pPr>
       <w:r>
         <w:rPr>
-          <w:b/>
-          <w:bCs/>
-        </w:rPr>
-        <w:t xml:space="preserve">Pesto </w:t>
-      </w:r>
-      <w:r>
-        <w:rPr>
           <w:rStyle w:val="Extranjerismo"/>
           <w:b/>
           <w:bCs/>
+        </w:rPr>
+        <w:t>Pesto</w:t>
+      </w:r>
+      <w:r>
+        <w:rPr>
+          <w:b/>
+          <w:bCs/>
+        </w:rPr>
+        <w:t xml:space="preserve"> </w:t>
+      </w:r>
+      <w:proofErr w:type="spellStart"/>
+      <w:r>
+        <w:rPr>
+          <w:rStyle w:val="Extranjerismo"/>
+          <w:b/>
+          <w:bCs/>
           <w:lang w:val="es-CO"/>
         </w:rPr>
-        <w:t>alla trapanese</w:t>
-      </w:r>
-      <w:r>
-        <w:rPr>
+        <w:t>alla</w:t>
+      </w:r>
+      <w:proofErr w:type="spellEnd"/>
+      <w:r>
+        <w:rPr>
+          <w:rStyle w:val="Extranjerismo"/>
           <w:b/>
           <w:bCs/>
+          <w:lang w:val="es-CO"/>
+        </w:rPr>
+        <w:t xml:space="preserve"> </w:t>
+      </w:r>
+      <w:proofErr w:type="spellStart"/>
+      <w:r>
+        <w:rPr>
+          <w:rStyle w:val="Extranjerismo"/>
+          <w:b/>
+          <w:bCs/>
+          <w:lang w:val="es-CO"/>
+        </w:rPr>
+        <w:t>trapanese</w:t>
+      </w:r>
+      <w:proofErr w:type="spellEnd"/>
+      <w:r>
+        <w:rPr>
+          <w:b/>
+          <w:bCs/>
         </w:rPr>
         <w:t>:</w:t>
       </w:r>
       <w:r>
-        <w:t xml:space="preserve"> originario de Trapani, Sicilia. Se trata de una salsa cruda cuyos ingredientes principales son albahaca, tomate y almendra. </w:t>
+        <w:t xml:space="preserve"> originario de Trapani, Sicilia. Se trata de una salsa cruda cuyos ingredientes principales son albahaca, </w:t>
+      </w:r>
+      <w:r>
+        <w:lastRenderedPageBreak/>
+        <w:t xml:space="preserve">tomate y almendra. </w:t>
       </w:r>
       <w:r>
         <w:t>S</w:t>
       </w:r>
       <w:r>
-        <w:t xml:space="preserve">e supone que los barcos genoveses que se detenían en el Puerto de Trapani dejaron la tradición del pesto </w:t>
-      </w:r>
-      <w:r>
-        <w:lastRenderedPageBreak/>
-        <w:t>ligur, que los marineros de Trapani elaboraron con los productos de su tierra: tomates y almendras.</w:t>
+        <w:t xml:space="preserve">e supone que los barcos genoveses que se detenían en el Puerto de Trapani dejaron la tradición del </w:t>
+      </w:r>
+      <w:r>
+        <w:rPr>
+          <w:rStyle w:val="Extranjerismo"/>
+        </w:rPr>
+        <w:t>pesto</w:t>
+      </w:r>
+      <w:r>
+        <w:t xml:space="preserve"> ligur, que los marineros de Trapani elaboraron con los productos de su tierra: tomates y almendras.</w:t>
       </w:r>
     </w:p>
     <w:p>
@@ -5371,6 +5969,7 @@
           <w:numId w:val="8"/>
         </w:numPr>
       </w:pPr>
+      <w:proofErr w:type="spellStart"/>
       <w:r>
         <w:rPr>
           <w:rStyle w:val="Extranjerismo"/>
@@ -5378,7 +5977,17 @@
           <w:bCs/>
           <w:lang w:val="es-CO"/>
         </w:rPr>
-        <w:t>Agliata:</w:t>
+        <w:t>Agliata</w:t>
+      </w:r>
+      <w:proofErr w:type="spellEnd"/>
+      <w:r>
+        <w:rPr>
+          <w:rStyle w:val="Extranjerismo"/>
+          <w:b/>
+          <w:bCs/>
+          <w:lang w:val="es-CO"/>
+        </w:rPr>
+        <w:t>:</w:t>
       </w:r>
       <w:r>
         <w:t xml:space="preserve"> salsa típica de la ciudad de Bosa, en Cerdeña. Se prepara con ajo triturado que se sofríe en aceite de oliva con tomate seco, condimentando con abundante vinagre de vino. </w:t>
@@ -5440,6 +6049,7 @@
       <w:r>
         <w:t xml:space="preserve"> es una salsa de carne de cocción lenta, típica de la cocina italiana. La palabra ragú es una deformación del francés "</w:t>
       </w:r>
+      <w:proofErr w:type="spellStart"/>
       <w:r>
         <w:rPr>
           <w:rStyle w:val="Extranjerismo"/>
@@ -5447,6 +6057,7 @@
         </w:rPr>
         <w:t>ragoût</w:t>
       </w:r>
+      <w:proofErr w:type="spellEnd"/>
       <w:r>
         <w:t>". Se caracteriza por su larga cocción a fuego lento, que permite que los sabores se concentren y la carne se vuelva tierna y jugosa.</w:t>
       </w:r>
@@ -5514,6 +6125,7 @@
           <w:lang w:val="es-CO"/>
         </w:rPr>
       </w:pPr>
+      <w:proofErr w:type="spellStart"/>
       <w:r>
         <w:rPr>
           <w:rStyle w:val="Extranjerismo"/>
@@ -5521,8 +6133,49 @@
           <w:bCs/>
           <w:lang w:val="es-CO"/>
         </w:rPr>
-        <w:t>Ragù alla bolognese</w:t>
-      </w:r>
+        <w:t>Ragù</w:t>
+      </w:r>
+      <w:proofErr w:type="spellEnd"/>
+      <w:r>
+        <w:rPr>
+          <w:rStyle w:val="Extranjerismo"/>
+          <w:b/>
+          <w:bCs/>
+          <w:lang w:val="es-CO"/>
+        </w:rPr>
+        <w:t xml:space="preserve"> </w:t>
+      </w:r>
+      <w:proofErr w:type="spellStart"/>
+      <w:r>
+        <w:rPr>
+          <w:rStyle w:val="Extranjerismo"/>
+          <w:b/>
+          <w:bCs/>
+          <w:lang w:val="es-CO"/>
+        </w:rPr>
+        <w:t>alla</w:t>
+      </w:r>
+      <w:proofErr w:type="spellEnd"/>
+      <w:r>
+        <w:rPr>
+          <w:rStyle w:val="Extranjerismo"/>
+          <w:b/>
+          <w:bCs/>
+          <w:lang w:val="es-CO"/>
+        </w:rPr>
+        <w:t xml:space="preserve"> </w:t>
+      </w:r>
+      <w:proofErr w:type="spellStart"/>
+      <w:r>
+        <w:rPr>
+          <w:rStyle w:val="Extranjerismo"/>
+          <w:b/>
+          <w:bCs/>
+          <w:lang w:val="es-CO"/>
+        </w:rPr>
+        <w:t>bolognese</w:t>
+      </w:r>
+      <w:proofErr w:type="spellEnd"/>
     </w:p>
     <w:p>
       <w:pPr>
@@ -5539,6 +6192,11 @@
         <w:ind w:left="2509" w:firstLine="0"/>
       </w:pPr>
       <w:r>
+        <w:rPr>
+          <w:b/>
+          <w:bCs/>
+        </w:rPr>
+        <w:lastRenderedPageBreak/>
         <w:t>Características principales:</w:t>
       </w:r>
       <w:r>
@@ -5575,7 +6233,6 @@
           <w:b/>
           <w:bCs/>
         </w:rPr>
-        <w:lastRenderedPageBreak/>
         <w:t>Textura:</w:t>
       </w:r>
       <w:r>
@@ -5622,6 +6279,7 @@
           <w:lang w:val="es-CO"/>
         </w:rPr>
       </w:pPr>
+      <w:proofErr w:type="spellStart"/>
       <w:r>
         <w:rPr>
           <w:rStyle w:val="Extranjerismo"/>
@@ -5629,8 +6287,29 @@
           <w:bCs/>
           <w:lang w:val="es-CO"/>
         </w:rPr>
-        <w:t>Ragù napoletano</w:t>
-      </w:r>
+        <w:t>Ragù</w:t>
+      </w:r>
+      <w:proofErr w:type="spellEnd"/>
+      <w:r>
+        <w:rPr>
+          <w:rStyle w:val="Extranjerismo"/>
+          <w:b/>
+          <w:bCs/>
+          <w:lang w:val="es-CO"/>
+        </w:rPr>
+        <w:t xml:space="preserve"> </w:t>
+      </w:r>
+      <w:proofErr w:type="spellStart"/>
+      <w:r>
+        <w:rPr>
+          <w:rStyle w:val="Extranjerismo"/>
+          <w:b/>
+          <w:bCs/>
+          <w:lang w:val="es-CO"/>
+        </w:rPr>
+        <w:t>napoletano</w:t>
+      </w:r>
+      <w:proofErr w:type="spellEnd"/>
     </w:p>
     <w:p>
       <w:pPr>
@@ -5707,13 +6386,31 @@
       <w:r>
         <w:t xml:space="preserve"> </w:t>
       </w:r>
+      <w:proofErr w:type="spellStart"/>
       <w:r>
         <w:rPr>
           <w:rStyle w:val="Extranjerismo"/>
           <w:lang w:val="es-CO"/>
         </w:rPr>
-        <w:t>ziti, rigatoni</w:t>
-      </w:r>
+        <w:t>ziti</w:t>
+      </w:r>
+      <w:proofErr w:type="spellEnd"/>
+      <w:r>
+        <w:rPr>
+          <w:rStyle w:val="Extranjerismo"/>
+          <w:lang w:val="es-CO"/>
+        </w:rPr>
+        <w:t xml:space="preserve">, </w:t>
+      </w:r>
+      <w:proofErr w:type="spellStart"/>
+      <w:r>
+        <w:rPr>
+          <w:rStyle w:val="Extranjerismo"/>
+          <w:lang w:val="es-CO"/>
+        </w:rPr>
+        <w:t>rigatoni</w:t>
+      </w:r>
+      <w:proofErr w:type="spellEnd"/>
       <w:r>
         <w:t xml:space="preserve"> y pastas al horno.</w:t>
       </w:r>
@@ -5740,7 +6437,11 @@
         <w:ind w:left="360"/>
       </w:pPr>
       <w:r>
-        <w:t>La tradición gastronómica de las regiones costeras de Italia incorpora una amplia variedad de preparaciones con pescados y mariscos. En las salsas para pasta, estos ingredientes suelen combinarse con aceite de oliva, ajo, vino blanco, perejil y, en algunas preparaciones, tomate. El resultado son salsas de sabor definido y textura generalmente ligera, adecuadas para acompañar principalmente pastas largas.</w:t>
+        <w:t xml:space="preserve">La tradición gastronómica de las regiones costeras de Italia incorpora una amplia variedad de preparaciones con pescados y mariscos. En las salsas para pasta, estos ingredientes suelen combinarse con aceite de oliva, ajo, vino blanco, perejil y, en algunas preparaciones, tomate. El resultado son salsas de sabor definido y </w:t>
+      </w:r>
+      <w:r>
+        <w:lastRenderedPageBreak/>
+        <w:t>textura generalmente ligera, adecuadas para acompañar principalmente pastas largas.</w:t>
       </w:r>
     </w:p>
     <w:p>
@@ -5763,6 +6464,7 @@
         </w:rPr>
         <w:t xml:space="preserve">Salsa </w:t>
       </w:r>
+      <w:proofErr w:type="spellStart"/>
       <w:r>
         <w:rPr>
           <w:rStyle w:val="Extranjerismo"/>
@@ -5772,6 +6474,7 @@
         </w:rPr>
         <w:t>vongole</w:t>
       </w:r>
+      <w:proofErr w:type="spellEnd"/>
       <w:r>
         <w:rPr>
           <w:b/>
@@ -5780,29 +6483,61 @@
         <w:t>:</w:t>
       </w:r>
       <w:r>
-        <w:t xml:space="preserve"> se prepara principalmente con almejas, aunque algunas versiones pueden incorporar otros moluscos. Al </w:t>
-      </w:r>
-      <w:r>
-        <w:lastRenderedPageBreak/>
-        <w:t xml:space="preserve">cocinarse, estos aportan el sabor característico de la preparación. Existen dos variantes principales: </w:t>
-      </w:r>
+        <w:t xml:space="preserve"> se prepara principalmente con almejas, aunque algunas versiones pueden incorporar otros moluscos. Al cocinarse, estos aportan el sabor característico de la preparación. Existen dos variantes principales: </w:t>
+      </w:r>
+      <w:proofErr w:type="spellStart"/>
       <w:r>
         <w:rPr>
           <w:rStyle w:val="Extranjerismo"/>
           <w:lang w:val="es-CO"/>
         </w:rPr>
-        <w:t>vongole in bianco</w:t>
-      </w:r>
-      <w:r>
-        <w:t xml:space="preserve">, elaborada con aceite de oliva, ajo, vino blanco y perejil, y </w:t>
-      </w:r>
+        <w:t>vongole</w:t>
+      </w:r>
+      <w:proofErr w:type="spellEnd"/>
       <w:r>
         <w:rPr>
           <w:rStyle w:val="Extranjerismo"/>
           <w:lang w:val="es-CO"/>
         </w:rPr>
-        <w:t>vongole rosso</w:t>
-      </w:r>
+        <w:t xml:space="preserve"> in </w:t>
+      </w:r>
+      <w:proofErr w:type="spellStart"/>
+      <w:r>
+        <w:rPr>
+          <w:rStyle w:val="Extranjerismo"/>
+          <w:lang w:val="es-CO"/>
+        </w:rPr>
+        <w:t>bianco</w:t>
+      </w:r>
+      <w:proofErr w:type="spellEnd"/>
+      <w:r>
+        <w:t xml:space="preserve">, elaborada con aceite de oliva, ajo, vino blanco y perejil, y </w:t>
+      </w:r>
+      <w:proofErr w:type="spellStart"/>
+      <w:r>
+        <w:rPr>
+          <w:rStyle w:val="Extranjerismo"/>
+          <w:lang w:val="es-CO"/>
+        </w:rPr>
+        <w:t>vongole</w:t>
+      </w:r>
+      <w:proofErr w:type="spellEnd"/>
+      <w:r>
+        <w:rPr>
+          <w:rStyle w:val="Extranjerismo"/>
+          <w:lang w:val="es-CO"/>
+        </w:rPr>
+        <w:t xml:space="preserve"> </w:t>
+      </w:r>
+      <w:proofErr w:type="spellStart"/>
+      <w:r>
+        <w:rPr>
+          <w:rStyle w:val="Extranjerismo"/>
+          <w:lang w:val="es-CO"/>
+        </w:rPr>
+        <w:t>rosso</w:t>
+      </w:r>
+      <w:proofErr w:type="spellEnd"/>
       <w:r>
         <w:t xml:space="preserve">, que incorpora tomate. Se sirve tradicionalmente con </w:t>
       </w:r>
@@ -5837,6 +6572,7 @@
         </w:rPr>
         <w:t>Salsa de mariscos mixtos (</w:t>
       </w:r>
+      <w:proofErr w:type="spellStart"/>
       <w:r>
         <w:rPr>
           <w:rStyle w:val="Extranjerismo"/>
@@ -5846,6 +6582,7 @@
         </w:rPr>
         <w:t>pescatore</w:t>
       </w:r>
+      <w:proofErr w:type="spellEnd"/>
       <w:r>
         <w:rPr>
           <w:b/>
@@ -5872,6 +6609,7 @@
         </w:rPr>
         <w:t xml:space="preserve">Salsa </w:t>
       </w:r>
+      <w:proofErr w:type="spellStart"/>
       <w:r>
         <w:rPr>
           <w:rStyle w:val="Extranjerismo"/>
@@ -5881,6 +6619,7 @@
         </w:rPr>
         <w:t>gamberi</w:t>
       </w:r>
+      <w:proofErr w:type="spellEnd"/>
       <w:r>
         <w:rPr>
           <w:b/>
@@ -5901,6 +6640,7 @@
       <w:r>
         <w:t xml:space="preserve"> y </w:t>
       </w:r>
+      <w:proofErr w:type="spellStart"/>
       <w:r>
         <w:rPr>
           <w:rStyle w:val="Extranjerismo"/>
@@ -5908,12 +6648,30 @@
         </w:rPr>
         <w:t>linguine</w:t>
       </w:r>
+      <w:proofErr w:type="spellEnd"/>
       <w:r>
         <w:t>.</w:t>
       </w:r>
     </w:p>
     <w:p>
       <w:pPr>
+        <w:spacing w:before="0" w:after="160" w:line="259" w:lineRule="auto"/>
+        <w:ind w:firstLine="0"/>
+        <w:rPr>
+          <w:b/>
+          <w:bCs/>
+        </w:rPr>
+      </w:pPr>
+      <w:r>
+        <w:rPr>
+          <w:b/>
+          <w:bCs/>
+        </w:rPr>
+        <w:br w:type="page"/>
+      </w:r>
+    </w:p>
+    <w:p>
+      <w:pPr>
         <w:jc w:val="both"/>
         <w:rPr>
           <w:b/>
@@ -5925,6 +6683,7 @@
           <w:b/>
           <w:bCs/>
         </w:rPr>
+        <w:lastRenderedPageBreak/>
         <w:t xml:space="preserve">Salsas </w:t>
       </w:r>
       <w:r>
@@ -5940,11 +6699,7 @@
         <w:ind w:left="360"/>
       </w:pPr>
       <w:r>
-        <w:t xml:space="preserve">Las verduras y los hongos constituyen ingredientes relevantes en la elaboración de salsas para pasta y permiten obtener preparaciones con diferentes sabores, aromas y texturas. Su uso está asociado a la disponibilidad de productos locales y a las tradiciones gastronómicas de distintas regiones italianas. Entre las </w:t>
-      </w:r>
-      <w:r>
-        <w:lastRenderedPageBreak/>
-        <w:t xml:space="preserve">preparaciones representativas se encuentran las salsas a base de hongos </w:t>
+        <w:t xml:space="preserve">Las verduras y los hongos constituyen ingredientes relevantes en la elaboración de salsas para pasta y permiten obtener preparaciones con diferentes sabores, aromas y texturas. Su uso está asociado a la disponibilidad de productos locales y a las tradiciones gastronómicas de distintas regiones italianas. Entre las preparaciones representativas se encuentran las salsas a base de hongos </w:t>
       </w:r>
       <w:r>
         <w:rPr>
@@ -6051,23 +6806,50 @@
       <w:r>
         <w:t xml:space="preserve"> utiliza la berenjena como ingrediente principal, ampliamente empleado en la gastronomía del sur de Italia, especialmente en Sicilia. Una preparación representativa es la pasta </w:t>
       </w:r>
+      <w:proofErr w:type="spellStart"/>
       <w:r>
         <w:rPr>
           <w:rStyle w:val="Extranjerismo"/>
           <w:lang w:val="es-CO"/>
         </w:rPr>
-        <w:t>alla Norma</w:t>
-      </w:r>
-      <w:r>
-        <w:t xml:space="preserve">, en la que la berenjena se combina con tomate, aceite de oliva, albahaca y </w:t>
-      </w:r>
+        <w:t>alla</w:t>
+      </w:r>
+      <w:proofErr w:type="spellEnd"/>
       <w:r>
         <w:rPr>
           <w:rStyle w:val="Extranjerismo"/>
           <w:lang w:val="es-CO"/>
         </w:rPr>
-        <w:t>ricotta salata</w:t>
-      </w:r>
+        <w:t xml:space="preserve"> Norma</w:t>
+      </w:r>
+      <w:r>
+        <w:t xml:space="preserve">, en la que la berenjena se combina con tomate, aceite de oliva, albahaca y </w:t>
+      </w:r>
+      <w:proofErr w:type="spellStart"/>
+      <w:r>
+        <w:rPr>
+          <w:rStyle w:val="Extranjerismo"/>
+          <w:lang w:val="es-CO"/>
+        </w:rPr>
+        <w:t>ricotta</w:t>
+      </w:r>
+      <w:proofErr w:type="spellEnd"/>
+      <w:r>
+        <w:rPr>
+          <w:rStyle w:val="Extranjerismo"/>
+          <w:lang w:val="es-CO"/>
+        </w:rPr>
+        <w:t xml:space="preserve"> </w:t>
+      </w:r>
+      <w:proofErr w:type="spellStart"/>
+      <w:r>
+        <w:rPr>
+          <w:rStyle w:val="Extranjerismo"/>
+          <w:lang w:val="es-CO"/>
+        </w:rPr>
+        <w:t>salata</w:t>
+      </w:r>
+      <w:proofErr w:type="spellEnd"/>
       <w:r>
         <w:t>, logrando una salsa de sabores y texturas contrastantes.</w:t>
       </w:r>
@@ -6104,27 +6886,37 @@
         <w:t xml:space="preserve"> (calabacín): </w:t>
       </w:r>
       <w:r>
-        <w:t>se caracteriza por su textura ligera y sabor suave. Se prepara con calabacín salteado en aceite de oliva, ajo y hierbas aromáticas, como albahaca o menta. Algunas variantes incorporan</w:t>
+        <w:t xml:space="preserve">se caracteriza por su textura ligera y sabor suave. Se prepara con calabacín salteado en aceite de oliva, ajo y hierbas aromáticas, como albahaca o menta. Algunas </w:t>
+      </w:r>
+      <w:r>
+        <w:lastRenderedPageBreak/>
+        <w:t>variantes incorporan</w:t>
       </w:r>
       <w:r>
         <w:rPr>
           <w:rStyle w:val="Extranjerismo"/>
           <w:lang w:val="es-CO"/>
         </w:rPr>
-        <w:t xml:space="preserve"> ricotta</w:t>
-      </w:r>
+        <w:t xml:space="preserve"> </w:t>
+      </w:r>
+      <w:proofErr w:type="spellStart"/>
+      <w:r>
+        <w:rPr>
+          <w:rStyle w:val="Extranjerismo"/>
+          <w:lang w:val="es-CO"/>
+        </w:rPr>
+        <w:t>ricotta</w:t>
+      </w:r>
+      <w:proofErr w:type="spellEnd"/>
       <w:r>
         <w:t xml:space="preserve"> o crema de leche para aportar mayor cremosidad. Puede acompañar diferentes tipos de pasta, especialmente pastas cortas y largas.</w:t>
       </w:r>
     </w:p>
-    <w:p/>
-    <w:p/>
     <w:p>
       <w:pPr>
         <w:pStyle w:val="Tabla"/>
       </w:pPr>
       <w:r>
-        <w:lastRenderedPageBreak/>
         <w:t>Maridaje de salsas con tipos de pasta</w:t>
       </w:r>
     </w:p>
@@ -6231,8 +7023,65 @@
                 <w:rStyle w:val="Extranjerismo"/>
                 <w:lang w:val="es-CO"/>
               </w:rPr>
-              <w:t>Carbonara, Amatriciana, Arrabbiata, Vongole, Puttanesca</w:t>
-            </w:r>
+              <w:t xml:space="preserve">Carbonara, </w:t>
+            </w:r>
+            <w:proofErr w:type="spellStart"/>
+            <w:r>
+              <w:rPr>
+                <w:rStyle w:val="Extranjerismo"/>
+                <w:lang w:val="es-CO"/>
+              </w:rPr>
+              <w:t>Amatriciana</w:t>
+            </w:r>
+            <w:proofErr w:type="spellEnd"/>
+            <w:r>
+              <w:rPr>
+                <w:rStyle w:val="Extranjerismo"/>
+                <w:lang w:val="es-CO"/>
+              </w:rPr>
+              <w:t xml:space="preserve">, </w:t>
+            </w:r>
+            <w:proofErr w:type="spellStart"/>
+            <w:r>
+              <w:rPr>
+                <w:rStyle w:val="Extranjerismo"/>
+                <w:lang w:val="es-CO"/>
+              </w:rPr>
+              <w:t>Arrabbiata</w:t>
+            </w:r>
+            <w:proofErr w:type="spellEnd"/>
+            <w:r>
+              <w:rPr>
+                <w:rStyle w:val="Extranjerismo"/>
+                <w:lang w:val="es-CO"/>
+              </w:rPr>
+              <w:t xml:space="preserve">, </w:t>
+            </w:r>
+            <w:proofErr w:type="spellStart"/>
+            <w:r>
+              <w:rPr>
+                <w:rStyle w:val="Extranjerismo"/>
+                <w:lang w:val="es-CO"/>
+              </w:rPr>
+              <w:t>Vongole</w:t>
+            </w:r>
+            <w:proofErr w:type="spellEnd"/>
+            <w:r>
+              <w:rPr>
+                <w:rStyle w:val="Extranjerismo"/>
+                <w:lang w:val="es-CO"/>
+              </w:rPr>
+              <w:t xml:space="preserve">, </w:t>
+            </w:r>
+            <w:proofErr w:type="spellStart"/>
+            <w:r>
+              <w:rPr>
+                <w:rStyle w:val="Extranjerismo"/>
+                <w:lang w:val="es-CO"/>
+              </w:rPr>
+              <w:t>Puttanesca</w:t>
+            </w:r>
+            <w:proofErr w:type="spellEnd"/>
           </w:p>
         </w:tc>
         <w:tc>
@@ -6295,8 +7144,49 @@
                 <w:rStyle w:val="Extranjerismo"/>
                 <w:lang w:val="es-CO"/>
               </w:rPr>
-              <w:t>Alfredo, Ragù bolognese, Funghi porcini, Quattro formaggi</w:t>
-            </w:r>
+              <w:t xml:space="preserve">Alfredo, </w:t>
+            </w:r>
+            <w:proofErr w:type="spellStart"/>
+            <w:r>
+              <w:rPr>
+                <w:rStyle w:val="Extranjerismo"/>
+                <w:lang w:val="es-CO"/>
+              </w:rPr>
+              <w:t>Ragù</w:t>
+            </w:r>
+            <w:proofErr w:type="spellEnd"/>
+            <w:r>
+              <w:rPr>
+                <w:rStyle w:val="Extranjerismo"/>
+                <w:lang w:val="es-CO"/>
+              </w:rPr>
+              <w:t xml:space="preserve"> </w:t>
+            </w:r>
+            <w:proofErr w:type="spellStart"/>
+            <w:r>
+              <w:rPr>
+                <w:rStyle w:val="Extranjerismo"/>
+                <w:lang w:val="es-CO"/>
+              </w:rPr>
+              <w:t>bolognese</w:t>
+            </w:r>
+            <w:proofErr w:type="spellEnd"/>
+            <w:r>
+              <w:rPr>
+                <w:rStyle w:val="Extranjerismo"/>
+                <w:lang w:val="es-CO"/>
+              </w:rPr>
+              <w:t xml:space="preserve">, Funghi porcini, Quattro </w:t>
+            </w:r>
+            <w:proofErr w:type="spellStart"/>
+            <w:r>
+              <w:rPr>
+                <w:rStyle w:val="Extranjerismo"/>
+                <w:lang w:val="es-CO"/>
+              </w:rPr>
+              <w:t>formaggi</w:t>
+            </w:r>
+            <w:proofErr w:type="spellEnd"/>
           </w:p>
         </w:tc>
         <w:tc>
@@ -6348,15 +7238,46 @@
               <w:pStyle w:val="TextoTablas"/>
               <w:spacing w:line="360" w:lineRule="auto"/>
             </w:pPr>
+            <w:proofErr w:type="spellStart"/>
             <w:r>
               <w:rPr>
                 <w:rStyle w:val="Extranjerismo"/>
                 <w:lang w:val="es-CO"/>
               </w:rPr>
-              <w:t>Arrabbiata, Ragú napoletano,</w:t>
-            </w:r>
-            <w:r>
-              <w:t xml:space="preserve"> Salsas con trozos (verduras, carne)</w:t>
+              <w:t>Arrabbiata</w:t>
+            </w:r>
+            <w:proofErr w:type="spellEnd"/>
+            <w:r>
+              <w:rPr>
+                <w:rStyle w:val="Extranjerismo"/>
+                <w:lang w:val="es-CO"/>
+              </w:rPr>
+              <w:t xml:space="preserve">, Ragú </w:t>
+            </w:r>
+            <w:proofErr w:type="spellStart"/>
+            <w:r>
+              <w:rPr>
+                <w:rStyle w:val="Extranjerismo"/>
+                <w:lang w:val="es-CO"/>
+              </w:rPr>
+              <w:t>napoletano</w:t>
+            </w:r>
+            <w:proofErr w:type="spellEnd"/>
+            <w:r>
+              <w:rPr>
+                <w:rStyle w:val="Extranjerismo"/>
+                <w:lang w:val="es-CO"/>
+              </w:rPr>
+              <w:t>,</w:t>
+            </w:r>
+            <w:r>
+              <w:t xml:space="preserve"> </w:t>
+            </w:r>
+            <w:r>
+              <w:t>s</w:t>
+            </w:r>
+            <w:r>
+              <w:t>alsas con trozos (verduras, carne)</w:t>
             </w:r>
           </w:p>
         </w:tc>
@@ -6386,13 +7307,31 @@
               <w:pStyle w:val="TextoTablas"/>
               <w:spacing w:line="360" w:lineRule="auto"/>
             </w:pPr>
+            <w:proofErr w:type="spellStart"/>
             <w:r>
               <w:rPr>
                 <w:rStyle w:val="Extranjerismo"/>
                 <w:lang w:val="es-CO"/>
               </w:rPr>
-              <w:t>Fusilli / Farfalle</w:t>
-            </w:r>
+              <w:t>Fusilli</w:t>
+            </w:r>
+            <w:proofErr w:type="spellEnd"/>
+            <w:r>
+              <w:rPr>
+                <w:rStyle w:val="Extranjerismo"/>
+                <w:lang w:val="es-CO"/>
+              </w:rPr>
+              <w:t xml:space="preserve"> / </w:t>
+            </w:r>
+            <w:proofErr w:type="spellStart"/>
+            <w:r>
+              <w:rPr>
+                <w:rStyle w:val="Extranjerismo"/>
+                <w:lang w:val="es-CO"/>
+              </w:rPr>
+              <w:t>Farfalle</w:t>
+            </w:r>
+            <w:proofErr w:type="spellEnd"/>
             <w:r>
               <w:t xml:space="preserve"> (corta, con formas)</w:t>
             </w:r>
@@ -6416,7 +7355,19 @@
               <w:t>Pesto</w:t>
             </w:r>
             <w:r>
-              <w:t>, Salsas ligeras de verduras, Ensaladas de pasta</w:t>
+              <w:t xml:space="preserve">, </w:t>
+            </w:r>
+            <w:r>
+              <w:t>s</w:t>
+            </w:r>
+            <w:r>
+              <w:t xml:space="preserve">alsas ligeras de verduras, </w:t>
+            </w:r>
+            <w:r>
+              <w:t>e</w:t>
+            </w:r>
+            <w:r>
+              <w:t>nsaladas de pasta</w:t>
             </w:r>
           </w:p>
         </w:tc>
@@ -6453,6 +7404,7 @@
               <w:rPr>
                 <w:rStyle w:val="Extranjerismo"/>
               </w:rPr>
+              <w:lastRenderedPageBreak/>
               <w:t>Pappardelle</w:t>
             </w:r>
             <w:r>
@@ -6469,15 +7421,39 @@
               <w:pStyle w:val="TextoTablas"/>
               <w:spacing w:line="360" w:lineRule="auto"/>
             </w:pPr>
+            <w:proofErr w:type="spellStart"/>
             <w:r>
               <w:rPr>
                 <w:rStyle w:val="Extranjerismo"/>
                 <w:lang w:val="es-CO"/>
               </w:rPr>
-              <w:t>Ragù di cinghiale</w:t>
-            </w:r>
-            <w:r>
-              <w:t xml:space="preserve"> (jabalí), Salsas de caza, Ragús contundentes</w:t>
+              <w:t>Ragù</w:t>
+            </w:r>
+            <w:proofErr w:type="spellEnd"/>
+            <w:r>
+              <w:rPr>
+                <w:rStyle w:val="Extranjerismo"/>
+                <w:lang w:val="es-CO"/>
+              </w:rPr>
+              <w:t xml:space="preserve"> di </w:t>
+            </w:r>
+            <w:proofErr w:type="spellStart"/>
+            <w:r>
+              <w:rPr>
+                <w:rStyle w:val="Extranjerismo"/>
+                <w:lang w:val="es-CO"/>
+              </w:rPr>
+              <w:t>cinghiale</w:t>
+            </w:r>
+            <w:proofErr w:type="spellEnd"/>
+            <w:r>
+              <w:t xml:space="preserve"> (jabalí), </w:t>
+            </w:r>
+            <w:r>
+              <w:t>s</w:t>
+            </w:r>
+            <w:r>
+              <w:t>alsas de caza, Ragús contundentes</w:t>
             </w:r>
           </w:p>
         </w:tc>
@@ -6511,7 +7487,6 @@
               <w:rPr>
                 <w:rStyle w:val="Extranjerismo"/>
               </w:rPr>
-              <w:lastRenderedPageBreak/>
               <w:t>Ravioli / Tortellini</w:t>
             </w:r>
             <w:r>
@@ -6529,7 +7504,19 @@
               <w:spacing w:line="360" w:lineRule="auto"/>
             </w:pPr>
             <w:r>
-              <w:t>Salsa de mantequilla y salvia, Salsa de tomate ligera, Crema de queso</w:t>
+              <w:t xml:space="preserve">Salsa de mantequilla y salvia, </w:t>
+            </w:r>
+            <w:r>
+              <w:t>s</w:t>
+            </w:r>
+            <w:r>
+              <w:t xml:space="preserve">alsa de tomate ligera, </w:t>
+            </w:r>
+            <w:r>
+              <w:t>c</w:t>
+            </w:r>
+            <w:r>
+              <w:t>rema de queso</w:t>
             </w:r>
           </w:p>
         </w:tc>
@@ -6585,7 +7572,13 @@
               <w:t>Pesto</w:t>
             </w:r>
             <w:r>
-              <w:t xml:space="preserve">, Salsa de </w:t>
+              <w:t xml:space="preserve">, </w:t>
+            </w:r>
+            <w:r>
+              <w:t>s</w:t>
+            </w:r>
+            <w:r>
+              <w:t xml:space="preserve">alsa de </w:t>
             </w:r>
             <w:r>
               <w:rPr>
@@ -6595,7 +7588,13 @@
               <w:t>gorgonzola</w:t>
             </w:r>
             <w:r>
-              <w:t>, Salsa de tomate</w:t>
+              <w:t xml:space="preserve">, </w:t>
+            </w:r>
+            <w:r>
+              <w:t>s</w:t>
+            </w:r>
+            <w:r>
+              <w:t>alsa de tomate</w:t>
             </w:r>
           </w:p>
         </w:tc>
@@ -6639,13 +7638,31 @@
               <w:pStyle w:val="TextoTablas"/>
               <w:spacing w:line="360" w:lineRule="auto"/>
             </w:pPr>
+            <w:proofErr w:type="spellStart"/>
             <w:r>
               <w:rPr>
                 <w:rStyle w:val="Extranjerismo"/>
                 <w:lang w:val="es-CO"/>
               </w:rPr>
-              <w:t>Ragù bolognese</w:t>
-            </w:r>
+              <w:t>Ragù</w:t>
+            </w:r>
+            <w:proofErr w:type="spellEnd"/>
+            <w:r>
+              <w:rPr>
+                <w:rStyle w:val="Extranjerismo"/>
+                <w:lang w:val="es-CO"/>
+              </w:rPr>
+              <w:t xml:space="preserve"> </w:t>
+            </w:r>
+            <w:proofErr w:type="spellStart"/>
+            <w:r>
+              <w:rPr>
+                <w:rStyle w:val="Extranjerismo"/>
+                <w:lang w:val="es-CO"/>
+              </w:rPr>
+              <w:t>bolognese</w:t>
+            </w:r>
+            <w:proofErr w:type="spellEnd"/>
             <w:r>
               <w:t xml:space="preserve"> (para lasaña boloñesa), Ragú napolitano (para lasaña napolitana), Bechamel</w:t>
             </w:r>
@@ -6672,7 +7689,15 @@
         <w:ind w:left="360"/>
       </w:pPr>
       <w:r>
-        <w:t>Nota. Adaptado de Bernasconi y Teubner (2004); Recetas de Rechupete (2025).</w:t>
+        <w:t xml:space="preserve">Nota. Adaptado de Bernasconi y </w:t>
+      </w:r>
+      <w:proofErr w:type="spellStart"/>
+      <w:r>
+        <w:t>Teubner</w:t>
+      </w:r>
+      <w:proofErr w:type="spellEnd"/>
+      <w:r>
+        <w:t xml:space="preserve"> (2004); Recetas de Rechupete (2025).</w:t>
       </w:r>
     </w:p>
     <w:p>
@@ -6688,7 +7713,7 @@
       <w:pPr>
         <w:pStyle w:val="Ttulo1"/>
       </w:pPr>
-      <w:bookmarkStart w:id="13" w:name="_Toc243381199"/>
+      <w:bookmarkStart w:id="13" w:name="_Toc243559210"/>
       <w:r>
         <w:lastRenderedPageBreak/>
         <w:t>Formulación y elaboración de salsas</w:t>
@@ -6717,7 +7742,7 @@
           <w:lang w:val="es-MX"/>
         </w:rPr>
       </w:pPr>
-      <w:bookmarkStart w:id="14" w:name="_Toc243381200"/>
+      <w:bookmarkStart w:id="14" w:name="_Toc243559211"/>
       <w:r>
         <w:rPr>
           <w:lang w:val="es-MX"/>
@@ -6851,23 +7876,33 @@
               <w:spacing w:line="360" w:lineRule="auto"/>
             </w:pPr>
             <w:r>
-              <w:t xml:space="preserve">Pesto </w:t>
-            </w:r>
-            <w:r>
               <w:rPr>
                 <w:rStyle w:val="Extranjerismo"/>
               </w:rPr>
+              <w:t>Pesto</w:t>
+            </w:r>
+            <w:r>
+              <w:t xml:space="preserve"> </w:t>
+            </w:r>
+            <w:proofErr w:type="spellStart"/>
+            <w:r>
+              <w:rPr>
+                <w:rStyle w:val="Extranjerismo"/>
+              </w:rPr>
               <w:t>alla</w:t>
             </w:r>
+            <w:proofErr w:type="spellEnd"/>
             <w:r>
               <w:t xml:space="preserve"> </w:t>
             </w:r>
+            <w:proofErr w:type="spellStart"/>
             <w:r>
               <w:rPr>
                 <w:rStyle w:val="Extranjerismo"/>
               </w:rPr>
               <w:t>genovese</w:t>
             </w:r>
+            <w:proofErr w:type="spellEnd"/>
           </w:p>
         </w:tc>
       </w:tr>
@@ -7231,7 +8266,13 @@
               <w:spacing w:line="360" w:lineRule="auto"/>
             </w:pPr>
             <w:r>
-              <w:t>Aproximadamente 200 ml de pesto</w:t>
+              <w:t xml:space="preserve">Aproximadamente 200 ml de </w:t>
+            </w:r>
+            <w:r>
+              <w:rPr>
+                <w:rStyle w:val="Extranjerismo"/>
+              </w:rPr>
+              <w:t>pesto</w:t>
             </w:r>
           </w:p>
         </w:tc>
@@ -7288,7 +8329,7 @@
           <w:lang w:val="es-MX"/>
         </w:rPr>
       </w:pPr>
-      <w:bookmarkStart w:id="15" w:name="_Toc243381201"/>
+      <w:bookmarkStart w:id="15" w:name="_Toc243559212"/>
       <w:r>
         <w:rPr>
           <w:lang w:val="es-MX"/>
@@ -7340,44 +8381,66 @@
         </w:numPr>
       </w:pPr>
       <w:r>
-        <w:t>Sofrito</w:t>
-      </w:r>
-      <w:r>
-        <w:t xml:space="preserve"> (</w:t>
-      </w:r>
+        <w:rPr>
+          <w:b/>
+          <w:bCs/>
+        </w:rPr>
+        <w:t>Sofrito (</w:t>
+      </w:r>
+      <w:proofErr w:type="spellStart"/>
+      <w:r>
+        <w:rPr>
+          <w:rStyle w:val="Extranjerismo"/>
+          <w:b/>
+          <w:bCs/>
+          <w:lang w:val="es-CO"/>
+        </w:rPr>
+        <w:t>battuto</w:t>
+      </w:r>
+      <w:proofErr w:type="spellEnd"/>
+      <w:r>
+        <w:rPr>
+          <w:b/>
+          <w:bCs/>
+        </w:rPr>
+        <w:t>):</w:t>
+      </w:r>
+      <w:r>
+        <w:t xml:space="preserve"> </w:t>
+      </w:r>
+      <w:r>
+        <w:t xml:space="preserve">es el primer paso de muchas salsas cocidas. Consiste en picar finamente verduras aromáticas (cebolla, zanahoria, apio, ajo) y rehogarlas en aceite de oliva o mantequilla a fuego lento hasta que estén tiernas y transparentes, sin que lleguen a dorarse. Según el manual de pastas y salsas (Instituto Argentino de Gastronomía, 2015), el </w:t>
+      </w:r>
+      <w:proofErr w:type="spellStart"/>
       <w:r>
         <w:rPr>
           <w:rStyle w:val="Extranjerismo"/>
           <w:lang w:val="es-CO"/>
         </w:rPr>
-        <w:t>battuto</w:t>
-      </w:r>
-      <w:r>
-        <w:t>):</w:t>
-      </w:r>
-      <w:r>
-        <w:t xml:space="preserve"> </w:t>
-      </w:r>
-      <w:r>
-        <w:t xml:space="preserve">es el primer paso de muchas salsas cocidas. Consiste en picar finamente verduras aromáticas (cebolla, zanahoria, apio, ajo) y rehogarlas en aceite de oliva o mantequilla a fuego lento hasta que estén tiernas y transparentes, sin que lleguen a dorarse. Según el manual de pastas y salsas (Instituto Argentino de Gastronomía, 2015), el </w:t>
-      </w:r>
+        <w:t>soffritto</w:t>
+      </w:r>
+      <w:proofErr w:type="spellEnd"/>
+      <w:r>
+        <w:t xml:space="preserve"> es el punto de partida de numerosos estofados italianos, desde el </w:t>
+      </w:r>
+      <w:r>
+        <w:rPr>
+          <w:rStyle w:val="Extranjerismo"/>
+        </w:rPr>
+        <w:t>sugo</w:t>
+      </w:r>
+      <w:r>
+        <w:t xml:space="preserve"> y el ragú para acompañar la pasta hasta los platos de carne como el ossobuco o el </w:t>
+      </w:r>
+      <w:proofErr w:type="spellStart"/>
       <w:r>
         <w:rPr>
           <w:rStyle w:val="Extranjerismo"/>
           <w:lang w:val="es-CO"/>
         </w:rPr>
-        <w:t>soffritto</w:t>
-      </w:r>
-      <w:r>
-        <w:t xml:space="preserve"> es el punto de partida de numerosos estofados italianos, desde el sugo y el ragú para acompañar la pasta hasta los platos de carne como el ossobuco o el </w:t>
-      </w:r>
-      <w:r>
-        <w:rPr>
-          <w:rStyle w:val="Extranjerismo"/>
-          <w:lang w:val="es-CO"/>
-        </w:rPr>
         <w:t>brasato</w:t>
       </w:r>
+      <w:proofErr w:type="spellEnd"/>
       <w:r>
         <w:t>.</w:t>
       </w:r>
@@ -7391,7 +8454,14 @@
         </w:numPr>
       </w:pPr>
       <w:r>
-        <w:t>Dorado de carnes o embutidos: en salsas como el ragú, después del sofrito se añade la carne (picada o en trozos) y se dora a fuego medio-alto para sellar los jugos.</w:t>
+        <w:rPr>
+          <w:b/>
+          <w:bCs/>
+        </w:rPr>
+        <w:t>Dorado de carnes o embutidos</w:t>
+      </w:r>
+      <w:r>
+        <w:t>: en salsas como el ragú, después del sofrito se añade la carne (picada o en trozos) y se dora a fuego medio-alto para sellar los jugos.</w:t>
       </w:r>
     </w:p>
     <w:p>
@@ -7403,7 +8473,14 @@
         </w:numPr>
       </w:pPr>
       <w:r>
-        <w:t>Deglaseado con vino: después de dorar la carne, se añade vino (tinto o blanco, según la receta) y se deja evaporar el alcohol, raspando el fondo de la cacerola para incorporar los sabores caramelizados.</w:t>
+        <w:rPr>
+          <w:b/>
+          <w:bCs/>
+        </w:rPr>
+        <w:t>Deglaseado con vino:</w:t>
+      </w:r>
+      <w:r>
+        <w:t xml:space="preserve"> después de dorar la carne, se añade vino (tinto o blanco, según la receta) y se deja evaporar el alcohol, raspando el fondo de la cacerola para incorporar los sabores caramelizados.</w:t>
       </w:r>
     </w:p>
     <w:p>
@@ -7415,7 +8492,46 @@
         </w:numPr>
       </w:pPr>
       <w:r>
-        <w:t>Cocción lenta (soffritto, stracotto): una vez añadidos el tomate, el caldo y los condimentos, la salsa se cocina a fuego muy lento (a veces durante horas) para que los sabores se concentren y las carnes se ablanden. El ragú napolitano puede cocinarse hasta 4 horas.</w:t>
+        <w:rPr>
+          <w:b/>
+          <w:bCs/>
+        </w:rPr>
+        <w:t>Cocción lenta (</w:t>
+      </w:r>
+      <w:proofErr w:type="spellStart"/>
+      <w:r>
+        <w:rPr>
+          <w:b/>
+          <w:bCs/>
+        </w:rPr>
+        <w:t>soffritto</w:t>
+      </w:r>
+      <w:proofErr w:type="spellEnd"/>
+      <w:r>
+        <w:rPr>
+          <w:b/>
+          <w:bCs/>
+        </w:rPr>
+        <w:t xml:space="preserve">, </w:t>
+      </w:r>
+      <w:proofErr w:type="spellStart"/>
+      <w:r>
+        <w:rPr>
+          <w:b/>
+          <w:bCs/>
+        </w:rPr>
+        <w:t>stracotto</w:t>
+      </w:r>
+      <w:proofErr w:type="spellEnd"/>
+      <w:r>
+        <w:rPr>
+          <w:b/>
+          <w:bCs/>
+        </w:rPr>
+        <w:t>):</w:t>
+      </w:r>
+      <w:r>
+        <w:t xml:space="preserve"> una vez añadidos el tomate, el caldo y los condimentos, la salsa se cocina a fuego muy lento (a veces durante horas) para que los sabores se concentren y las carnes se ablanden. El ragú napolitano puede cocinarse hasta 4 horas.</w:t>
       </w:r>
     </w:p>
     <w:p>
@@ -7427,7 +8543,14 @@
         </w:numPr>
       </w:pPr>
       <w:r>
-        <w:t xml:space="preserve">Espesado: algunas salsas requieren espesamiento con harina, maicena o reducción prolongada. La salsa Alfredo, por ejemplo, puede llevar </w:t>
+        <w:rPr>
+          <w:b/>
+          <w:bCs/>
+        </w:rPr>
+        <w:t>Espesado:</w:t>
+      </w:r>
+      <w:r>
+        <w:t xml:space="preserve"> algunas salsas requieren espesamiento con harina, maicena o reducción prolongada. La salsa Alfredo, por ejemplo, puede llevar </w:t>
       </w:r>
       <w:r>
         <w:rPr>
@@ -7453,7 +8576,22 @@
           <w:bCs/>
         </w:rPr>
         <w:lastRenderedPageBreak/>
-        <w:t>Salsas crudas o en frío (como pesto, algunas salsas de tomate fresco)</w:t>
+        <w:t xml:space="preserve">Salsas crudas o en frío (como </w:t>
+      </w:r>
+      <w:r>
+        <w:rPr>
+          <w:rStyle w:val="Extranjerismo"/>
+          <w:b/>
+          <w:bCs/>
+        </w:rPr>
+        <w:t>pesto</w:t>
+      </w:r>
+      <w:r>
+        <w:rPr>
+          <w:b/>
+          <w:bCs/>
+        </w:rPr>
+        <w:t>, algunas salsas de tomate fresco)</w:t>
       </w:r>
     </w:p>
     <w:p>
@@ -7465,7 +8603,14 @@
         </w:numPr>
       </w:pPr>
       <w:r>
-        <w:t>Preparación de ingredientes: las hierbas (albahaca, perejil) se lavan y secan cuidadosamente. Los frutos secos (piñones, almendras, nueces) se pueden tostar ligeramente para potenciar su sabor.</w:t>
+        <w:rPr>
+          <w:b/>
+          <w:bCs/>
+        </w:rPr>
+        <w:t>Preparación de ingredientes</w:t>
+      </w:r>
+      <w:r>
+        <w:t>: las hierbas (albahaca, perejil) se lavan y secan cuidadosamente. Los frutos secos (piñones, almendras, nueces) se pueden tostar ligeramente para potenciar su sabor.</w:t>
       </w:r>
     </w:p>
     <w:p>
@@ -7477,13 +8622,29 @@
         </w:numPr>
       </w:pPr>
       <w:r>
-        <w:t>Triturado o machacado:</w:t>
+        <w:rPr>
+          <w:b/>
+          <w:bCs/>
+        </w:rPr>
+        <w:t>Triturado o machacado</w:t>
+      </w:r>
+      <w:r>
+        <w:t>:</w:t>
       </w:r>
       <w:r>
         <w:t xml:space="preserve"> </w:t>
       </w:r>
       <w:r>
-        <w:t>tradicionalmente, el pesto se prepara en un mortero de mármol (el método preferido por los puristas) machacando los ingredientes con movimientos circulares. Actualmente también se usa la batidora o el procesador de alimentos, aunque el resultado varía ligeramente en textura.</w:t>
+        <w:t xml:space="preserve">tradicionalmente, el </w:t>
+      </w:r>
+      <w:r>
+        <w:rPr>
+          <w:rStyle w:val="Extranjerismo"/>
+        </w:rPr>
+        <w:t>pesto</w:t>
+      </w:r>
+      <w:r>
+        <w:t xml:space="preserve"> se prepara en un mortero de mármol (el método preferido por los puristas) machacando los ingredientes con movimientos circulares. Actualmente también se usa la batidora o el procesador de alimentos, aunque el resultado varía ligeramente en textura.</w:t>
       </w:r>
     </w:p>
     <w:p>
@@ -7495,7 +8656,14 @@
         </w:numPr>
       </w:pPr>
       <w:r>
-        <w:t>Emulsión: se añade el aceite de oliva en forma de hilo mientras se continúa machacando o procesando, para lograr una emulsión homogénea.</w:t>
+        <w:rPr>
+          <w:b/>
+          <w:bCs/>
+        </w:rPr>
+        <w:t>Emulsión:</w:t>
+      </w:r>
+      <w:r>
+        <w:t xml:space="preserve"> se añade el aceite de oliva en forma de hilo mientras se continúa machacando o procesando, para lograr una emulsión homogénea.</w:t>
       </w:r>
     </w:p>
     <w:p>
@@ -7507,7 +8675,23 @@
         </w:numPr>
       </w:pPr>
       <w:r>
-        <w:t>Incorporación de quesos (opcional): en salsas como el pesto, los quesos rallados se incorporan al final, mezclando suavemente.</w:t>
+        <w:rPr>
+          <w:b/>
+          <w:bCs/>
+        </w:rPr>
+        <w:t>Incorporación de quesos (opcional):</w:t>
+      </w:r>
+      <w:r>
+        <w:t xml:space="preserve"> en salsas como el </w:t>
+      </w:r>
+      <w:r>
+        <w:rPr>
+          <w:rStyle w:val="Extranjerismo"/>
+        </w:rPr>
+        <w:t>pesto</w:t>
+      </w:r>
+      <w:r>
+        <w:t>, los quesos rallados se incorporan al final, mezclando suavemente.</w:t>
       </w:r>
     </w:p>
     <w:p>
@@ -7517,7 +8701,7 @@
           <w:lang w:val="es-MX"/>
         </w:rPr>
       </w:pPr>
-      <w:bookmarkStart w:id="16" w:name="_Toc243381202"/>
+      <w:bookmarkStart w:id="16" w:name="_Toc243559213"/>
       <w:r>
         <w:rPr>
           <w:lang w:val="es-MX"/>
@@ -7543,25 +8727,59 @@
         </w:numPr>
       </w:pPr>
       <w:r>
-        <w:t>Textura: la salsa debe tener la consistencia adecuada para el tipo de pasta con la que se sirve. Las salsas para pastas largas (</w:t>
+        <w:rPr>
+          <w:b/>
+          <w:bCs/>
+        </w:rPr>
+        <w:t>Textura:</w:t>
+      </w:r>
+      <w:r>
+        <w:t> la salsa debe tener la consistencia adecuada para el tipo de pasta con la que se sirve. Las salsas para pastas largas (</w:t>
       </w:r>
       <w:r>
         <w:rPr>
           <w:rStyle w:val="Extranjerismo"/>
           <w:lang w:val="es-CO"/>
         </w:rPr>
-        <w:t>spaghetti, linguine</w:t>
-      </w:r>
-      <w:r>
-        <w:t>) deben ser fluidas pero no aguadas, para que recubran la pasta sin escurrirse. Las salsas para pastas cortas (</w:t>
-      </w:r>
+        <w:t xml:space="preserve">spaghetti, </w:t>
+      </w:r>
+      <w:proofErr w:type="spellStart"/>
       <w:r>
         <w:rPr>
           <w:rStyle w:val="Extranjerismo"/>
           <w:lang w:val="es-CO"/>
         </w:rPr>
-        <w:t>penne, rigatoni</w:t>
-      </w:r>
+        <w:t>linguine</w:t>
+      </w:r>
+      <w:proofErr w:type="spellEnd"/>
+      <w:r>
+        <w:t>) deben ser fluidas pero no aguadas, para que recubran la pasta sin escurrirse. Las salsas para pastas cortas (</w:t>
+      </w:r>
+      <w:proofErr w:type="spellStart"/>
+      <w:r>
+        <w:rPr>
+          <w:rStyle w:val="Extranjerismo"/>
+          <w:lang w:val="es-CO"/>
+        </w:rPr>
+        <w:t>penne</w:t>
+      </w:r>
+      <w:proofErr w:type="spellEnd"/>
+      <w:r>
+        <w:rPr>
+          <w:rStyle w:val="Extranjerismo"/>
+          <w:lang w:val="es-CO"/>
+        </w:rPr>
+        <w:t xml:space="preserve">, </w:t>
+      </w:r>
+      <w:proofErr w:type="spellStart"/>
+      <w:r>
+        <w:rPr>
+          <w:rStyle w:val="Extranjerismo"/>
+          <w:lang w:val="es-CO"/>
+        </w:rPr>
+        <w:t>rigatoni</w:t>
+      </w:r>
+      <w:proofErr w:type="spellEnd"/>
       <w:r>
         <w:t xml:space="preserve">) pueden ser más espesas o con trozos, ya que la forma de la pasta ayuda </w:t>
       </w:r>
@@ -7573,7 +8791,13 @@
         <w:t>S</w:t>
       </w:r>
       <w:r>
-        <w:t xml:space="preserve">egún el libro recetas de cocina italiana (recetas de rechupete, 2025), una salsa </w:t>
+        <w:t xml:space="preserve">egún el libro recetas de cocina italiana (recetas de </w:t>
+      </w:r>
+      <w:r>
+        <w:t>R</w:t>
+      </w:r>
+      <w:r>
+        <w:t xml:space="preserve">echupete, 2025), una salsa </w:t>
       </w:r>
       <w:r>
         <w:rPr>
@@ -7594,7 +8818,14 @@
         </w:numPr>
       </w:pPr>
       <w:r>
-        <w:t>Sabor: la salsa debe tener un perfil de sabores equilibrado. En salsas de tomate, se debe evitar la acidez excesiva (se puede corregir con azúcar). En salsas saladas, se debe controlar la cantidad de sal, especialmente si se utilizan ingredientes ya salados como panceta, anchoas o quesos curados.</w:t>
+        <w:rPr>
+          <w:b/>
+          <w:bCs/>
+        </w:rPr>
+        <w:t>Sabor:</w:t>
+      </w:r>
+      <w:r>
+        <w:t> la salsa debe tener un perfil de sabores equilibrado. En salsas de tomate, se debe evitar la acidez excesiva (se puede corregir con azúcar). En salsas saladas, se debe controlar la cantidad de sal, especialmente si se utilizan ingredientes ya salados como panceta, anchoas o quesos curados.</w:t>
       </w:r>
     </w:p>
     <w:p>
@@ -7606,7 +8837,23 @@
         </w:numPr>
       </w:pPr>
       <w:r>
-        <w:t>Color: el color debe ser atractivo y corresponder a los ingredientes utilizados. El pesto debe tener un color verde brillante; para evitar que la albahaca se oscurezca, se puede escaldar muy rápidamente (5 segundos) en agua hirviendo y luego enfriar en agua con hielo.</w:t>
+        <w:rPr>
+          <w:b/>
+          <w:bCs/>
+        </w:rPr>
+        <w:t>Color:</w:t>
+      </w:r>
+      <w:r>
+        <w:t xml:space="preserve"> el color debe ser atractivo y corresponder a los ingredientes utilizados. El </w:t>
+      </w:r>
+      <w:r>
+        <w:rPr>
+          <w:rStyle w:val="Extranjerismo"/>
+        </w:rPr>
+        <w:t>pesto</w:t>
+      </w:r>
+      <w:r>
+        <w:t xml:space="preserve"> debe tener un color verde brillante; para evitar que la albahaca se oscurezca, se puede escaldar muy rápidamente (5 segundos) en agua hirviendo y luego enfriar en agua con hielo.</w:t>
       </w:r>
     </w:p>
     <w:p>
@@ -7618,7 +8865,23 @@
         </w:numPr>
       </w:pPr>
       <w:r>
-        <w:t>Temperatura de servicio: las salsas calientes (ragú, tomate, crema) deben servirse a temperatura alta (65-75 °C). Las salsas frías o a temperatura ambiente (pesto) no deben calentarse (el calor degrada el olor y sabor de la albahaca).</w:t>
+        <w:rPr>
+          <w:b/>
+          <w:bCs/>
+        </w:rPr>
+        <w:t>Temperatura de servicio:</w:t>
+      </w:r>
+      <w:r>
+        <w:t xml:space="preserve"> las salsas calientes (ragú, tomate, crema) deben servirse a temperatura alta (65-75 °C). Las salsas frías o a temperatura ambiente (</w:t>
+      </w:r>
+      <w:r>
+        <w:rPr>
+          <w:rStyle w:val="Extranjerismo"/>
+        </w:rPr>
+        <w:t>pesto</w:t>
+      </w:r>
+      <w:r>
+        <w:t>) no deben calentarse (el calor degrada el olor y sabor de la albahaca).</w:t>
       </w:r>
     </w:p>
     <w:p>
@@ -7666,364 +8929,6 @@
           <w:bCs/>
         </w:rPr>
         <w:t>Antes de preparar la salsa:</w:t>
-      </w:r>
-    </w:p>
-    <w:p>
-      <w:pPr>
-        <w:pStyle w:val="Prrafodelista"/>
-        <w:numPr>
-          <w:ilvl w:val="0"/>
-          <w:numId w:val="14"/>
-        </w:numPr>
-      </w:pPr>
-      <w:r>
-        <w:rPr>
-          <w:rFonts w:ascii="Calibri" w:hAnsi="Calibri" w:cs="Calibri"/>
-        </w:rPr>
-        <w:t>¿</w:t>
-      </w:r>
-      <w:r>
-        <w:t>Se han verificado las fechas de vencimiento de los ingredientes?</w:t>
-      </w:r>
-    </w:p>
-    <w:p>
-      <w:pPr>
-        <w:pStyle w:val="Prrafodelista"/>
-        <w:numPr>
-          <w:ilvl w:val="0"/>
-          <w:numId w:val="14"/>
-        </w:numPr>
-      </w:pPr>
-      <w:r>
-        <w:rPr>
-          <w:rFonts w:ascii="Calibri" w:hAnsi="Calibri" w:cs="Calibri"/>
-        </w:rPr>
-        <w:t>¿</w:t>
-      </w:r>
-      <w:r>
-        <w:t>Se han pesado y medido todos los ingredientes seg</w:t>
-      </w:r>
-      <w:r>
-        <w:rPr>
-          <w:rFonts w:ascii="Calibri" w:hAnsi="Calibri" w:cs="Calibri"/>
-        </w:rPr>
-        <w:t>ú</w:t>
-      </w:r>
-      <w:r>
-        <w:t>n la receta est</w:t>
-      </w:r>
-      <w:r>
-        <w:rPr>
-          <w:rFonts w:ascii="Calibri" w:hAnsi="Calibri" w:cs="Calibri"/>
-        </w:rPr>
-        <w:t>á</w:t>
-      </w:r>
-      <w:r>
-        <w:t>ndar?</w:t>
-      </w:r>
-    </w:p>
-    <w:p>
-      <w:pPr>
-        <w:pStyle w:val="Prrafodelista"/>
-        <w:numPr>
-          <w:ilvl w:val="0"/>
-          <w:numId w:val="14"/>
-        </w:numPr>
-      </w:pPr>
-      <w:r>
-        <w:rPr>
-          <w:rFonts w:ascii="Calibri" w:hAnsi="Calibri" w:cs="Calibri"/>
-        </w:rPr>
-        <w:t>¿</w:t>
-      </w:r>
-      <w:r>
-        <w:t>Los ingredientes perecederos (crema, huevos, quesos) est</w:t>
-      </w:r>
-      <w:r>
-        <w:rPr>
-          <w:rFonts w:ascii="Calibri" w:hAnsi="Calibri" w:cs="Calibri"/>
-        </w:rPr>
-        <w:t>á</w:t>
-      </w:r>
-      <w:r>
-        <w:t>n a temperatura adecuada?</w:t>
-      </w:r>
-    </w:p>
-    <w:p>
-      <w:pPr>
-        <w:pStyle w:val="Prrafodelista"/>
-        <w:numPr>
-          <w:ilvl w:val="0"/>
-          <w:numId w:val="14"/>
-        </w:numPr>
-      </w:pPr>
-      <w:r>
-        <w:rPr>
-          <w:rFonts w:ascii="Calibri" w:hAnsi="Calibri" w:cs="Calibri"/>
-        </w:rPr>
-        <w:lastRenderedPageBreak/>
-        <w:t>¿</w:t>
-      </w:r>
-      <w:r>
-        <w:t xml:space="preserve">Se ha realizado el </w:t>
-      </w:r>
-      <w:r>
-        <w:rPr>
-          <w:rStyle w:val="Extranjerismo"/>
-        </w:rPr>
-        <w:t>mise en place</w:t>
-      </w:r>
-      <w:r>
-        <w:t xml:space="preserve"> (utensilios, equipos, recipientes listos)?</w:t>
-      </w:r>
-    </w:p>
-    <w:p>
-      <w:pPr>
-        <w:rPr>
-          <w:rFonts w:ascii="Calibri" w:hAnsi="Calibri" w:cs="Calibri"/>
-        </w:rPr>
-      </w:pPr>
-      <w:r>
-        <w:rPr>
-          <w:b/>
-          <w:bCs/>
-        </w:rPr>
-        <w:t>D</w:t>
-      </w:r>
-      <w:r>
-        <w:rPr>
-          <w:b/>
-          <w:bCs/>
-        </w:rPr>
-        <w:t>urante la preparación:</w:t>
-      </w:r>
-    </w:p>
-    <w:p>
-      <w:pPr>
-        <w:pStyle w:val="Prrafodelista"/>
-        <w:numPr>
-          <w:ilvl w:val="0"/>
-          <w:numId w:val="15"/>
-        </w:numPr>
-      </w:pPr>
-      <w:r>
-        <w:rPr>
-          <w:rFonts w:ascii="Calibri" w:hAnsi="Calibri" w:cs="Calibri"/>
-        </w:rPr>
-        <w:t>¿Se ha seguido el procedimiento paso a paso de la receta?</w:t>
-      </w:r>
-    </w:p>
-    <w:p>
-      <w:pPr>
-        <w:pStyle w:val="Prrafodelista"/>
-        <w:numPr>
-          <w:ilvl w:val="0"/>
-          <w:numId w:val="15"/>
-        </w:numPr>
-      </w:pPr>
-      <w:r>
-        <w:rPr>
-          <w:rFonts w:ascii="Calibri" w:hAnsi="Calibri" w:cs="Calibri"/>
-        </w:rPr>
-        <w:t>¿Se han respetado los tiempos de cocción indicados?</w:t>
-      </w:r>
-    </w:p>
-    <w:p>
-      <w:pPr>
-        <w:pStyle w:val="Prrafodelista"/>
-        <w:numPr>
-          <w:ilvl w:val="0"/>
-          <w:numId w:val="15"/>
-        </w:numPr>
-      </w:pPr>
-      <w:r>
-        <w:rPr>
-          <w:rFonts w:ascii="Calibri" w:hAnsi="Calibri" w:cs="Calibri"/>
-        </w:rPr>
-        <w:t>¿Se ha evitado que la salsa se queme o se pegue (revolver constantemente si es necesario)?</w:t>
-      </w:r>
-    </w:p>
-    <w:p>
-      <w:pPr>
-        <w:pStyle w:val="Prrafodelista"/>
-        <w:numPr>
-          <w:ilvl w:val="0"/>
-          <w:numId w:val="15"/>
-        </w:numPr>
-      </w:pPr>
-      <w:r>
-        <w:rPr>
-          <w:rFonts w:ascii="Calibri" w:hAnsi="Calibri" w:cs="Calibri"/>
-        </w:rPr>
-        <w:t>¿Se ha corregido la sazón (sal, pimienta, acidez) antes de finalizar?</w:t>
-      </w:r>
-    </w:p>
-    <w:p>
-      <w:pPr>
-        <w:rPr>
-          <w:b/>
-          <w:bCs/>
-        </w:rPr>
-      </w:pPr>
-      <w:r>
-        <w:rPr>
-          <w:b/>
-          <w:bCs/>
-        </w:rPr>
-        <w:t>A</w:t>
-      </w:r>
-      <w:r>
-        <w:rPr>
-          <w:b/>
-          <w:bCs/>
-        </w:rPr>
-        <w:t>l finalizar la salsa:</w:t>
-      </w:r>
-    </w:p>
-    <w:p>
-      <w:pPr>
-        <w:pStyle w:val="Prrafodelista"/>
-        <w:numPr>
-          <w:ilvl w:val="0"/>
-          <w:numId w:val="16"/>
-        </w:numPr>
-      </w:pPr>
-      <w:r>
-        <w:rPr>
-          <w:rFonts w:ascii="Calibri" w:hAnsi="Calibri" w:cs="Calibri"/>
-        </w:rPr>
-        <w:t>¿La textura es la adecuada (ni muy líquida ni muy espesa)?</w:t>
-      </w:r>
-    </w:p>
-    <w:p>
-      <w:pPr>
-        <w:pStyle w:val="Prrafodelista"/>
-        <w:numPr>
-          <w:ilvl w:val="0"/>
-          <w:numId w:val="16"/>
-        </w:numPr>
-      </w:pPr>
-      <w:r>
-        <w:rPr>
-          <w:rFonts w:ascii="Calibri" w:hAnsi="Calibri" w:cs="Calibri"/>
-        </w:rPr>
-        <w:t>¿</w:t>
-      </w:r>
-      <w:r>
-        <w:t>El color es atractivo y corresponde a la receta?</w:t>
-      </w:r>
-    </w:p>
-    <w:p>
-      <w:pPr>
-        <w:pStyle w:val="Prrafodelista"/>
-        <w:numPr>
-          <w:ilvl w:val="0"/>
-          <w:numId w:val="16"/>
-        </w:numPr>
-      </w:pPr>
-      <w:r>
-        <w:rPr>
-          <w:rFonts w:ascii="Calibri" w:hAnsi="Calibri" w:cs="Calibri"/>
-        </w:rPr>
-        <w:t>¿</w:t>
-      </w:r>
-      <w:r>
-        <w:t xml:space="preserve">El sabor es equilibrado (salado, </w:t>
-      </w:r>
-      <w:r>
-        <w:rPr>
-          <w:rFonts w:ascii="Calibri" w:hAnsi="Calibri" w:cs="Calibri"/>
-        </w:rPr>
-        <w:t>á</w:t>
-      </w:r>
-      <w:r>
-        <w:t>cido, dulce, umami)?</w:t>
-      </w:r>
-    </w:p>
-    <w:p>
-      <w:pPr>
-        <w:pStyle w:val="Prrafodelista"/>
-        <w:numPr>
-          <w:ilvl w:val="0"/>
-          <w:numId w:val="16"/>
-        </w:numPr>
-      </w:pPr>
-      <w:r>
-        <w:rPr>
-          <w:rFonts w:ascii="Calibri" w:hAnsi="Calibri" w:cs="Calibri"/>
-        </w:rPr>
-        <w:t>¿</w:t>
-      </w:r>
-      <w:r>
-        <w:t>La temperatura de servicio es la correcta (caliente para rag</w:t>
-      </w:r>
-      <w:r>
-        <w:rPr>
-          <w:rFonts w:ascii="Calibri" w:hAnsi="Calibri" w:cs="Calibri"/>
-        </w:rPr>
-        <w:t>ú</w:t>
-      </w:r>
-      <w:r>
-        <w:t>s y cremas, ambiente para pesto)?</w:t>
-      </w:r>
-    </w:p>
-    <w:p>
-      <w:pPr>
-        <w:pStyle w:val="Prrafodelista"/>
-        <w:numPr>
-          <w:ilvl w:val="0"/>
-          <w:numId w:val="16"/>
-        </w:numPr>
-      </w:pPr>
-      <w:r>
-        <w:rPr>
-          <w:rFonts w:ascii="Calibri" w:hAnsi="Calibri" w:cs="Calibri"/>
-        </w:rPr>
-        <w:t>¿</w:t>
-      </w:r>
-      <w:r>
-        <w:t>Se ha registrado el rendimiento real para comparar con el rendimiento est</w:t>
-      </w:r>
-      <w:r>
-        <w:rPr>
-          <w:rFonts w:ascii="Calibri" w:hAnsi="Calibri" w:cs="Calibri"/>
-        </w:rPr>
-        <w:t>á</w:t>
-      </w:r>
-      <w:r>
-        <w:t>ndar?</w:t>
-      </w:r>
-    </w:p>
-    <w:p>
-      <w:pPr>
-        <w:pStyle w:val="Ttulo2"/>
-        <w:rPr>
-          <w:lang w:val="es-MX"/>
-        </w:rPr>
-      </w:pPr>
-      <w:bookmarkStart w:id="17" w:name="_Toc243381203"/>
-      <w:r>
-        <w:rPr>
-          <w:lang w:val="es-MX"/>
-        </w:rPr>
-        <w:t>Maridaje de salsas con tipos de pasta</w:t>
-      </w:r>
-      <w:bookmarkEnd w:id="17"/>
-    </w:p>
-    <w:p>
-      <w:pPr>
-        <w:ind w:left="426"/>
-      </w:pPr>
-      <w:r>
-        <w:t xml:space="preserve">El maridaje entre la pasta y la salsa responde a características como la forma, el tamaño, la superficie y la capacidad de la pasta para retener la preparación. </w:t>
-      </w:r>
-    </w:p>
-    <w:p>
-      <w:pPr>
-        <w:ind w:left="360"/>
-      </w:pPr>
-      <w:r>
-        <w:t>De acuerdo con Bernasconi y Teubner (2004), una selección adecuada favorece la distribución de la salsa y el equilibrio de sabores y texturas. Algunos criterios para orientar esta combinación son los siguientes:</w:t>
       </w:r>
     </w:p>
     <w:p>
@@ -8035,30 +8940,7 @@
         </w:numPr>
       </w:pPr>
       <w:r>
-        <w:rPr>
-          <w:b/>
-          <w:bCs/>
-        </w:rPr>
-        <w:lastRenderedPageBreak/>
-        <w:t>Pastas largas (</w:t>
-      </w:r>
-      <w:r>
-        <w:rPr>
-          <w:rStyle w:val="Extranjerismo"/>
-          <w:b/>
-          <w:bCs/>
-        </w:rPr>
-        <w:t>spaghetti, linguine, fettuccine</w:t>
-      </w:r>
-      <w:r>
-        <w:rPr>
-          <w:b/>
-          <w:bCs/>
-        </w:rPr>
-        <w:t>):</w:t>
-      </w:r>
-      <w:r>
-        <w:t xml:space="preserve"> combinan especialmente con salsas fluidas o cremosas que pueden distribuirse a lo largo de la pasta. Entre ellas se encuentran preparaciones a base de aceite de oliva, tomate, queso o mariscos.</w:t>
+        <w:t>¿Se han verificado las fechas de vencimiento de los ingredientes?</w:t>
       </w:r>
     </w:p>
     <w:p>
@@ -8070,30 +8952,7 @@
         </w:numPr>
       </w:pPr>
       <w:r>
-        <w:rPr>
-          <w:b/>
-          <w:bCs/>
-        </w:rPr>
-        <w:t>Pastas cortas y tubulares (</w:t>
-      </w:r>
-      <w:r>
-        <w:rPr>
-          <w:rStyle w:val="Extranjerismo"/>
-          <w:b/>
-          <w:bCs/>
-          <w:lang w:val="es-CO"/>
-        </w:rPr>
-        <w:t>penne, rigatoni, ziti</w:t>
-      </w:r>
-      <w:r>
-        <w:rPr>
-          <w:b/>
-          <w:bCs/>
-        </w:rPr>
-        <w:t>):</w:t>
-      </w:r>
-      <w:r>
-        <w:t xml:space="preserve"> su forma, cavidades y, en algunos casos, superficie estriada facilitan la retención de salsas espesas y de ingredientes en trozos. Son apropiadas para ragús y salsas de verduras, carnes o quesos.</w:t>
+        <w:t>¿Se han pesado y medido todos los ingredientes según la receta estándar?</w:t>
       </w:r>
     </w:p>
     <w:p>
@@ -8105,30 +8964,8 @@
         </w:numPr>
       </w:pPr>
       <w:r>
-        <w:rPr>
-          <w:b/>
-          <w:bCs/>
-        </w:rPr>
-        <w:t>Pastas con formas (</w:t>
-      </w:r>
-      <w:r>
-        <w:rPr>
-          <w:rStyle w:val="Extranjerismo"/>
-          <w:b/>
-          <w:bCs/>
-          <w:lang w:val="es-CO"/>
-        </w:rPr>
-        <w:t>fusilli, farfalle, orecchiette</w:t>
-      </w:r>
-      <w:r>
-        <w:rPr>
-          <w:b/>
-          <w:bCs/>
-        </w:rPr>
-        <w:t>):</w:t>
-      </w:r>
-      <w:r>
-        <w:t xml:space="preserve"> sus pliegues, curvas y cavidades permiten retener salsas de consistencia media y pequeños ingredientes. Pueden acompañarse con pesto, salsas de verduras y otras preparaciones de textura similar.</w:t>
+        <w:lastRenderedPageBreak/>
+        <w:t>¿Los ingredientes perecederos (crema, huevos, quesos) están a temperatura adecuada?</w:t>
       </w:r>
     </w:p>
     <w:p>
@@ -8140,30 +8977,28 @@
         </w:numPr>
       </w:pPr>
       <w:r>
+        <w:t>¿Se ha realizado el mise en place (utensilios, equipos, recipientes listos)?</w:t>
+      </w:r>
+    </w:p>
+    <w:p>
+      <w:pPr>
+        <w:rPr>
+          <w:rFonts w:ascii="Calibri" w:hAnsi="Calibri" w:cs="Calibri"/>
+        </w:rPr>
+      </w:pPr>
+      <w:r>
         <w:rPr>
           <w:b/>
           <w:bCs/>
         </w:rPr>
-        <w:t>Pastas rellenas (</w:t>
-      </w:r>
-      <w:r>
-        <w:rPr>
-          <w:rStyle w:val="Extranjerismo"/>
+        <w:t>D</w:t>
+      </w:r>
+      <w:r>
+        <w:rPr>
           <w:b/>
           <w:bCs/>
-          <w:lang w:val="es-CO"/>
-        </w:rPr>
-        <w:t>ravioli, tortellini, agnolotti</w:t>
-      </w:r>
-      <w:r>
-        <w:rPr>
-          <w:b/>
-          <w:bCs/>
-        </w:rPr>
-        <w:t xml:space="preserve">): </w:t>
-      </w:r>
-      <w:r>
-        <w:t>requieren acompañamientos que complementen el sabor del relleno sin predominar sobre él. Pueden servirse con mantequilla y hierbas, salsas ligeras o caldos, según el tipo de pasta y relleno.</w:t>
+        </w:rPr>
+        <w:t>urante la preparación:</w:t>
       </w:r>
     </w:p>
     <w:p>
@@ -8175,14 +9010,471 @@
         </w:numPr>
       </w:pPr>
       <w:r>
+        <w:t>¿Se ha seguido el procedimiento paso a paso de la receta?</w:t>
+      </w:r>
+    </w:p>
+    <w:p>
+      <w:pPr>
+        <w:pStyle w:val="Prrafodelista"/>
+        <w:numPr>
+          <w:ilvl w:val="0"/>
+          <w:numId w:val="7"/>
+        </w:numPr>
+      </w:pPr>
+      <w:r>
+        <w:t>¿Se han respetado los tiempos de cocción indicados?</w:t>
+      </w:r>
+    </w:p>
+    <w:p>
+      <w:pPr>
+        <w:pStyle w:val="Prrafodelista"/>
+        <w:numPr>
+          <w:ilvl w:val="0"/>
+          <w:numId w:val="7"/>
+        </w:numPr>
+      </w:pPr>
+      <w:r>
+        <w:t>¿Se ha evitado que la salsa se queme o se pegue (revolver constantemente si es necesario)?</w:t>
+      </w:r>
+    </w:p>
+    <w:p>
+      <w:pPr>
+        <w:pStyle w:val="Prrafodelista"/>
+        <w:numPr>
+          <w:ilvl w:val="0"/>
+          <w:numId w:val="7"/>
+        </w:numPr>
+      </w:pPr>
+      <w:r>
+        <w:t>¿Se ha corregido la sazón (sal, pimienta, acidez) antes de finalizar?</w:t>
+      </w:r>
+    </w:p>
+    <w:p>
+      <w:pPr>
         <w:rPr>
           <w:b/>
           <w:bCs/>
         </w:rPr>
+      </w:pPr>
+      <w:r>
+        <w:rPr>
+          <w:b/>
+          <w:bCs/>
+        </w:rPr>
+        <w:t>A</w:t>
+      </w:r>
+      <w:r>
+        <w:rPr>
+          <w:b/>
+          <w:bCs/>
+        </w:rPr>
+        <w:t>l finalizar la salsa:</w:t>
+      </w:r>
+    </w:p>
+    <w:p>
+      <w:pPr>
+        <w:pStyle w:val="Prrafodelista"/>
+        <w:numPr>
+          <w:ilvl w:val="0"/>
+          <w:numId w:val="7"/>
+        </w:numPr>
+      </w:pPr>
+      <w:r>
+        <w:t>¿La textura es la adecuada (ni muy líquida ni muy espesa)?</w:t>
+      </w:r>
+    </w:p>
+    <w:p>
+      <w:pPr>
+        <w:pStyle w:val="Prrafodelista"/>
+        <w:numPr>
+          <w:ilvl w:val="0"/>
+          <w:numId w:val="7"/>
+        </w:numPr>
+      </w:pPr>
+      <w:r>
+        <w:t>¿</w:t>
+      </w:r>
+      <w:r>
+        <w:t>El color es atractivo y corresponde a la receta?</w:t>
+      </w:r>
+    </w:p>
+    <w:p>
+      <w:pPr>
+        <w:pStyle w:val="Prrafodelista"/>
+        <w:numPr>
+          <w:ilvl w:val="0"/>
+          <w:numId w:val="7"/>
+        </w:numPr>
+      </w:pPr>
+      <w:r>
+        <w:t>¿</w:t>
+      </w:r>
+      <w:r>
+        <w:t xml:space="preserve">El sabor es equilibrado (salado, </w:t>
+      </w:r>
+      <w:r>
+        <w:t>á</w:t>
+      </w:r>
+      <w:r>
+        <w:t>cido, dulce, umami)?</w:t>
+      </w:r>
+    </w:p>
+    <w:p>
+      <w:pPr>
+        <w:pStyle w:val="Prrafodelista"/>
+        <w:numPr>
+          <w:ilvl w:val="0"/>
+          <w:numId w:val="7"/>
+        </w:numPr>
+      </w:pPr>
+      <w:r>
+        <w:t>¿</w:t>
+      </w:r>
+      <w:r>
+        <w:t>La temperatura de servicio es la correcta (caliente para rag</w:t>
+      </w:r>
+      <w:r>
+        <w:t>ú</w:t>
+      </w:r>
+      <w:r>
+        <w:t xml:space="preserve">s y cremas, ambiente para </w:t>
+      </w:r>
+      <w:r>
+        <w:rPr>
+          <w:rStyle w:val="Extranjerismo"/>
+        </w:rPr>
+        <w:t>pesto</w:t>
+      </w:r>
+      <w:r>
+        <w:t>)?</w:t>
+      </w:r>
+    </w:p>
+    <w:p>
+      <w:pPr>
+        <w:pStyle w:val="Prrafodelista"/>
+        <w:numPr>
+          <w:ilvl w:val="0"/>
+          <w:numId w:val="7"/>
+        </w:numPr>
+      </w:pPr>
+      <w:r>
+        <w:t>¿</w:t>
+      </w:r>
+      <w:r>
+        <w:t>Se ha registrado el rendimiento real para comparar con el rendimiento est</w:t>
+      </w:r>
+      <w:r>
+        <w:t>á</w:t>
+      </w:r>
+      <w:r>
+        <w:t>ndar?</w:t>
+      </w:r>
+    </w:p>
+    <w:p>
+      <w:pPr>
+        <w:pStyle w:val="Ttulo2"/>
+        <w:rPr>
+          <w:lang w:val="es-MX"/>
+        </w:rPr>
+      </w:pPr>
+      <w:bookmarkStart w:id="17" w:name="_Toc243559214"/>
+      <w:r>
+        <w:rPr>
+          <w:lang w:val="es-MX"/>
+        </w:rPr>
+        <w:t>Maridaje de salsas con tipos de pasta</w:t>
+      </w:r>
+      <w:bookmarkEnd w:id="17"/>
+    </w:p>
+    <w:p>
+      <w:pPr>
+        <w:ind w:left="426"/>
+      </w:pPr>
+      <w:r>
+        <w:t xml:space="preserve">El maridaje entre la pasta y la salsa responde a características como la forma, el tamaño, la superficie y la capacidad de la pasta para retener la preparación. </w:t>
+      </w:r>
+    </w:p>
+    <w:p>
+      <w:pPr>
+        <w:ind w:left="360"/>
+      </w:pPr>
+      <w:r>
+        <w:lastRenderedPageBreak/>
+        <w:t xml:space="preserve">De acuerdo con Bernasconi y </w:t>
+      </w:r>
+      <w:proofErr w:type="spellStart"/>
+      <w:r>
+        <w:t>Teubner</w:t>
+      </w:r>
+      <w:proofErr w:type="spellEnd"/>
+      <w:r>
+        <w:t xml:space="preserve"> (2004), una selección adecuada favorece la distribución de la salsa y el equilibrio de sabores y texturas. Algunos criterios para orientar esta combinación son los siguientes:</w:t>
+      </w:r>
+    </w:p>
+    <w:p>
+      <w:pPr>
+        <w:pStyle w:val="Prrafodelista"/>
+        <w:numPr>
+          <w:ilvl w:val="0"/>
+          <w:numId w:val="7"/>
+        </w:numPr>
+      </w:pPr>
+      <w:r>
+        <w:rPr>
+          <w:b/>
+          <w:bCs/>
+        </w:rPr>
+        <w:t>Pastas largas (</w:t>
+      </w:r>
+      <w:r>
+        <w:rPr>
+          <w:rStyle w:val="Extranjerismo"/>
+          <w:b/>
+          <w:bCs/>
+        </w:rPr>
+        <w:t>spaghetti, linguine, fettuccine</w:t>
+      </w:r>
+      <w:r>
+        <w:rPr>
+          <w:b/>
+          <w:bCs/>
+        </w:rPr>
+        <w:t>):</w:t>
+      </w:r>
+      <w:r>
+        <w:t xml:space="preserve"> combinan especialmente con salsas fluidas o cremosas que pueden distribuirse a lo largo de la pasta. Entre ellas se encuentran preparaciones a base de aceite de oliva, tomate, queso o mariscos.</w:t>
+      </w:r>
+    </w:p>
+    <w:p>
+      <w:pPr>
+        <w:pStyle w:val="Prrafodelista"/>
+        <w:numPr>
+          <w:ilvl w:val="0"/>
+          <w:numId w:val="7"/>
+        </w:numPr>
+      </w:pPr>
+      <w:r>
+        <w:rPr>
+          <w:b/>
+          <w:bCs/>
+        </w:rPr>
+        <w:t>Pastas cortas y tubulares (</w:t>
+      </w:r>
+      <w:proofErr w:type="spellStart"/>
+      <w:r>
+        <w:rPr>
+          <w:rStyle w:val="Extranjerismo"/>
+          <w:b/>
+          <w:bCs/>
+          <w:lang w:val="es-CO"/>
+        </w:rPr>
+        <w:t>penne</w:t>
+      </w:r>
+      <w:proofErr w:type="spellEnd"/>
+      <w:r>
+        <w:rPr>
+          <w:rStyle w:val="Extranjerismo"/>
+          <w:b/>
+          <w:bCs/>
+          <w:lang w:val="es-CO"/>
+        </w:rPr>
+        <w:t xml:space="preserve">, </w:t>
+      </w:r>
+      <w:proofErr w:type="spellStart"/>
+      <w:r>
+        <w:rPr>
+          <w:rStyle w:val="Extranjerismo"/>
+          <w:b/>
+          <w:bCs/>
+          <w:lang w:val="es-CO"/>
+        </w:rPr>
+        <w:t>rigatoni</w:t>
+      </w:r>
+      <w:proofErr w:type="spellEnd"/>
+      <w:r>
+        <w:rPr>
+          <w:rStyle w:val="Extranjerismo"/>
+          <w:b/>
+          <w:bCs/>
+          <w:lang w:val="es-CO"/>
+        </w:rPr>
+        <w:t xml:space="preserve">, </w:t>
+      </w:r>
+      <w:proofErr w:type="spellStart"/>
+      <w:r>
+        <w:rPr>
+          <w:rStyle w:val="Extranjerismo"/>
+          <w:b/>
+          <w:bCs/>
+          <w:lang w:val="es-CO"/>
+        </w:rPr>
+        <w:t>ziti</w:t>
+      </w:r>
+      <w:proofErr w:type="spellEnd"/>
+      <w:r>
+        <w:rPr>
+          <w:b/>
+          <w:bCs/>
+        </w:rPr>
+        <w:t>):</w:t>
+      </w:r>
+      <w:r>
+        <w:t xml:space="preserve"> su forma, cavidades y, en algunos casos, superficie estriada facilitan la retención de salsas espesas y de ingredientes en trozos. Son apropiadas para ragús y salsas de verduras, carnes o quesos.</w:t>
+      </w:r>
+    </w:p>
+    <w:p>
+      <w:pPr>
+        <w:pStyle w:val="Prrafodelista"/>
+        <w:numPr>
+          <w:ilvl w:val="0"/>
+          <w:numId w:val="7"/>
+        </w:numPr>
+      </w:pPr>
+      <w:r>
+        <w:rPr>
+          <w:b/>
+          <w:bCs/>
+        </w:rPr>
+        <w:t>Pastas con formas (</w:t>
+      </w:r>
+      <w:proofErr w:type="spellStart"/>
+      <w:r>
+        <w:rPr>
+          <w:rStyle w:val="Extranjerismo"/>
+          <w:b/>
+          <w:bCs/>
+          <w:lang w:val="es-CO"/>
+        </w:rPr>
+        <w:t>fusilli</w:t>
+      </w:r>
+      <w:proofErr w:type="spellEnd"/>
+      <w:r>
+        <w:rPr>
+          <w:rStyle w:val="Extranjerismo"/>
+          <w:b/>
+          <w:bCs/>
+          <w:lang w:val="es-CO"/>
+        </w:rPr>
+        <w:t xml:space="preserve">, </w:t>
+      </w:r>
+      <w:proofErr w:type="spellStart"/>
+      <w:r>
+        <w:rPr>
+          <w:rStyle w:val="Extranjerismo"/>
+          <w:b/>
+          <w:bCs/>
+          <w:lang w:val="es-CO"/>
+        </w:rPr>
+        <w:t>farfalle</w:t>
+      </w:r>
+      <w:proofErr w:type="spellEnd"/>
+      <w:r>
+        <w:rPr>
+          <w:rStyle w:val="Extranjerismo"/>
+          <w:b/>
+          <w:bCs/>
+          <w:lang w:val="es-CO"/>
+        </w:rPr>
+        <w:t xml:space="preserve">, </w:t>
+      </w:r>
+      <w:proofErr w:type="spellStart"/>
+      <w:r>
+        <w:rPr>
+          <w:rStyle w:val="Extranjerismo"/>
+          <w:b/>
+          <w:bCs/>
+          <w:lang w:val="es-CO"/>
+        </w:rPr>
+        <w:t>orecchiette</w:t>
+      </w:r>
+      <w:proofErr w:type="spellEnd"/>
+      <w:r>
+        <w:rPr>
+          <w:b/>
+          <w:bCs/>
+        </w:rPr>
+        <w:t>):</w:t>
+      </w:r>
+      <w:r>
+        <w:t xml:space="preserve"> sus pliegues, curvas y cavidades permiten retener salsas de consistencia media y pequeños ingredientes. Pueden acompañarse con </w:t>
+      </w:r>
+      <w:r>
+        <w:rPr>
+          <w:rStyle w:val="Extranjerismo"/>
+        </w:rPr>
+        <w:t>pesto</w:t>
+      </w:r>
+      <w:r>
+        <w:t>, salsas de verduras y otras preparaciones de textura similar.</w:t>
+      </w:r>
+    </w:p>
+    <w:p>
+      <w:pPr>
+        <w:pStyle w:val="Prrafodelista"/>
+        <w:numPr>
+          <w:ilvl w:val="0"/>
+          <w:numId w:val="7"/>
+        </w:numPr>
+      </w:pPr>
+      <w:r>
+        <w:rPr>
+          <w:b/>
+          <w:bCs/>
+        </w:rPr>
+        <w:t>Pastas rellenas (</w:t>
+      </w:r>
+      <w:r>
+        <w:rPr>
+          <w:rStyle w:val="Extranjerismo"/>
+          <w:b/>
+          <w:bCs/>
+          <w:lang w:val="es-CO"/>
+        </w:rPr>
+        <w:t xml:space="preserve">ravioli, tortellini, </w:t>
+      </w:r>
+      <w:proofErr w:type="spellStart"/>
+      <w:r>
+        <w:rPr>
+          <w:rStyle w:val="Extranjerismo"/>
+          <w:b/>
+          <w:bCs/>
+          <w:lang w:val="es-CO"/>
+        </w:rPr>
+        <w:t>agnolotti</w:t>
+      </w:r>
+      <w:proofErr w:type="spellEnd"/>
+      <w:r>
+        <w:rPr>
+          <w:b/>
+          <w:bCs/>
+        </w:rPr>
+        <w:t xml:space="preserve">): </w:t>
+      </w:r>
+      <w:r>
+        <w:t>requieren acompañamientos que complementen el sabor del relleno sin predominar sobre él. Pueden servirse con mantequilla y hierbas, salsas ligeras o caldos, según el tipo de pasta y relleno.</w:t>
+      </w:r>
+    </w:p>
+    <w:p>
+      <w:pPr>
+        <w:pStyle w:val="Prrafodelista"/>
+        <w:numPr>
+          <w:ilvl w:val="0"/>
+          <w:numId w:val="7"/>
+        </w:numPr>
+      </w:pPr>
+      <w:r>
+        <w:rPr>
+          <w:b/>
+          <w:bCs/>
+        </w:rPr>
         <w:t>Pastas para hornear (lasaña y canelones):</w:t>
       </w:r>
       <w:r>
-        <w:t xml:space="preserve"> requieren salsas con suficiente consistencia para mantener la estructura y humedad de la preparación durante el horneado. Entre las combinaciones tradicionales se encuentran el ragú y la salsa bechamel.</w:t>
+        <w:t xml:space="preserve"> requieren salsas con suficiente consistencia para mantener la estructura y humedad de la </w:t>
+      </w:r>
+      <w:r>
+        <w:lastRenderedPageBreak/>
+        <w:t>preparación durante el horneado. Entre las combinaciones tradicionales se encuentran el ragú y la salsa bechamel.</w:t>
       </w:r>
     </w:p>
     <w:p>
@@ -8190,7 +9482,6 @@
         <w:ind w:left="426"/>
       </w:pPr>
       <w:r>
-        <w:lastRenderedPageBreak/>
         <w:t>Para ampliar sus conocimientos sobre la clasificación, las técnicas de elaboración y el maridaje de las salsas para pastas, consulte el pódcast “Salsas para pastas: clasificación, técnicas de elaboración y maridaje”.</w:t>
       </w:r>
     </w:p>
@@ -8358,245 +9649,97 @@
                 <w:rStyle w:val="Extranjerismo"/>
                 <w:lang w:val="es-CO"/>
               </w:rPr>
-              <w:t>el sugo di pomodoro</w:t>
-            </w:r>
-            <w:r>
-              <w:rPr>
-                <w:bCs/>
-              </w:rPr>
-              <w:t xml:space="preserve">, la </w:t>
-            </w:r>
+              <w:lastRenderedPageBreak/>
+              <w:t xml:space="preserve">el </w:t>
+            </w:r>
+            <w:proofErr w:type="spellStart"/>
             <w:r>
               <w:rPr>
                 <w:rStyle w:val="Extranjerismo"/>
                 <w:lang w:val="es-CO"/>
               </w:rPr>
-              <w:t>arrabbiata</w:t>
-            </w:r>
-            <w:r>
-              <w:rPr>
-                <w:bCs/>
-              </w:rPr>
-              <w:t xml:space="preserve">, o joyas como la </w:t>
-            </w:r>
+              <w:t>sugo</w:t>
+            </w:r>
+            <w:proofErr w:type="spellEnd"/>
             <w:r>
               <w:rPr>
                 <w:rStyle w:val="Extranjerismo"/>
                 <w:lang w:val="es-CO"/>
               </w:rPr>
-              <w:t>amatriciana</w:t>
-            </w:r>
-            <w:r>
-              <w:rPr>
-                <w:bCs/>
-              </w:rPr>
-              <w:t xml:space="preserve">, cargada del sabor intenso del </w:t>
-            </w:r>
+              <w:t xml:space="preserve"> di </w:t>
+            </w:r>
+            <w:proofErr w:type="spellStart"/>
             <w:r>
               <w:rPr>
                 <w:rStyle w:val="Extranjerismo"/>
                 <w:lang w:val="es-CO"/>
               </w:rPr>
-              <w:t>guanciale</w:t>
-            </w:r>
-            <w:r>
-              <w:rPr>
-                <w:bCs/>
-              </w:rPr>
-              <w:t xml:space="preserve"> y el queso </w:t>
-            </w:r>
+              <w:t>pomodoro</w:t>
+            </w:r>
+            <w:proofErr w:type="spellEnd"/>
+            <w:r>
+              <w:rPr>
+                <w:bCs/>
+              </w:rPr>
+              <w:t xml:space="preserve">, la </w:t>
+            </w:r>
+            <w:proofErr w:type="spellStart"/>
             <w:r>
               <w:rPr>
                 <w:rStyle w:val="Extranjerismo"/>
                 <w:lang w:val="es-CO"/>
               </w:rPr>
-              <w:t>pecorino</w:t>
-            </w:r>
-            <w:r>
-              <w:rPr>
-                <w:bCs/>
-              </w:rPr>
-              <w:t>.</w:t>
-            </w:r>
-          </w:p>
-          <w:p>
-            <w:pPr>
-              <w:rPr>
-                <w:bCs/>
-              </w:rPr>
-            </w:pPr>
-            <w:r>
-              <w:rPr>
-                <w:b/>
-                <w:bCs/>
-              </w:rPr>
-              <w:lastRenderedPageBreak/>
-              <w:t>Mujer:</w:t>
-            </w:r>
-            <w:r>
-              <w:t xml:space="preserve"> a</w:t>
-            </w:r>
-            <w:r>
-              <w:rPr>
-                <w:bCs/>
-              </w:rPr>
-              <w:t xml:space="preserve">hora, si desean algo más suave y cremoso, nos vamos a los tonos blancos: las bases de crema y queso, como el Alfredo, o la </w:t>
-            </w:r>
+              <w:t>arrabbiata</w:t>
+            </w:r>
+            <w:proofErr w:type="spellEnd"/>
+            <w:r>
+              <w:rPr>
+                <w:bCs/>
+              </w:rPr>
+              <w:t xml:space="preserve">, o joyas como la </w:t>
+            </w:r>
+            <w:proofErr w:type="spellStart"/>
             <w:r>
               <w:rPr>
                 <w:rStyle w:val="Extranjerismo"/>
                 <w:lang w:val="es-CO"/>
               </w:rPr>
-              <w:t>carbonara</w:t>
-            </w:r>
-            <w:r>
-              <w:rPr>
-                <w:bCs/>
-              </w:rPr>
-              <w:t xml:space="preserve">, cuya preparación combina huevos, </w:t>
-            </w:r>
+              <w:t>amatriciana</w:t>
+            </w:r>
+            <w:proofErr w:type="spellEnd"/>
+            <w:r>
+              <w:rPr>
+                <w:bCs/>
+              </w:rPr>
+              <w:t xml:space="preserve">, cargada del sabor intenso del </w:t>
+            </w:r>
+            <w:proofErr w:type="spellStart"/>
             <w:r>
               <w:rPr>
                 <w:rStyle w:val="Extranjerismo"/>
                 <w:lang w:val="es-CO"/>
               </w:rPr>
-              <w:t>pecorino, guanciale</w:t>
-            </w:r>
-            <w:r>
-              <w:rPr>
-                <w:bCs/>
-              </w:rPr>
-              <w:t xml:space="preserve"> y pimienta.</w:t>
-            </w:r>
-          </w:p>
-          <w:p>
-            <w:pPr>
-              <w:rPr>
-                <w:bCs/>
-              </w:rPr>
-            </w:pPr>
-            <w:r>
-              <w:rPr>
-                <w:b/>
-              </w:rPr>
-              <w:t>Hombre:</w:t>
-            </w:r>
-            <w:r>
-              <w:rPr>
-                <w:bCs/>
-              </w:rPr>
-              <w:t xml:space="preserve"> </w:t>
-            </w:r>
-            <w:r>
-              <w:rPr>
-                <w:bCs/>
-              </w:rPr>
-              <w:t>p</w:t>
-            </w:r>
-            <w:r>
-              <w:rPr>
-                <w:bCs/>
-              </w:rPr>
-              <w:t xml:space="preserve">or otro lado, las salsas crudas a base de aceite y hierbas exigen un trabajo rústico y de mucha paciencia. El mejor ejemplo es el famoso pesto </w:t>
-            </w:r>
-            <w:r>
-              <w:rPr>
-                <w:rStyle w:val="Extranjerismo"/>
-              </w:rPr>
-              <w:t>genovés</w:t>
-            </w:r>
-            <w:r>
-              <w:rPr>
-                <w:bCs/>
-              </w:rPr>
-              <w:t xml:space="preserve">, cuyo nombre viene justamente de </w:t>
-            </w:r>
-            <w:r>
-              <w:rPr>
-                <w:rStyle w:val="Extranjerismo"/>
-              </w:rPr>
-              <w:t>pestare</w:t>
-            </w:r>
-            <w:r>
-              <w:rPr>
-                <w:bCs/>
-              </w:rPr>
-              <w:t>, que significa machacar a pulso. La preparación combina albahaca, piñones, ajo y queso, y después se emulsiona con un hilo dorado de aceite de oliva.</w:t>
-            </w:r>
-          </w:p>
-          <w:p>
-            <w:pPr>
-              <w:rPr>
-                <w:bCs/>
-              </w:rPr>
-            </w:pPr>
-            <w:r>
-              <w:rPr>
-                <w:b/>
-              </w:rPr>
-              <w:t>Mujer:</w:t>
-            </w:r>
-            <w:r>
-              <w:rPr>
-                <w:bCs/>
-              </w:rPr>
-              <w:t xml:space="preserve"> </w:t>
-            </w:r>
-            <w:r>
-              <w:rPr>
-                <w:bCs/>
-              </w:rPr>
-              <w:t>p</w:t>
-            </w:r>
-            <w:r>
-              <w:rPr>
-                <w:bCs/>
-              </w:rPr>
-              <w:t>ero si tienen tiempo y quieren un sabor intenso, el mejor camino es el ragú. Salsas de carne que huelen a domingo, como la clásica boloñesa, o el ragú napolitano que exige hasta cuatro horas de cocción a fuego lento para que esos trozos de carne y embutidos suelten toda su esencia.</w:t>
-            </w:r>
-          </w:p>
-          <w:p>
-            <w:pPr>
-              <w:rPr>
-                <w:bCs/>
-              </w:rPr>
-            </w:pPr>
-            <w:r>
-              <w:rPr>
-                <w:b/>
-              </w:rPr>
-              <w:t>Hombre:</w:t>
-            </w:r>
-            <w:r>
-              <w:rPr>
-                <w:bCs/>
-              </w:rPr>
-              <w:t xml:space="preserve"> </w:t>
-            </w:r>
-            <w:r>
-              <w:rPr>
-                <w:bCs/>
-              </w:rPr>
-              <w:t>e</w:t>
-            </w:r>
-            <w:r>
-              <w:rPr>
-                <w:bCs/>
-              </w:rPr>
-              <w:t xml:space="preserve">n esas preparaciones aparece el </w:t>
+              <w:t>guanciale</w:t>
+            </w:r>
+            <w:proofErr w:type="spellEnd"/>
+            <w:r>
+              <w:rPr>
+                <w:bCs/>
+              </w:rPr>
+              <w:t xml:space="preserve"> y el queso </w:t>
             </w:r>
             <w:r>
               <w:rPr>
                 <w:rStyle w:val="Extranjerismo"/>
                 <w:lang w:val="es-CO"/>
               </w:rPr>
-              <w:t>soffritto</w:t>
-            </w:r>
-            <w:r>
-              <w:rPr>
-                <w:bCs/>
-              </w:rPr>
-              <w:t>: cebolla, zanahoria, apio y ajo finamente picados y cocinados a fuego muy bajo con aceite de oliva o mantequilla. Luego se dora la carne y se hace el desglasado con vino, raspando el fondo de la sartén para incorporar esos sabores que quedaron adheridos a la preparación.</w:t>
+              <w:t>pecorino</w:t>
+            </w:r>
+            <w:r>
+              <w:rPr>
+                <w:bCs/>
+              </w:rPr>
+              <w:t>.</w:t>
             </w:r>
           </w:p>
           <w:p>
@@ -8608,110 +9751,201 @@
             <w:r>
               <w:rPr>
                 <w:b/>
+                <w:bCs/>
               </w:rPr>
               <w:t>Mujer:</w:t>
             </w:r>
             <w:r>
-              <w:rPr>
-                <w:bCs/>
-              </w:rPr>
-              <w:t xml:space="preserve"> </w:t>
-            </w:r>
-            <w:r>
-              <w:rPr>
-                <w:bCs/>
-              </w:rPr>
-              <w:t>t</w:t>
-            </w:r>
-            <w:r>
-              <w:rPr>
-                <w:bCs/>
-              </w:rPr>
-              <w:t xml:space="preserve">odo suena delicioso, pero si fallamos en el maridaje podríamos arruinar el plato. Una pasta larga, como el </w:t>
+              <w:t xml:space="preserve"> a</w:t>
+            </w:r>
+            <w:r>
+              <w:rPr>
+                <w:bCs/>
+              </w:rPr>
+              <w:t xml:space="preserve">hora, si desean algo más suave y cremoso, nos vamos a los tonos blancos: las bases de crema y queso, como el Alfredo, o la </w:t>
             </w:r>
             <w:r>
               <w:rPr>
                 <w:rStyle w:val="Extranjerismo"/>
                 <w:lang w:val="es-CO"/>
               </w:rPr>
-              <w:t xml:space="preserve">spaghetti </w:t>
-            </w:r>
-            <w:r>
-              <w:rPr>
-                <w:bCs/>
-              </w:rPr>
-              <w:t xml:space="preserve">o el </w:t>
+              <w:t>carbonara</w:t>
+            </w:r>
+            <w:r>
+              <w:rPr>
+                <w:bCs/>
+              </w:rPr>
+              <w:t xml:space="preserve">, cuya preparación combina huevos, </w:t>
             </w:r>
             <w:r>
               <w:rPr>
                 <w:rStyle w:val="Extranjerismo"/>
                 <w:lang w:val="es-CO"/>
               </w:rPr>
-              <w:t>linguine</w:t>
-            </w:r>
-            <w:r>
-              <w:rPr>
-                <w:bCs/>
-              </w:rPr>
-              <w:t>, suele acompañarse con salsas más fluidas de aceite, tomate o crema, que se distribuyen bien sobre su superficie lisa.</w:t>
-            </w:r>
-          </w:p>
-          <w:p>
-            <w:pPr>
-              <w:rPr>
-                <w:bCs/>
-              </w:rPr>
-            </w:pPr>
-            <w:r>
-              <w:rPr>
-                <w:b/>
-              </w:rPr>
-              <w:lastRenderedPageBreak/>
-              <w:t>Hombre:</w:t>
-            </w:r>
-            <w:r>
-              <w:rPr>
-                <w:bCs/>
-              </w:rPr>
-              <w:t xml:space="preserve"> </w:t>
-            </w:r>
-            <w:r>
-              <w:rPr>
-                <w:bCs/>
-              </w:rPr>
-              <w:t>e</w:t>
-            </w:r>
-            <w:r>
-              <w:rPr>
-                <w:bCs/>
-              </w:rPr>
-              <w:t xml:space="preserve">n cambio, una salsa espesa y con trozos encuentra un buen aliado en los </w:t>
-            </w:r>
+              <w:t xml:space="preserve">pecorino, </w:t>
+            </w:r>
+            <w:proofErr w:type="spellStart"/>
             <w:r>
               <w:rPr>
                 <w:rStyle w:val="Extranjerismo"/>
                 <w:lang w:val="es-CO"/>
               </w:rPr>
-              <w:t>penne</w:t>
-            </w:r>
-            <w:r>
-              <w:rPr>
-                <w:bCs/>
-              </w:rPr>
-              <w:t xml:space="preserve"> o los </w:t>
-            </w:r>
+              <w:t>guanciale</w:t>
+            </w:r>
+            <w:proofErr w:type="spellEnd"/>
+            <w:r>
+              <w:rPr>
+                <w:bCs/>
+              </w:rPr>
+              <w:t xml:space="preserve"> y pimienta.</w:t>
+            </w:r>
+          </w:p>
+          <w:p>
+            <w:pPr>
+              <w:rPr>
+                <w:bCs/>
+              </w:rPr>
+            </w:pPr>
+            <w:r>
+              <w:rPr>
+                <w:b/>
+              </w:rPr>
+              <w:t>Hombre:</w:t>
+            </w:r>
+            <w:r>
+              <w:rPr>
+                <w:bCs/>
+              </w:rPr>
+              <w:t xml:space="preserve"> </w:t>
+            </w:r>
+            <w:r>
+              <w:rPr>
+                <w:bCs/>
+              </w:rPr>
+              <w:t>p</w:t>
+            </w:r>
+            <w:r>
+              <w:rPr>
+                <w:bCs/>
+              </w:rPr>
+              <w:t xml:space="preserve">or otro lado, las salsas crudas a base de aceite y hierbas exigen un trabajo rústico y de mucha paciencia. El mejor ejemplo es el famoso </w:t>
+            </w:r>
+            <w:r>
+              <w:rPr>
+                <w:rStyle w:val="Extranjerismo"/>
+              </w:rPr>
+              <w:t>pesto</w:t>
+            </w:r>
+            <w:r>
+              <w:rPr>
+                <w:bCs/>
+              </w:rPr>
+              <w:t xml:space="preserve"> </w:t>
+            </w:r>
+            <w:proofErr w:type="spellStart"/>
+            <w:r>
+              <w:rPr>
+                <w:rStyle w:val="Extranjerismo"/>
+              </w:rPr>
+              <w:t>genovés</w:t>
+            </w:r>
+            <w:proofErr w:type="spellEnd"/>
+            <w:r>
+              <w:rPr>
+                <w:bCs/>
+              </w:rPr>
+              <w:t xml:space="preserve">, cuyo nombre viene justamente de </w:t>
+            </w:r>
+            <w:proofErr w:type="spellStart"/>
+            <w:r>
+              <w:rPr>
+                <w:rStyle w:val="Extranjerismo"/>
+              </w:rPr>
+              <w:t>pestare</w:t>
+            </w:r>
+            <w:proofErr w:type="spellEnd"/>
+            <w:r>
+              <w:rPr>
+                <w:bCs/>
+              </w:rPr>
+              <w:t>, que significa machacar a pulso. La preparación combina albahaca, piñones, ajo y queso, y después se emulsiona con un hilo dorado de aceite de oliva.</w:t>
+            </w:r>
+          </w:p>
+          <w:p>
+            <w:pPr>
+              <w:rPr>
+                <w:bCs/>
+              </w:rPr>
+            </w:pPr>
+            <w:r>
+              <w:rPr>
+                <w:b/>
+              </w:rPr>
+              <w:t>Mujer:</w:t>
+            </w:r>
+            <w:r>
+              <w:rPr>
+                <w:bCs/>
+              </w:rPr>
+              <w:t xml:space="preserve"> </w:t>
+            </w:r>
+            <w:r>
+              <w:rPr>
+                <w:bCs/>
+              </w:rPr>
+              <w:t>p</w:t>
+            </w:r>
+            <w:r>
+              <w:rPr>
+                <w:bCs/>
+              </w:rPr>
+              <w:t>ero si tienen tiempo y quieren un sabor intenso, el mejor camino es el ragú. Salsas de carne que huelen a domingo, como la clásica boloñesa, o el ragú napolitano que exige hasta cuatro horas de cocción a fuego lento para que esos trozos de carne y embutidos suelten toda su esencia.</w:t>
+            </w:r>
+          </w:p>
+          <w:p>
+            <w:pPr>
+              <w:rPr>
+                <w:bCs/>
+              </w:rPr>
+            </w:pPr>
+            <w:r>
+              <w:rPr>
+                <w:b/>
+              </w:rPr>
+              <w:t>Hombre:</w:t>
+            </w:r>
+            <w:r>
+              <w:rPr>
+                <w:bCs/>
+              </w:rPr>
+              <w:t xml:space="preserve"> </w:t>
+            </w:r>
+            <w:r>
+              <w:rPr>
+                <w:bCs/>
+              </w:rPr>
+              <w:t>e</w:t>
+            </w:r>
+            <w:r>
+              <w:rPr>
+                <w:bCs/>
+              </w:rPr>
+              <w:t xml:space="preserve">n esas preparaciones aparece el </w:t>
+            </w:r>
+            <w:proofErr w:type="spellStart"/>
             <w:r>
               <w:rPr>
                 <w:rStyle w:val="Extranjerismo"/>
                 <w:lang w:val="es-CO"/>
               </w:rPr>
-              <w:t>rigatoni</w:t>
-            </w:r>
-            <w:r>
-              <w:rPr>
-                <w:bCs/>
-              </w:rPr>
-              <w:t>: esos tubos tienen espacio suficiente para que la salsa se quede ahí, en cada bocado.</w:t>
+              <w:t>soffritto</w:t>
+            </w:r>
+            <w:proofErr w:type="spellEnd"/>
+            <w:r>
+              <w:rPr>
+                <w:bCs/>
+              </w:rPr>
+              <w:t>: cebolla, zanahoria, apio y ajo finamente picados y cocinados a fuego muy bajo con aceite de oliva o mantequilla. Luego se dora la carne y se hace el desglasado con vino, raspando el fondo de la sartén para incorporar esos sabores que quedaron adheridos a la preparación.</w:t>
             </w:r>
           </w:p>
           <w:p>
@@ -8736,76 +9970,228 @@
               <w:rPr>
                 <w:bCs/>
               </w:rPr>
-              <w:t>y</w:t>
-            </w:r>
-            <w:r>
-              <w:rPr>
-                <w:bCs/>
-              </w:rPr>
-              <w:t xml:space="preserve"> si la pasta va rellena, como un </w:t>
+              <w:t>t</w:t>
+            </w:r>
+            <w:r>
+              <w:rPr>
+                <w:bCs/>
+              </w:rPr>
+              <w:t xml:space="preserve">odo suena delicioso, pero si fallamos en el maridaje podríamos arruinar el plato. Una pasta larga, como el </w:t>
             </w:r>
             <w:r>
               <w:rPr>
                 <w:rStyle w:val="Extranjerismo"/>
                 <w:lang w:val="es-CO"/>
               </w:rPr>
-              <w:t>ravioli</w:t>
-            </w:r>
-            <w:r>
-              <w:rPr>
-                <w:bCs/>
-              </w:rPr>
-              <w:t>, lo mejor es darle espacio al relleno. Una preparación ligera, como mantequilla y salvia, puede acompañarlo sin esconderlo.</w:t>
-            </w:r>
-          </w:p>
-          <w:p>
-            <w:pPr>
-              <w:rPr>
-                <w:bCs/>
-              </w:rPr>
-            </w:pPr>
-            <w:r>
-              <w:rPr>
-                <w:b/>
-              </w:rPr>
-              <w:t>Hombre:</w:t>
-            </w:r>
-            <w:r>
-              <w:rPr>
-                <w:bCs/>
-              </w:rPr>
-              <w:t xml:space="preserve"> </w:t>
-            </w:r>
-            <w:r>
-              <w:rPr>
-                <w:bCs/>
-              </w:rPr>
-              <w:t>y</w:t>
-            </w:r>
-            <w:r>
-              <w:rPr>
-                <w:bCs/>
-              </w:rPr>
-              <w:t xml:space="preserve"> todavía falta una combinación: las pastas que van al horno. En una lasaña o unos canelones necesitamos salsas con más cuerpo, como el </w:t>
-            </w:r>
+              <w:t xml:space="preserve">spaghetti </w:t>
+            </w:r>
+            <w:r>
+              <w:rPr>
+                <w:bCs/>
+              </w:rPr>
+              <w:t xml:space="preserve">o el </w:t>
+            </w:r>
+            <w:proofErr w:type="spellStart"/>
             <w:r>
               <w:rPr>
                 <w:rStyle w:val="Extranjerismo"/>
                 <w:lang w:val="es-CO"/>
               </w:rPr>
-              <w:t xml:space="preserve">ragù bolognese </w:t>
-            </w:r>
-            <w:r>
-              <w:rPr>
-                <w:bCs/>
-              </w:rPr>
-              <w:t xml:space="preserve">o la </w:t>
-            </w:r>
+              <w:t>linguine</w:t>
+            </w:r>
+            <w:proofErr w:type="spellEnd"/>
+            <w:r>
+              <w:rPr>
+                <w:bCs/>
+              </w:rPr>
+              <w:t xml:space="preserve">, suele </w:t>
+            </w:r>
+            <w:r>
+              <w:rPr>
+                <w:bCs/>
+              </w:rPr>
+              <w:lastRenderedPageBreak/>
+              <w:t>acompañarse con salsas más fluidas de aceite, tomate o crema, que se distribuyen bien sobre su superficie lisa.</w:t>
+            </w:r>
+          </w:p>
+          <w:p>
+            <w:pPr>
+              <w:rPr>
+                <w:bCs/>
+              </w:rPr>
+            </w:pPr>
+            <w:r>
+              <w:rPr>
+                <w:b/>
+              </w:rPr>
+              <w:t>Hombre:</w:t>
+            </w:r>
+            <w:r>
+              <w:rPr>
+                <w:bCs/>
+              </w:rPr>
+              <w:t xml:space="preserve"> </w:t>
+            </w:r>
+            <w:r>
+              <w:rPr>
+                <w:bCs/>
+              </w:rPr>
+              <w:t>e</w:t>
+            </w:r>
+            <w:r>
+              <w:rPr>
+                <w:bCs/>
+              </w:rPr>
+              <w:t xml:space="preserve">n cambio, una salsa espesa y con trozos encuentra un buen aliado en los </w:t>
+            </w:r>
+            <w:proofErr w:type="spellStart"/>
             <w:r>
               <w:rPr>
                 <w:rStyle w:val="Extranjerismo"/>
                 <w:lang w:val="es-CO"/>
               </w:rPr>
+              <w:t>penne</w:t>
+            </w:r>
+            <w:proofErr w:type="spellEnd"/>
+            <w:r>
+              <w:rPr>
+                <w:bCs/>
+              </w:rPr>
+              <w:t xml:space="preserve"> o los </w:t>
+            </w:r>
+            <w:proofErr w:type="spellStart"/>
+            <w:r>
+              <w:rPr>
+                <w:rStyle w:val="Extranjerismo"/>
+                <w:lang w:val="es-CO"/>
+              </w:rPr>
+              <w:t>rigatoni</w:t>
+            </w:r>
+            <w:proofErr w:type="spellEnd"/>
+            <w:r>
+              <w:rPr>
+                <w:bCs/>
+              </w:rPr>
+              <w:t>: esos tubos tienen espacio suficiente para que la salsa se quede ahí, en cada bocado.</w:t>
+            </w:r>
+          </w:p>
+          <w:p>
+            <w:pPr>
+              <w:rPr>
+                <w:bCs/>
+              </w:rPr>
+            </w:pPr>
+            <w:r>
+              <w:rPr>
+                <w:b/>
+              </w:rPr>
+              <w:t>Mujer:</w:t>
+            </w:r>
+            <w:r>
+              <w:rPr>
+                <w:bCs/>
+              </w:rPr>
+              <w:t xml:space="preserve"> </w:t>
+            </w:r>
+            <w:r>
+              <w:rPr>
+                <w:bCs/>
+              </w:rPr>
+              <w:t>y</w:t>
+            </w:r>
+            <w:r>
+              <w:rPr>
+                <w:bCs/>
+              </w:rPr>
+              <w:t xml:space="preserve"> si la pasta va rellena, como un </w:t>
+            </w:r>
+            <w:r>
+              <w:rPr>
+                <w:rStyle w:val="Extranjerismo"/>
+                <w:lang w:val="es-CO"/>
+              </w:rPr>
+              <w:t>ravioli</w:t>
+            </w:r>
+            <w:r>
+              <w:rPr>
+                <w:bCs/>
+              </w:rPr>
+              <w:t>, lo mejor es darle espacio al relleno. Una preparación ligera, como mantequilla y salvia, puede acompañarlo sin esconderlo.</w:t>
+            </w:r>
+          </w:p>
+          <w:p>
+            <w:pPr>
+              <w:rPr>
+                <w:bCs/>
+              </w:rPr>
+            </w:pPr>
+            <w:r>
+              <w:rPr>
+                <w:b/>
+              </w:rPr>
+              <w:t>Hombre:</w:t>
+            </w:r>
+            <w:r>
+              <w:rPr>
+                <w:bCs/>
+              </w:rPr>
+              <w:t xml:space="preserve"> </w:t>
+            </w:r>
+            <w:r>
+              <w:rPr>
+                <w:bCs/>
+              </w:rPr>
+              <w:t>y</w:t>
+            </w:r>
+            <w:r>
+              <w:rPr>
+                <w:bCs/>
+              </w:rPr>
+              <w:t xml:space="preserve"> todavía falta una combinación: las pastas que van al horno. En una lasaña o unos canelones necesitamos salsas con más cuerpo, como el </w:t>
+            </w:r>
+            <w:proofErr w:type="spellStart"/>
+            <w:r>
+              <w:rPr>
+                <w:rStyle w:val="Extranjerismo"/>
+                <w:lang w:val="es-CO"/>
+              </w:rPr>
+              <w:t>ragù</w:t>
+            </w:r>
+            <w:proofErr w:type="spellEnd"/>
+            <w:r>
+              <w:rPr>
+                <w:rStyle w:val="Extranjerismo"/>
+                <w:lang w:val="es-CO"/>
+              </w:rPr>
+              <w:t xml:space="preserve"> </w:t>
+            </w:r>
+            <w:proofErr w:type="spellStart"/>
+            <w:r>
+              <w:rPr>
+                <w:rStyle w:val="Extranjerismo"/>
+                <w:lang w:val="es-CO"/>
+              </w:rPr>
+              <w:t>bolognese</w:t>
+            </w:r>
+            <w:proofErr w:type="spellEnd"/>
+            <w:r>
+              <w:rPr>
+                <w:rStyle w:val="Extranjerismo"/>
+                <w:lang w:val="es-CO"/>
+              </w:rPr>
+              <w:t xml:space="preserve"> </w:t>
+            </w:r>
+            <w:r>
+              <w:rPr>
+                <w:bCs/>
+              </w:rPr>
+              <w:t xml:space="preserve">o la </w:t>
+            </w:r>
+            <w:r>
+              <w:rPr>
+                <w:rStyle w:val="Extranjerismo"/>
+                <w:lang w:val="es-CO"/>
+              </w:rPr>
               <w:t>bechamel</w:t>
             </w:r>
             <w:r>
@@ -8867,7 +10253,7 @@
       <w:pPr>
         <w:pStyle w:val="Ttulo1"/>
       </w:pPr>
-      <w:bookmarkStart w:id="18" w:name="_Toc243381204"/>
+      <w:bookmarkStart w:id="18" w:name="_Toc243559215"/>
       <w:r>
         <w:lastRenderedPageBreak/>
         <w:t>Interpretación y aplicación de la receta estándar</w:t>
@@ -8890,7 +10276,7 @@
           <w:lang w:val="es-MX"/>
         </w:rPr>
       </w:pPr>
-      <w:bookmarkStart w:id="19" w:name="_Toc243381205"/>
+      <w:bookmarkStart w:id="19" w:name="_Toc243559216"/>
       <w:r>
         <w:rPr>
           <w:lang w:val="es-MX"/>
@@ -8959,7 +10345,21 @@
         <w:rPr>
           <w:rStyle w:val="Extranjerismo"/>
         </w:rPr>
-        <w:t>pesto alla Genovese</w:t>
+        <w:t xml:space="preserve">pesto </w:t>
+      </w:r>
+      <w:proofErr w:type="spellStart"/>
+      <w:r>
+        <w:rPr>
+          <w:rStyle w:val="Extranjerismo"/>
+        </w:rPr>
+        <w:t>alla</w:t>
+      </w:r>
+      <w:proofErr w:type="spellEnd"/>
+      <w:r>
+        <w:rPr>
+          <w:rStyle w:val="Extranjerismo"/>
+        </w:rPr>
+        <w:t xml:space="preserve"> Genovese</w:t>
       </w:r>
     </w:p>
     <w:p>
@@ -8977,9 +10377,9 @@
           <w:noProof/>
         </w:rPr>
         <w:drawing>
-          <wp:inline distT="0" distB="0" distL="0" distR="0" wp14:anchorId="7F537141" wp14:editId="46EA9A84">
+          <wp:inline distT="0" distB="0" distL="0" distR="0" wp14:anchorId="7F537141" wp14:editId="20DCE5FD">
             <wp:extent cx="4680000" cy="3704400"/>
-            <wp:effectExtent l="0" t="0" r="6350" b="0"/>
+            <wp:effectExtent l="0" t="0" r="0" b="0"/>
             <wp:docPr id="1395412244" name="Imagen 3" descr="La figura 1 ilustra la receta estándar de pesto alla Genovese con ingredientes, rendimiento, tiempo de preparación, temperatura de servicio y los pasos para la elaboración de la misma."/>
             <wp:cNvGraphicFramePr>
               <a:graphicFrameLocks xmlns:a="http://schemas.openxmlformats.org/drawingml/2006/main" noChangeAspect="1"/>
@@ -9066,8 +10466,39 @@
                 <w:bCs/>
                 <w:lang w:val="es-419"/>
               </w:rPr>
-              <w:t>Pesto alla genovese</w:t>
-            </w:r>
+              <w:t xml:space="preserve">Pesto </w:t>
+            </w:r>
+            <w:proofErr w:type="spellStart"/>
+            <w:r>
+              <w:rPr>
+                <w:rStyle w:val="Extranjerismo"/>
+                <w:b/>
+                <w:bCs/>
+                <w:lang w:val="es-419"/>
+              </w:rPr>
+              <w:t>alla</w:t>
+            </w:r>
+            <w:proofErr w:type="spellEnd"/>
+            <w:r>
+              <w:rPr>
+                <w:rStyle w:val="Extranjerismo"/>
+                <w:b/>
+                <w:bCs/>
+                <w:lang w:val="es-419"/>
+              </w:rPr>
+              <w:t xml:space="preserve"> </w:t>
+            </w:r>
+            <w:proofErr w:type="spellStart"/>
+            <w:r>
+              <w:rPr>
+                <w:rStyle w:val="Extranjerismo"/>
+                <w:b/>
+                <w:bCs/>
+                <w:lang w:val="es-419"/>
+              </w:rPr>
+              <w:t>genovese</w:t>
+            </w:r>
+            <w:proofErr w:type="spellEnd"/>
           </w:p>
         </w:tc>
       </w:tr>
@@ -9214,6 +10645,7 @@
               </w:rPr>
               <w:t>30 g de queso parmesano. (</w:t>
             </w:r>
+            <w:proofErr w:type="spellStart"/>
             <w:r>
               <w:rPr>
                 <w:rStyle w:val="Extranjerismo"/>
@@ -9221,6 +10653,7 @@
               </w:rPr>
               <w:t>Parmigiano-Reggiano</w:t>
             </w:r>
+            <w:proofErr w:type="spellEnd"/>
             <w:r>
               <w:rPr>
                 <w:bCs/>
@@ -9460,7 +10893,7 @@
           <w:p>
             <w:pPr>
               <w:rPr>
-                <w:bCs/>
+                <w:lang w:val="es-419"/>
               </w:rPr>
             </w:pPr>
             <w:r>
@@ -9475,13 +10908,6 @@
               </w:rPr>
               <w:t xml:space="preserve"> $2.200 COP (aproximado).</w:t>
             </w:r>
-          </w:p>
-          <w:p>
-            <w:pPr>
-              <w:rPr>
-                <w:lang w:val="es-419"/>
-              </w:rPr>
-            </w:pPr>
           </w:p>
         </w:tc>
       </w:tr>
@@ -9494,7 +10920,7 @@
           <w:lang w:val="es-MX"/>
         </w:rPr>
       </w:pPr>
-      <w:bookmarkStart w:id="20" w:name="_Toc243381206"/>
+      <w:bookmarkStart w:id="20" w:name="_Toc243559217"/>
       <w:r>
         <w:rPr>
           <w:lang w:val="es-MX"/>
@@ -9519,7 +10945,25 @@
           <w:szCs w:val="28"/>
           <w:lang w:val="es-MX"/>
         </w:rPr>
-        <w:t xml:space="preserve">En la operación diaria de una cocina, es frecuente que se requiera ajustar las cantidades de una receta de salsa para atender un mayor o menor número de comensales. El escalado se realiza mediante un factor de conversión (fc): </w:t>
+        <w:t>En la operación diaria de una cocina, es frecuente que se requiera ajustar las cantidades de una receta de salsa para atender un mayor o menor número de comensales. El escalado se realiza mediante un factor de conversión (</w:t>
+      </w:r>
+      <w:proofErr w:type="spellStart"/>
+      <w:r>
+        <w:rPr>
+          <w:bCs/>
+          <w:szCs w:val="28"/>
+          <w:lang w:val="es-MX"/>
+        </w:rPr>
+        <w:t>fc</w:t>
+      </w:r>
+      <w:proofErr w:type="spellEnd"/>
+      <w:r>
+        <w:rPr>
+          <w:bCs/>
+          <w:szCs w:val="28"/>
+          <w:lang w:val="es-MX"/>
+        </w:rPr>
+        <w:t xml:space="preserve">): </w:t>
       </w:r>
     </w:p>
     <w:p>
@@ -9530,12 +10974,21 @@
           <w:lang w:val="es-MX"/>
         </w:rPr>
       </w:pPr>
+      <w:proofErr w:type="spellStart"/>
       <w:r>
         <w:rPr>
           <w:szCs w:val="28"/>
           <w:lang w:val="es-MX"/>
         </w:rPr>
-        <w:t>fc = porciones deseadas/porciones originales de la receta</w:t>
+        <w:t>fc</w:t>
+      </w:r>
+      <w:proofErr w:type="spellEnd"/>
+      <w:r>
+        <w:rPr>
+          <w:szCs w:val="28"/>
+          <w:lang w:val="es-MX"/>
+        </w:rPr>
+        <w:t xml:space="preserve"> = porciones deseadas/porciones originales de la receta</w:t>
       </w:r>
     </w:p>
     <w:p>
@@ -9599,13 +11052,23 @@
           <w:lang w:val="es-MX"/>
         </w:rPr>
       </w:pPr>
+      <w:proofErr w:type="spellStart"/>
       <w:r>
         <w:rPr>
           <w:bCs/>
           <w:szCs w:val="28"/>
           <w:lang w:val="es-MX"/>
         </w:rPr>
-        <w:t>fc = 12 / 4 = 3</w:t>
+        <w:t>fc</w:t>
+      </w:r>
+      <w:proofErr w:type="spellEnd"/>
+      <w:r>
+        <w:rPr>
+          <w:bCs/>
+          <w:szCs w:val="28"/>
+          <w:lang w:val="es-MX"/>
+        </w:rPr>
+        <w:t xml:space="preserve"> = 12 / 4 = 3</w:t>
       </w:r>
     </w:p>
     <w:p>
@@ -9628,6 +11091,23 @@
     </w:p>
     <w:p>
       <w:pPr>
+        <w:spacing w:before="0" w:after="160" w:line="259" w:lineRule="auto"/>
+        <w:ind w:firstLine="0"/>
+        <w:rPr>
+          <w:szCs w:val="28"/>
+          <w:lang w:val="es-MX"/>
+        </w:rPr>
+      </w:pPr>
+      <w:r>
+        <w:rPr>
+          <w:szCs w:val="28"/>
+          <w:lang w:val="es-MX"/>
+        </w:rPr>
+        <w:br w:type="page"/>
+      </w:r>
+    </w:p>
+    <w:p>
+      <w:pPr>
         <w:ind w:left="426"/>
         <w:rPr>
           <w:szCs w:val="28"/>
@@ -9639,6 +11119,7 @@
           <w:szCs w:val="28"/>
           <w:lang w:val="es-MX"/>
         </w:rPr>
+        <w:lastRenderedPageBreak/>
         <w:t>Advertencias sobre el escalado de salsas:</w:t>
       </w:r>
     </w:p>
@@ -9662,7 +11143,6 @@
           <w:szCs w:val="28"/>
           <w:lang w:val="es-MX"/>
         </w:rPr>
-        <w:lastRenderedPageBreak/>
         <w:t>Los tiempos de cocción no se multiplican por el factor de conversión; ollas más grandes pueden requerir más tiempo para alcanzar temperatura, pero la cocción final no se multiplica linealmente.</w:t>
       </w:r>
     </w:p>
@@ -9690,8 +11170,9 @@
       </w:r>
       <w:r>
         <w:rPr>
-          <w:rStyle w:val="Extranjerismo"/>
-          <w:lang w:val="es-CO"/>
+          <w:bCs/>
+          <w:szCs w:val="28"/>
+          <w:lang w:val="es-MX"/>
         </w:rPr>
         <w:t>guindilla</w:t>
       </w:r>
@@ -9724,7 +11205,21 @@
           <w:szCs w:val="28"/>
           <w:lang w:val="es-MX"/>
         </w:rPr>
-        <w:t>Para salsas emulsionadas (como el pesto), el escalado de líquidos y sólidos debe ser proporcional, pero la técnica de emulsión puede requerir ajustes (más tiempo de procesado).</w:t>
+        <w:t xml:space="preserve">Para salsas emulsionadas (como el </w:t>
+      </w:r>
+      <w:r>
+        <w:rPr>
+          <w:rStyle w:val="Extranjerismo"/>
+        </w:rPr>
+        <w:t>pesto</w:t>
+      </w:r>
+      <w:r>
+        <w:rPr>
+          <w:bCs/>
+          <w:szCs w:val="28"/>
+          <w:lang w:val="es-MX"/>
+        </w:rPr>
+        <w:t>), el escalado de líquidos y sólidos debe ser proporcional, pero la técnica de emulsión puede requerir ajustes (más tiempo de procesado).</w:t>
       </w:r>
     </w:p>
     <w:p>
@@ -9735,7 +11230,7 @@
           <w:lang w:val="es-MX"/>
         </w:rPr>
       </w:pPr>
-      <w:bookmarkStart w:id="21" w:name="_Toc243381207"/>
+      <w:bookmarkStart w:id="21" w:name="_Toc243559218"/>
       <w:r>
         <w:rPr>
           <w:lang w:val="es-MX"/>
@@ -9775,7 +11270,7 @@
         <w:pStyle w:val="Prrafodelista"/>
         <w:numPr>
           <w:ilvl w:val="0"/>
-          <w:numId w:val="21"/>
+          <w:numId w:val="28"/>
         </w:numPr>
         <w:rPr>
           <w:bCs/>
@@ -9805,7 +11300,7 @@
         <w:pStyle w:val="Prrafodelista"/>
         <w:numPr>
           <w:ilvl w:val="0"/>
-          <w:numId w:val="21"/>
+          <w:numId w:val="28"/>
         </w:numPr>
         <w:rPr>
           <w:bCs/>
@@ -9835,7 +11330,7 @@
         <w:pStyle w:val="Prrafodelista"/>
         <w:numPr>
           <w:ilvl w:val="0"/>
-          <w:numId w:val="21"/>
+          <w:numId w:val="28"/>
         </w:numPr>
         <w:rPr>
           <w:bCs/>
@@ -9873,7 +11368,21 @@
           <w:szCs w:val="28"/>
           <w:lang w:val="es-MX"/>
         </w:rPr>
-        <w:t>Cálculo de costo por porción: costo por porción = (costo total de ingredientes)/(número de porciones)</w:t>
+        <w:t xml:space="preserve">Cálculo de costo por porción: costo por porción = (costo total de </w:t>
+      </w:r>
+      <w:r>
+        <w:rPr>
+          <w:szCs w:val="28"/>
+          <w:lang w:val="es-MX"/>
+        </w:rPr>
+        <w:t>ingredientes) / (</w:t>
+      </w:r>
+      <w:r>
+        <w:rPr>
+          <w:szCs w:val="28"/>
+          <w:lang w:val="es-MX"/>
+        </w:rPr>
+        <w:t>número de porciones)</w:t>
       </w:r>
       <w:r>
         <w:rPr>
@@ -10053,7 +11562,7 @@
         <w:pStyle w:val="Ttulo1"/>
         <w:spacing w:line="360" w:lineRule="auto"/>
       </w:pPr>
-      <w:bookmarkStart w:id="22" w:name="_Toc243381208"/>
+      <w:bookmarkStart w:id="22" w:name="_Toc243559219"/>
       <w:r>
         <w:lastRenderedPageBreak/>
         <w:t>Clasificación de residuos</w:t>
@@ -10089,7 +11598,7 @@
           <w:lang w:val="es-MX"/>
         </w:rPr>
       </w:pPr>
-      <w:bookmarkStart w:id="23" w:name="_Toc243381209"/>
+      <w:bookmarkStart w:id="23" w:name="_Toc243559220"/>
       <w:r>
         <w:rPr>
           <w:lang w:val="es-MX"/>
@@ -10205,7 +11714,7 @@
           <w:lang w:val="es-MX"/>
         </w:rPr>
       </w:pPr>
-      <w:bookmarkStart w:id="24" w:name="_Toc243381210"/>
+      <w:bookmarkStart w:id="24" w:name="_Toc243559221"/>
       <w:r>
         <w:rPr>
           <w:lang w:val="es-MX"/>
@@ -10508,7 +12017,7 @@
           <w:lang w:val="es-MX"/>
         </w:rPr>
       </w:pPr>
-      <w:bookmarkStart w:id="25" w:name="_Toc243381211"/>
+      <w:bookmarkStart w:id="25" w:name="_Toc243559222"/>
       <w:r>
         <w:rPr>
           <w:lang w:val="es-MX"/>
@@ -10773,7 +12282,33 @@
               <w:rPr>
                 <w:bCs/>
               </w:rPr>
-              <w:t>Blanco (envases limpios de vidrio), Verde (restos de grasa? No, la grasa no es orgánica compostable en pequeñas cantidades; consultar normativa local)</w:t>
+              <w:t>Blanco (envases limpios de vidrio), Verde (</w:t>
+            </w:r>
+            <w:r>
+              <w:rPr>
+                <w:bCs/>
+              </w:rPr>
+              <w:t>¿restos de grasa?</w:t>
+            </w:r>
+            <w:r>
+              <w:rPr>
+                <w:bCs/>
+              </w:rPr>
+              <w:t xml:space="preserve"> No, la grasa no es orgánica </w:t>
+            </w:r>
+            <w:proofErr w:type="spellStart"/>
+            <w:r>
+              <w:rPr>
+                <w:bCs/>
+              </w:rPr>
+              <w:t>compostable</w:t>
+            </w:r>
+            <w:proofErr w:type="spellEnd"/>
+            <w:r>
+              <w:rPr>
+                <w:bCs/>
+              </w:rPr>
+              <w:t xml:space="preserve"> en pequeñas cantidades; consultar normativa local)</w:t>
             </w:r>
           </w:p>
         </w:tc>
@@ -10792,7 +12327,13 @@
               <w:rPr>
                 <w:bCs/>
               </w:rPr>
-              <w:t>Elaboración de pesto</w:t>
+              <w:t xml:space="preserve">Elaboración de </w:t>
+            </w:r>
+            <w:r>
+              <w:rPr>
+                <w:rStyle w:val="Extranjerismo"/>
+              </w:rPr>
+              <w:t>pesto</w:t>
             </w:r>
           </w:p>
         </w:tc>
@@ -10994,7 +12535,7 @@
       <w:pPr>
         <w:pStyle w:val="Ttulo1"/>
       </w:pPr>
-      <w:bookmarkStart w:id="26" w:name="_Toc243381212"/>
+      <w:bookmarkStart w:id="26" w:name="_Toc243559223"/>
       <w:r>
         <w:lastRenderedPageBreak/>
         <w:t>Gestión y disposición de residuos</w:t>
@@ -11027,7 +12568,7 @@
           <w:lang w:val="es-MX"/>
         </w:rPr>
       </w:pPr>
-      <w:bookmarkStart w:id="27" w:name="_Toc243381213"/>
+      <w:bookmarkStart w:id="27" w:name="_Toc243559224"/>
       <w:r>
         <w:rPr>
           <w:lang w:val="es-MX"/>
@@ -11492,7 +13033,7 @@
           <w:lang w:val="es-MX"/>
         </w:rPr>
       </w:pPr>
-      <w:bookmarkStart w:id="28" w:name="_Toc243381214"/>
+      <w:bookmarkStart w:id="28" w:name="_Toc243559225"/>
       <w:r>
         <w:rPr>
           <w:lang w:val="es-MX"/>
@@ -11617,7 +13158,7 @@
         <w:pStyle w:val="Prrafodelista"/>
         <w:numPr>
           <w:ilvl w:val="0"/>
-          <w:numId w:val="22"/>
+          <w:numId w:val="29"/>
         </w:numPr>
         <w:rPr>
           <w:szCs w:val="28"/>
@@ -11707,7 +13248,7 @@
         <w:pStyle w:val="my-2"/>
         <w:numPr>
           <w:ilvl w:val="0"/>
-          <w:numId w:val="22"/>
+          <w:numId w:val="29"/>
         </w:numPr>
         <w:spacing w:line="360" w:lineRule="auto"/>
         <w:rPr>
@@ -11780,7 +13321,7 @@
         <w:pStyle w:val="my-2"/>
         <w:numPr>
           <w:ilvl w:val="0"/>
-          <w:numId w:val="22"/>
+          <w:numId w:val="29"/>
         </w:numPr>
         <w:spacing w:line="360" w:lineRule="auto"/>
         <w:rPr>
@@ -11809,7 +13350,7 @@
         <w:pStyle w:val="my-2"/>
         <w:numPr>
           <w:ilvl w:val="0"/>
-          <w:numId w:val="22"/>
+          <w:numId w:val="29"/>
         </w:numPr>
         <w:spacing w:line="360" w:lineRule="auto"/>
         <w:rPr>
@@ -11860,7 +13401,7 @@
         <w:pStyle w:val="my-2"/>
         <w:numPr>
           <w:ilvl w:val="0"/>
-          <w:numId w:val="22"/>
+          <w:numId w:val="29"/>
         </w:numPr>
         <w:spacing w:line="360" w:lineRule="auto"/>
         <w:rPr>
@@ -11911,7 +13452,7 @@
         <w:pStyle w:val="my-2"/>
         <w:numPr>
           <w:ilvl w:val="0"/>
-          <w:numId w:val="22"/>
+          <w:numId w:val="29"/>
         </w:numPr>
         <w:spacing w:line="360" w:lineRule="auto"/>
         <w:rPr>
@@ -12113,7 +13654,7 @@
           <w:lang w:val="es-MX"/>
         </w:rPr>
       </w:pPr>
-      <w:bookmarkStart w:id="29" w:name="_Toc243381215"/>
+      <w:bookmarkStart w:id="29" w:name="_Toc243559226"/>
       <w:r>
         <w:rPr>
           <w:lang w:val="es-MX"/>
@@ -12368,7 +13909,6 @@
               <w:rPr>
                 <w:bCs/>
               </w:rPr>
-              <w:lastRenderedPageBreak/>
               <w:t>Envases de vidrio (frascos de salsas, conservas, aceite)</w:t>
             </w:r>
           </w:p>
@@ -12626,7 +14166,7 @@
         <w:pStyle w:val="Prrafodelista"/>
         <w:numPr>
           <w:ilvl w:val="0"/>
-          <w:numId w:val="24"/>
+          <w:numId w:val="30"/>
         </w:numPr>
         <w:rPr>
           <w:bCs/>
@@ -12655,7 +14195,7 @@
         <w:pStyle w:val="Prrafodelista"/>
         <w:numPr>
           <w:ilvl w:val="0"/>
-          <w:numId w:val="24"/>
+          <w:numId w:val="30"/>
         </w:numPr>
         <w:rPr>
           <w:szCs w:val="28"/>
@@ -12689,7 +14229,7 @@
         <w:pStyle w:val="Prrafodelista"/>
         <w:numPr>
           <w:ilvl w:val="0"/>
-          <w:numId w:val="24"/>
+          <w:numId w:val="30"/>
         </w:numPr>
         <w:rPr>
           <w:szCs w:val="28"/>
@@ -12723,7 +14263,7 @@
         <w:pStyle w:val="Prrafodelista"/>
         <w:numPr>
           <w:ilvl w:val="0"/>
-          <w:numId w:val="24"/>
+          <w:numId w:val="30"/>
         </w:numPr>
         <w:rPr>
           <w:szCs w:val="28"/>
@@ -12757,7 +14297,7 @@
         <w:pStyle w:val="Prrafodelista"/>
         <w:numPr>
           <w:ilvl w:val="0"/>
-          <w:numId w:val="24"/>
+          <w:numId w:val="30"/>
         </w:numPr>
         <w:rPr>
           <w:szCs w:val="28"/>
@@ -12783,14 +14323,14 @@
         <w:rPr>
           <w:szCs w:val="28"/>
         </w:rPr>
-        <w:t xml:space="preserve">Los residuos aprovechables pueden reincorporarse a procesos productivos mediante reciclaje, compostaje u otras alternativas de valorización. Los aceites </w:t>
+        <w:t xml:space="preserve">Los residuos aprovechables pueden reincorporarse a procesos productivos </w:t>
       </w:r>
       <w:r>
         <w:rPr>
           <w:szCs w:val="28"/>
         </w:rPr>
         <w:lastRenderedPageBreak/>
-        <w:t>de cocina usados requieren gestión diferenciada y pueden destinarse, mediante gestores autorizados, a procesos de aprovechamiento como la producción de biocombustibles.</w:t>
+        <w:t>mediante reciclaje, compostaje u otras alternativas de valorización. Los aceites de cocina usados requieren gestión diferenciada y pueden destinarse, mediante gestores autorizados, a procesos de aprovechamiento como la producción de biocombustibles.</w:t>
       </w:r>
     </w:p>
     <w:p>
@@ -12798,7 +14338,7 @@
         <w:pStyle w:val="Prrafodelista"/>
         <w:numPr>
           <w:ilvl w:val="0"/>
-          <w:numId w:val="24"/>
+          <w:numId w:val="30"/>
         </w:numPr>
         <w:rPr>
           <w:szCs w:val="28"/>
@@ -12834,7 +14374,7 @@
           <w:lang w:val="es-MX"/>
         </w:rPr>
       </w:pPr>
-      <w:bookmarkStart w:id="30" w:name="_Toc243381216"/>
+      <w:bookmarkStart w:id="30" w:name="_Toc243559227"/>
       <w:r>
         <w:rPr>
           <w:lang w:val="es-MX"/>
@@ -13479,7 +15019,7 @@
           <w:lang w:val="es-MX"/>
         </w:rPr>
       </w:pPr>
-      <w:bookmarkStart w:id="31" w:name="_Toc243381217"/>
+      <w:bookmarkStart w:id="31" w:name="_Toc243559228"/>
       <w:r>
         <w:rPr>
           <w:lang w:val="es-MX"/>
@@ -14347,7 +15887,7 @@
           <w:noProof/>
         </w:rPr>
         <w:drawing>
-          <wp:inline distT="0" distB="0" distL="0" distR="0" wp14:anchorId="3277DE79" wp14:editId="33F387AD">
+          <wp:inline distT="0" distB="0" distL="0" distR="0" wp14:anchorId="3277DE79" wp14:editId="39DABAD1">
             <wp:extent cx="4680000" cy="3196800"/>
             <wp:effectExtent l="0" t="0" r="6350" b="3810"/>
             <wp:docPr id="2" name="Imagen 2" descr="La figura 2, describe una lista de verificación para el cierre de jornada y manejo de residuos. Incluye diez controles relacionados con retiro y clasificación de residuos, cierre de bolsas, condiciones de los materiales aprovechables, traslado al almacenamiento temporal, lavado y desinfección de contenedores, limpieza del área, diligenciamiento de la bitácora ambiental, ausencia de residuos de alimentos en superficies y almacenamiento adecuado del aceite de cocina usado. Contiene espacios para observaciones, firma del responsable y fecha."/>
@@ -14403,7 +15943,7 @@
           <w:lang w:val="es-MX"/>
         </w:rPr>
       </w:pPr>
-      <w:bookmarkStart w:id="32" w:name="_Toc243381218"/>
+      <w:bookmarkStart w:id="32" w:name="_Toc243559229"/>
       <w:r>
         <w:rPr>
           <w:lang w:val="es-MX"/>
@@ -15429,7 +16969,7 @@
           <w:lang w:val="es-MX"/>
         </w:rPr>
       </w:pPr>
-      <w:bookmarkStart w:id="33" w:name="_Toc243381219"/>
+      <w:bookmarkStart w:id="33" w:name="_Toc243559230"/>
       <w:r>
         <w:rPr>
           <w:lang w:val="es-MX"/>
@@ -15466,13 +17006,13 @@
       <w:pPr>
         <w:ind w:left="426"/>
         <w:rPr>
-          <w:bCs/>
-          <w:szCs w:val="28"/>
-        </w:rPr>
-      </w:pPr>
-      <w:r>
-        <w:rPr>
-          <w:bCs/>
+          <w:b/>
+          <w:szCs w:val="28"/>
+        </w:rPr>
+      </w:pPr>
+      <w:r>
+        <w:rPr>
+          <w:b/>
           <w:szCs w:val="28"/>
         </w:rPr>
         <w:t>Medidas de bioseguridad</w:t>
@@ -15729,7 +17269,7 @@
         <w:pStyle w:val="Prrafodelista"/>
         <w:numPr>
           <w:ilvl w:val="0"/>
-          <w:numId w:val="13"/>
+          <w:numId w:val="31"/>
         </w:numPr>
         <w:rPr>
           <w:szCs w:val="28"/>
@@ -15749,7 +17289,7 @@
         <w:pStyle w:val="Prrafodelista"/>
         <w:numPr>
           <w:ilvl w:val="0"/>
-          <w:numId w:val="13"/>
+          <w:numId w:val="31"/>
         </w:numPr>
         <w:rPr>
           <w:bCs/>
@@ -15772,7 +17312,7 @@
         <w:pStyle w:val="Prrafodelista"/>
         <w:numPr>
           <w:ilvl w:val="0"/>
-          <w:numId w:val="13"/>
+          <w:numId w:val="31"/>
         </w:numPr>
         <w:rPr>
           <w:bCs/>
@@ -15794,7 +17334,7 @@
         <w:pStyle w:val="Prrafodelista"/>
         <w:numPr>
           <w:ilvl w:val="0"/>
-          <w:numId w:val="13"/>
+          <w:numId w:val="31"/>
         </w:numPr>
         <w:rPr>
           <w:bCs/>
@@ -15816,7 +17356,7 @@
         <w:pStyle w:val="Prrafodelista"/>
         <w:numPr>
           <w:ilvl w:val="0"/>
-          <w:numId w:val="13"/>
+          <w:numId w:val="31"/>
         </w:numPr>
         <w:rPr>
           <w:bCs/>
@@ -15838,7 +17378,7 @@
         <w:pStyle w:val="Prrafodelista"/>
         <w:numPr>
           <w:ilvl w:val="0"/>
-          <w:numId w:val="13"/>
+          <w:numId w:val="31"/>
         </w:numPr>
         <w:rPr>
           <w:bCs/>
@@ -15860,7 +17400,7 @@
         <w:pStyle w:val="Prrafodelista"/>
         <w:numPr>
           <w:ilvl w:val="0"/>
-          <w:numId w:val="13"/>
+          <w:numId w:val="31"/>
         </w:numPr>
         <w:rPr>
           <w:bCs/>
@@ -16048,7 +17588,6 @@
               <w:rPr>
                 <w:bCs/>
               </w:rPr>
-              <w:lastRenderedPageBreak/>
               <w:t>Salpicadura de aceite caliente</w:t>
             </w:r>
           </w:p>
@@ -16263,7 +17802,7 @@
         <w:rPr>
           <w:szCs w:val="28"/>
         </w:rPr>
-        <w:t>¿Sabías qué? Lo invitamos a consultar el siguiente pódcast:</w:t>
+        <w:t>Lo invitamos a consultar el siguiente pódcast:</w:t>
       </w:r>
     </w:p>
     <w:tbl>
@@ -16835,7 +18374,7 @@
         </w:numPr>
         <w:ind w:left="360" w:hanging="360"/>
       </w:pPr>
-      <w:bookmarkStart w:id="34" w:name="_Toc243381220"/>
+      <w:bookmarkStart w:id="34" w:name="_Toc243559231"/>
       <w:r>
         <w:lastRenderedPageBreak/>
         <w:t>S</w:t>
@@ -16980,7 +18519,7 @@
         <w:pStyle w:val="Titulosgenerales"/>
       </w:pPr>
       <w:bookmarkStart w:id="35" w:name="_Toc241858640"/>
-      <w:bookmarkStart w:id="36" w:name="_Toc243381221"/>
+      <w:bookmarkStart w:id="36" w:name="_Toc243559232"/>
       <w:r>
         <w:lastRenderedPageBreak/>
         <w:t>Glosario</w:t>
@@ -17055,10 +18594,18 @@
       </w:pPr>
       <w:r>
         <w:rPr>
+          <w:rStyle w:val="Extranjerismo"/>
           <w:b/>
-          <w:szCs w:val="28"/>
-        </w:rPr>
-        <w:t>Carbonara:</w:t>
+          <w:bCs/>
+        </w:rPr>
+        <w:t>Carbonara</w:t>
+      </w:r>
+      <w:r>
+        <w:rPr>
+          <w:b/>
+          <w:szCs w:val="28"/>
+        </w:rPr>
+        <w:t>:</w:t>
       </w:r>
       <w:r>
         <w:rPr>
@@ -17081,6 +18628,7 @@
         </w:rPr>
         <w:t xml:space="preserve"> o parmesano), panceta o </w:t>
       </w:r>
+      <w:proofErr w:type="spellStart"/>
       <w:r>
         <w:rPr>
           <w:rStyle w:val="Extranjerismo"/>
@@ -17088,6 +18636,7 @@
         </w:rPr>
         <w:t>guanciale</w:t>
       </w:r>
+      <w:proofErr w:type="spellEnd"/>
       <w:r>
         <w:rPr>
           <w:bCs/>
@@ -17370,6 +18919,7 @@
         </w:rPr>
         <w:t>“</w:t>
       </w:r>
+      <w:proofErr w:type="spellStart"/>
       <w:r>
         <w:rPr>
           <w:rStyle w:val="Extranjerismo"/>
@@ -17377,6 +18927,7 @@
         </w:rPr>
         <w:t>ragoût</w:t>
       </w:r>
+      <w:proofErr w:type="spellEnd"/>
       <w:r>
         <w:rPr>
           <w:bCs/>
@@ -17621,7 +19172,7 @@
         <w:pStyle w:val="Titulosgenerales"/>
       </w:pPr>
       <w:bookmarkStart w:id="37" w:name="_Toc241858641"/>
-      <w:bookmarkStart w:id="38" w:name="_Toc243381222"/>
+      <w:bookmarkStart w:id="38" w:name="_Toc243559233"/>
       <w:r>
         <w:lastRenderedPageBreak/>
         <w:t>Referencias bibliográficas</w:t>
@@ -17642,7 +19193,21 @@
         <w:rPr>
           <w:szCs w:val="28"/>
         </w:rPr>
-        <w:t xml:space="preserve">Bernasconi y Christian Teubner, C. (2002). El Gran Libro de la Cocina Italiana. </w:t>
+        <w:t xml:space="preserve">Bernasconi y Christian </w:t>
+      </w:r>
+      <w:proofErr w:type="spellStart"/>
+      <w:r>
+        <w:rPr>
+          <w:szCs w:val="28"/>
+        </w:rPr>
+        <w:t>Teubner</w:t>
+      </w:r>
+      <w:proofErr w:type="spellEnd"/>
+      <w:r>
+        <w:rPr>
+          <w:szCs w:val="28"/>
+        </w:rPr>
+        <w:t xml:space="preserve">, C. (2002). El Gran Libro de la Cocina Italiana. </w:t>
       </w:r>
       <w:hyperlink r:id="rId16" w:history="1">
         <w:r>
@@ -17698,7 +19263,89 @@
         <w:rPr>
           <w:szCs w:val="28"/>
         </w:rPr>
-        <w:t xml:space="preserve">Grupo Editorial Taquina Editaquina Cia. Ltda. (2013). Italia al dente (Grupo Editorial Taquina Editaquina Cía. Ltda., Ed.). </w:t>
+        <w:t xml:space="preserve">Grupo Editorial </w:t>
+      </w:r>
+      <w:proofErr w:type="spellStart"/>
+      <w:r>
+        <w:rPr>
+          <w:szCs w:val="28"/>
+        </w:rPr>
+        <w:t>Taquina</w:t>
+      </w:r>
+      <w:proofErr w:type="spellEnd"/>
+      <w:r>
+        <w:rPr>
+          <w:szCs w:val="28"/>
+        </w:rPr>
+        <w:t xml:space="preserve"> </w:t>
+      </w:r>
+      <w:proofErr w:type="spellStart"/>
+      <w:r>
+        <w:rPr>
+          <w:szCs w:val="28"/>
+        </w:rPr>
+        <w:t>Editaquina</w:t>
+      </w:r>
+      <w:proofErr w:type="spellEnd"/>
+      <w:r>
+        <w:rPr>
+          <w:szCs w:val="28"/>
+        </w:rPr>
+        <w:t xml:space="preserve"> </w:t>
+      </w:r>
+      <w:proofErr w:type="spellStart"/>
+      <w:r>
+        <w:rPr>
+          <w:szCs w:val="28"/>
+        </w:rPr>
+        <w:t>Cia</w:t>
+      </w:r>
+      <w:proofErr w:type="spellEnd"/>
+      <w:r>
+        <w:rPr>
+          <w:szCs w:val="28"/>
+        </w:rPr>
+        <w:t xml:space="preserve">. Ltda. (2013). Italia </w:t>
+      </w:r>
+      <w:r>
+        <w:rPr>
+          <w:rStyle w:val="Extranjerismo"/>
+        </w:rPr>
+        <w:t>al dente</w:t>
+      </w:r>
+      <w:r>
+        <w:rPr>
+          <w:szCs w:val="28"/>
+        </w:rPr>
+        <w:t xml:space="preserve"> (Grupo Editorial </w:t>
+      </w:r>
+      <w:proofErr w:type="spellStart"/>
+      <w:r>
+        <w:rPr>
+          <w:szCs w:val="28"/>
+        </w:rPr>
+        <w:t>Taquina</w:t>
+      </w:r>
+      <w:proofErr w:type="spellEnd"/>
+      <w:r>
+        <w:rPr>
+          <w:szCs w:val="28"/>
+        </w:rPr>
+        <w:t xml:space="preserve"> </w:t>
+      </w:r>
+      <w:proofErr w:type="spellStart"/>
+      <w:r>
+        <w:rPr>
+          <w:szCs w:val="28"/>
+        </w:rPr>
+        <w:t>Editaquina</w:t>
+      </w:r>
+      <w:proofErr w:type="spellEnd"/>
+      <w:r>
+        <w:rPr>
+          <w:szCs w:val="28"/>
+        </w:rPr>
+        <w:t xml:space="preserve"> Cía. Ltda., Ed.). </w:t>
       </w:r>
       <w:hyperlink r:id="rId18" w:history="1">
         <w:r>
@@ -17825,6 +19472,63 @@
     <w:p>
       <w:pPr>
         <w:rPr>
+          <w:szCs w:val="28"/>
+        </w:rPr>
+      </w:pPr>
+      <w:r>
+        <w:rPr>
+          <w:szCs w:val="28"/>
+        </w:rPr>
+        <w:lastRenderedPageBreak/>
+        <w:t xml:space="preserve">Presidencia., de la R. de C. (1997, diciembre 23). DECRETO 3075 DE 1997. Gov.co. </w:t>
+      </w:r>
+      <w:hyperlink r:id="rId23" w:history="1">
+        <w:r>
+          <w:rPr>
+            <w:rStyle w:val="Hipervnculo"/>
+            <w:szCs w:val="28"/>
+          </w:rPr>
+          <w:t>https://www.minsalud.gov.co/Normatividad_Nuevo/decreto%203075%20DE%201997.pdf</w:t>
+        </w:r>
+      </w:hyperlink>
+      <w:r>
+        <w:rPr>
+          <w:szCs w:val="28"/>
+        </w:rPr>
+        <w:t xml:space="preserve"> </w:t>
+      </w:r>
+    </w:p>
+    <w:p>
+      <w:pPr>
+        <w:rPr>
+          <w:szCs w:val="28"/>
+        </w:rPr>
+      </w:pPr>
+      <w:r>
+        <w:rPr>
+          <w:szCs w:val="28"/>
+        </w:rPr>
+        <w:t xml:space="preserve">Presidencia, de la R. de C. (2013, diciembre 20). Decreto 2981 de 2013 - Gestor Normativo. Gov.co. </w:t>
+      </w:r>
+      <w:hyperlink r:id="rId24" w:history="1">
+        <w:r>
+          <w:rPr>
+            <w:rStyle w:val="Hipervnculo"/>
+            <w:szCs w:val="28"/>
+          </w:rPr>
+          <w:t>https://www.funcionpublica.gov.co/eva/gestornormativo/norma.php?i=56035</w:t>
+        </w:r>
+      </w:hyperlink>
+      <w:r>
+        <w:rPr>
+          <w:szCs w:val="28"/>
+        </w:rPr>
+        <w:t xml:space="preserve"> </w:t>
+      </w:r>
+    </w:p>
+    <w:p>
+      <w:pPr>
+        <w:rPr>
           <w:rStyle w:val="Hipervnculo"/>
         </w:rPr>
       </w:pPr>
@@ -17832,10 +19536,9 @@
         <w:rPr>
           <w:szCs w:val="28"/>
         </w:rPr>
-        <w:lastRenderedPageBreak/>
         <w:t xml:space="preserve">Productos Alimenticios La Moderna, S. A. de C. V. (2005). Pasta es salud. Tomo uno (M. de la C. de la Fuente, Ed.). </w:t>
       </w:r>
-      <w:hyperlink r:id="rId23" w:history="1">
+      <w:hyperlink r:id="rId25" w:history="1">
         <w:r>
           <w:rPr>
             <w:rStyle w:val="Hipervnculo"/>
@@ -17857,55 +19560,6 @@
           <w:szCs w:val="28"/>
         </w:rPr>
       </w:pPr>
-      <w:r>
-        <w:rPr>
-          <w:szCs w:val="28"/>
-        </w:rPr>
-        <w:t xml:space="preserve">Presidencia., de la R. de C. (1997, diciembre 23). DECRETO 3075 DE 1997. Gov.co. </w:t>
-      </w:r>
-      <w:hyperlink r:id="rId24" w:history="1">
-        <w:r>
-          <w:rPr>
-            <w:rStyle w:val="Hipervnculo"/>
-            <w:szCs w:val="28"/>
-          </w:rPr>
-          <w:t>https://www.minsalud.gov.co/Normatividad_Nuevo/decreto%203075%20DE%201997.pdf</w:t>
-        </w:r>
-      </w:hyperlink>
-      <w:r>
-        <w:rPr>
-          <w:szCs w:val="28"/>
-        </w:rPr>
-        <w:t xml:space="preserve"> </w:t>
-      </w:r>
-    </w:p>
-    <w:p>
-      <w:pPr>
-        <w:rPr>
-          <w:szCs w:val="28"/>
-        </w:rPr>
-      </w:pPr>
-      <w:r>
-        <w:rPr>
-          <w:szCs w:val="28"/>
-        </w:rPr>
-        <w:t xml:space="preserve">Presidencia, de la R. de C. (2013, diciembre 20). Decreto 2981 de 2013 - Gestor Normativo. Gov.co. </w:t>
-      </w:r>
-      <w:hyperlink r:id="rId25" w:history="1">
-        <w:r>
-          <w:rPr>
-            <w:rStyle w:val="Hipervnculo"/>
-            <w:szCs w:val="28"/>
-          </w:rPr>
-          <w:t>https://www.funcionpublica.gov.co/eva/gestornormativo/norma.php?i=56035</w:t>
-        </w:r>
-      </w:hyperlink>
-      <w:r>
-        <w:rPr>
-          <w:szCs w:val="28"/>
-        </w:rPr>
-        <w:t xml:space="preserve"> </w:t>
-      </w:r>
     </w:p>
     <w:p>
       <w:pPr>
@@ -17927,7 +19581,7 @@
         <w:pStyle w:val="Titulosgenerales"/>
       </w:pPr>
       <w:bookmarkStart w:id="39" w:name="_Toc241858642"/>
-      <w:bookmarkStart w:id="40" w:name="_Toc243381223"/>
+      <w:bookmarkStart w:id="40" w:name="_Toc243559234"/>
       <w:r>
         <w:lastRenderedPageBreak/>
         <w:t>Créditos</w:t>
@@ -18090,13 +19744,27 @@
                 <w:rFonts w:eastAsia="Calibri" w:cs="Calibri"/>
                 <w:color w:val="000000" w:themeColor="text1"/>
               </w:rPr>
-              <w:t>Centro Agroturístico – Regional Santander</w:t>
+              <w:t xml:space="preserve">Centro Agroturístico </w:t>
             </w:r>
             <w:r>
               <w:rPr>
                 <w:rFonts w:eastAsia="Calibri" w:cs="Calibri"/>
                 <w:color w:val="000000" w:themeColor="text1"/>
               </w:rPr>
+              <w:t>-</w:t>
+            </w:r>
+            <w:r>
+              <w:rPr>
+                <w:rFonts w:eastAsia="Calibri" w:cs="Calibri"/>
+                <w:color w:val="000000" w:themeColor="text1"/>
+              </w:rPr>
+              <w:t xml:space="preserve"> Regional Santander</w:t>
+            </w:r>
+            <w:r>
+              <w:rPr>
+                <w:rFonts w:eastAsia="Calibri" w:cs="Calibri"/>
+                <w:color w:val="000000" w:themeColor="text1"/>
+              </w:rPr>
               <w:t xml:space="preserve"> </w:t>
             </w:r>
           </w:p>
@@ -18176,7 +19844,21 @@
                 <w:rStyle w:val="normaltextrun"/>
                 <w:rFonts w:cs="Calibri"/>
               </w:rPr>
-              <w:t>Centro de Comercio y Servicios – Regional Atlántico</w:t>
+              <w:t xml:space="preserve">Centro de Comercio y Servicios </w:t>
+            </w:r>
+            <w:r>
+              <w:rPr>
+                <w:rStyle w:val="normaltextrun"/>
+                <w:rFonts w:cs="Calibri"/>
+              </w:rPr>
+              <w:t>-</w:t>
+            </w:r>
+            <w:r>
+              <w:rPr>
+                <w:rStyle w:val="normaltextrun"/>
+                <w:rFonts w:cs="Calibri"/>
+              </w:rPr>
+              <w:t xml:space="preserve"> Regional Atlántico</w:t>
             </w:r>
             <w:r>
               <w:rPr>
@@ -18272,7 +19954,19 @@
               <w:rPr>
                 <w:rFonts w:eastAsia="Calibri" w:cs="Calibri"/>
               </w:rPr>
-              <w:t>Centro de Comercio y Servicios – Regional Atlántico</w:t>
+              <w:t xml:space="preserve">Centro de Comercio y Servicios </w:t>
+            </w:r>
+            <w:r>
+              <w:rPr>
+                <w:rFonts w:eastAsia="Calibri" w:cs="Calibri"/>
+              </w:rPr>
+              <w:t>-</w:t>
+            </w:r>
+            <w:r>
+              <w:rPr>
+                <w:rFonts w:eastAsia="Calibri" w:cs="Calibri"/>
+              </w:rPr>
+              <w:t xml:space="preserve"> Regional Atlántico</w:t>
             </w:r>
             <w:r>
               <w:rPr>
@@ -18345,7 +20039,19 @@
               <w:rPr>
                 <w:rFonts w:eastAsia="Calibri" w:cs="Calibri"/>
               </w:rPr>
-              <w:t>Centro de Comercio y Servicios – Regional Atlántico</w:t>
+              <w:t xml:space="preserve">Centro de Comercio y Servicios </w:t>
+            </w:r>
+            <w:r>
+              <w:rPr>
+                <w:rFonts w:eastAsia="Calibri" w:cs="Calibri"/>
+              </w:rPr>
+              <w:t>-</w:t>
+            </w:r>
+            <w:r>
+              <w:rPr>
+                <w:rFonts w:eastAsia="Calibri" w:cs="Calibri"/>
+              </w:rPr>
+              <w:t xml:space="preserve"> Regional Atlántico</w:t>
             </w:r>
             <w:r>
               <w:rPr>
@@ -18423,13 +20129,27 @@
                 <w:rStyle w:val="normaltextrun"/>
                 <w:rFonts w:cs="Calibri"/>
               </w:rPr>
-              <w:t>Centro de Comercio y Servicios – Regional Atlántico</w:t>
+              <w:t xml:space="preserve">Centro de Comercio y Servicios </w:t>
             </w:r>
             <w:r>
               <w:rPr>
                 <w:rStyle w:val="normaltextrun"/>
                 <w:rFonts w:cs="Calibri"/>
               </w:rPr>
+              <w:t>-</w:t>
+            </w:r>
+            <w:r>
+              <w:rPr>
+                <w:rStyle w:val="normaltextrun"/>
+                <w:rFonts w:cs="Calibri"/>
+              </w:rPr>
+              <w:t xml:space="preserve"> Regional Atlántico</w:t>
+            </w:r>
+            <w:r>
+              <w:rPr>
+                <w:rStyle w:val="normaltextrun"/>
+                <w:rFonts w:cs="Calibri"/>
+              </w:rPr>
               <w:t xml:space="preserve"> </w:t>
             </w:r>
             <w:r>
@@ -18505,7 +20225,21 @@
                 <w:rStyle w:val="normaltextrun"/>
                 <w:rFonts w:cs="Calibri"/>
               </w:rPr>
-              <w:t>Centro de Comercio y Servicios – Regional Atlántico</w:t>
+              <w:t xml:space="preserve">Centro de Comercio y Servicios </w:t>
+            </w:r>
+            <w:r>
+              <w:rPr>
+                <w:rStyle w:val="normaltextrun"/>
+                <w:rFonts w:cs="Calibri"/>
+              </w:rPr>
+              <w:t>-</w:t>
+            </w:r>
+            <w:r>
+              <w:rPr>
+                <w:rStyle w:val="normaltextrun"/>
+                <w:rFonts w:cs="Calibri"/>
+              </w:rPr>
+              <w:t xml:space="preserve"> Regional Atlántico</w:t>
             </w:r>
             <w:r>
               <w:rPr>
@@ -18583,13 +20317,27 @@
                 <w:rStyle w:val="normaltextrun"/>
                 <w:rFonts w:cs="Calibri"/>
               </w:rPr>
-              <w:t>Centro de Comercio y Servicios – Regional Atlántico</w:t>
+              <w:t xml:space="preserve">Centro de Comercio y Servicios </w:t>
             </w:r>
             <w:r>
               <w:rPr>
                 <w:rStyle w:val="normaltextrun"/>
                 <w:rFonts w:cs="Calibri"/>
               </w:rPr>
+              <w:t>-</w:t>
+            </w:r>
+            <w:r>
+              <w:rPr>
+                <w:rStyle w:val="normaltextrun"/>
+                <w:rFonts w:cs="Calibri"/>
+              </w:rPr>
+              <w:t xml:space="preserve"> Regional Atlántico</w:t>
+            </w:r>
+            <w:r>
+              <w:rPr>
+                <w:rStyle w:val="normaltextrun"/>
+                <w:rFonts w:cs="Calibri"/>
+              </w:rPr>
               <w:t xml:space="preserve"> </w:t>
             </w:r>
             <w:r>
@@ -18658,7 +20406,21 @@
                 <w:rStyle w:val="normaltextrun"/>
                 <w:rFonts w:cs="Calibri"/>
               </w:rPr>
-              <w:t>Centro de Comercio y Servicios – Regional Atlántico</w:t>
+              <w:t xml:space="preserve">Centro de Comercio y Servicios </w:t>
+            </w:r>
+            <w:r>
+              <w:rPr>
+                <w:rStyle w:val="normaltextrun"/>
+                <w:rFonts w:cs="Calibri"/>
+              </w:rPr>
+              <w:t>-</w:t>
+            </w:r>
+            <w:r>
+              <w:rPr>
+                <w:rStyle w:val="normaltextrun"/>
+                <w:rFonts w:cs="Calibri"/>
+              </w:rPr>
+              <w:t xml:space="preserve"> Regional Atlántico</w:t>
             </w:r>
             <w:r>
               <w:rPr>
@@ -18740,13 +20502,27 @@
                 <w:rStyle w:val="normaltextrun"/>
                 <w:rFonts w:cs="Calibri"/>
               </w:rPr>
-              <w:t>Centro de Comercio y Servicios – Regional Atlántico</w:t>
+              <w:t xml:space="preserve">Centro de Comercio y Servicios </w:t>
             </w:r>
             <w:r>
               <w:rPr>
                 <w:rStyle w:val="normaltextrun"/>
                 <w:rFonts w:cs="Calibri"/>
               </w:rPr>
+              <w:t>-</w:t>
+            </w:r>
+            <w:r>
+              <w:rPr>
+                <w:rStyle w:val="normaltextrun"/>
+                <w:rFonts w:cs="Calibri"/>
+              </w:rPr>
+              <w:t xml:space="preserve"> Regional Atlántico</w:t>
+            </w:r>
+            <w:r>
+              <w:rPr>
+                <w:rStyle w:val="normaltextrun"/>
+                <w:rFonts w:cs="Calibri"/>
+              </w:rPr>
               <w:t xml:space="preserve"> </w:t>
             </w:r>
             <w:r>
@@ -18822,7 +20598,21 @@
                 <w:rStyle w:val="normaltextrun"/>
                 <w:rFonts w:cs="Calibri"/>
               </w:rPr>
-              <w:t>Centro de Comercio y Servicios – Regional Atlántico</w:t>
+              <w:t xml:space="preserve">Centro de Comercio y Servicios </w:t>
+            </w:r>
+            <w:r>
+              <w:rPr>
+                <w:rStyle w:val="normaltextrun"/>
+                <w:rFonts w:cs="Calibri"/>
+              </w:rPr>
+              <w:t>-</w:t>
+            </w:r>
+            <w:r>
+              <w:rPr>
+                <w:rStyle w:val="normaltextrun"/>
+                <w:rFonts w:cs="Calibri"/>
+              </w:rPr>
+              <w:t xml:space="preserve"> Regional Atlántico</w:t>
             </w:r>
             <w:r>
               <w:rPr>
@@ -18925,13 +20715,27 @@
                 <w:rStyle w:val="normaltextrun"/>
                 <w:rFonts w:cs="Calibri"/>
               </w:rPr>
-              <w:t>Centro de Comercio y Servicios – Regional Atlántico</w:t>
+              <w:t xml:space="preserve">Centro de Comercio y Servicios </w:t>
             </w:r>
             <w:r>
               <w:rPr>
                 <w:rStyle w:val="normaltextrun"/>
                 <w:rFonts w:cs="Calibri"/>
               </w:rPr>
+              <w:t>-</w:t>
+            </w:r>
+            <w:r>
+              <w:rPr>
+                <w:rStyle w:val="normaltextrun"/>
+                <w:rFonts w:cs="Calibri"/>
+              </w:rPr>
+              <w:t xml:space="preserve"> Regional Atlántico</w:t>
+            </w:r>
+            <w:r>
+              <w:rPr>
+                <w:rStyle w:val="normaltextrun"/>
+                <w:rFonts w:cs="Calibri"/>
+              </w:rPr>
               <w:t xml:space="preserve"> </w:t>
             </w:r>
             <w:r>
@@ -19002,7 +20806,21 @@
                 <w:rStyle w:val="normaltextrun"/>
                 <w:rFonts w:cs="Calibri"/>
               </w:rPr>
-              <w:t>Centro de Comercio y Servicios – Regional Atlántico</w:t>
+              <w:t xml:space="preserve">Centro de Comercio y Servicios </w:t>
+            </w:r>
+            <w:r>
+              <w:rPr>
+                <w:rStyle w:val="normaltextrun"/>
+                <w:rFonts w:cs="Calibri"/>
+              </w:rPr>
+              <w:t>-</w:t>
+            </w:r>
+            <w:r>
+              <w:rPr>
+                <w:rStyle w:val="normaltextrun"/>
+                <w:rFonts w:cs="Calibri"/>
+              </w:rPr>
+              <w:t xml:space="preserve"> Regional Atlántico</w:t>
             </w:r>
             <w:r>
               <w:rPr>
@@ -19455,6 +21273,95 @@
     </w:lvl>
   </w:abstractNum>
   <w:abstractNum w:abstractNumId="3" w15:restartNumberingAfterBreak="0">
+    <w:nsid w:val="12A73D62"/>
+    <w:multiLevelType w:val="hybridMultilevel"/>
+    <w:tmpl w:val="1E527344"/>
+    <w:lvl w:ilvl="0" w:tplc="240A0001">
+      <w:start w:val="1"/>
+      <w:numFmt w:val="bullet"/>
+      <w:lvlText w:val=""/>
+      <w:lvlJc w:val="left"/>
+      <w:pPr>
+        <w:ind w:left="1789" w:hanging="360"/>
+      </w:pPr>
+      <w:rPr>
+        <w:rFonts w:ascii="Symbol" w:hAnsi="Symbol" w:hint="default"/>
+      </w:rPr>
+    </w:lvl>
+    <w:lvl w:ilvl="1" w:tplc="240A0019" w:tentative="1">
+      <w:start w:val="1"/>
+      <w:numFmt w:val="lowerLetter"/>
+      <w:lvlText w:val="%2."/>
+      <w:lvlJc w:val="left"/>
+      <w:pPr>
+        <w:ind w:left="2509" w:hanging="360"/>
+      </w:pPr>
+    </w:lvl>
+    <w:lvl w:ilvl="2" w:tplc="240A001B" w:tentative="1">
+      <w:start w:val="1"/>
+      <w:numFmt w:val="lowerRoman"/>
+      <w:lvlText w:val="%3."/>
+      <w:lvlJc w:val="right"/>
+      <w:pPr>
+        <w:ind w:left="3229" w:hanging="180"/>
+      </w:pPr>
+    </w:lvl>
+    <w:lvl w:ilvl="3" w:tplc="240A000F" w:tentative="1">
+      <w:start w:val="1"/>
+      <w:numFmt w:val="decimal"/>
+      <w:lvlText w:val="%4."/>
+      <w:lvlJc w:val="left"/>
+      <w:pPr>
+        <w:ind w:left="3949" w:hanging="360"/>
+      </w:pPr>
+    </w:lvl>
+    <w:lvl w:ilvl="4" w:tplc="240A0019" w:tentative="1">
+      <w:start w:val="1"/>
+      <w:numFmt w:val="lowerLetter"/>
+      <w:lvlText w:val="%5."/>
+      <w:lvlJc w:val="left"/>
+      <w:pPr>
+        <w:ind w:left="4669" w:hanging="360"/>
+      </w:pPr>
+    </w:lvl>
+    <w:lvl w:ilvl="5" w:tplc="240A001B" w:tentative="1">
+      <w:start w:val="1"/>
+      <w:numFmt w:val="lowerRoman"/>
+      <w:lvlText w:val="%6."/>
+      <w:lvlJc w:val="right"/>
+      <w:pPr>
+        <w:ind w:left="5389" w:hanging="180"/>
+      </w:pPr>
+    </w:lvl>
+    <w:lvl w:ilvl="6" w:tplc="240A000F" w:tentative="1">
+      <w:start w:val="1"/>
+      <w:numFmt w:val="decimal"/>
+      <w:lvlText w:val="%7."/>
+      <w:lvlJc w:val="left"/>
+      <w:pPr>
+        <w:ind w:left="6109" w:hanging="360"/>
+      </w:pPr>
+    </w:lvl>
+    <w:lvl w:ilvl="7" w:tplc="240A0019" w:tentative="1">
+      <w:start w:val="1"/>
+      <w:numFmt w:val="lowerLetter"/>
+      <w:lvlText w:val="%8."/>
+      <w:lvlJc w:val="left"/>
+      <w:pPr>
+        <w:ind w:left="6829" w:hanging="360"/>
+      </w:pPr>
+    </w:lvl>
+    <w:lvl w:ilvl="8" w:tplc="240A001B" w:tentative="1">
+      <w:start w:val="1"/>
+      <w:numFmt w:val="lowerRoman"/>
+      <w:lvlText w:val="%9."/>
+      <w:lvlJc w:val="right"/>
+      <w:pPr>
+        <w:ind w:left="7549" w:hanging="180"/>
+      </w:pPr>
+    </w:lvl>
+  </w:abstractNum>
+  <w:abstractNum w:abstractNumId="4" w15:restartNumberingAfterBreak="0">
     <w:nsid w:val="237E5DF3"/>
     <w:multiLevelType w:val="hybridMultilevel"/>
     <w:tmpl w:val="1B249AD0"/>
@@ -19569,7 +21476,120 @@
       </w:rPr>
     </w:lvl>
   </w:abstractNum>
-  <w:abstractNum w:abstractNumId="4" w15:restartNumberingAfterBreak="0">
+  <w:abstractNum w:abstractNumId="5" w15:restartNumberingAfterBreak="0">
+    <w:nsid w:val="271637DA"/>
+    <w:multiLevelType w:val="hybridMultilevel"/>
+    <w:tmpl w:val="DFDA7286"/>
+    <w:lvl w:ilvl="0" w:tplc="240A0001">
+      <w:start w:val="1"/>
+      <w:numFmt w:val="bullet"/>
+      <w:lvlText w:val=""/>
+      <w:lvlJc w:val="left"/>
+      <w:pPr>
+        <w:ind w:left="1429" w:hanging="360"/>
+      </w:pPr>
+      <w:rPr>
+        <w:rFonts w:ascii="Symbol" w:hAnsi="Symbol" w:hint="default"/>
+      </w:rPr>
+    </w:lvl>
+    <w:lvl w:ilvl="1" w:tplc="240A0003" w:tentative="1">
+      <w:start w:val="1"/>
+      <w:numFmt w:val="bullet"/>
+      <w:lvlText w:val="o"/>
+      <w:lvlJc w:val="left"/>
+      <w:pPr>
+        <w:ind w:left="2149" w:hanging="360"/>
+      </w:pPr>
+      <w:rPr>
+        <w:rFonts w:ascii="Courier New" w:hAnsi="Courier New" w:cs="Courier New" w:hint="default"/>
+      </w:rPr>
+    </w:lvl>
+    <w:lvl w:ilvl="2" w:tplc="240A0005" w:tentative="1">
+      <w:start w:val="1"/>
+      <w:numFmt w:val="bullet"/>
+      <w:lvlText w:val=""/>
+      <w:lvlJc w:val="left"/>
+      <w:pPr>
+        <w:ind w:left="2869" w:hanging="360"/>
+      </w:pPr>
+      <w:rPr>
+        <w:rFonts w:ascii="Wingdings" w:hAnsi="Wingdings" w:hint="default"/>
+      </w:rPr>
+    </w:lvl>
+    <w:lvl w:ilvl="3" w:tplc="240A0001" w:tentative="1">
+      <w:start w:val="1"/>
+      <w:numFmt w:val="bullet"/>
+      <w:lvlText w:val=""/>
+      <w:lvlJc w:val="left"/>
+      <w:pPr>
+        <w:ind w:left="3589" w:hanging="360"/>
+      </w:pPr>
+      <w:rPr>
+        <w:rFonts w:ascii="Symbol" w:hAnsi="Symbol" w:hint="default"/>
+      </w:rPr>
+    </w:lvl>
+    <w:lvl w:ilvl="4" w:tplc="240A0003" w:tentative="1">
+      <w:start w:val="1"/>
+      <w:numFmt w:val="bullet"/>
+      <w:lvlText w:val="o"/>
+      <w:lvlJc w:val="left"/>
+      <w:pPr>
+        <w:ind w:left="4309" w:hanging="360"/>
+      </w:pPr>
+      <w:rPr>
+        <w:rFonts w:ascii="Courier New" w:hAnsi="Courier New" w:cs="Courier New" w:hint="default"/>
+      </w:rPr>
+    </w:lvl>
+    <w:lvl w:ilvl="5" w:tplc="240A0005" w:tentative="1">
+      <w:start w:val="1"/>
+      <w:numFmt w:val="bullet"/>
+      <w:lvlText w:val=""/>
+      <w:lvlJc w:val="left"/>
+      <w:pPr>
+        <w:ind w:left="5029" w:hanging="360"/>
+      </w:pPr>
+      <w:rPr>
+        <w:rFonts w:ascii="Wingdings" w:hAnsi="Wingdings" w:hint="default"/>
+      </w:rPr>
+    </w:lvl>
+    <w:lvl w:ilvl="6" w:tplc="240A0001" w:tentative="1">
+      <w:start w:val="1"/>
+      <w:numFmt w:val="bullet"/>
+      <w:lvlText w:val=""/>
+      <w:lvlJc w:val="left"/>
+      <w:pPr>
+        <w:ind w:left="5749" w:hanging="360"/>
+      </w:pPr>
+      <w:rPr>
+        <w:rFonts w:ascii="Symbol" w:hAnsi="Symbol" w:hint="default"/>
+      </w:rPr>
+    </w:lvl>
+    <w:lvl w:ilvl="7" w:tplc="240A0003" w:tentative="1">
+      <w:start w:val="1"/>
+      <w:numFmt w:val="bullet"/>
+      <w:lvlText w:val="o"/>
+      <w:lvlJc w:val="left"/>
+      <w:pPr>
+        <w:ind w:left="6469" w:hanging="360"/>
+      </w:pPr>
+      <w:rPr>
+        <w:rFonts w:ascii="Courier New" w:hAnsi="Courier New" w:cs="Courier New" w:hint="default"/>
+      </w:rPr>
+    </w:lvl>
+    <w:lvl w:ilvl="8" w:tplc="240A0005" w:tentative="1">
+      <w:start w:val="1"/>
+      <w:numFmt w:val="bullet"/>
+      <w:lvlText w:val=""/>
+      <w:lvlJc w:val="left"/>
+      <w:pPr>
+        <w:ind w:left="7189" w:hanging="360"/>
+      </w:pPr>
+      <w:rPr>
+        <w:rFonts w:ascii="Wingdings" w:hAnsi="Wingdings" w:hint="default"/>
+      </w:rPr>
+    </w:lvl>
+  </w:abstractNum>
+  <w:abstractNum w:abstractNumId="6" w15:restartNumberingAfterBreak="0">
     <w:nsid w:val="27412B07"/>
     <w:multiLevelType w:val="hybridMultilevel"/>
     <w:tmpl w:val="9FDADF5E"/>
@@ -19660,7 +21680,7 @@
       </w:pPr>
     </w:lvl>
   </w:abstractNum>
-  <w:abstractNum w:abstractNumId="5" w15:restartNumberingAfterBreak="0">
+  <w:abstractNum w:abstractNumId="7" w15:restartNumberingAfterBreak="0">
     <w:nsid w:val="27FC351C"/>
     <w:multiLevelType w:val="multilevel"/>
     <w:tmpl w:val="DA3CF220"/>
@@ -19775,7 +21795,7 @@
       </w:pPr>
     </w:lvl>
   </w:abstractNum>
-  <w:abstractNum w:abstractNumId="6" w15:restartNumberingAfterBreak="0">
+  <w:abstractNum w:abstractNumId="8" w15:restartNumberingAfterBreak="0">
     <w:nsid w:val="29AC54E8"/>
     <w:multiLevelType w:val="hybridMultilevel"/>
     <w:tmpl w:val="1C043F24"/>
@@ -19888,7 +21908,7 @@
       </w:rPr>
     </w:lvl>
   </w:abstractNum>
-  <w:abstractNum w:abstractNumId="7" w15:restartNumberingAfterBreak="0">
+  <w:abstractNum w:abstractNumId="9" w15:restartNumberingAfterBreak="0">
     <w:nsid w:val="2ADE3D5F"/>
     <w:multiLevelType w:val="hybridMultilevel"/>
     <w:tmpl w:val="38D4A26E"/>
@@ -19974,7 +21994,7 @@
       </w:pPr>
     </w:lvl>
   </w:abstractNum>
-  <w:abstractNum w:abstractNumId="8" w15:restartNumberingAfterBreak="0">
+  <w:abstractNum w:abstractNumId="10" w15:restartNumberingAfterBreak="0">
     <w:nsid w:val="31C518BE"/>
     <w:multiLevelType w:val="hybridMultilevel"/>
     <w:tmpl w:val="BB14817A"/>
@@ -20089,7 +22109,7 @@
       </w:rPr>
     </w:lvl>
   </w:abstractNum>
-  <w:abstractNum w:abstractNumId="9" w15:restartNumberingAfterBreak="0">
+  <w:abstractNum w:abstractNumId="11" w15:restartNumberingAfterBreak="0">
     <w:nsid w:val="368E176E"/>
     <w:multiLevelType w:val="hybridMultilevel"/>
     <w:tmpl w:val="BDF054FE"/>
@@ -20183,7 +22203,120 @@
       </w:pPr>
     </w:lvl>
   </w:abstractNum>
-  <w:abstractNum w:abstractNumId="10" w15:restartNumberingAfterBreak="0">
+  <w:abstractNum w:abstractNumId="12" w15:restartNumberingAfterBreak="0">
+    <w:nsid w:val="38500163"/>
+    <w:multiLevelType w:val="hybridMultilevel"/>
+    <w:tmpl w:val="CE76FE40"/>
+    <w:lvl w:ilvl="0" w:tplc="240A0001">
+      <w:start w:val="1"/>
+      <w:numFmt w:val="bullet"/>
+      <w:lvlText w:val=""/>
+      <w:lvlJc w:val="left"/>
+      <w:pPr>
+        <w:ind w:left="1855" w:hanging="360"/>
+      </w:pPr>
+      <w:rPr>
+        <w:rFonts w:ascii="Symbol" w:hAnsi="Symbol" w:hint="default"/>
+      </w:rPr>
+    </w:lvl>
+    <w:lvl w:ilvl="1" w:tplc="240A0003" w:tentative="1">
+      <w:start w:val="1"/>
+      <w:numFmt w:val="bullet"/>
+      <w:lvlText w:val="o"/>
+      <w:lvlJc w:val="left"/>
+      <w:pPr>
+        <w:ind w:left="2575" w:hanging="360"/>
+      </w:pPr>
+      <w:rPr>
+        <w:rFonts w:ascii="Courier New" w:hAnsi="Courier New" w:cs="Courier New" w:hint="default"/>
+      </w:rPr>
+    </w:lvl>
+    <w:lvl w:ilvl="2" w:tplc="240A0005" w:tentative="1">
+      <w:start w:val="1"/>
+      <w:numFmt w:val="bullet"/>
+      <w:lvlText w:val=""/>
+      <w:lvlJc w:val="left"/>
+      <w:pPr>
+        <w:ind w:left="3295" w:hanging="360"/>
+      </w:pPr>
+      <w:rPr>
+        <w:rFonts w:ascii="Wingdings" w:hAnsi="Wingdings" w:hint="default"/>
+      </w:rPr>
+    </w:lvl>
+    <w:lvl w:ilvl="3" w:tplc="240A0001" w:tentative="1">
+      <w:start w:val="1"/>
+      <w:numFmt w:val="bullet"/>
+      <w:lvlText w:val=""/>
+      <w:lvlJc w:val="left"/>
+      <w:pPr>
+        <w:ind w:left="4015" w:hanging="360"/>
+      </w:pPr>
+      <w:rPr>
+        <w:rFonts w:ascii="Symbol" w:hAnsi="Symbol" w:hint="default"/>
+      </w:rPr>
+    </w:lvl>
+    <w:lvl w:ilvl="4" w:tplc="240A0003" w:tentative="1">
+      <w:start w:val="1"/>
+      <w:numFmt w:val="bullet"/>
+      <w:lvlText w:val="o"/>
+      <w:lvlJc w:val="left"/>
+      <w:pPr>
+        <w:ind w:left="4735" w:hanging="360"/>
+      </w:pPr>
+      <w:rPr>
+        <w:rFonts w:ascii="Courier New" w:hAnsi="Courier New" w:cs="Courier New" w:hint="default"/>
+      </w:rPr>
+    </w:lvl>
+    <w:lvl w:ilvl="5" w:tplc="240A0005" w:tentative="1">
+      <w:start w:val="1"/>
+      <w:numFmt w:val="bullet"/>
+      <w:lvlText w:val=""/>
+      <w:lvlJc w:val="left"/>
+      <w:pPr>
+        <w:ind w:left="5455" w:hanging="360"/>
+      </w:pPr>
+      <w:rPr>
+        <w:rFonts w:ascii="Wingdings" w:hAnsi="Wingdings" w:hint="default"/>
+      </w:rPr>
+    </w:lvl>
+    <w:lvl w:ilvl="6" w:tplc="240A0001" w:tentative="1">
+      <w:start w:val="1"/>
+      <w:numFmt w:val="bullet"/>
+      <w:lvlText w:val=""/>
+      <w:lvlJc w:val="left"/>
+      <w:pPr>
+        <w:ind w:left="6175" w:hanging="360"/>
+      </w:pPr>
+      <w:rPr>
+        <w:rFonts w:ascii="Symbol" w:hAnsi="Symbol" w:hint="default"/>
+      </w:rPr>
+    </w:lvl>
+    <w:lvl w:ilvl="7" w:tplc="240A0003" w:tentative="1">
+      <w:start w:val="1"/>
+      <w:numFmt w:val="bullet"/>
+      <w:lvlText w:val="o"/>
+      <w:lvlJc w:val="left"/>
+      <w:pPr>
+        <w:ind w:left="6895" w:hanging="360"/>
+      </w:pPr>
+      <w:rPr>
+        <w:rFonts w:ascii="Courier New" w:hAnsi="Courier New" w:cs="Courier New" w:hint="default"/>
+      </w:rPr>
+    </w:lvl>
+    <w:lvl w:ilvl="8" w:tplc="240A0005" w:tentative="1">
+      <w:start w:val="1"/>
+      <w:numFmt w:val="bullet"/>
+      <w:lvlText w:val=""/>
+      <w:lvlJc w:val="left"/>
+      <w:pPr>
+        <w:ind w:left="7615" w:hanging="360"/>
+      </w:pPr>
+      <w:rPr>
+        <w:rFonts w:ascii="Wingdings" w:hAnsi="Wingdings" w:hint="default"/>
+      </w:rPr>
+    </w:lvl>
+  </w:abstractNum>
+  <w:abstractNum w:abstractNumId="13" w15:restartNumberingAfterBreak="0">
     <w:nsid w:val="3DDF6562"/>
     <w:multiLevelType w:val="multilevel"/>
     <w:tmpl w:val="FD1003B4"/>
@@ -20304,7 +22437,7 @@
       </w:rPr>
     </w:lvl>
   </w:abstractNum>
-  <w:abstractNum w:abstractNumId="11" w15:restartNumberingAfterBreak="0">
+  <w:abstractNum w:abstractNumId="14" w15:restartNumberingAfterBreak="0">
     <w:nsid w:val="420F0D41"/>
     <w:multiLevelType w:val="hybridMultilevel"/>
     <w:tmpl w:val="36A49CCC"/>
@@ -20417,7 +22550,7 @@
       </w:rPr>
     </w:lvl>
   </w:abstractNum>
-  <w:abstractNum w:abstractNumId="12" w15:restartNumberingAfterBreak="0">
+  <w:abstractNum w:abstractNumId="15" w15:restartNumberingAfterBreak="0">
     <w:nsid w:val="48CB56AC"/>
     <w:multiLevelType w:val="hybridMultilevel"/>
     <w:tmpl w:val="9BC2E44C"/>
@@ -20507,7 +22640,7 @@
       </w:pPr>
     </w:lvl>
   </w:abstractNum>
-  <w:abstractNum w:abstractNumId="13" w15:restartNumberingAfterBreak="0">
+  <w:abstractNum w:abstractNumId="16" w15:restartNumberingAfterBreak="0">
     <w:nsid w:val="4EBE1EF6"/>
     <w:multiLevelType w:val="hybridMultilevel"/>
     <w:tmpl w:val="AF3C2E24"/>
@@ -20598,7 +22731,7 @@
       </w:pPr>
     </w:lvl>
   </w:abstractNum>
-  <w:abstractNum w:abstractNumId="14" w15:restartNumberingAfterBreak="0">
+  <w:abstractNum w:abstractNumId="17" w15:restartNumberingAfterBreak="0">
     <w:nsid w:val="50504BD5"/>
     <w:multiLevelType w:val="hybridMultilevel"/>
     <w:tmpl w:val="60983F68"/>
@@ -20711,7 +22844,7 @@
       </w:rPr>
     </w:lvl>
   </w:abstractNum>
-  <w:abstractNum w:abstractNumId="15" w15:restartNumberingAfterBreak="0">
+  <w:abstractNum w:abstractNumId="18" w15:restartNumberingAfterBreak="0">
     <w:nsid w:val="55D75E48"/>
     <w:multiLevelType w:val="hybridMultilevel"/>
     <w:tmpl w:val="DFA0A3EA"/>
@@ -20826,7 +22959,120 @@
       </w:rPr>
     </w:lvl>
   </w:abstractNum>
-  <w:abstractNum w:abstractNumId="16" w15:restartNumberingAfterBreak="0">
+  <w:abstractNum w:abstractNumId="19" w15:restartNumberingAfterBreak="0">
+    <w:nsid w:val="564F6BF5"/>
+    <w:multiLevelType w:val="hybridMultilevel"/>
+    <w:tmpl w:val="B9E62590"/>
+    <w:lvl w:ilvl="0" w:tplc="240A0001">
+      <w:start w:val="1"/>
+      <w:numFmt w:val="bullet"/>
+      <w:lvlText w:val=""/>
+      <w:lvlJc w:val="left"/>
+      <w:pPr>
+        <w:ind w:left="1429" w:hanging="360"/>
+      </w:pPr>
+      <w:rPr>
+        <w:rFonts w:ascii="Symbol" w:hAnsi="Symbol" w:hint="default"/>
+      </w:rPr>
+    </w:lvl>
+    <w:lvl w:ilvl="1" w:tplc="240A0003" w:tentative="1">
+      <w:start w:val="1"/>
+      <w:numFmt w:val="bullet"/>
+      <w:lvlText w:val="o"/>
+      <w:lvlJc w:val="left"/>
+      <w:pPr>
+        <w:ind w:left="2149" w:hanging="360"/>
+      </w:pPr>
+      <w:rPr>
+        <w:rFonts w:ascii="Courier New" w:hAnsi="Courier New" w:cs="Courier New" w:hint="default"/>
+      </w:rPr>
+    </w:lvl>
+    <w:lvl w:ilvl="2" w:tplc="240A0005" w:tentative="1">
+      <w:start w:val="1"/>
+      <w:numFmt w:val="bullet"/>
+      <w:lvlText w:val=""/>
+      <w:lvlJc w:val="left"/>
+      <w:pPr>
+        <w:ind w:left="2869" w:hanging="360"/>
+      </w:pPr>
+      <w:rPr>
+        <w:rFonts w:ascii="Wingdings" w:hAnsi="Wingdings" w:hint="default"/>
+      </w:rPr>
+    </w:lvl>
+    <w:lvl w:ilvl="3" w:tplc="240A0001" w:tentative="1">
+      <w:start w:val="1"/>
+      <w:numFmt w:val="bullet"/>
+      <w:lvlText w:val=""/>
+      <w:lvlJc w:val="left"/>
+      <w:pPr>
+        <w:ind w:left="3589" w:hanging="360"/>
+      </w:pPr>
+      <w:rPr>
+        <w:rFonts w:ascii="Symbol" w:hAnsi="Symbol" w:hint="default"/>
+      </w:rPr>
+    </w:lvl>
+    <w:lvl w:ilvl="4" w:tplc="240A0003" w:tentative="1">
+      <w:start w:val="1"/>
+      <w:numFmt w:val="bullet"/>
+      <w:lvlText w:val="o"/>
+      <w:lvlJc w:val="left"/>
+      <w:pPr>
+        <w:ind w:left="4309" w:hanging="360"/>
+      </w:pPr>
+      <w:rPr>
+        <w:rFonts w:ascii="Courier New" w:hAnsi="Courier New" w:cs="Courier New" w:hint="default"/>
+      </w:rPr>
+    </w:lvl>
+    <w:lvl w:ilvl="5" w:tplc="240A0005" w:tentative="1">
+      <w:start w:val="1"/>
+      <w:numFmt w:val="bullet"/>
+      <w:lvlText w:val=""/>
+      <w:lvlJc w:val="left"/>
+      <w:pPr>
+        <w:ind w:left="5029" w:hanging="360"/>
+      </w:pPr>
+      <w:rPr>
+        <w:rFonts w:ascii="Wingdings" w:hAnsi="Wingdings" w:hint="default"/>
+      </w:rPr>
+    </w:lvl>
+    <w:lvl w:ilvl="6" w:tplc="240A0001" w:tentative="1">
+      <w:start w:val="1"/>
+      <w:numFmt w:val="bullet"/>
+      <w:lvlText w:val=""/>
+      <w:lvlJc w:val="left"/>
+      <w:pPr>
+        <w:ind w:left="5749" w:hanging="360"/>
+      </w:pPr>
+      <w:rPr>
+        <w:rFonts w:ascii="Symbol" w:hAnsi="Symbol" w:hint="default"/>
+      </w:rPr>
+    </w:lvl>
+    <w:lvl w:ilvl="7" w:tplc="240A0003" w:tentative="1">
+      <w:start w:val="1"/>
+      <w:numFmt w:val="bullet"/>
+      <w:lvlText w:val="o"/>
+      <w:lvlJc w:val="left"/>
+      <w:pPr>
+        <w:ind w:left="6469" w:hanging="360"/>
+      </w:pPr>
+      <w:rPr>
+        <w:rFonts w:ascii="Courier New" w:hAnsi="Courier New" w:cs="Courier New" w:hint="default"/>
+      </w:rPr>
+    </w:lvl>
+    <w:lvl w:ilvl="8" w:tplc="240A0005" w:tentative="1">
+      <w:start w:val="1"/>
+      <w:numFmt w:val="bullet"/>
+      <w:lvlText w:val=""/>
+      <w:lvlJc w:val="left"/>
+      <w:pPr>
+        <w:ind w:left="7189" w:hanging="360"/>
+      </w:pPr>
+      <w:rPr>
+        <w:rFonts w:ascii="Wingdings" w:hAnsi="Wingdings" w:hint="default"/>
+      </w:rPr>
+    </w:lvl>
+  </w:abstractNum>
+  <w:abstractNum w:abstractNumId="20" w15:restartNumberingAfterBreak="0">
     <w:nsid w:val="586B50C3"/>
     <w:multiLevelType w:val="hybridMultilevel"/>
     <w:tmpl w:val="F7F4D6F2"/>
@@ -20939,7 +23185,7 @@
       </w:rPr>
     </w:lvl>
   </w:abstractNum>
-  <w:abstractNum w:abstractNumId="17" w15:restartNumberingAfterBreak="0">
+  <w:abstractNum w:abstractNumId="21" w15:restartNumberingAfterBreak="0">
     <w:nsid w:val="63DD5749"/>
     <w:multiLevelType w:val="hybridMultilevel"/>
     <w:tmpl w:val="A1F81162"/>
@@ -21052,7 +23298,7 @@
       </w:rPr>
     </w:lvl>
   </w:abstractNum>
-  <w:abstractNum w:abstractNumId="18" w15:restartNumberingAfterBreak="0">
+  <w:abstractNum w:abstractNumId="22" w15:restartNumberingAfterBreak="0">
     <w:nsid w:val="69327144"/>
     <w:multiLevelType w:val="hybridMultilevel"/>
     <w:tmpl w:val="0366BB94"/>
@@ -21167,7 +23413,233 @@
       </w:rPr>
     </w:lvl>
   </w:abstractNum>
-  <w:abstractNum w:abstractNumId="19" w15:restartNumberingAfterBreak="0">
+  <w:abstractNum w:abstractNumId="23" w15:restartNumberingAfterBreak="0">
+    <w:nsid w:val="6DF77E9E"/>
+    <w:multiLevelType w:val="hybridMultilevel"/>
+    <w:tmpl w:val="817A9702"/>
+    <w:lvl w:ilvl="0" w:tplc="240A0001">
+      <w:start w:val="1"/>
+      <w:numFmt w:val="bullet"/>
+      <w:lvlText w:val=""/>
+      <w:lvlJc w:val="left"/>
+      <w:pPr>
+        <w:ind w:left="1855" w:hanging="360"/>
+      </w:pPr>
+      <w:rPr>
+        <w:rFonts w:ascii="Symbol" w:hAnsi="Symbol" w:hint="default"/>
+      </w:rPr>
+    </w:lvl>
+    <w:lvl w:ilvl="1" w:tplc="240A0003" w:tentative="1">
+      <w:start w:val="1"/>
+      <w:numFmt w:val="bullet"/>
+      <w:lvlText w:val="o"/>
+      <w:lvlJc w:val="left"/>
+      <w:pPr>
+        <w:ind w:left="2575" w:hanging="360"/>
+      </w:pPr>
+      <w:rPr>
+        <w:rFonts w:ascii="Courier New" w:hAnsi="Courier New" w:cs="Courier New" w:hint="default"/>
+      </w:rPr>
+    </w:lvl>
+    <w:lvl w:ilvl="2" w:tplc="240A0005" w:tentative="1">
+      <w:start w:val="1"/>
+      <w:numFmt w:val="bullet"/>
+      <w:lvlText w:val=""/>
+      <w:lvlJc w:val="left"/>
+      <w:pPr>
+        <w:ind w:left="3295" w:hanging="360"/>
+      </w:pPr>
+      <w:rPr>
+        <w:rFonts w:ascii="Wingdings" w:hAnsi="Wingdings" w:hint="default"/>
+      </w:rPr>
+    </w:lvl>
+    <w:lvl w:ilvl="3" w:tplc="240A0001" w:tentative="1">
+      <w:start w:val="1"/>
+      <w:numFmt w:val="bullet"/>
+      <w:lvlText w:val=""/>
+      <w:lvlJc w:val="left"/>
+      <w:pPr>
+        <w:ind w:left="4015" w:hanging="360"/>
+      </w:pPr>
+      <w:rPr>
+        <w:rFonts w:ascii="Symbol" w:hAnsi="Symbol" w:hint="default"/>
+      </w:rPr>
+    </w:lvl>
+    <w:lvl w:ilvl="4" w:tplc="240A0003" w:tentative="1">
+      <w:start w:val="1"/>
+      <w:numFmt w:val="bullet"/>
+      <w:lvlText w:val="o"/>
+      <w:lvlJc w:val="left"/>
+      <w:pPr>
+        <w:ind w:left="4735" w:hanging="360"/>
+      </w:pPr>
+      <w:rPr>
+        <w:rFonts w:ascii="Courier New" w:hAnsi="Courier New" w:cs="Courier New" w:hint="default"/>
+      </w:rPr>
+    </w:lvl>
+    <w:lvl w:ilvl="5" w:tplc="240A0005" w:tentative="1">
+      <w:start w:val="1"/>
+      <w:numFmt w:val="bullet"/>
+      <w:lvlText w:val=""/>
+      <w:lvlJc w:val="left"/>
+      <w:pPr>
+        <w:ind w:left="5455" w:hanging="360"/>
+      </w:pPr>
+      <w:rPr>
+        <w:rFonts w:ascii="Wingdings" w:hAnsi="Wingdings" w:hint="default"/>
+      </w:rPr>
+    </w:lvl>
+    <w:lvl w:ilvl="6" w:tplc="240A0001" w:tentative="1">
+      <w:start w:val="1"/>
+      <w:numFmt w:val="bullet"/>
+      <w:lvlText w:val=""/>
+      <w:lvlJc w:val="left"/>
+      <w:pPr>
+        <w:ind w:left="6175" w:hanging="360"/>
+      </w:pPr>
+      <w:rPr>
+        <w:rFonts w:ascii="Symbol" w:hAnsi="Symbol" w:hint="default"/>
+      </w:rPr>
+    </w:lvl>
+    <w:lvl w:ilvl="7" w:tplc="240A0003" w:tentative="1">
+      <w:start w:val="1"/>
+      <w:numFmt w:val="bullet"/>
+      <w:lvlText w:val="o"/>
+      <w:lvlJc w:val="left"/>
+      <w:pPr>
+        <w:ind w:left="6895" w:hanging="360"/>
+      </w:pPr>
+      <w:rPr>
+        <w:rFonts w:ascii="Courier New" w:hAnsi="Courier New" w:cs="Courier New" w:hint="default"/>
+      </w:rPr>
+    </w:lvl>
+    <w:lvl w:ilvl="8" w:tplc="240A0005" w:tentative="1">
+      <w:start w:val="1"/>
+      <w:numFmt w:val="bullet"/>
+      <w:lvlText w:val=""/>
+      <w:lvlJc w:val="left"/>
+      <w:pPr>
+        <w:ind w:left="7615" w:hanging="360"/>
+      </w:pPr>
+      <w:rPr>
+        <w:rFonts w:ascii="Wingdings" w:hAnsi="Wingdings" w:hint="default"/>
+      </w:rPr>
+    </w:lvl>
+  </w:abstractNum>
+  <w:abstractNum w:abstractNumId="24" w15:restartNumberingAfterBreak="0">
+    <w:nsid w:val="70357100"/>
+    <w:multiLevelType w:val="hybridMultilevel"/>
+    <w:tmpl w:val="AD3C523C"/>
+    <w:lvl w:ilvl="0" w:tplc="240A0001">
+      <w:start w:val="1"/>
+      <w:numFmt w:val="bullet"/>
+      <w:lvlText w:val=""/>
+      <w:lvlJc w:val="left"/>
+      <w:pPr>
+        <w:ind w:left="2149" w:hanging="360"/>
+      </w:pPr>
+      <w:rPr>
+        <w:rFonts w:ascii="Symbol" w:hAnsi="Symbol" w:hint="default"/>
+      </w:rPr>
+    </w:lvl>
+    <w:lvl w:ilvl="1" w:tplc="240A0003" w:tentative="1">
+      <w:start w:val="1"/>
+      <w:numFmt w:val="bullet"/>
+      <w:lvlText w:val="o"/>
+      <w:lvlJc w:val="left"/>
+      <w:pPr>
+        <w:ind w:left="2869" w:hanging="360"/>
+      </w:pPr>
+      <w:rPr>
+        <w:rFonts w:ascii="Courier New" w:hAnsi="Courier New" w:cs="Courier New" w:hint="default"/>
+      </w:rPr>
+    </w:lvl>
+    <w:lvl w:ilvl="2" w:tplc="240A0005" w:tentative="1">
+      <w:start w:val="1"/>
+      <w:numFmt w:val="bullet"/>
+      <w:lvlText w:val=""/>
+      <w:lvlJc w:val="left"/>
+      <w:pPr>
+        <w:ind w:left="3589" w:hanging="360"/>
+      </w:pPr>
+      <w:rPr>
+        <w:rFonts w:ascii="Wingdings" w:hAnsi="Wingdings" w:hint="default"/>
+      </w:rPr>
+    </w:lvl>
+    <w:lvl w:ilvl="3" w:tplc="240A0001" w:tentative="1">
+      <w:start w:val="1"/>
+      <w:numFmt w:val="bullet"/>
+      <w:lvlText w:val=""/>
+      <w:lvlJc w:val="left"/>
+      <w:pPr>
+        <w:ind w:left="4309" w:hanging="360"/>
+      </w:pPr>
+      <w:rPr>
+        <w:rFonts w:ascii="Symbol" w:hAnsi="Symbol" w:hint="default"/>
+      </w:rPr>
+    </w:lvl>
+    <w:lvl w:ilvl="4" w:tplc="240A0003" w:tentative="1">
+      <w:start w:val="1"/>
+      <w:numFmt w:val="bullet"/>
+      <w:lvlText w:val="o"/>
+      <w:lvlJc w:val="left"/>
+      <w:pPr>
+        <w:ind w:left="5029" w:hanging="360"/>
+      </w:pPr>
+      <w:rPr>
+        <w:rFonts w:ascii="Courier New" w:hAnsi="Courier New" w:cs="Courier New" w:hint="default"/>
+      </w:rPr>
+    </w:lvl>
+    <w:lvl w:ilvl="5" w:tplc="240A0005" w:tentative="1">
+      <w:start w:val="1"/>
+      <w:numFmt w:val="bullet"/>
+      <w:lvlText w:val=""/>
+      <w:lvlJc w:val="left"/>
+      <w:pPr>
+        <w:ind w:left="5749" w:hanging="360"/>
+      </w:pPr>
+      <w:rPr>
+        <w:rFonts w:ascii="Wingdings" w:hAnsi="Wingdings" w:hint="default"/>
+      </w:rPr>
+    </w:lvl>
+    <w:lvl w:ilvl="6" w:tplc="240A0001" w:tentative="1">
+      <w:start w:val="1"/>
+      <w:numFmt w:val="bullet"/>
+      <w:lvlText w:val=""/>
+      <w:lvlJc w:val="left"/>
+      <w:pPr>
+        <w:ind w:left="6469" w:hanging="360"/>
+      </w:pPr>
+      <w:rPr>
+        <w:rFonts w:ascii="Symbol" w:hAnsi="Symbol" w:hint="default"/>
+      </w:rPr>
+    </w:lvl>
+    <w:lvl w:ilvl="7" w:tplc="240A0003" w:tentative="1">
+      <w:start w:val="1"/>
+      <w:numFmt w:val="bullet"/>
+      <w:lvlText w:val="o"/>
+      <w:lvlJc w:val="left"/>
+      <w:pPr>
+        <w:ind w:left="7189" w:hanging="360"/>
+      </w:pPr>
+      <w:rPr>
+        <w:rFonts w:ascii="Courier New" w:hAnsi="Courier New" w:cs="Courier New" w:hint="default"/>
+      </w:rPr>
+    </w:lvl>
+    <w:lvl w:ilvl="8" w:tplc="240A0005" w:tentative="1">
+      <w:start w:val="1"/>
+      <w:numFmt w:val="bullet"/>
+      <w:lvlText w:val=""/>
+      <w:lvlJc w:val="left"/>
+      <w:pPr>
+        <w:ind w:left="7909" w:hanging="360"/>
+      </w:pPr>
+      <w:rPr>
+        <w:rFonts w:ascii="Wingdings" w:hAnsi="Wingdings" w:hint="default"/>
+      </w:rPr>
+    </w:lvl>
+  </w:abstractNum>
+  <w:abstractNum w:abstractNumId="25" w15:restartNumberingAfterBreak="0">
     <w:nsid w:val="7076320E"/>
     <w:multiLevelType w:val="hybridMultilevel"/>
     <w:tmpl w:val="13B2F928"/>
@@ -21280,7 +23752,7 @@
       </w:rPr>
     </w:lvl>
   </w:abstractNum>
-  <w:abstractNum w:abstractNumId="20" w15:restartNumberingAfterBreak="0">
+  <w:abstractNum w:abstractNumId="26" w15:restartNumberingAfterBreak="0">
     <w:nsid w:val="742627FD"/>
     <w:multiLevelType w:val="hybridMultilevel"/>
     <w:tmpl w:val="B8AC24AE"/>
@@ -21395,7 +23867,120 @@
       </w:rPr>
     </w:lvl>
   </w:abstractNum>
-  <w:abstractNum w:abstractNumId="21" w15:restartNumberingAfterBreak="0">
+  <w:abstractNum w:abstractNumId="27" w15:restartNumberingAfterBreak="0">
+    <w:nsid w:val="750F0FCD"/>
+    <w:multiLevelType w:val="hybridMultilevel"/>
+    <w:tmpl w:val="CEFEA512"/>
+    <w:lvl w:ilvl="0" w:tplc="240A0001">
+      <w:start w:val="1"/>
+      <w:numFmt w:val="bullet"/>
+      <w:lvlText w:val=""/>
+      <w:lvlJc w:val="left"/>
+      <w:pPr>
+        <w:ind w:left="1440" w:hanging="360"/>
+      </w:pPr>
+      <w:rPr>
+        <w:rFonts w:ascii="Symbol" w:hAnsi="Symbol" w:hint="default"/>
+      </w:rPr>
+    </w:lvl>
+    <w:lvl w:ilvl="1" w:tplc="240A0003" w:tentative="1">
+      <w:start w:val="1"/>
+      <w:numFmt w:val="bullet"/>
+      <w:lvlText w:val="o"/>
+      <w:lvlJc w:val="left"/>
+      <w:pPr>
+        <w:ind w:left="2160" w:hanging="360"/>
+      </w:pPr>
+      <w:rPr>
+        <w:rFonts w:ascii="Courier New" w:hAnsi="Courier New" w:cs="Courier New" w:hint="default"/>
+      </w:rPr>
+    </w:lvl>
+    <w:lvl w:ilvl="2" w:tplc="240A0005" w:tentative="1">
+      <w:start w:val="1"/>
+      <w:numFmt w:val="bullet"/>
+      <w:lvlText w:val=""/>
+      <w:lvlJc w:val="left"/>
+      <w:pPr>
+        <w:ind w:left="2880" w:hanging="360"/>
+      </w:pPr>
+      <w:rPr>
+        <w:rFonts w:ascii="Wingdings" w:hAnsi="Wingdings" w:hint="default"/>
+      </w:rPr>
+    </w:lvl>
+    <w:lvl w:ilvl="3" w:tplc="240A0001" w:tentative="1">
+      <w:start w:val="1"/>
+      <w:numFmt w:val="bullet"/>
+      <w:lvlText w:val=""/>
+      <w:lvlJc w:val="left"/>
+      <w:pPr>
+        <w:ind w:left="3600" w:hanging="360"/>
+      </w:pPr>
+      <w:rPr>
+        <w:rFonts w:ascii="Symbol" w:hAnsi="Symbol" w:hint="default"/>
+      </w:rPr>
+    </w:lvl>
+    <w:lvl w:ilvl="4" w:tplc="240A0003" w:tentative="1">
+      <w:start w:val="1"/>
+      <w:numFmt w:val="bullet"/>
+      <w:lvlText w:val="o"/>
+      <w:lvlJc w:val="left"/>
+      <w:pPr>
+        <w:ind w:left="4320" w:hanging="360"/>
+      </w:pPr>
+      <w:rPr>
+        <w:rFonts w:ascii="Courier New" w:hAnsi="Courier New" w:cs="Courier New" w:hint="default"/>
+      </w:rPr>
+    </w:lvl>
+    <w:lvl w:ilvl="5" w:tplc="240A0005" w:tentative="1">
+      <w:start w:val="1"/>
+      <w:numFmt w:val="bullet"/>
+      <w:lvlText w:val=""/>
+      <w:lvlJc w:val="left"/>
+      <w:pPr>
+        <w:ind w:left="5040" w:hanging="360"/>
+      </w:pPr>
+      <w:rPr>
+        <w:rFonts w:ascii="Wingdings" w:hAnsi="Wingdings" w:hint="default"/>
+      </w:rPr>
+    </w:lvl>
+    <w:lvl w:ilvl="6" w:tplc="240A0001" w:tentative="1">
+      <w:start w:val="1"/>
+      <w:numFmt w:val="bullet"/>
+      <w:lvlText w:val=""/>
+      <w:lvlJc w:val="left"/>
+      <w:pPr>
+        <w:ind w:left="5760" w:hanging="360"/>
+      </w:pPr>
+      <w:rPr>
+        <w:rFonts w:ascii="Symbol" w:hAnsi="Symbol" w:hint="default"/>
+      </w:rPr>
+    </w:lvl>
+    <w:lvl w:ilvl="7" w:tplc="240A0003" w:tentative="1">
+      <w:start w:val="1"/>
+      <w:numFmt w:val="bullet"/>
+      <w:lvlText w:val="o"/>
+      <w:lvlJc w:val="left"/>
+      <w:pPr>
+        <w:ind w:left="6480" w:hanging="360"/>
+      </w:pPr>
+      <w:rPr>
+        <w:rFonts w:ascii="Courier New" w:hAnsi="Courier New" w:cs="Courier New" w:hint="default"/>
+      </w:rPr>
+    </w:lvl>
+    <w:lvl w:ilvl="8" w:tplc="240A0005" w:tentative="1">
+      <w:start w:val="1"/>
+      <w:numFmt w:val="bullet"/>
+      <w:lvlText w:val=""/>
+      <w:lvlJc w:val="left"/>
+      <w:pPr>
+        <w:ind w:left="7200" w:hanging="360"/>
+      </w:pPr>
+      <w:rPr>
+        <w:rFonts w:ascii="Wingdings" w:hAnsi="Wingdings" w:hint="default"/>
+      </w:rPr>
+    </w:lvl>
+  </w:abstractNum>
+  <w:abstractNum w:abstractNumId="28" w15:restartNumberingAfterBreak="0">
     <w:nsid w:val="767F37DB"/>
     <w:multiLevelType w:val="hybridMultilevel"/>
     <w:tmpl w:val="220ECB56"/>
@@ -21508,7 +24093,7 @@
       </w:rPr>
     </w:lvl>
   </w:abstractNum>
-  <w:abstractNum w:abstractNumId="22" w15:restartNumberingAfterBreak="0">
+  <w:abstractNum w:abstractNumId="29" w15:restartNumberingAfterBreak="0">
     <w:nsid w:val="7C0B7480"/>
     <w:multiLevelType w:val="hybridMultilevel"/>
     <w:tmpl w:val="633C5AB8"/>
@@ -21621,7 +24206,7 @@
       </w:rPr>
     </w:lvl>
   </w:abstractNum>
-  <w:abstractNum w:abstractNumId="23" w15:restartNumberingAfterBreak="0">
+  <w:abstractNum w:abstractNumId="30" w15:restartNumberingAfterBreak="0">
     <w:nsid w:val="7CA46A59"/>
     <w:multiLevelType w:val="hybridMultilevel"/>
     <w:tmpl w:val="2F3441FC"/>
@@ -21738,73 +24323,94 @@
     <w:abstractNumId w:val="0"/>
   </w:num>
   <w:num w:numId="2">
-    <w:abstractNumId w:val="4"/>
+    <w:abstractNumId w:val="6"/>
   </w:num>
   <w:num w:numId="3">
+    <w:abstractNumId w:val="16"/>
+  </w:num>
+  <w:num w:numId="4">
+    <w:abstractNumId w:val="11"/>
+  </w:num>
+  <w:num w:numId="5">
     <w:abstractNumId w:val="13"/>
   </w:num>
-  <w:num w:numId="4">
-    <w:abstractNumId w:val="9"/>
-  </w:num>
-  <w:num w:numId="5">
-    <w:abstractNumId w:val="10"/>
-  </w:num>
   <w:num w:numId="6">
-    <w:abstractNumId w:val="14"/>
+    <w:abstractNumId w:val="17"/>
   </w:num>
   <w:num w:numId="7">
-    <w:abstractNumId w:val="15"/>
+    <w:abstractNumId w:val="18"/>
   </w:num>
   <w:num w:numId="8">
-    <w:abstractNumId w:val="16"/>
+    <w:abstractNumId w:val="20"/>
   </w:num>
   <w:num w:numId="9">
     <w:abstractNumId w:val="1"/>
   </w:num>
   <w:num w:numId="10">
-    <w:abstractNumId w:val="5"/>
+    <w:abstractNumId w:val="7"/>
   </w:num>
   <w:num w:numId="11">
-    <w:abstractNumId w:val="3"/>
+    <w:abstractNumId w:val="4"/>
   </w:num>
   <w:num w:numId="12">
-    <w:abstractNumId w:val="12"/>
+    <w:abstractNumId w:val="15"/>
   </w:num>
   <w:num w:numId="13">
-    <w:abstractNumId w:val="21"/>
+    <w:abstractNumId w:val="28"/>
   </w:num>
   <w:num w:numId="14">
+    <w:abstractNumId w:val="29"/>
+  </w:num>
+  <w:num w:numId="15">
+    <w:abstractNumId w:val="30"/>
+  </w:num>
+  <w:num w:numId="16">
+    <w:abstractNumId w:val="14"/>
+  </w:num>
+  <w:num w:numId="17">
+    <w:abstractNumId w:val="10"/>
+  </w:num>
+  <w:num w:numId="18">
+    <w:abstractNumId w:val="9"/>
+  </w:num>
+  <w:num w:numId="19">
     <w:abstractNumId w:val="22"/>
   </w:num>
-  <w:num w:numId="15">
-    <w:abstractNumId w:val="23"/>
-  </w:num>
-  <w:num w:numId="16">
-    <w:abstractNumId w:val="11"/>
-  </w:num>
-  <w:num w:numId="17">
-    <w:abstractNumId w:val="8"/>
-  </w:num>
-  <w:num w:numId="18">
-    <w:abstractNumId w:val="7"/>
-  </w:num>
-  <w:num w:numId="19">
-    <w:abstractNumId w:val="18"/>
-  </w:num>
   <w:num w:numId="20">
-    <w:abstractNumId w:val="20"/>
+    <w:abstractNumId w:val="26"/>
   </w:num>
   <w:num w:numId="21">
-    <w:abstractNumId w:val="17"/>
+    <w:abstractNumId w:val="21"/>
   </w:num>
   <w:num w:numId="22">
     <w:abstractNumId w:val="2"/>
   </w:num>
   <w:num w:numId="23">
-    <w:abstractNumId w:val="6"/>
+    <w:abstractNumId w:val="8"/>
   </w:num>
   <w:num w:numId="24">
+    <w:abstractNumId w:val="25"/>
+  </w:num>
+  <w:num w:numId="25">
     <w:abstractNumId w:val="19"/>
+  </w:num>
+  <w:num w:numId="26">
+    <w:abstractNumId w:val="24"/>
+  </w:num>
+  <w:num w:numId="27">
+    <w:abstractNumId w:val="5"/>
+  </w:num>
+  <w:num w:numId="28">
+    <w:abstractNumId w:val="23"/>
+  </w:num>
+  <w:num w:numId="29">
+    <w:abstractNumId w:val="3"/>
+  </w:num>
+  <w:num w:numId="30">
+    <w:abstractNumId w:val="27"/>
+  </w:num>
+  <w:num w:numId="31">
+    <w:abstractNumId w:val="12"/>
   </w:num>
   <w:numIdMacAtCleanup w:val="13"/>
 </w:numbering>
@@ -23752,14 +26358,7 @@
 </file>
 
 <file path=customXml/item2.xml><?xml version="1.0" encoding="utf-8"?>
-<p:properties xmlns:p="http://schemas.microsoft.com/office/2006/metadata/properties" xmlns:xsi="http://www.w3.org/2001/XMLSchema-instance" xmlns:pc="http://schemas.microsoft.com/office/infopath/2007/PartnerControls">
-  <documentManagement>
-    <TaxCatchAll xmlns="67a0edcd-0de5-43ed-8c27-e32f38a00c91" xsi:nil="true"/>
-    <lcf76f155ced4ddcb4097134ff3c332f xmlns="42760c81-fd8e-4d59-8953-7cdb9f38b14f">
-      <Terms xmlns="http://schemas.microsoft.com/office/infopath/2007/PartnerControls"/>
-    </lcf76f155ced4ddcb4097134ff3c332f>
-  </documentManagement>
-</p:properties>
+<b:Sources xmlns:b="http://schemas.openxmlformats.org/officeDocument/2006/bibliography" xmlns="http://schemas.openxmlformats.org/officeDocument/2006/bibliography" SelectedStyle="\APASixthEditionOfficeOnline.xsl" StyleName="APA" Version="6"/>
 </file>
 
 <file path=customXml/item3.xml><?xml version="1.0" encoding="utf-8"?>
@@ -23970,7 +26569,14 @@
 </file>
 
 <file path=customXml/item4.xml><?xml version="1.0" encoding="utf-8"?>
-<b:Sources xmlns:b="http://schemas.openxmlformats.org/officeDocument/2006/bibliography" xmlns="http://schemas.openxmlformats.org/officeDocument/2006/bibliography" SelectedStyle="\APASixthEditionOfficeOnline.xsl" StyleName="APA" Version="6"/>
+<p:properties xmlns:p="http://schemas.microsoft.com/office/2006/metadata/properties" xmlns:xsi="http://www.w3.org/2001/XMLSchema-instance" xmlns:pc="http://schemas.microsoft.com/office/infopath/2007/PartnerControls">
+  <documentManagement>
+    <TaxCatchAll xmlns="67a0edcd-0de5-43ed-8c27-e32f38a00c91" xsi:nil="true"/>
+    <lcf76f155ced4ddcb4097134ff3c332f xmlns="42760c81-fd8e-4d59-8953-7cdb9f38b14f">
+      <Terms xmlns="http://schemas.microsoft.com/office/infopath/2007/PartnerControls"/>
+    </lcf76f155ced4ddcb4097134ff3c332f>
+  </documentManagement>
+</p:properties>
 </file>
 
 <file path=customXml/itemProps1.xml><?xml version="1.0" encoding="utf-8"?>
@@ -23982,12 +26588,9 @@
 </file>
 
 <file path=customXml/itemProps2.xml><?xml version="1.0" encoding="utf-8"?>
-<ds:datastoreItem xmlns:ds="http://schemas.openxmlformats.org/officeDocument/2006/customXml" ds:itemID="{1279454D-02BE-4A9C-A117-DCD1573E2608}">
+<ds:datastoreItem xmlns:ds="http://schemas.openxmlformats.org/officeDocument/2006/customXml" ds:itemID="{EAE431FD-7059-4C09-804B-C9D69EB7B213}">
   <ds:schemaRefs>
-    <ds:schemaRef ds:uri="http://schemas.microsoft.com/office/2006/metadata/properties"/>
-    <ds:schemaRef ds:uri="http://schemas.microsoft.com/office/infopath/2007/PartnerControls"/>
-    <ds:schemaRef ds:uri="67a0edcd-0de5-43ed-8c27-e32f38a00c91"/>
-    <ds:schemaRef ds:uri="42760c81-fd8e-4d59-8953-7cdb9f38b14f"/>
+    <ds:schemaRef ds:uri="http://schemas.openxmlformats.org/officeDocument/2006/bibliography"/>
   </ds:schemaRefs>
 </ds:datastoreItem>
 </file>
@@ -24012,9 +26615,12 @@
 </file>
 
 <file path=customXml/itemProps4.xml><?xml version="1.0" encoding="utf-8"?>
-<ds:datastoreItem xmlns:ds="http://schemas.openxmlformats.org/officeDocument/2006/customXml" ds:itemID="{EAE431FD-7059-4C09-804B-C9D69EB7B213}">
+<ds:datastoreItem xmlns:ds="http://schemas.openxmlformats.org/officeDocument/2006/customXml" ds:itemID="{1279454D-02BE-4A9C-A117-DCD1573E2608}">
   <ds:schemaRefs>
-    <ds:schemaRef ds:uri="http://schemas.openxmlformats.org/officeDocument/2006/bibliography"/>
+    <ds:schemaRef ds:uri="http://schemas.microsoft.com/office/2006/metadata/properties"/>
+    <ds:schemaRef ds:uri="http://schemas.microsoft.com/office/infopath/2007/PartnerControls"/>
+    <ds:schemaRef ds:uri="67a0edcd-0de5-43ed-8c27-e32f38a00c91"/>
+    <ds:schemaRef ds:uri="42760c81-fd8e-4d59-8953-7cdb9f38b14f"/>
   </ds:schemaRefs>
 </ds:datastoreItem>
 </file>